--- a/Toroni Vasyl/Lab 1 m.docx
+++ b/Toroni Vasyl/Lab 1 m.docx
@@ -692,6 +692,7 @@
       <w:r>
         <w:rPr>
           <w:rFonts w:ascii="Times New Roman" w:eastAsia="Times New Roman" w:hAnsi="Times New Roman" w:cs="Times New Roman"/>
+          <w:noProof/>
           <w:sz w:val="28"/>
           <w:szCs w:val="28"/>
           <w:lang w:val="uk-UA"/>
@@ -714,7 +715,7 @@
                     </pic:cNvPicPr>
                   </pic:nvPicPr>
                   <pic:blipFill>
-                    <a:blip r:embed="rId5">
+                    <a:blip r:embed="rId6">
                       <a:extLst>
                         <a:ext uri="{28A0092B-C50C-407E-A947-70E740481C1C}">
                           <a14:useLocalDpi xmlns:a14="http://schemas.microsoft.com/office/drawing/2010/main" val="0"/>
@@ -759,6 +760,7 @@
       <w:r>
         <w:rPr>
           <w:rFonts w:ascii="Times New Roman" w:eastAsia="Times New Roman" w:hAnsi="Times New Roman" w:cs="Times New Roman"/>
+          <w:noProof/>
           <w:sz w:val="28"/>
           <w:szCs w:val="28"/>
           <w:lang w:val="uk-UA"/>
@@ -781,7 +783,7 @@
                     </pic:cNvPicPr>
                   </pic:nvPicPr>
                   <pic:blipFill>
-                    <a:blip r:embed="rId6">
+                    <a:blip r:embed="rId7">
                       <a:extLst>
                         <a:ext uri="{28A0092B-C50C-407E-A947-70E740481C1C}">
                           <a14:useLocalDpi xmlns:a14="http://schemas.microsoft.com/office/drawing/2010/main" val="0"/>
@@ -868,6 +870,7 @@
       <w:r>
         <w:rPr>
           <w:rFonts w:ascii="Times New Roman" w:eastAsia="Times New Roman" w:hAnsi="Times New Roman" w:cs="Times New Roman"/>
+          <w:noProof/>
           <w:sz w:val="28"/>
           <w:szCs w:val="28"/>
           <w:lang w:val="uk-UA"/>
@@ -890,7 +893,7 @@
                     </pic:cNvPicPr>
                   </pic:nvPicPr>
                   <pic:blipFill>
-                    <a:blip r:embed="rId7">
+                    <a:blip r:embed="rId8">
                       <a:extLst>
                         <a:ext uri="{28A0092B-C50C-407E-A947-70E740481C1C}">
                           <a14:useLocalDpi xmlns:a14="http://schemas.microsoft.com/office/drawing/2010/main" val="0"/>
@@ -1017,12 +1020,13 @@
       <w:r>
         <w:rPr>
           <w:rFonts w:ascii="Times New Roman" w:eastAsia="Times New Roman" w:hAnsi="Times New Roman" w:cs="Times New Roman"/>
+          <w:noProof/>
           <w:sz w:val="28"/>
           <w:szCs w:val="28"/>
           <w:lang w:val="uk-UA"/>
         </w:rPr>
         <w:drawing>
-          <wp:inline distT="0" distB="0" distL="0" distR="0" wp14:anchorId="08E7C7A9" wp14:editId="12C4E256">
+          <wp:inline distT="0" distB="0" distL="0" distR="0" wp14:anchorId="08E7C7A9" wp14:editId="4CD9BCBF">
             <wp:extent cx="3829050" cy="2247900"/>
             <wp:effectExtent l="0" t="0" r="0" b="0"/>
             <wp:docPr id="963329045" name="Picture 13"/>
@@ -1039,7 +1043,7 @@
                     </pic:cNvPicPr>
                   </pic:nvPicPr>
                   <pic:blipFill>
-                    <a:blip r:embed="rId8" cstate="print">
+                    <a:blip r:embed="rId9" cstate="print">
                       <a:extLst>
                         <a:ext uri="{28A0092B-C50C-407E-A947-70E740481C1C}">
                           <a14:useLocalDpi xmlns:a14="http://schemas.microsoft.com/office/drawing/2010/main" val="0"/>
@@ -1115,6 +1119,7 @@
       <w:r>
         <w:rPr>
           <w:rFonts w:ascii="Times New Roman" w:eastAsia="Times New Roman" w:hAnsi="Times New Roman" w:cs="Times New Roman"/>
+          <w:noProof/>
           <w:sz w:val="28"/>
           <w:szCs w:val="28"/>
           <w:lang w:val="uk-UA"/>
@@ -1137,7 +1142,7 @@
                     </pic:cNvPicPr>
                   </pic:nvPicPr>
                   <pic:blipFill>
-                    <a:blip r:embed="rId9">
+                    <a:blip r:embed="rId10">
                       <a:extLst>
                         <a:ext uri="{28A0092B-C50C-407E-A947-70E740481C1C}">
                           <a14:useLocalDpi xmlns:a14="http://schemas.microsoft.com/office/drawing/2010/main" val="0"/>
@@ -1202,6 +1207,7 @@
       <w:r>
         <w:rPr>
           <w:rFonts w:ascii="Times New Roman" w:eastAsia="Times New Roman" w:hAnsi="Times New Roman" w:cs="Times New Roman"/>
+          <w:noProof/>
           <w:sz w:val="28"/>
           <w:szCs w:val="28"/>
           <w:lang w:val="uk-UA"/>
@@ -1225,7 +1231,7 @@
                     </pic:cNvPicPr>
                   </pic:nvPicPr>
                   <pic:blipFill>
-                    <a:blip r:embed="rId10">
+                    <a:blip r:embed="rId11">
                       <a:extLst>
                         <a:ext uri="{28A0092B-C50C-407E-A947-70E740481C1C}">
                           <a14:useLocalDpi xmlns:a14="http://schemas.microsoft.com/office/drawing/2010/main" val="0"/>
@@ -1290,6 +1296,7 @@
       <w:r>
         <w:rPr>
           <w:rFonts w:ascii="Times New Roman" w:eastAsia="Times New Roman" w:hAnsi="Times New Roman" w:cs="Times New Roman"/>
+          <w:noProof/>
           <w:sz w:val="28"/>
           <w:szCs w:val="28"/>
           <w:lang w:val="uk-UA"/>
@@ -1312,7 +1319,7 @@
                     </pic:cNvPicPr>
                   </pic:nvPicPr>
                   <pic:blipFill>
-                    <a:blip r:embed="rId11">
+                    <a:blip r:embed="rId12">
                       <a:extLst>
                         <a:ext uri="{28A0092B-C50C-407E-A947-70E740481C1C}">
                           <a14:useLocalDpi xmlns:a14="http://schemas.microsoft.com/office/drawing/2010/main" val="0"/>
@@ -1399,12 +1406,13 @@
         <w:rPr>
           <w:rFonts w:ascii="Times New Roman" w:eastAsia="Times New Roman" w:hAnsi="Times New Roman" w:cs="Times New Roman"/>
           <w:b/>
+          <w:noProof/>
           <w:sz w:val="28"/>
           <w:szCs w:val="28"/>
           <w:lang w:val="uk-UA"/>
         </w:rPr>
         <w:drawing>
-          <wp:inline distT="0" distB="0" distL="0" distR="0" wp14:anchorId="7E13C27C" wp14:editId="56D05E77">
+          <wp:inline distT="0" distB="0" distL="0" distR="0" wp14:anchorId="7E13C27C" wp14:editId="37016DB0">
             <wp:extent cx="3905250" cy="514350"/>
             <wp:effectExtent l="0" t="0" r="0" b="0"/>
             <wp:docPr id="1237038624" name="Picture 9"/>
@@ -1421,7 +1429,7 @@
                     </pic:cNvPicPr>
                   </pic:nvPicPr>
                   <pic:blipFill>
-                    <a:blip r:embed="rId12" cstate="print">
+                    <a:blip r:embed="rId13" cstate="print">
                       <a:extLst>
                         <a:ext uri="{28A0092B-C50C-407E-A947-70E740481C1C}">
                           <a14:useLocalDpi xmlns:a14="http://schemas.microsoft.com/office/drawing/2010/main" val="0"/>
@@ -1734,13 +1742,14 @@
       <w:r>
         <w:rPr>
           <w:rFonts w:ascii="Times New Roman" w:eastAsia="Times New Roman" w:hAnsi="Times New Roman" w:cs="Times New Roman"/>
+          <w:noProof/>
           <w:sz w:val="28"/>
           <w:szCs w:val="28"/>
           <w:lang w:val="uk-UA"/>
         </w:rPr>
         <w:lastRenderedPageBreak/>
         <w:drawing>
-          <wp:inline distT="0" distB="0" distL="0" distR="0" wp14:anchorId="1F9119FF" wp14:editId="3517381C">
+          <wp:inline distT="0" distB="0" distL="0" distR="0" wp14:anchorId="1F9119FF" wp14:editId="440CB826">
             <wp:extent cx="5724525" cy="2914650"/>
             <wp:effectExtent l="0" t="0" r="9525" b="0"/>
             <wp:docPr id="2045646705" name="Picture 18"/>
@@ -1757,7 +1766,7 @@
                     </pic:cNvPicPr>
                   </pic:nvPicPr>
                   <pic:blipFill>
-                    <a:blip r:embed="rId13" cstate="print">
+                    <a:blip r:embed="rId14" cstate="print">
                       <a:extLst>
                         <a:ext uri="{28A0092B-C50C-407E-A947-70E740481C1C}">
                           <a14:useLocalDpi xmlns:a14="http://schemas.microsoft.com/office/drawing/2010/main" val="0"/>
@@ -3501,18 +3510,14 @@
         <w:spacing w:line="360" w:lineRule="auto"/>
         <w:rPr>
           <w:rFonts w:ascii="Times New Roman" w:eastAsia="Times New Roman" w:hAnsi="Times New Roman" w:cs="Times New Roman"/>
-          <w:b/>
-          <w:bCs/>
-          <w:sz w:val="28"/>
-          <w:szCs w:val="28"/>
-          <w:lang w:val="en-US"/>
-        </w:rPr>
-      </w:pPr>
-      <w:r>
-        <w:rPr>
-          <w:rFonts w:ascii="Times New Roman" w:eastAsia="Times New Roman" w:hAnsi="Times New Roman" w:cs="Times New Roman"/>
-          <w:b/>
-          <w:bCs/>
+          <w:sz w:val="28"/>
+          <w:szCs w:val="28"/>
+          <w:lang w:val="en-US"/>
+        </w:rPr>
+      </w:pPr>
+      <w:r>
+        <w:rPr>
+          <w:rFonts w:ascii="Times New Roman" w:eastAsia="Times New Roman" w:hAnsi="Times New Roman" w:cs="Times New Roman"/>
           <w:sz w:val="28"/>
           <w:szCs w:val="28"/>
           <w:lang w:val="en-US"/>
@@ -3524,8 +3529,6 @@
       <w:r>
         <w:rPr>
           <w:rFonts w:ascii="Times New Roman" w:eastAsia="Times New Roman" w:hAnsi="Times New Roman" w:cs="Times New Roman"/>
-          <w:b/>
-          <w:bCs/>
           <w:sz w:val="28"/>
           <w:szCs w:val="28"/>
           <w:lang w:val="en-US"/>
@@ -3537,8 +3540,6 @@
       <w:r>
         <w:rPr>
           <w:rFonts w:ascii="Times New Roman" w:eastAsia="Times New Roman" w:hAnsi="Times New Roman" w:cs="Times New Roman"/>
-          <w:b/>
-          <w:bCs/>
           <w:sz w:val="28"/>
           <w:szCs w:val="28"/>
           <w:lang w:val="en-US"/>
@@ -3555,14 +3556,12 @@
           <w:bCs/>
           <w:sz w:val="28"/>
           <w:szCs w:val="28"/>
-          <w:lang w:val="en-US"/>
-        </w:rPr>
-      </w:pPr>
-      <w:r>
-        <w:rPr>
-          <w:rFonts w:ascii="Times New Roman" w:eastAsia="Times New Roman" w:hAnsi="Times New Roman" w:cs="Times New Roman"/>
-          <w:b/>
-          <w:bCs/>
+          <w:lang w:val="uk-UA"/>
+        </w:rPr>
+      </w:pPr>
+      <w:r>
+        <w:rPr>
+          <w:rFonts w:ascii="Times New Roman" w:eastAsia="Times New Roman" w:hAnsi="Times New Roman" w:cs="Times New Roman"/>
           <w:sz w:val="28"/>
           <w:szCs w:val="28"/>
           <w:lang w:val="en-US"/>
@@ -3573,8 +3572,6 @@
       <w:r>
         <w:rPr>
           <w:rFonts w:ascii="Times New Roman" w:eastAsia="Times New Roman" w:hAnsi="Times New Roman" w:cs="Times New Roman"/>
-          <w:b/>
-          <w:bCs/>
           <w:sz w:val="28"/>
           <w:szCs w:val="28"/>
           <w:lang w:val="en-US"/>
@@ -3585,8 +3582,6 @@
       <w:r>
         <w:rPr>
           <w:rFonts w:ascii="Times New Roman" w:eastAsia="Times New Roman" w:hAnsi="Times New Roman" w:cs="Times New Roman"/>
-          <w:b/>
-          <w:bCs/>
           <w:sz w:val="28"/>
           <w:szCs w:val="28"/>
           <w:lang w:val="en-US"/>
@@ -3598,8 +3593,6 @@
       <w:r>
         <w:rPr>
           <w:rFonts w:ascii="Times New Roman" w:eastAsia="Times New Roman" w:hAnsi="Times New Roman" w:cs="Times New Roman"/>
-          <w:b/>
-          <w:bCs/>
           <w:sz w:val="28"/>
           <w:szCs w:val="28"/>
           <w:lang w:val="en-US"/>
@@ -3611,45 +3604,72 @@
       <w:r>
         <w:rPr>
           <w:rFonts w:ascii="Times New Roman" w:eastAsia="Times New Roman" w:hAnsi="Times New Roman" w:cs="Times New Roman"/>
-          <w:b/>
-          <w:bCs/>
           <w:sz w:val="28"/>
           <w:szCs w:val="28"/>
           <w:lang w:val="en-US"/>
         </w:rPr>
         <w:t>("2d");</w:t>
       </w:r>
-    </w:p>
-    <w:p>
-      <w:pPr>
-        <w:spacing w:line="360" w:lineRule="auto"/>
-        <w:rPr>
-          <w:rFonts w:ascii="Times New Roman" w:eastAsia="Times New Roman" w:hAnsi="Times New Roman" w:cs="Times New Roman"/>
-          <w:b/>
-          <w:bCs/>
-          <w:sz w:val="28"/>
-          <w:szCs w:val="28"/>
-          <w:lang w:val="en-US"/>
-        </w:rPr>
-      </w:pPr>
-    </w:p>
-    <w:p>
-      <w:pPr>
-        <w:spacing w:line="360" w:lineRule="auto"/>
-        <w:rPr>
-          <w:rFonts w:ascii="Times New Roman" w:eastAsia="Times New Roman" w:hAnsi="Times New Roman" w:cs="Times New Roman"/>
-          <w:b/>
-          <w:bCs/>
-          <w:sz w:val="28"/>
-          <w:szCs w:val="28"/>
-          <w:lang w:val="en-US"/>
-        </w:rPr>
-      </w:pPr>
-      <w:r>
-        <w:rPr>
-          <w:rFonts w:ascii="Times New Roman" w:eastAsia="Times New Roman" w:hAnsi="Times New Roman" w:cs="Times New Roman"/>
-          <w:b/>
-          <w:bCs/>
+      <w:r>
+        <w:rPr>
+          <w:rFonts w:ascii="Times New Roman" w:eastAsia="Times New Roman" w:hAnsi="Times New Roman" w:cs="Times New Roman"/>
+          <w:b/>
+          <w:bCs/>
+          <w:sz w:val="28"/>
+          <w:szCs w:val="28"/>
+          <w:lang w:val="uk-UA"/>
+        </w:rPr>
+        <w:t xml:space="preserve">                   Отримання доступу </w:t>
+      </w:r>
+      <w:r>
+        <w:rPr>
+          <w:rFonts w:ascii="Times New Roman" w:eastAsia="Times New Roman" w:hAnsi="Times New Roman" w:cs="Times New Roman"/>
+          <w:b/>
+          <w:bCs/>
+          <w:sz w:val="28"/>
+          <w:szCs w:val="28"/>
+          <w:lang w:val="en-US"/>
+        </w:rPr>
+        <w:t>canvas</w:t>
+      </w:r>
+      <w:r>
+        <w:rPr>
+          <w:rFonts w:ascii="Times New Roman" w:eastAsia="Times New Roman" w:hAnsi="Times New Roman" w:cs="Times New Roman"/>
+          <w:b/>
+          <w:bCs/>
+          <w:sz w:val="28"/>
+          <w:szCs w:val="28"/>
+          <w:lang w:val="uk-UA"/>
+        </w:rPr>
+        <w:t xml:space="preserve"> </w:t>
+      </w:r>
+    </w:p>
+    <w:p>
+      <w:pPr>
+        <w:spacing w:line="360" w:lineRule="auto"/>
+        <w:rPr>
+          <w:rFonts w:ascii="Times New Roman" w:eastAsia="Times New Roman" w:hAnsi="Times New Roman" w:cs="Times New Roman"/>
+          <w:b/>
+          <w:bCs/>
+          <w:sz w:val="28"/>
+          <w:szCs w:val="28"/>
+          <w:lang w:val="en-US"/>
+        </w:rPr>
+      </w:pPr>
+    </w:p>
+    <w:p>
+      <w:pPr>
+        <w:spacing w:line="360" w:lineRule="auto"/>
+        <w:rPr>
+          <w:rFonts w:ascii="Times New Roman" w:eastAsia="Times New Roman" w:hAnsi="Times New Roman" w:cs="Times New Roman"/>
+          <w:sz w:val="28"/>
+          <w:szCs w:val="28"/>
+          <w:lang w:val="en-US"/>
+        </w:rPr>
+      </w:pPr>
+      <w:r>
+        <w:rPr>
+          <w:rFonts w:ascii="Times New Roman" w:eastAsia="Times New Roman" w:hAnsi="Times New Roman" w:cs="Times New Roman"/>
           <w:sz w:val="28"/>
           <w:szCs w:val="28"/>
           <w:lang w:val="en-US"/>
@@ -3661,8 +3681,6 @@
       <w:r>
         <w:rPr>
           <w:rFonts w:ascii="Times New Roman" w:eastAsia="Times New Roman" w:hAnsi="Times New Roman" w:cs="Times New Roman"/>
-          <w:b/>
-          <w:bCs/>
           <w:sz w:val="28"/>
           <w:szCs w:val="28"/>
           <w:lang w:val="en-US"/>
@@ -3673,8 +3691,6 @@
       <w:r>
         <w:rPr>
           <w:rFonts w:ascii="Times New Roman" w:eastAsia="Times New Roman" w:hAnsi="Times New Roman" w:cs="Times New Roman"/>
-          <w:b/>
-          <w:bCs/>
           <w:sz w:val="28"/>
           <w:szCs w:val="28"/>
           <w:lang w:val="en-US"/>
@@ -3685,8 +3701,6 @@
       <w:r>
         <w:rPr>
           <w:rFonts w:ascii="Times New Roman" w:eastAsia="Times New Roman" w:hAnsi="Times New Roman" w:cs="Times New Roman"/>
-          <w:b/>
-          <w:bCs/>
           <w:sz w:val="28"/>
           <w:szCs w:val="28"/>
           <w:lang w:val="en-US"/>
@@ -3699,18 +3713,14 @@
         <w:spacing w:line="360" w:lineRule="auto"/>
         <w:rPr>
           <w:rFonts w:ascii="Times New Roman" w:eastAsia="Times New Roman" w:hAnsi="Times New Roman" w:cs="Times New Roman"/>
-          <w:b/>
-          <w:bCs/>
-          <w:sz w:val="28"/>
-          <w:szCs w:val="28"/>
-          <w:lang w:val="en-US"/>
-        </w:rPr>
-      </w:pPr>
-      <w:r>
-        <w:rPr>
-          <w:rFonts w:ascii="Times New Roman" w:eastAsia="Times New Roman" w:hAnsi="Times New Roman" w:cs="Times New Roman"/>
-          <w:b/>
-          <w:bCs/>
+          <w:sz w:val="28"/>
+          <w:szCs w:val="28"/>
+          <w:lang w:val="en-US"/>
+        </w:rPr>
+      </w:pPr>
+      <w:r>
+        <w:rPr>
+          <w:rFonts w:ascii="Times New Roman" w:eastAsia="Times New Roman" w:hAnsi="Times New Roman" w:cs="Times New Roman"/>
           <w:sz w:val="28"/>
           <w:szCs w:val="28"/>
           <w:lang w:val="en-US"/>
@@ -3721,8 +3731,6 @@
       <w:r>
         <w:rPr>
           <w:rFonts w:ascii="Times New Roman" w:eastAsia="Times New Roman" w:hAnsi="Times New Roman" w:cs="Times New Roman"/>
-          <w:b/>
-          <w:bCs/>
           <w:sz w:val="28"/>
           <w:szCs w:val="28"/>
           <w:lang w:val="en-US"/>
@@ -3733,8 +3741,6 @@
       <w:r>
         <w:rPr>
           <w:rFonts w:ascii="Times New Roman" w:eastAsia="Times New Roman" w:hAnsi="Times New Roman" w:cs="Times New Roman"/>
-          <w:b/>
-          <w:bCs/>
           <w:sz w:val="28"/>
           <w:szCs w:val="28"/>
           <w:lang w:val="en-US"/>
@@ -3746,8 +3752,6 @@
       <w:r>
         <w:rPr>
           <w:rFonts w:ascii="Times New Roman" w:eastAsia="Times New Roman" w:hAnsi="Times New Roman" w:cs="Times New Roman"/>
-          <w:b/>
-          <w:bCs/>
           <w:sz w:val="28"/>
           <w:szCs w:val="28"/>
           <w:lang w:val="en-US"/>
@@ -3759,8 +3763,6 @@
       <w:r>
         <w:rPr>
           <w:rFonts w:ascii="Times New Roman" w:eastAsia="Times New Roman" w:hAnsi="Times New Roman" w:cs="Times New Roman"/>
-          <w:b/>
-          <w:bCs/>
           <w:sz w:val="28"/>
           <w:szCs w:val="28"/>
           <w:lang w:val="en-US"/>
@@ -3773,18 +3775,14 @@
         <w:spacing w:line="360" w:lineRule="auto"/>
         <w:rPr>
           <w:rFonts w:ascii="Times New Roman" w:eastAsia="Times New Roman" w:hAnsi="Times New Roman" w:cs="Times New Roman"/>
-          <w:b/>
-          <w:bCs/>
-          <w:sz w:val="28"/>
-          <w:szCs w:val="28"/>
-          <w:lang w:val="en-US"/>
-        </w:rPr>
-      </w:pPr>
-      <w:r>
-        <w:rPr>
-          <w:rFonts w:ascii="Times New Roman" w:eastAsia="Times New Roman" w:hAnsi="Times New Roman" w:cs="Times New Roman"/>
-          <w:b/>
-          <w:bCs/>
+          <w:sz w:val="28"/>
+          <w:szCs w:val="28"/>
+          <w:lang w:val="en-US"/>
+        </w:rPr>
+      </w:pPr>
+      <w:r>
+        <w:rPr>
+          <w:rFonts w:ascii="Times New Roman" w:eastAsia="Times New Roman" w:hAnsi="Times New Roman" w:cs="Times New Roman"/>
           <w:sz w:val="28"/>
           <w:szCs w:val="28"/>
           <w:lang w:val="en-US"/>
@@ -3795,8 +3793,6 @@
       <w:r>
         <w:rPr>
           <w:rFonts w:ascii="Times New Roman" w:eastAsia="Times New Roman" w:hAnsi="Times New Roman" w:cs="Times New Roman"/>
-          <w:b/>
-          <w:bCs/>
           <w:sz w:val="28"/>
           <w:szCs w:val="28"/>
           <w:lang w:val="en-US"/>
@@ -3807,8 +3803,6 @@
       <w:r>
         <w:rPr>
           <w:rFonts w:ascii="Times New Roman" w:eastAsia="Times New Roman" w:hAnsi="Times New Roman" w:cs="Times New Roman"/>
-          <w:b/>
-          <w:bCs/>
           <w:sz w:val="28"/>
           <w:szCs w:val="28"/>
           <w:lang w:val="en-US"/>
@@ -3820,8 +3814,6 @@
       <w:r>
         <w:rPr>
           <w:rFonts w:ascii="Times New Roman" w:eastAsia="Times New Roman" w:hAnsi="Times New Roman" w:cs="Times New Roman"/>
-          <w:b/>
-          <w:bCs/>
           <w:sz w:val="28"/>
           <w:szCs w:val="28"/>
           <w:lang w:val="en-US"/>
@@ -3833,8 +3825,6 @@
       <w:r>
         <w:rPr>
           <w:rFonts w:ascii="Times New Roman" w:eastAsia="Times New Roman" w:hAnsi="Times New Roman" w:cs="Times New Roman"/>
-          <w:b/>
-          <w:bCs/>
           <w:sz w:val="28"/>
           <w:szCs w:val="28"/>
           <w:lang w:val="en-US"/>
@@ -3847,18 +3837,14 @@
         <w:spacing w:line="360" w:lineRule="auto"/>
         <w:rPr>
           <w:rFonts w:ascii="Times New Roman" w:eastAsia="Times New Roman" w:hAnsi="Times New Roman" w:cs="Times New Roman"/>
-          <w:b/>
-          <w:bCs/>
-          <w:sz w:val="28"/>
-          <w:szCs w:val="28"/>
-          <w:lang w:val="en-US"/>
-        </w:rPr>
-      </w:pPr>
-      <w:r>
-        <w:rPr>
-          <w:rFonts w:ascii="Times New Roman" w:eastAsia="Times New Roman" w:hAnsi="Times New Roman" w:cs="Times New Roman"/>
-          <w:b/>
-          <w:bCs/>
+          <w:sz w:val="28"/>
+          <w:szCs w:val="28"/>
+          <w:lang w:val="en-US"/>
+        </w:rPr>
+      </w:pPr>
+      <w:r>
+        <w:rPr>
+          <w:rFonts w:ascii="Times New Roman" w:eastAsia="Times New Roman" w:hAnsi="Times New Roman" w:cs="Times New Roman"/>
           <w:sz w:val="28"/>
           <w:szCs w:val="28"/>
           <w:lang w:val="en-US"/>
@@ -3869,8 +3855,6 @@
       <w:r>
         <w:rPr>
           <w:rFonts w:ascii="Times New Roman" w:eastAsia="Times New Roman" w:hAnsi="Times New Roman" w:cs="Times New Roman"/>
-          <w:b/>
-          <w:bCs/>
           <w:sz w:val="28"/>
           <w:szCs w:val="28"/>
           <w:lang w:val="en-US"/>
@@ -3881,8 +3865,6 @@
       <w:r>
         <w:rPr>
           <w:rFonts w:ascii="Times New Roman" w:eastAsia="Times New Roman" w:hAnsi="Times New Roman" w:cs="Times New Roman"/>
-          <w:b/>
-          <w:bCs/>
           <w:sz w:val="28"/>
           <w:szCs w:val="28"/>
           <w:lang w:val="en-US"/>
@@ -3893,8 +3875,6 @@
       <w:r>
         <w:rPr>
           <w:rFonts w:ascii="Times New Roman" w:eastAsia="Times New Roman" w:hAnsi="Times New Roman" w:cs="Times New Roman"/>
-          <w:b/>
-          <w:bCs/>
           <w:sz w:val="28"/>
           <w:szCs w:val="28"/>
           <w:lang w:val="en-US"/>
@@ -3905,8 +3885,6 @@
       <w:r>
         <w:rPr>
           <w:rFonts w:ascii="Times New Roman" w:eastAsia="Times New Roman" w:hAnsi="Times New Roman" w:cs="Times New Roman"/>
-          <w:b/>
-          <w:bCs/>
           <w:sz w:val="28"/>
           <w:szCs w:val="28"/>
           <w:lang w:val="en-US"/>
@@ -3918,8 +3896,6 @@
       <w:r>
         <w:rPr>
           <w:rFonts w:ascii="Times New Roman" w:eastAsia="Times New Roman" w:hAnsi="Times New Roman" w:cs="Times New Roman"/>
-          <w:b/>
-          <w:bCs/>
           <w:sz w:val="28"/>
           <w:szCs w:val="28"/>
           <w:lang w:val="en-US"/>
@@ -3931,8 +3907,6 @@
       <w:r>
         <w:rPr>
           <w:rFonts w:ascii="Times New Roman" w:eastAsia="Times New Roman" w:hAnsi="Times New Roman" w:cs="Times New Roman"/>
-          <w:b/>
-          <w:bCs/>
           <w:sz w:val="28"/>
           <w:szCs w:val="28"/>
           <w:lang w:val="en-US"/>
@@ -3945,18 +3919,14 @@
         <w:spacing w:line="360" w:lineRule="auto"/>
         <w:rPr>
           <w:rFonts w:ascii="Times New Roman" w:eastAsia="Times New Roman" w:hAnsi="Times New Roman" w:cs="Times New Roman"/>
-          <w:b/>
-          <w:bCs/>
-          <w:sz w:val="28"/>
-          <w:szCs w:val="28"/>
-          <w:lang w:val="en-US"/>
-        </w:rPr>
-      </w:pPr>
-      <w:r>
-        <w:rPr>
-          <w:rFonts w:ascii="Times New Roman" w:eastAsia="Times New Roman" w:hAnsi="Times New Roman" w:cs="Times New Roman"/>
-          <w:b/>
-          <w:bCs/>
+          <w:sz w:val="28"/>
+          <w:szCs w:val="28"/>
+          <w:lang w:val="en-US"/>
+        </w:rPr>
+      </w:pPr>
+      <w:r>
+        <w:rPr>
+          <w:rFonts w:ascii="Times New Roman" w:eastAsia="Times New Roman" w:hAnsi="Times New Roman" w:cs="Times New Roman"/>
           <w:sz w:val="28"/>
           <w:szCs w:val="28"/>
           <w:lang w:val="en-US"/>
@@ -3968,8 +3938,6 @@
       <w:r>
         <w:rPr>
           <w:rFonts w:ascii="Times New Roman" w:eastAsia="Times New Roman" w:hAnsi="Times New Roman" w:cs="Times New Roman"/>
-          <w:b/>
-          <w:bCs/>
           <w:sz w:val="28"/>
           <w:szCs w:val="28"/>
           <w:lang w:val="en-US"/>
@@ -3980,8 +3948,6 @@
       <w:r>
         <w:rPr>
           <w:rFonts w:ascii="Times New Roman" w:eastAsia="Times New Roman" w:hAnsi="Times New Roman" w:cs="Times New Roman"/>
-          <w:b/>
-          <w:bCs/>
           <w:sz w:val="28"/>
           <w:szCs w:val="28"/>
           <w:lang w:val="en-US"/>
@@ -3993,8 +3959,6 @@
       <w:r>
         <w:rPr>
           <w:rFonts w:ascii="Times New Roman" w:eastAsia="Times New Roman" w:hAnsi="Times New Roman" w:cs="Times New Roman"/>
-          <w:b/>
-          <w:bCs/>
           <w:sz w:val="28"/>
           <w:szCs w:val="28"/>
           <w:lang w:val="en-US"/>
@@ -4006,8 +3970,6 @@
       <w:r>
         <w:rPr>
           <w:rFonts w:ascii="Times New Roman" w:eastAsia="Times New Roman" w:hAnsi="Times New Roman" w:cs="Times New Roman"/>
-          <w:b/>
-          <w:bCs/>
           <w:sz w:val="28"/>
           <w:szCs w:val="28"/>
           <w:lang w:val="en-US"/>
@@ -4020,18 +3982,14 @@
         <w:spacing w:line="360" w:lineRule="auto"/>
         <w:rPr>
           <w:rFonts w:ascii="Times New Roman" w:eastAsia="Times New Roman" w:hAnsi="Times New Roman" w:cs="Times New Roman"/>
-          <w:b/>
-          <w:bCs/>
-          <w:sz w:val="28"/>
-          <w:szCs w:val="28"/>
-          <w:lang w:val="en-US"/>
-        </w:rPr>
-      </w:pPr>
-      <w:r>
-        <w:rPr>
-          <w:rFonts w:ascii="Times New Roman" w:eastAsia="Times New Roman" w:hAnsi="Times New Roman" w:cs="Times New Roman"/>
-          <w:b/>
-          <w:bCs/>
+          <w:sz w:val="28"/>
+          <w:szCs w:val="28"/>
+          <w:lang w:val="en-US"/>
+        </w:rPr>
+      </w:pPr>
+      <w:r>
+        <w:rPr>
+          <w:rFonts w:ascii="Times New Roman" w:eastAsia="Times New Roman" w:hAnsi="Times New Roman" w:cs="Times New Roman"/>
           <w:sz w:val="28"/>
           <w:szCs w:val="28"/>
           <w:lang w:val="en-US"/>
@@ -4042,8 +4000,6 @@
       <w:r>
         <w:rPr>
           <w:rFonts w:ascii="Times New Roman" w:eastAsia="Times New Roman" w:hAnsi="Times New Roman" w:cs="Times New Roman"/>
-          <w:b/>
-          <w:bCs/>
           <w:sz w:val="28"/>
           <w:szCs w:val="28"/>
           <w:lang w:val="en-US"/>
@@ -4054,8 +4010,6 @@
       <w:r>
         <w:rPr>
           <w:rFonts w:ascii="Times New Roman" w:eastAsia="Times New Roman" w:hAnsi="Times New Roman" w:cs="Times New Roman"/>
-          <w:b/>
-          <w:bCs/>
           <w:sz w:val="28"/>
           <w:szCs w:val="28"/>
           <w:lang w:val="en-US"/>
@@ -4067,8 +4021,6 @@
       <w:r>
         <w:rPr>
           <w:rFonts w:ascii="Times New Roman" w:eastAsia="Times New Roman" w:hAnsi="Times New Roman" w:cs="Times New Roman"/>
-          <w:b/>
-          <w:bCs/>
           <w:sz w:val="28"/>
           <w:szCs w:val="28"/>
           <w:lang w:val="en-US"/>
@@ -4080,8 +4032,6 @@
       <w:r>
         <w:rPr>
           <w:rFonts w:ascii="Times New Roman" w:eastAsia="Times New Roman" w:hAnsi="Times New Roman" w:cs="Times New Roman"/>
-          <w:b/>
-          <w:bCs/>
           <w:sz w:val="28"/>
           <w:szCs w:val="28"/>
           <w:lang w:val="en-US"/>
@@ -4094,18 +4044,14 @@
         <w:spacing w:line="360" w:lineRule="auto"/>
         <w:rPr>
           <w:rFonts w:ascii="Times New Roman" w:eastAsia="Times New Roman" w:hAnsi="Times New Roman" w:cs="Times New Roman"/>
-          <w:b/>
-          <w:bCs/>
-          <w:sz w:val="28"/>
-          <w:szCs w:val="28"/>
-          <w:lang w:val="en-US"/>
-        </w:rPr>
-      </w:pPr>
-      <w:r>
-        <w:rPr>
-          <w:rFonts w:ascii="Times New Roman" w:eastAsia="Times New Roman" w:hAnsi="Times New Roman" w:cs="Times New Roman"/>
-          <w:b/>
-          <w:bCs/>
+          <w:sz w:val="28"/>
+          <w:szCs w:val="28"/>
+          <w:lang w:val="en-US"/>
+        </w:rPr>
+      </w:pPr>
+      <w:r>
+        <w:rPr>
+          <w:rFonts w:ascii="Times New Roman" w:eastAsia="Times New Roman" w:hAnsi="Times New Roman" w:cs="Times New Roman"/>
           <w:sz w:val="28"/>
           <w:szCs w:val="28"/>
           <w:lang w:val="en-US"/>
@@ -4116,8 +4062,6 @@
       <w:r>
         <w:rPr>
           <w:rFonts w:ascii="Times New Roman" w:eastAsia="Times New Roman" w:hAnsi="Times New Roman" w:cs="Times New Roman"/>
-          <w:b/>
-          <w:bCs/>
           <w:sz w:val="28"/>
           <w:szCs w:val="28"/>
           <w:lang w:val="en-US"/>
@@ -4128,8 +4072,6 @@
       <w:r>
         <w:rPr>
           <w:rFonts w:ascii="Times New Roman" w:eastAsia="Times New Roman" w:hAnsi="Times New Roman" w:cs="Times New Roman"/>
-          <w:b/>
-          <w:bCs/>
           <w:sz w:val="28"/>
           <w:szCs w:val="28"/>
           <w:lang w:val="en-US"/>
@@ -4141,8 +4083,6 @@
       <w:r>
         <w:rPr>
           <w:rFonts w:ascii="Times New Roman" w:eastAsia="Times New Roman" w:hAnsi="Times New Roman" w:cs="Times New Roman"/>
-          <w:b/>
-          <w:bCs/>
           <w:sz w:val="28"/>
           <w:szCs w:val="28"/>
           <w:lang w:val="en-US"/>
@@ -4154,8 +4094,6 @@
       <w:r>
         <w:rPr>
           <w:rFonts w:ascii="Times New Roman" w:eastAsia="Times New Roman" w:hAnsi="Times New Roman" w:cs="Times New Roman"/>
-          <w:b/>
-          <w:bCs/>
           <w:sz w:val="28"/>
           <w:szCs w:val="28"/>
           <w:lang w:val="en-US"/>
@@ -4166,8 +4104,6 @@
       <w:r>
         <w:rPr>
           <w:rFonts w:ascii="Times New Roman" w:eastAsia="Times New Roman" w:hAnsi="Times New Roman" w:cs="Times New Roman"/>
-          <w:b/>
-          <w:bCs/>
           <w:sz w:val="28"/>
           <w:szCs w:val="28"/>
           <w:lang w:val="en-US"/>
@@ -4178,8 +4114,6 @@
       <w:r>
         <w:rPr>
           <w:rFonts w:ascii="Times New Roman" w:eastAsia="Times New Roman" w:hAnsi="Times New Roman" w:cs="Times New Roman"/>
-          <w:b/>
-          <w:bCs/>
           <w:sz w:val="28"/>
           <w:szCs w:val="28"/>
           <w:lang w:val="en-US"/>
@@ -4192,18 +4126,14 @@
         <w:spacing w:line="360" w:lineRule="auto"/>
         <w:rPr>
           <w:rFonts w:ascii="Times New Roman" w:eastAsia="Times New Roman" w:hAnsi="Times New Roman" w:cs="Times New Roman"/>
-          <w:b/>
-          <w:bCs/>
-          <w:sz w:val="28"/>
-          <w:szCs w:val="28"/>
-          <w:lang w:val="en-US"/>
-        </w:rPr>
-      </w:pPr>
-      <w:r>
-        <w:rPr>
-          <w:rFonts w:ascii="Times New Roman" w:eastAsia="Times New Roman" w:hAnsi="Times New Roman" w:cs="Times New Roman"/>
-          <w:b/>
-          <w:bCs/>
+          <w:sz w:val="28"/>
+          <w:szCs w:val="28"/>
+          <w:lang w:val="en-US"/>
+        </w:rPr>
+      </w:pPr>
+      <w:r>
+        <w:rPr>
+          <w:rFonts w:ascii="Times New Roman" w:eastAsia="Times New Roman" w:hAnsi="Times New Roman" w:cs="Times New Roman"/>
           <w:sz w:val="28"/>
           <w:szCs w:val="28"/>
           <w:lang w:val="en-US"/>
@@ -4214,8 +4144,6 @@
       <w:r>
         <w:rPr>
           <w:rFonts w:ascii="Times New Roman" w:eastAsia="Times New Roman" w:hAnsi="Times New Roman" w:cs="Times New Roman"/>
-          <w:b/>
-          <w:bCs/>
           <w:sz w:val="28"/>
           <w:szCs w:val="28"/>
           <w:lang w:val="en-US"/>
@@ -4226,8 +4154,6 @@
       <w:r>
         <w:rPr>
           <w:rFonts w:ascii="Times New Roman" w:eastAsia="Times New Roman" w:hAnsi="Times New Roman" w:cs="Times New Roman"/>
-          <w:b/>
-          <w:bCs/>
           <w:sz w:val="28"/>
           <w:szCs w:val="28"/>
           <w:lang w:val="en-US"/>
@@ -4238,8 +4164,6 @@
       <w:r>
         <w:rPr>
           <w:rFonts w:ascii="Times New Roman" w:eastAsia="Times New Roman" w:hAnsi="Times New Roman" w:cs="Times New Roman"/>
-          <w:b/>
-          <w:bCs/>
           <w:sz w:val="28"/>
           <w:szCs w:val="28"/>
           <w:lang w:val="en-US"/>
@@ -4250,8 +4174,6 @@
       <w:r>
         <w:rPr>
           <w:rFonts w:ascii="Times New Roman" w:eastAsia="Times New Roman" w:hAnsi="Times New Roman" w:cs="Times New Roman"/>
-          <w:b/>
-          <w:bCs/>
           <w:sz w:val="28"/>
           <w:szCs w:val="28"/>
           <w:lang w:val="en-US"/>
@@ -4268,40 +4190,64 @@
           <w:bCs/>
           <w:sz w:val="28"/>
           <w:szCs w:val="28"/>
-          <w:lang w:val="en-US"/>
-        </w:rPr>
-      </w:pPr>
-    </w:p>
-    <w:p>
-      <w:pPr>
-        <w:spacing w:line="360" w:lineRule="auto"/>
-        <w:rPr>
-          <w:rFonts w:ascii="Times New Roman" w:eastAsia="Times New Roman" w:hAnsi="Times New Roman" w:cs="Times New Roman"/>
-          <w:b/>
-          <w:bCs/>
-          <w:sz w:val="28"/>
-          <w:szCs w:val="28"/>
-          <w:lang w:val="en-US"/>
-        </w:rPr>
-      </w:pPr>
-      <w:r>
-        <w:rPr>
-          <w:rFonts w:ascii="Times New Roman" w:eastAsia="Times New Roman" w:hAnsi="Times New Roman" w:cs="Times New Roman"/>
-          <w:b/>
-          <w:bCs/>
-          <w:sz w:val="28"/>
-          <w:szCs w:val="28"/>
-          <w:lang w:val="en-US"/>
-        </w:rPr>
-        <w:t xml:space="preserve">    const discriminant = </w:t>
+          <w:lang w:val="ru-RU"/>
+        </w:rPr>
+      </w:pPr>
+      <w:r>
+        <w:rPr>
+          <w:rFonts w:ascii="Times New Roman" w:eastAsia="Times New Roman" w:hAnsi="Times New Roman" w:cs="Times New Roman"/>
+          <w:b/>
+          <w:bCs/>
+          <w:sz w:val="28"/>
+          <w:szCs w:val="28"/>
+        </w:rPr>
+        <w:t>переводить кут із градусів у радіани, бо в Math.cos і Math.sin потрібно передавати саме радіани</w:t>
+      </w:r>
+      <w:r>
+        <w:rPr>
+          <w:rFonts w:ascii="Times New Roman" w:eastAsia="Times New Roman" w:hAnsi="Times New Roman" w:cs="Times New Roman"/>
+          <w:b/>
+          <w:bCs/>
+          <w:sz w:val="28"/>
+          <w:szCs w:val="28"/>
+          <w:lang w:val="ru-RU"/>
+        </w:rPr>
+        <w:br/>
+      </w:r>
+    </w:p>
+    <w:p>
+      <w:pPr>
+        <w:spacing w:line="360" w:lineRule="auto"/>
+        <w:rPr>
+          <w:rFonts w:ascii="Times New Roman" w:eastAsia="Times New Roman" w:hAnsi="Times New Roman" w:cs="Times New Roman"/>
+          <w:sz w:val="28"/>
+          <w:szCs w:val="28"/>
+          <w:lang w:val="en-US"/>
+        </w:rPr>
+      </w:pPr>
+      <w:r>
+        <w:rPr>
+          <w:rFonts w:ascii="Times New Roman" w:eastAsia="Times New Roman" w:hAnsi="Times New Roman" w:cs="Times New Roman"/>
+          <w:sz w:val="28"/>
+          <w:szCs w:val="28"/>
+          <w:lang w:val="ru-RU"/>
+        </w:rPr>
+        <w:t xml:space="preserve">    </w:t>
+      </w:r>
+      <w:r>
+        <w:rPr>
+          <w:rFonts w:ascii="Times New Roman" w:eastAsia="Times New Roman" w:hAnsi="Times New Roman" w:cs="Times New Roman"/>
+          <w:sz w:val="28"/>
+          <w:szCs w:val="28"/>
+          <w:lang w:val="en-US"/>
+        </w:rPr>
+        <w:t xml:space="preserve">const discriminant = </w:t>
       </w:r>
       <w:proofErr w:type="spellStart"/>
       <w:proofErr w:type="gramStart"/>
       <w:r>
         <w:rPr>
           <w:rFonts w:ascii="Times New Roman" w:eastAsia="Times New Roman" w:hAnsi="Times New Roman" w:cs="Times New Roman"/>
-          <w:b/>
-          <w:bCs/>
           <w:sz w:val="28"/>
           <w:szCs w:val="28"/>
           <w:lang w:val="en-US"/>
@@ -4312,8 +4258,6 @@
       <w:r>
         <w:rPr>
           <w:rFonts w:ascii="Times New Roman" w:eastAsia="Times New Roman" w:hAnsi="Times New Roman" w:cs="Times New Roman"/>
-          <w:b/>
-          <w:bCs/>
           <w:sz w:val="28"/>
           <w:szCs w:val="28"/>
           <w:lang w:val="en-US"/>
@@ -4324,8 +4268,6 @@
       <w:r>
         <w:rPr>
           <w:rFonts w:ascii="Times New Roman" w:eastAsia="Times New Roman" w:hAnsi="Times New Roman" w:cs="Times New Roman"/>
-          <w:b/>
-          <w:bCs/>
           <w:sz w:val="28"/>
           <w:szCs w:val="28"/>
           <w:lang w:val="en-US"/>
@@ -4336,8 +4278,6 @@
       <w:r>
         <w:rPr>
           <w:rFonts w:ascii="Times New Roman" w:eastAsia="Times New Roman" w:hAnsi="Times New Roman" w:cs="Times New Roman"/>
-          <w:b/>
-          <w:bCs/>
           <w:sz w:val="28"/>
           <w:szCs w:val="28"/>
           <w:lang w:val="en-US"/>
@@ -4348,8 +4288,6 @@
       <w:r>
         <w:rPr>
           <w:rFonts w:ascii="Times New Roman" w:eastAsia="Times New Roman" w:hAnsi="Times New Roman" w:cs="Times New Roman"/>
-          <w:b/>
-          <w:bCs/>
           <w:sz w:val="28"/>
           <w:szCs w:val="28"/>
           <w:lang w:val="en-US"/>
@@ -4362,18 +4300,14 @@
         <w:spacing w:line="360" w:lineRule="auto"/>
         <w:rPr>
           <w:rFonts w:ascii="Times New Roman" w:eastAsia="Times New Roman" w:hAnsi="Times New Roman" w:cs="Times New Roman"/>
-          <w:b/>
-          <w:bCs/>
-          <w:sz w:val="28"/>
-          <w:szCs w:val="28"/>
-          <w:lang w:val="en-US"/>
-        </w:rPr>
-      </w:pPr>
-      <w:r>
-        <w:rPr>
-          <w:rFonts w:ascii="Times New Roman" w:eastAsia="Times New Roman" w:hAnsi="Times New Roman" w:cs="Times New Roman"/>
-          <w:b/>
-          <w:bCs/>
+          <w:sz w:val="28"/>
+          <w:szCs w:val="28"/>
+          <w:lang w:val="en-US"/>
+        </w:rPr>
+      </w:pPr>
+      <w:r>
+        <w:rPr>
+          <w:rFonts w:ascii="Times New Roman" w:eastAsia="Times New Roman" w:hAnsi="Times New Roman" w:cs="Times New Roman"/>
           <w:sz w:val="28"/>
           <w:szCs w:val="28"/>
           <w:lang w:val="en-US"/>
@@ -4384,8 +4318,6 @@
       <w:r>
         <w:rPr>
           <w:rFonts w:ascii="Times New Roman" w:eastAsia="Times New Roman" w:hAnsi="Times New Roman" w:cs="Times New Roman"/>
-          <w:b/>
-          <w:bCs/>
           <w:sz w:val="28"/>
           <w:szCs w:val="28"/>
           <w:lang w:val="en-US"/>
@@ -4396,8 +4328,6 @@
       <w:r>
         <w:rPr>
           <w:rFonts w:ascii="Times New Roman" w:eastAsia="Times New Roman" w:hAnsi="Times New Roman" w:cs="Times New Roman"/>
-          <w:b/>
-          <w:bCs/>
           <w:sz w:val="28"/>
           <w:szCs w:val="28"/>
           <w:lang w:val="en-US"/>
@@ -4408,8 +4338,6 @@
       <w:r>
         <w:rPr>
           <w:rFonts w:ascii="Times New Roman" w:eastAsia="Times New Roman" w:hAnsi="Times New Roman" w:cs="Times New Roman"/>
-          <w:b/>
-          <w:bCs/>
           <w:sz w:val="28"/>
           <w:szCs w:val="28"/>
           <w:lang w:val="en-US"/>
@@ -4420,8 +4348,6 @@
       <w:r>
         <w:rPr>
           <w:rFonts w:ascii="Times New Roman" w:eastAsia="Times New Roman" w:hAnsi="Times New Roman" w:cs="Times New Roman"/>
-          <w:b/>
-          <w:bCs/>
           <w:sz w:val="28"/>
           <w:szCs w:val="28"/>
           <w:lang w:val="en-US"/>
@@ -4432,8 +4358,6 @@
       <w:r>
         <w:rPr>
           <w:rFonts w:ascii="Times New Roman" w:eastAsia="Times New Roman" w:hAnsi="Times New Roman" w:cs="Times New Roman"/>
-          <w:b/>
-          <w:bCs/>
           <w:sz w:val="28"/>
           <w:szCs w:val="28"/>
           <w:lang w:val="en-US"/>
@@ -4444,8 +4368,6 @@
       <w:r>
         <w:rPr>
           <w:rFonts w:ascii="Times New Roman" w:eastAsia="Times New Roman" w:hAnsi="Times New Roman" w:cs="Times New Roman"/>
-          <w:b/>
-          <w:bCs/>
           <w:sz w:val="28"/>
           <w:szCs w:val="28"/>
           <w:lang w:val="en-US"/>
@@ -4468,8 +4390,6 @@
       <w:r>
         <w:rPr>
           <w:rFonts w:ascii="Times New Roman" w:eastAsia="Times New Roman" w:hAnsi="Times New Roman" w:cs="Times New Roman"/>
-          <w:b/>
-          <w:bCs/>
           <w:sz w:val="28"/>
           <w:szCs w:val="28"/>
           <w:lang w:val="en-US"/>
@@ -4480,8 +4400,6 @@
       <w:r>
         <w:rPr>
           <w:rFonts w:ascii="Times New Roman" w:eastAsia="Times New Roman" w:hAnsi="Times New Roman" w:cs="Times New Roman"/>
-          <w:b/>
-          <w:bCs/>
           <w:sz w:val="28"/>
           <w:szCs w:val="28"/>
           <w:lang w:val="en-US"/>
@@ -4492,8 +4410,6 @@
       <w:r>
         <w:rPr>
           <w:rFonts w:ascii="Times New Roman" w:eastAsia="Times New Roman" w:hAnsi="Times New Roman" w:cs="Times New Roman"/>
-          <w:b/>
-          <w:bCs/>
           <w:sz w:val="28"/>
           <w:szCs w:val="28"/>
           <w:lang w:val="en-US"/>
@@ -4504,8 +4420,6 @@
       <w:r>
         <w:rPr>
           <w:rFonts w:ascii="Times New Roman" w:eastAsia="Times New Roman" w:hAnsi="Times New Roman" w:cs="Times New Roman"/>
-          <w:b/>
-          <w:bCs/>
           <w:sz w:val="28"/>
           <w:szCs w:val="28"/>
           <w:lang w:val="en-US"/>
@@ -4516,57 +4430,92 @@
       <w:r>
         <w:rPr>
           <w:rFonts w:ascii="Times New Roman" w:eastAsia="Times New Roman" w:hAnsi="Times New Roman" w:cs="Times New Roman"/>
-          <w:b/>
-          <w:bCs/>
           <w:sz w:val="28"/>
           <w:szCs w:val="28"/>
           <w:lang w:val="en-US"/>
         </w:rPr>
         <w:t xml:space="preserve"> = 0;</w:t>
       </w:r>
-    </w:p>
-    <w:p>
-      <w:pPr>
-        <w:spacing w:line="360" w:lineRule="auto"/>
-        <w:rPr>
-          <w:rFonts w:ascii="Times New Roman" w:eastAsia="Times New Roman" w:hAnsi="Times New Roman" w:cs="Times New Roman"/>
-          <w:b/>
-          <w:bCs/>
-          <w:sz w:val="28"/>
-          <w:szCs w:val="28"/>
-          <w:lang w:val="en-US"/>
-        </w:rPr>
-      </w:pPr>
-    </w:p>
-    <w:p>
-      <w:pPr>
-        <w:spacing w:line="360" w:lineRule="auto"/>
-        <w:rPr>
-          <w:rFonts w:ascii="Times New Roman" w:eastAsia="Times New Roman" w:hAnsi="Times New Roman" w:cs="Times New Roman"/>
-          <w:b/>
-          <w:bCs/>
-          <w:sz w:val="28"/>
-          <w:szCs w:val="28"/>
-          <w:lang w:val="en-US"/>
-        </w:rPr>
-      </w:pPr>
-      <w:r>
-        <w:rPr>
-          <w:rFonts w:ascii="Times New Roman" w:eastAsia="Times New Roman" w:hAnsi="Times New Roman" w:cs="Times New Roman"/>
-          <w:b/>
-          <w:bCs/>
-          <w:sz w:val="28"/>
-          <w:szCs w:val="28"/>
-          <w:lang w:val="en-US"/>
-        </w:rPr>
-        <w:t xml:space="preserve">    const </w:t>
+      <w:r>
+        <w:rPr>
+          <w:rFonts w:ascii="Times New Roman" w:eastAsia="Times New Roman" w:hAnsi="Times New Roman" w:cs="Times New Roman"/>
+          <w:b/>
+          <w:bCs/>
+          <w:sz w:val="28"/>
+          <w:szCs w:val="28"/>
+          <w:lang w:val="en-US"/>
+        </w:rPr>
+        <w:br/>
+      </w:r>
+      <w:r>
+        <w:rPr>
+          <w:rFonts w:ascii="Times New Roman" w:eastAsia="Times New Roman" w:hAnsi="Times New Roman" w:cs="Times New Roman"/>
+          <w:b/>
+          <w:bCs/>
+          <w:sz w:val="28"/>
+          <w:szCs w:val="28"/>
+        </w:rPr>
+        <w:t>Це розрахунок часу, через який тіло торкнеться землі.</w:t>
+      </w:r>
+      <w:r>
+        <w:rPr>
+          <w:rFonts w:ascii="Times New Roman" w:eastAsia="Times New Roman" w:hAnsi="Times New Roman" w:cs="Times New Roman"/>
+          <w:b/>
+          <w:bCs/>
+          <w:sz w:val="28"/>
+          <w:szCs w:val="28"/>
+          <w:lang w:val="en-US"/>
+        </w:rPr>
+        <w:br/>
+      </w:r>
+    </w:p>
+    <w:p>
+      <w:pPr>
+        <w:spacing w:line="360" w:lineRule="auto"/>
+        <w:rPr>
+          <w:rFonts w:ascii="Times New Roman" w:eastAsia="Times New Roman" w:hAnsi="Times New Roman" w:cs="Times New Roman"/>
+          <w:b/>
+          <w:bCs/>
+          <w:sz w:val="28"/>
+          <w:szCs w:val="28"/>
+          <w:lang w:val="en-US"/>
+        </w:rPr>
+      </w:pPr>
+    </w:p>
+    <w:p>
+      <w:pPr>
+        <w:spacing w:line="360" w:lineRule="auto"/>
+        <w:rPr>
+          <w:rFonts w:ascii="Times New Roman" w:eastAsia="Times New Roman" w:hAnsi="Times New Roman" w:cs="Times New Roman"/>
+          <w:sz w:val="28"/>
+          <w:szCs w:val="28"/>
+          <w:lang w:val="en-US"/>
+        </w:rPr>
+      </w:pPr>
+      <w:r>
+        <w:rPr>
+          <w:rFonts w:ascii="Times New Roman" w:eastAsia="Times New Roman" w:hAnsi="Times New Roman" w:cs="Times New Roman"/>
+          <w:b/>
+          <w:bCs/>
+          <w:sz w:val="28"/>
+          <w:szCs w:val="28"/>
+          <w:lang w:val="en-US"/>
+        </w:rPr>
+        <w:t xml:space="preserve"> </w:t>
+      </w:r>
+      <w:r>
+        <w:rPr>
+          <w:rFonts w:ascii="Times New Roman" w:eastAsia="Times New Roman" w:hAnsi="Times New Roman" w:cs="Times New Roman"/>
+          <w:sz w:val="28"/>
+          <w:szCs w:val="28"/>
+          <w:lang w:val="en-US"/>
+        </w:rPr>
+        <w:t xml:space="preserve">   const </w:t>
       </w:r>
       <w:proofErr w:type="spellStart"/>
       <w:r>
         <w:rPr>
           <w:rFonts w:ascii="Times New Roman" w:eastAsia="Times New Roman" w:hAnsi="Times New Roman" w:cs="Times New Roman"/>
-          <w:b/>
-          <w:bCs/>
           <w:sz w:val="28"/>
           <w:szCs w:val="28"/>
           <w:lang w:val="en-US"/>
@@ -4577,8 +4526,6 @@
       <w:r>
         <w:rPr>
           <w:rFonts w:ascii="Times New Roman" w:eastAsia="Times New Roman" w:hAnsi="Times New Roman" w:cs="Times New Roman"/>
-          <w:b/>
-          <w:bCs/>
           <w:sz w:val="28"/>
           <w:szCs w:val="28"/>
           <w:lang w:val="en-US"/>
@@ -4591,18 +4538,14 @@
         <w:spacing w:line="360" w:lineRule="auto"/>
         <w:rPr>
           <w:rFonts w:ascii="Times New Roman" w:eastAsia="Times New Roman" w:hAnsi="Times New Roman" w:cs="Times New Roman"/>
-          <w:b/>
-          <w:bCs/>
-          <w:sz w:val="28"/>
-          <w:szCs w:val="28"/>
-          <w:lang w:val="en-US"/>
-        </w:rPr>
-      </w:pPr>
-      <w:r>
-        <w:rPr>
-          <w:rFonts w:ascii="Times New Roman" w:eastAsia="Times New Roman" w:hAnsi="Times New Roman" w:cs="Times New Roman"/>
-          <w:b/>
-          <w:bCs/>
+          <w:sz w:val="28"/>
+          <w:szCs w:val="28"/>
+          <w:lang w:val="en-US"/>
+        </w:rPr>
+      </w:pPr>
+      <w:r>
+        <w:rPr>
+          <w:rFonts w:ascii="Times New Roman" w:eastAsia="Times New Roman" w:hAnsi="Times New Roman" w:cs="Times New Roman"/>
           <w:sz w:val="28"/>
           <w:szCs w:val="28"/>
           <w:lang w:val="en-US"/>
@@ -4615,18 +4558,14 @@
         <w:spacing w:line="360" w:lineRule="auto"/>
         <w:rPr>
           <w:rFonts w:ascii="Times New Roman" w:eastAsia="Times New Roman" w:hAnsi="Times New Roman" w:cs="Times New Roman"/>
-          <w:b/>
-          <w:bCs/>
-          <w:sz w:val="28"/>
-          <w:szCs w:val="28"/>
-          <w:lang w:val="en-US"/>
-        </w:rPr>
-      </w:pPr>
-      <w:r>
-        <w:rPr>
-          <w:rFonts w:ascii="Times New Roman" w:eastAsia="Times New Roman" w:hAnsi="Times New Roman" w:cs="Times New Roman"/>
-          <w:b/>
-          <w:bCs/>
+          <w:sz w:val="28"/>
+          <w:szCs w:val="28"/>
+          <w:lang w:val="en-US"/>
+        </w:rPr>
+      </w:pPr>
+      <w:r>
+        <w:rPr>
+          <w:rFonts w:ascii="Times New Roman" w:eastAsia="Times New Roman" w:hAnsi="Times New Roman" w:cs="Times New Roman"/>
           <w:sz w:val="28"/>
           <w:szCs w:val="28"/>
           <w:lang w:val="en-US"/>
@@ -4637,8 +4576,6 @@
       <w:r>
         <w:rPr>
           <w:rFonts w:ascii="Times New Roman" w:eastAsia="Times New Roman" w:hAnsi="Times New Roman" w:cs="Times New Roman"/>
-          <w:b/>
-          <w:bCs/>
           <w:sz w:val="28"/>
           <w:szCs w:val="28"/>
           <w:lang w:val="en-US"/>
@@ -4649,8 +4586,6 @@
       <w:r>
         <w:rPr>
           <w:rFonts w:ascii="Times New Roman" w:eastAsia="Times New Roman" w:hAnsi="Times New Roman" w:cs="Times New Roman"/>
-          <w:b/>
-          <w:bCs/>
           <w:sz w:val="28"/>
           <w:szCs w:val="28"/>
           <w:lang w:val="en-US"/>
@@ -4661,8 +4596,6 @@
       <w:r>
         <w:rPr>
           <w:rFonts w:ascii="Times New Roman" w:eastAsia="Times New Roman" w:hAnsi="Times New Roman" w:cs="Times New Roman"/>
-          <w:b/>
-          <w:bCs/>
           <w:sz w:val="28"/>
           <w:szCs w:val="28"/>
           <w:lang w:val="en-US"/>
@@ -4673,8 +4606,6 @@
       <w:r>
         <w:rPr>
           <w:rFonts w:ascii="Times New Roman" w:eastAsia="Times New Roman" w:hAnsi="Times New Roman" w:cs="Times New Roman"/>
-          <w:b/>
-          <w:bCs/>
           <w:sz w:val="28"/>
           <w:szCs w:val="28"/>
           <w:lang w:val="en-US"/>
@@ -4685,8 +4616,6 @@
       <w:r>
         <w:rPr>
           <w:rFonts w:ascii="Times New Roman" w:eastAsia="Times New Roman" w:hAnsi="Times New Roman" w:cs="Times New Roman"/>
-          <w:b/>
-          <w:bCs/>
           <w:sz w:val="28"/>
           <w:szCs w:val="28"/>
           <w:lang w:val="en-US"/>
@@ -4697,8 +4626,6 @@
       <w:r>
         <w:rPr>
           <w:rFonts w:ascii="Times New Roman" w:eastAsia="Times New Roman" w:hAnsi="Times New Roman" w:cs="Times New Roman"/>
-          <w:b/>
-          <w:bCs/>
           <w:sz w:val="28"/>
           <w:szCs w:val="28"/>
           <w:lang w:val="en-US"/>
@@ -4709,8 +4636,6 @@
       <w:r>
         <w:rPr>
           <w:rFonts w:ascii="Times New Roman" w:eastAsia="Times New Roman" w:hAnsi="Times New Roman" w:cs="Times New Roman"/>
-          <w:b/>
-          <w:bCs/>
           <w:sz w:val="28"/>
           <w:szCs w:val="28"/>
           <w:lang w:val="en-US"/>
@@ -4721,8 +4646,6 @@
       <w:r>
         <w:rPr>
           <w:rFonts w:ascii="Times New Roman" w:eastAsia="Times New Roman" w:hAnsi="Times New Roman" w:cs="Times New Roman"/>
-          <w:b/>
-          <w:bCs/>
           <w:sz w:val="28"/>
           <w:szCs w:val="28"/>
           <w:lang w:val="en-US"/>
@@ -4735,18 +4658,14 @@
         <w:spacing w:line="360" w:lineRule="auto"/>
         <w:rPr>
           <w:rFonts w:ascii="Times New Roman" w:eastAsia="Times New Roman" w:hAnsi="Times New Roman" w:cs="Times New Roman"/>
-          <w:b/>
-          <w:bCs/>
-          <w:sz w:val="28"/>
-          <w:szCs w:val="28"/>
-          <w:lang w:val="en-US"/>
-        </w:rPr>
-      </w:pPr>
-      <w:r>
-        <w:rPr>
-          <w:rFonts w:ascii="Times New Roman" w:eastAsia="Times New Roman" w:hAnsi="Times New Roman" w:cs="Times New Roman"/>
-          <w:b/>
-          <w:bCs/>
+          <w:sz w:val="28"/>
+          <w:szCs w:val="28"/>
+          <w:lang w:val="en-US"/>
+        </w:rPr>
+      </w:pPr>
+      <w:r>
+        <w:rPr>
+          <w:rFonts w:ascii="Times New Roman" w:eastAsia="Times New Roman" w:hAnsi="Times New Roman" w:cs="Times New Roman"/>
           <w:sz w:val="28"/>
           <w:szCs w:val="28"/>
           <w:lang w:val="en-US"/>
@@ -4757,8 +4676,6 @@
       <w:r>
         <w:rPr>
           <w:rFonts w:ascii="Times New Roman" w:eastAsia="Times New Roman" w:hAnsi="Times New Roman" w:cs="Times New Roman"/>
-          <w:b/>
-          <w:bCs/>
           <w:sz w:val="28"/>
           <w:szCs w:val="28"/>
           <w:lang w:val="en-US"/>
@@ -4769,8 +4686,6 @@
       <w:r>
         <w:rPr>
           <w:rFonts w:ascii="Times New Roman" w:eastAsia="Times New Roman" w:hAnsi="Times New Roman" w:cs="Times New Roman"/>
-          <w:b/>
-          <w:bCs/>
           <w:sz w:val="28"/>
           <w:szCs w:val="28"/>
           <w:lang w:val="en-US"/>
@@ -4781,8 +4696,6 @@
       <w:r>
         <w:rPr>
           <w:rFonts w:ascii="Times New Roman" w:eastAsia="Times New Roman" w:hAnsi="Times New Roman" w:cs="Times New Roman"/>
-          <w:b/>
-          <w:bCs/>
           <w:sz w:val="28"/>
           <w:szCs w:val="28"/>
           <w:lang w:val="en-US"/>
@@ -4793,8 +4706,6 @@
       <w:r>
         <w:rPr>
           <w:rFonts w:ascii="Times New Roman" w:eastAsia="Times New Roman" w:hAnsi="Times New Roman" w:cs="Times New Roman"/>
-          <w:b/>
-          <w:bCs/>
           <w:sz w:val="28"/>
           <w:szCs w:val="28"/>
           <w:lang w:val="en-US"/>
@@ -4805,8 +4716,6 @@
       <w:r>
         <w:rPr>
           <w:rFonts w:ascii="Times New Roman" w:eastAsia="Times New Roman" w:hAnsi="Times New Roman" w:cs="Times New Roman"/>
-          <w:b/>
-          <w:bCs/>
           <w:sz w:val="28"/>
           <w:szCs w:val="28"/>
           <w:lang w:val="en-US"/>
@@ -4817,8 +4726,6 @@
       <w:r>
         <w:rPr>
           <w:rFonts w:ascii="Times New Roman" w:eastAsia="Times New Roman" w:hAnsi="Times New Roman" w:cs="Times New Roman"/>
-          <w:b/>
-          <w:bCs/>
           <w:sz w:val="28"/>
           <w:szCs w:val="28"/>
           <w:lang w:val="en-US"/>
@@ -4831,18 +4738,14 @@
         <w:spacing w:line="360" w:lineRule="auto"/>
         <w:rPr>
           <w:rFonts w:ascii="Times New Roman" w:eastAsia="Times New Roman" w:hAnsi="Times New Roman" w:cs="Times New Roman"/>
-          <w:b/>
-          <w:bCs/>
-          <w:sz w:val="28"/>
-          <w:szCs w:val="28"/>
-          <w:lang w:val="en-US"/>
-        </w:rPr>
-      </w:pPr>
-      <w:r>
-        <w:rPr>
-          <w:rFonts w:ascii="Times New Roman" w:eastAsia="Times New Roman" w:hAnsi="Times New Roman" w:cs="Times New Roman"/>
-          <w:b/>
-          <w:bCs/>
+          <w:sz w:val="28"/>
+          <w:szCs w:val="28"/>
+          <w:lang w:val="en-US"/>
+        </w:rPr>
+      </w:pPr>
+      <w:r>
+        <w:rPr>
+          <w:rFonts w:ascii="Times New Roman" w:eastAsia="Times New Roman" w:hAnsi="Times New Roman" w:cs="Times New Roman"/>
           <w:sz w:val="28"/>
           <w:szCs w:val="28"/>
           <w:lang w:val="en-US"/>
@@ -4853,8 +4756,6 @@
       <w:r>
         <w:rPr>
           <w:rFonts w:ascii="Times New Roman" w:eastAsia="Times New Roman" w:hAnsi="Times New Roman" w:cs="Times New Roman"/>
-          <w:b/>
-          <w:bCs/>
           <w:sz w:val="28"/>
           <w:szCs w:val="28"/>
           <w:lang w:val="en-US"/>
@@ -4865,8 +4766,6 @@
       <w:r>
         <w:rPr>
           <w:rFonts w:ascii="Times New Roman" w:eastAsia="Times New Roman" w:hAnsi="Times New Roman" w:cs="Times New Roman"/>
-          <w:b/>
-          <w:bCs/>
           <w:sz w:val="28"/>
           <w:szCs w:val="28"/>
           <w:lang w:val="en-US"/>
@@ -4879,18 +4778,14 @@
         <w:spacing w:line="360" w:lineRule="auto"/>
         <w:rPr>
           <w:rFonts w:ascii="Times New Roman" w:eastAsia="Times New Roman" w:hAnsi="Times New Roman" w:cs="Times New Roman"/>
-          <w:b/>
-          <w:bCs/>
-          <w:sz w:val="28"/>
-          <w:szCs w:val="28"/>
-          <w:lang w:val="en-US"/>
-        </w:rPr>
-      </w:pPr>
-      <w:r>
-        <w:rPr>
-          <w:rFonts w:ascii="Times New Roman" w:eastAsia="Times New Roman" w:hAnsi="Times New Roman" w:cs="Times New Roman"/>
-          <w:b/>
-          <w:bCs/>
+          <w:sz w:val="28"/>
+          <w:szCs w:val="28"/>
+          <w:lang w:val="en-US"/>
+        </w:rPr>
+      </w:pPr>
+      <w:r>
+        <w:rPr>
+          <w:rFonts w:ascii="Times New Roman" w:eastAsia="Times New Roman" w:hAnsi="Times New Roman" w:cs="Times New Roman"/>
           <w:sz w:val="28"/>
           <w:szCs w:val="28"/>
           <w:lang w:val="en-US"/>
@@ -4901,8 +4796,6 @@
       <w:r>
         <w:rPr>
           <w:rFonts w:ascii="Times New Roman" w:eastAsia="Times New Roman" w:hAnsi="Times New Roman" w:cs="Times New Roman"/>
-          <w:b/>
-          <w:bCs/>
           <w:sz w:val="28"/>
           <w:szCs w:val="28"/>
           <w:lang w:val="en-US"/>
@@ -4913,8 +4806,6 @@
       <w:r>
         <w:rPr>
           <w:rFonts w:ascii="Times New Roman" w:eastAsia="Times New Roman" w:hAnsi="Times New Roman" w:cs="Times New Roman"/>
-          <w:b/>
-          <w:bCs/>
           <w:sz w:val="28"/>
           <w:szCs w:val="28"/>
           <w:lang w:val="en-US"/>
@@ -4927,18 +4818,14 @@
         <w:spacing w:line="360" w:lineRule="auto"/>
         <w:rPr>
           <w:rFonts w:ascii="Times New Roman" w:eastAsia="Times New Roman" w:hAnsi="Times New Roman" w:cs="Times New Roman"/>
-          <w:b/>
-          <w:bCs/>
-          <w:sz w:val="28"/>
-          <w:szCs w:val="28"/>
-          <w:lang w:val="en-US"/>
-        </w:rPr>
-      </w:pPr>
-      <w:r>
-        <w:rPr>
-          <w:rFonts w:ascii="Times New Roman" w:eastAsia="Times New Roman" w:hAnsi="Times New Roman" w:cs="Times New Roman"/>
-          <w:b/>
-          <w:bCs/>
+          <w:sz w:val="28"/>
+          <w:szCs w:val="28"/>
+          <w:lang w:val="en-US"/>
+        </w:rPr>
+      </w:pPr>
+      <w:r>
+        <w:rPr>
+          <w:rFonts w:ascii="Times New Roman" w:eastAsia="Times New Roman" w:hAnsi="Times New Roman" w:cs="Times New Roman"/>
           <w:sz w:val="28"/>
           <w:szCs w:val="28"/>
           <w:lang w:val="en-US"/>
@@ -4950,8 +4837,6 @@
       <w:r>
         <w:rPr>
           <w:rFonts w:ascii="Times New Roman" w:eastAsia="Times New Roman" w:hAnsi="Times New Roman" w:cs="Times New Roman"/>
-          <w:b/>
-          <w:bCs/>
           <w:sz w:val="28"/>
           <w:szCs w:val="28"/>
           <w:lang w:val="en-US"/>
@@ -4963,8 +4848,6 @@
       <w:r>
         <w:rPr>
           <w:rFonts w:ascii="Times New Roman" w:eastAsia="Times New Roman" w:hAnsi="Times New Roman" w:cs="Times New Roman"/>
-          <w:b/>
-          <w:bCs/>
           <w:sz w:val="28"/>
           <w:szCs w:val="28"/>
           <w:lang w:val="en-US"/>
@@ -4977,18 +4860,14 @@
         <w:spacing w:line="360" w:lineRule="auto"/>
         <w:rPr>
           <w:rFonts w:ascii="Times New Roman" w:eastAsia="Times New Roman" w:hAnsi="Times New Roman" w:cs="Times New Roman"/>
-          <w:b/>
-          <w:bCs/>
-          <w:sz w:val="28"/>
-          <w:szCs w:val="28"/>
-          <w:lang w:val="en-US"/>
-        </w:rPr>
-      </w:pPr>
-      <w:r>
-        <w:rPr>
-          <w:rFonts w:ascii="Times New Roman" w:eastAsia="Times New Roman" w:hAnsi="Times New Roman" w:cs="Times New Roman"/>
-          <w:b/>
-          <w:bCs/>
+          <w:sz w:val="28"/>
+          <w:szCs w:val="28"/>
+          <w:lang w:val="en-US"/>
+        </w:rPr>
+      </w:pPr>
+      <w:r>
+        <w:rPr>
+          <w:rFonts w:ascii="Times New Roman" w:eastAsia="Times New Roman" w:hAnsi="Times New Roman" w:cs="Times New Roman"/>
           <w:sz w:val="28"/>
           <w:szCs w:val="28"/>
           <w:lang w:val="en-US"/>
@@ -5001,31 +4880,58 @@
         <w:spacing w:line="360" w:lineRule="auto"/>
         <w:rPr>
           <w:rFonts w:ascii="Times New Roman" w:eastAsia="Times New Roman" w:hAnsi="Times New Roman" w:cs="Times New Roman"/>
-          <w:b/>
-          <w:bCs/>
-          <w:sz w:val="28"/>
-          <w:szCs w:val="28"/>
-          <w:lang w:val="en-US"/>
-        </w:rPr>
-      </w:pPr>
-    </w:p>
-    <w:p>
-      <w:pPr>
-        <w:spacing w:line="360" w:lineRule="auto"/>
-        <w:rPr>
-          <w:rFonts w:ascii="Times New Roman" w:eastAsia="Times New Roman" w:hAnsi="Times New Roman" w:cs="Times New Roman"/>
-          <w:b/>
-          <w:bCs/>
-          <w:sz w:val="28"/>
-          <w:szCs w:val="28"/>
-          <w:lang w:val="en-US"/>
-        </w:rPr>
-      </w:pPr>
-      <w:r>
-        <w:rPr>
-          <w:rFonts w:ascii="Times New Roman" w:eastAsia="Times New Roman" w:hAnsi="Times New Roman" w:cs="Times New Roman"/>
-          <w:b/>
-          <w:bCs/>
+          <w:sz w:val="28"/>
+          <w:szCs w:val="28"/>
+          <w:lang w:val="en-US"/>
+        </w:rPr>
+      </w:pPr>
+      <w:r>
+        <w:rPr>
+          <w:rFonts w:ascii="Times New Roman" w:eastAsia="Times New Roman" w:hAnsi="Times New Roman" w:cs="Times New Roman"/>
+          <w:b/>
+          <w:bCs/>
+          <w:sz w:val="28"/>
+          <w:szCs w:val="28"/>
+          <w:lang w:val="uk-UA"/>
+        </w:rPr>
+        <w:t>Побудова точок траекторії</w:t>
+      </w:r>
+      <w:r>
+        <w:rPr>
+          <w:rFonts w:ascii="Times New Roman" w:eastAsia="Times New Roman" w:hAnsi="Times New Roman" w:cs="Times New Roman"/>
+          <w:b/>
+          <w:bCs/>
+          <w:sz w:val="28"/>
+          <w:szCs w:val="28"/>
+          <w:lang w:val="en-US"/>
+        </w:rPr>
+        <w:br/>
+      </w:r>
+      <w:r>
+        <w:rPr>
+          <w:rFonts w:ascii="Times New Roman" w:eastAsia="Times New Roman" w:hAnsi="Times New Roman" w:cs="Times New Roman"/>
+          <w:b/>
+          <w:bCs/>
+          <w:sz w:val="28"/>
+          <w:szCs w:val="28"/>
+          <w:lang w:val="en-US"/>
+        </w:rPr>
+        <w:br/>
+      </w:r>
+    </w:p>
+    <w:p>
+      <w:pPr>
+        <w:spacing w:line="360" w:lineRule="auto"/>
+        <w:rPr>
+          <w:rFonts w:ascii="Times New Roman" w:eastAsia="Times New Roman" w:hAnsi="Times New Roman" w:cs="Times New Roman"/>
+          <w:sz w:val="28"/>
+          <w:szCs w:val="28"/>
+          <w:lang w:val="en-US"/>
+        </w:rPr>
+      </w:pPr>
+      <w:r>
+        <w:rPr>
+          <w:rFonts w:ascii="Times New Roman" w:eastAsia="Times New Roman" w:hAnsi="Times New Roman" w:cs="Times New Roman"/>
           <w:sz w:val="28"/>
           <w:szCs w:val="28"/>
           <w:lang w:val="en-US"/>
@@ -5037,8 +4943,6 @@
       <w:r>
         <w:rPr>
           <w:rFonts w:ascii="Times New Roman" w:eastAsia="Times New Roman" w:hAnsi="Times New Roman" w:cs="Times New Roman"/>
-          <w:b/>
-          <w:bCs/>
           <w:sz w:val="28"/>
           <w:szCs w:val="28"/>
           <w:lang w:val="en-US"/>
@@ -5049,8 +4953,6 @@
       <w:r>
         <w:rPr>
           <w:rFonts w:ascii="Times New Roman" w:eastAsia="Times New Roman" w:hAnsi="Times New Roman" w:cs="Times New Roman"/>
-          <w:b/>
-          <w:bCs/>
           <w:sz w:val="28"/>
           <w:szCs w:val="28"/>
           <w:lang w:val="en-US"/>
@@ -5061,8 +4963,6 @@
       <w:r>
         <w:rPr>
           <w:rFonts w:ascii="Times New Roman" w:eastAsia="Times New Roman" w:hAnsi="Times New Roman" w:cs="Times New Roman"/>
-          <w:b/>
-          <w:bCs/>
           <w:sz w:val="28"/>
           <w:szCs w:val="28"/>
           <w:lang w:val="en-US"/>
@@ -5073,8 +4973,6 @@
       <w:r>
         <w:rPr>
           <w:rFonts w:ascii="Times New Roman" w:eastAsia="Times New Roman" w:hAnsi="Times New Roman" w:cs="Times New Roman"/>
-          <w:b/>
-          <w:bCs/>
           <w:sz w:val="28"/>
           <w:szCs w:val="28"/>
           <w:lang w:val="en-US"/>
@@ -5085,8 +4983,6 @@
       <w:r>
         <w:rPr>
           <w:rFonts w:ascii="Times New Roman" w:eastAsia="Times New Roman" w:hAnsi="Times New Roman" w:cs="Times New Roman"/>
-          <w:b/>
-          <w:bCs/>
           <w:sz w:val="28"/>
           <w:szCs w:val="28"/>
           <w:lang w:val="en-US"/>
@@ -5099,18 +4995,14 @@
         <w:spacing w:line="360" w:lineRule="auto"/>
         <w:rPr>
           <w:rFonts w:ascii="Times New Roman" w:eastAsia="Times New Roman" w:hAnsi="Times New Roman" w:cs="Times New Roman"/>
-          <w:b/>
-          <w:bCs/>
-          <w:sz w:val="28"/>
-          <w:szCs w:val="28"/>
-          <w:lang w:val="en-US"/>
-        </w:rPr>
-      </w:pPr>
-      <w:r>
-        <w:rPr>
-          <w:rFonts w:ascii="Times New Roman" w:eastAsia="Times New Roman" w:hAnsi="Times New Roman" w:cs="Times New Roman"/>
-          <w:b/>
-          <w:bCs/>
+          <w:sz w:val="28"/>
+          <w:szCs w:val="28"/>
+          <w:lang w:val="en-US"/>
+        </w:rPr>
+      </w:pPr>
+      <w:r>
+        <w:rPr>
+          <w:rFonts w:ascii="Times New Roman" w:eastAsia="Times New Roman" w:hAnsi="Times New Roman" w:cs="Times New Roman"/>
           <w:sz w:val="28"/>
           <w:szCs w:val="28"/>
           <w:lang w:val="en-US"/>
@@ -5121,8 +5013,6 @@
       <w:r>
         <w:rPr>
           <w:rFonts w:ascii="Times New Roman" w:eastAsia="Times New Roman" w:hAnsi="Times New Roman" w:cs="Times New Roman"/>
-          <w:b/>
-          <w:bCs/>
           <w:sz w:val="28"/>
           <w:szCs w:val="28"/>
           <w:lang w:val="en-US"/>
@@ -5133,8 +5023,6 @@
       <w:r>
         <w:rPr>
           <w:rFonts w:ascii="Times New Roman" w:eastAsia="Times New Roman" w:hAnsi="Times New Roman" w:cs="Times New Roman"/>
-          <w:b/>
-          <w:bCs/>
           <w:sz w:val="28"/>
           <w:szCs w:val="28"/>
           <w:lang w:val="en-US"/>
@@ -5145,8 +5033,6 @@
       <w:r>
         <w:rPr>
           <w:rFonts w:ascii="Times New Roman" w:eastAsia="Times New Roman" w:hAnsi="Times New Roman" w:cs="Times New Roman"/>
-          <w:b/>
-          <w:bCs/>
           <w:sz w:val="28"/>
           <w:szCs w:val="28"/>
           <w:lang w:val="en-US"/>
@@ -5157,8 +5043,6 @@
       <w:r>
         <w:rPr>
           <w:rFonts w:ascii="Times New Roman" w:eastAsia="Times New Roman" w:hAnsi="Times New Roman" w:cs="Times New Roman"/>
-          <w:b/>
-          <w:bCs/>
           <w:sz w:val="28"/>
           <w:szCs w:val="28"/>
           <w:lang w:val="en-US"/>
@@ -5169,8 +5053,6 @@
       <w:r>
         <w:rPr>
           <w:rFonts w:ascii="Times New Roman" w:eastAsia="Times New Roman" w:hAnsi="Times New Roman" w:cs="Times New Roman"/>
-          <w:b/>
-          <w:bCs/>
           <w:sz w:val="28"/>
           <w:szCs w:val="28"/>
           <w:lang w:val="en-US"/>
@@ -5181,8 +5063,6 @@
       <w:r>
         <w:rPr>
           <w:rFonts w:ascii="Times New Roman" w:eastAsia="Times New Roman" w:hAnsi="Times New Roman" w:cs="Times New Roman"/>
-          <w:b/>
-          <w:bCs/>
           <w:sz w:val="28"/>
           <w:szCs w:val="28"/>
           <w:lang w:val="en-US"/>
@@ -5193,8 +5073,6 @@
       <w:r>
         <w:rPr>
           <w:rFonts w:ascii="Times New Roman" w:eastAsia="Times New Roman" w:hAnsi="Times New Roman" w:cs="Times New Roman"/>
-          <w:b/>
-          <w:bCs/>
           <w:sz w:val="28"/>
           <w:szCs w:val="28"/>
           <w:lang w:val="en-US"/>
@@ -5205,8 +5083,6 @@
       <w:r>
         <w:rPr>
           <w:rFonts w:ascii="Times New Roman" w:eastAsia="Times New Roman" w:hAnsi="Times New Roman" w:cs="Times New Roman"/>
-          <w:b/>
-          <w:bCs/>
           <w:sz w:val="28"/>
           <w:szCs w:val="28"/>
           <w:lang w:val="en-US"/>
@@ -5219,18 +5095,14 @@
         <w:spacing w:line="360" w:lineRule="auto"/>
         <w:rPr>
           <w:rFonts w:ascii="Times New Roman" w:eastAsia="Times New Roman" w:hAnsi="Times New Roman" w:cs="Times New Roman"/>
-          <w:b/>
-          <w:bCs/>
-          <w:sz w:val="28"/>
-          <w:szCs w:val="28"/>
-          <w:lang w:val="en-US"/>
-        </w:rPr>
-      </w:pPr>
-      <w:r>
-        <w:rPr>
-          <w:rFonts w:ascii="Times New Roman" w:eastAsia="Times New Roman" w:hAnsi="Times New Roman" w:cs="Times New Roman"/>
-          <w:b/>
-          <w:bCs/>
+          <w:sz w:val="28"/>
+          <w:szCs w:val="28"/>
+          <w:lang w:val="en-US"/>
+        </w:rPr>
+      </w:pPr>
+      <w:r>
+        <w:rPr>
+          <w:rFonts w:ascii="Times New Roman" w:eastAsia="Times New Roman" w:hAnsi="Times New Roman" w:cs="Times New Roman"/>
           <w:sz w:val="28"/>
           <w:szCs w:val="28"/>
           <w:lang w:val="en-US"/>
@@ -5247,31 +5119,51 @@
           <w:bCs/>
           <w:sz w:val="28"/>
           <w:szCs w:val="28"/>
-          <w:lang w:val="en-US"/>
-        </w:rPr>
-      </w:pPr>
-    </w:p>
-    <w:p>
-      <w:pPr>
-        <w:spacing w:line="360" w:lineRule="auto"/>
-        <w:rPr>
-          <w:rFonts w:ascii="Times New Roman" w:eastAsia="Times New Roman" w:hAnsi="Times New Roman" w:cs="Times New Roman"/>
-          <w:b/>
-          <w:bCs/>
-          <w:sz w:val="28"/>
-          <w:szCs w:val="28"/>
-          <w:lang w:val="en-US"/>
-        </w:rPr>
-      </w:pPr>
-      <w:r>
-        <w:rPr>
-          <w:rFonts w:ascii="Times New Roman" w:eastAsia="Times New Roman" w:hAnsi="Times New Roman" w:cs="Times New Roman"/>
-          <w:b/>
-          <w:bCs/>
-          <w:sz w:val="28"/>
-          <w:szCs w:val="28"/>
-          <w:lang w:val="en-US"/>
-        </w:rPr>
+          <w:lang w:val="uk-UA"/>
+        </w:rPr>
+      </w:pPr>
+      <w:r>
+        <w:rPr>
+          <w:rFonts w:ascii="Times New Roman" w:eastAsia="Times New Roman" w:hAnsi="Times New Roman" w:cs="Times New Roman"/>
+          <w:b/>
+          <w:bCs/>
+          <w:sz w:val="28"/>
+          <w:szCs w:val="28"/>
+        </w:rPr>
+        <w:t>Викликається drawOnCanvas, щоб намалювати траєкторію</w:t>
+      </w:r>
+    </w:p>
+    <w:p>
+      <w:pPr>
+        <w:spacing w:line="360" w:lineRule="auto"/>
+        <w:rPr>
+          <w:rFonts w:ascii="Times New Roman" w:eastAsia="Times New Roman" w:hAnsi="Times New Roman" w:cs="Times New Roman"/>
+          <w:b/>
+          <w:bCs/>
+          <w:sz w:val="28"/>
+          <w:szCs w:val="28"/>
+          <w:lang w:val="uk-UA"/>
+        </w:rPr>
+      </w:pPr>
+    </w:p>
+    <w:p>
+      <w:pPr>
+        <w:spacing w:line="360" w:lineRule="auto"/>
+        <w:rPr>
+          <w:rFonts w:ascii="Times New Roman" w:eastAsia="Times New Roman" w:hAnsi="Times New Roman" w:cs="Times New Roman"/>
+          <w:sz w:val="28"/>
+          <w:szCs w:val="28"/>
+          <w:lang w:val="en-US"/>
+        </w:rPr>
+      </w:pPr>
+      <w:r>
+        <w:rPr>
+          <w:rFonts w:ascii="Times New Roman" w:eastAsia="Times New Roman" w:hAnsi="Times New Roman" w:cs="Times New Roman"/>
+          <w:sz w:val="28"/>
+          <w:szCs w:val="28"/>
+          <w:lang w:val="en-US"/>
+        </w:rPr>
+        <w:lastRenderedPageBreak/>
         <w:t xml:space="preserve">function </w:t>
       </w:r>
       <w:proofErr w:type="spellStart"/>
@@ -5279,8 +5171,6 @@
       <w:r>
         <w:rPr>
           <w:rFonts w:ascii="Times New Roman" w:eastAsia="Times New Roman" w:hAnsi="Times New Roman" w:cs="Times New Roman"/>
-          <w:b/>
-          <w:bCs/>
           <w:sz w:val="28"/>
           <w:szCs w:val="28"/>
           <w:lang w:val="en-US"/>
@@ -5291,8 +5181,6 @@
       <w:r>
         <w:rPr>
           <w:rFonts w:ascii="Times New Roman" w:eastAsia="Times New Roman" w:hAnsi="Times New Roman" w:cs="Times New Roman"/>
-          <w:b/>
-          <w:bCs/>
           <w:sz w:val="28"/>
           <w:szCs w:val="28"/>
           <w:lang w:val="en-US"/>
@@ -5303,8 +5191,6 @@
       <w:r>
         <w:rPr>
           <w:rFonts w:ascii="Times New Roman" w:eastAsia="Times New Roman" w:hAnsi="Times New Roman" w:cs="Times New Roman"/>
-          <w:b/>
-          <w:bCs/>
           <w:sz w:val="28"/>
           <w:szCs w:val="28"/>
           <w:lang w:val="en-US"/>
@@ -5317,18 +5203,14 @@
         <w:spacing w:line="360" w:lineRule="auto"/>
         <w:rPr>
           <w:rFonts w:ascii="Times New Roman" w:eastAsia="Times New Roman" w:hAnsi="Times New Roman" w:cs="Times New Roman"/>
-          <w:b/>
-          <w:bCs/>
-          <w:sz w:val="28"/>
-          <w:szCs w:val="28"/>
-          <w:lang w:val="en-US"/>
-        </w:rPr>
-      </w:pPr>
-      <w:r>
-        <w:rPr>
-          <w:rFonts w:ascii="Times New Roman" w:eastAsia="Times New Roman" w:hAnsi="Times New Roman" w:cs="Times New Roman"/>
-          <w:b/>
-          <w:bCs/>
+          <w:sz w:val="28"/>
+          <w:szCs w:val="28"/>
+          <w:lang w:val="en-US"/>
+        </w:rPr>
+      </w:pPr>
+      <w:r>
+        <w:rPr>
+          <w:rFonts w:ascii="Times New Roman" w:eastAsia="Times New Roman" w:hAnsi="Times New Roman" w:cs="Times New Roman"/>
           <w:sz w:val="28"/>
           <w:szCs w:val="28"/>
           <w:lang w:val="en-US"/>
@@ -5341,18 +5223,14 @@
         <w:spacing w:line="360" w:lineRule="auto"/>
         <w:rPr>
           <w:rFonts w:ascii="Times New Roman" w:eastAsia="Times New Roman" w:hAnsi="Times New Roman" w:cs="Times New Roman"/>
-          <w:b/>
-          <w:bCs/>
-          <w:sz w:val="28"/>
-          <w:szCs w:val="28"/>
-          <w:lang w:val="en-US"/>
-        </w:rPr>
-      </w:pPr>
-      <w:r>
-        <w:rPr>
-          <w:rFonts w:ascii="Times New Roman" w:eastAsia="Times New Roman" w:hAnsi="Times New Roman" w:cs="Times New Roman"/>
-          <w:b/>
-          <w:bCs/>
+          <w:sz w:val="28"/>
+          <w:szCs w:val="28"/>
+          <w:lang w:val="en-US"/>
+        </w:rPr>
+      </w:pPr>
+      <w:r>
+        <w:rPr>
+          <w:rFonts w:ascii="Times New Roman" w:eastAsia="Times New Roman" w:hAnsi="Times New Roman" w:cs="Times New Roman"/>
           <w:sz w:val="28"/>
           <w:szCs w:val="28"/>
           <w:lang w:val="en-US"/>
@@ -5364,8 +5242,6 @@
       <w:r>
         <w:rPr>
           <w:rFonts w:ascii="Times New Roman" w:eastAsia="Times New Roman" w:hAnsi="Times New Roman" w:cs="Times New Roman"/>
-          <w:b/>
-          <w:bCs/>
           <w:sz w:val="28"/>
           <w:szCs w:val="28"/>
           <w:lang w:val="en-US"/>
@@ -5377,8 +5253,6 @@
       <w:r>
         <w:rPr>
           <w:rFonts w:ascii="Times New Roman" w:eastAsia="Times New Roman" w:hAnsi="Times New Roman" w:cs="Times New Roman"/>
-          <w:b/>
-          <w:bCs/>
           <w:sz w:val="28"/>
           <w:szCs w:val="28"/>
           <w:lang w:val="en-US"/>
@@ -5391,18 +5265,14 @@
         <w:spacing w:line="360" w:lineRule="auto"/>
         <w:rPr>
           <w:rFonts w:ascii="Times New Roman" w:eastAsia="Times New Roman" w:hAnsi="Times New Roman" w:cs="Times New Roman"/>
-          <w:b/>
-          <w:bCs/>
-          <w:sz w:val="28"/>
-          <w:szCs w:val="28"/>
-          <w:lang w:val="en-US"/>
-        </w:rPr>
-      </w:pPr>
-      <w:r>
-        <w:rPr>
-          <w:rFonts w:ascii="Times New Roman" w:eastAsia="Times New Roman" w:hAnsi="Times New Roman" w:cs="Times New Roman"/>
-          <w:b/>
-          <w:bCs/>
+          <w:sz w:val="28"/>
+          <w:szCs w:val="28"/>
+          <w:lang w:val="en-US"/>
+        </w:rPr>
+      </w:pPr>
+      <w:r>
+        <w:rPr>
+          <w:rFonts w:ascii="Times New Roman" w:eastAsia="Times New Roman" w:hAnsi="Times New Roman" w:cs="Times New Roman"/>
           <w:sz w:val="28"/>
           <w:szCs w:val="28"/>
           <w:lang w:val="en-US"/>
@@ -5414,8 +5284,6 @@
       <w:r>
         <w:rPr>
           <w:rFonts w:ascii="Times New Roman" w:eastAsia="Times New Roman" w:hAnsi="Times New Roman" w:cs="Times New Roman"/>
-          <w:b/>
-          <w:bCs/>
           <w:sz w:val="28"/>
           <w:szCs w:val="28"/>
           <w:lang w:val="en-US"/>
@@ -5427,8 +5295,6 @@
       <w:r>
         <w:rPr>
           <w:rFonts w:ascii="Times New Roman" w:eastAsia="Times New Roman" w:hAnsi="Times New Roman" w:cs="Times New Roman"/>
-          <w:b/>
-          <w:bCs/>
           <w:sz w:val="28"/>
           <w:szCs w:val="28"/>
           <w:lang w:val="en-US"/>
@@ -5441,18 +5307,14 @@
         <w:spacing w:line="360" w:lineRule="auto"/>
         <w:rPr>
           <w:rFonts w:ascii="Times New Roman" w:eastAsia="Times New Roman" w:hAnsi="Times New Roman" w:cs="Times New Roman"/>
-          <w:b/>
-          <w:bCs/>
-          <w:sz w:val="28"/>
-          <w:szCs w:val="28"/>
-          <w:lang w:val="en-US"/>
-        </w:rPr>
-      </w:pPr>
-      <w:r>
-        <w:rPr>
-          <w:rFonts w:ascii="Times New Roman" w:eastAsia="Times New Roman" w:hAnsi="Times New Roman" w:cs="Times New Roman"/>
-          <w:b/>
-          <w:bCs/>
+          <w:sz w:val="28"/>
+          <w:szCs w:val="28"/>
+          <w:lang w:val="en-US"/>
+        </w:rPr>
+      </w:pPr>
+      <w:r>
+        <w:rPr>
+          <w:rFonts w:ascii="Times New Roman" w:eastAsia="Times New Roman" w:hAnsi="Times New Roman" w:cs="Times New Roman"/>
           <w:sz w:val="28"/>
           <w:szCs w:val="28"/>
           <w:lang w:val="en-US"/>
@@ -5465,18 +5327,14 @@
         <w:spacing w:line="360" w:lineRule="auto"/>
         <w:rPr>
           <w:rFonts w:ascii="Times New Roman" w:eastAsia="Times New Roman" w:hAnsi="Times New Roman" w:cs="Times New Roman"/>
-          <w:b/>
-          <w:bCs/>
-          <w:sz w:val="28"/>
-          <w:szCs w:val="28"/>
-          <w:lang w:val="en-US"/>
-        </w:rPr>
-      </w:pPr>
-      <w:r>
-        <w:rPr>
-          <w:rFonts w:ascii="Times New Roman" w:eastAsia="Times New Roman" w:hAnsi="Times New Roman" w:cs="Times New Roman"/>
-          <w:b/>
-          <w:bCs/>
+          <w:sz w:val="28"/>
+          <w:szCs w:val="28"/>
+          <w:lang w:val="en-US"/>
+        </w:rPr>
+      </w:pPr>
+      <w:r>
+        <w:rPr>
+          <w:rFonts w:ascii="Times New Roman" w:eastAsia="Times New Roman" w:hAnsi="Times New Roman" w:cs="Times New Roman"/>
           <w:sz w:val="28"/>
           <w:szCs w:val="28"/>
           <w:lang w:val="en-US"/>
@@ -5487,8 +5345,6 @@
       <w:r>
         <w:rPr>
           <w:rFonts w:ascii="Times New Roman" w:eastAsia="Times New Roman" w:hAnsi="Times New Roman" w:cs="Times New Roman"/>
-          <w:b/>
-          <w:bCs/>
           <w:sz w:val="28"/>
           <w:szCs w:val="28"/>
           <w:lang w:val="en-US"/>
@@ -5499,8 +5355,6 @@
       <w:r>
         <w:rPr>
           <w:rFonts w:ascii="Times New Roman" w:eastAsia="Times New Roman" w:hAnsi="Times New Roman" w:cs="Times New Roman"/>
-          <w:b/>
-          <w:bCs/>
           <w:sz w:val="28"/>
           <w:szCs w:val="28"/>
           <w:lang w:val="en-US"/>
@@ -5512,8 +5366,6 @@
       <w:r>
         <w:rPr>
           <w:rFonts w:ascii="Times New Roman" w:eastAsia="Times New Roman" w:hAnsi="Times New Roman" w:cs="Times New Roman"/>
-          <w:b/>
-          <w:bCs/>
           <w:sz w:val="28"/>
           <w:szCs w:val="28"/>
           <w:lang w:val="en-US"/>
@@ -5524,8 +5376,6 @@
       <w:r>
         <w:rPr>
           <w:rFonts w:ascii="Times New Roman" w:eastAsia="Times New Roman" w:hAnsi="Times New Roman" w:cs="Times New Roman"/>
-          <w:b/>
-          <w:bCs/>
           <w:sz w:val="28"/>
           <w:szCs w:val="28"/>
           <w:lang w:val="en-US"/>
@@ -5536,8 +5386,6 @@
       <w:r>
         <w:rPr>
           <w:rFonts w:ascii="Times New Roman" w:eastAsia="Times New Roman" w:hAnsi="Times New Roman" w:cs="Times New Roman"/>
-          <w:b/>
-          <w:bCs/>
           <w:sz w:val="28"/>
           <w:szCs w:val="28"/>
           <w:lang w:val="en-US"/>
@@ -5548,8 +5396,6 @@
       <w:r>
         <w:rPr>
           <w:rFonts w:ascii="Times New Roman" w:eastAsia="Times New Roman" w:hAnsi="Times New Roman" w:cs="Times New Roman"/>
-          <w:b/>
-          <w:bCs/>
           <w:sz w:val="28"/>
           <w:szCs w:val="28"/>
           <w:lang w:val="en-US"/>
@@ -5560,8 +5406,6 @@
       <w:r>
         <w:rPr>
           <w:rFonts w:ascii="Times New Roman" w:eastAsia="Times New Roman" w:hAnsi="Times New Roman" w:cs="Times New Roman"/>
-          <w:b/>
-          <w:bCs/>
           <w:sz w:val="28"/>
           <w:szCs w:val="28"/>
           <w:lang w:val="en-US"/>
@@ -5572,8 +5416,6 @@
       <w:r>
         <w:rPr>
           <w:rFonts w:ascii="Times New Roman" w:eastAsia="Times New Roman" w:hAnsi="Times New Roman" w:cs="Times New Roman"/>
-          <w:b/>
-          <w:bCs/>
           <w:sz w:val="28"/>
           <w:szCs w:val="28"/>
           <w:lang w:val="en-US"/>
@@ -5584,8 +5426,6 @@
       <w:r>
         <w:rPr>
           <w:rFonts w:ascii="Times New Roman" w:eastAsia="Times New Roman" w:hAnsi="Times New Roman" w:cs="Times New Roman"/>
-          <w:b/>
-          <w:bCs/>
           <w:sz w:val="28"/>
           <w:szCs w:val="28"/>
           <w:lang w:val="en-US"/>
@@ -5598,31 +5438,24 @@
         <w:spacing w:line="360" w:lineRule="auto"/>
         <w:rPr>
           <w:rFonts w:ascii="Times New Roman" w:eastAsia="Times New Roman" w:hAnsi="Times New Roman" w:cs="Times New Roman"/>
-          <w:b/>
-          <w:bCs/>
-          <w:sz w:val="28"/>
-          <w:szCs w:val="28"/>
-          <w:lang w:val="en-US"/>
-        </w:rPr>
-      </w:pPr>
-      <w:r>
-        <w:rPr>
-          <w:rFonts w:ascii="Times New Roman" w:eastAsia="Times New Roman" w:hAnsi="Times New Roman" w:cs="Times New Roman"/>
-          <w:b/>
-          <w:bCs/>
-          <w:sz w:val="28"/>
-          <w:szCs w:val="28"/>
-          <w:lang w:val="en-US"/>
-        </w:rPr>
-        <w:lastRenderedPageBreak/>
+          <w:sz w:val="28"/>
+          <w:szCs w:val="28"/>
+          <w:lang w:val="en-US"/>
+        </w:rPr>
+      </w:pPr>
+      <w:r>
+        <w:rPr>
+          <w:rFonts w:ascii="Times New Roman" w:eastAsia="Times New Roman" w:hAnsi="Times New Roman" w:cs="Times New Roman"/>
+          <w:sz w:val="28"/>
+          <w:szCs w:val="28"/>
+          <w:lang w:val="en-US"/>
+        </w:rPr>
         <w:t xml:space="preserve">    const </w:t>
       </w:r>
       <w:proofErr w:type="spellStart"/>
       <w:r>
         <w:rPr>
           <w:rFonts w:ascii="Times New Roman" w:eastAsia="Times New Roman" w:hAnsi="Times New Roman" w:cs="Times New Roman"/>
-          <w:b/>
-          <w:bCs/>
           <w:sz w:val="28"/>
           <w:szCs w:val="28"/>
           <w:lang w:val="en-US"/>
@@ -5633,8 +5466,6 @@
       <w:r>
         <w:rPr>
           <w:rFonts w:ascii="Times New Roman" w:eastAsia="Times New Roman" w:hAnsi="Times New Roman" w:cs="Times New Roman"/>
-          <w:b/>
-          <w:bCs/>
           <w:sz w:val="28"/>
           <w:szCs w:val="28"/>
           <w:lang w:val="en-US"/>
@@ -5646,8 +5477,6 @@
       <w:r>
         <w:rPr>
           <w:rFonts w:ascii="Times New Roman" w:eastAsia="Times New Roman" w:hAnsi="Times New Roman" w:cs="Times New Roman"/>
-          <w:b/>
-          <w:bCs/>
           <w:sz w:val="28"/>
           <w:szCs w:val="28"/>
           <w:lang w:val="en-US"/>
@@ -5658,8 +5487,6 @@
       <w:r>
         <w:rPr>
           <w:rFonts w:ascii="Times New Roman" w:eastAsia="Times New Roman" w:hAnsi="Times New Roman" w:cs="Times New Roman"/>
-          <w:b/>
-          <w:bCs/>
           <w:sz w:val="28"/>
           <w:szCs w:val="28"/>
           <w:lang w:val="en-US"/>
@@ -5670,8 +5497,6 @@
       <w:r>
         <w:rPr>
           <w:rFonts w:ascii="Times New Roman" w:eastAsia="Times New Roman" w:hAnsi="Times New Roman" w:cs="Times New Roman"/>
-          <w:b/>
-          <w:bCs/>
           <w:sz w:val="28"/>
           <w:szCs w:val="28"/>
           <w:lang w:val="en-US"/>
@@ -5682,8 +5507,6 @@
       <w:r>
         <w:rPr>
           <w:rFonts w:ascii="Times New Roman" w:eastAsia="Times New Roman" w:hAnsi="Times New Roman" w:cs="Times New Roman"/>
-          <w:b/>
-          <w:bCs/>
           <w:sz w:val="28"/>
           <w:szCs w:val="28"/>
           <w:lang w:val="en-US"/>
@@ -5694,8 +5517,6 @@
       <w:r>
         <w:rPr>
           <w:rFonts w:ascii="Times New Roman" w:eastAsia="Times New Roman" w:hAnsi="Times New Roman" w:cs="Times New Roman"/>
-          <w:b/>
-          <w:bCs/>
           <w:sz w:val="28"/>
           <w:szCs w:val="28"/>
           <w:lang w:val="en-US"/>
@@ -5706,8 +5527,6 @@
       <w:r>
         <w:rPr>
           <w:rFonts w:ascii="Times New Roman" w:eastAsia="Times New Roman" w:hAnsi="Times New Roman" w:cs="Times New Roman"/>
-          <w:b/>
-          <w:bCs/>
           <w:sz w:val="28"/>
           <w:szCs w:val="28"/>
           <w:lang w:val="en-US"/>
@@ -5718,8 +5537,6 @@
       <w:r>
         <w:rPr>
           <w:rFonts w:ascii="Times New Roman" w:eastAsia="Times New Roman" w:hAnsi="Times New Roman" w:cs="Times New Roman"/>
-          <w:b/>
-          <w:bCs/>
           <w:sz w:val="28"/>
           <w:szCs w:val="28"/>
           <w:lang w:val="en-US"/>
@@ -5732,18 +5549,14 @@
         <w:spacing w:line="360" w:lineRule="auto"/>
         <w:rPr>
           <w:rFonts w:ascii="Times New Roman" w:eastAsia="Times New Roman" w:hAnsi="Times New Roman" w:cs="Times New Roman"/>
-          <w:b/>
-          <w:bCs/>
-          <w:sz w:val="28"/>
-          <w:szCs w:val="28"/>
-          <w:lang w:val="en-US"/>
-        </w:rPr>
-      </w:pPr>
-      <w:r>
-        <w:rPr>
-          <w:rFonts w:ascii="Times New Roman" w:eastAsia="Times New Roman" w:hAnsi="Times New Roman" w:cs="Times New Roman"/>
-          <w:b/>
-          <w:bCs/>
+          <w:sz w:val="28"/>
+          <w:szCs w:val="28"/>
+          <w:lang w:val="en-US"/>
+        </w:rPr>
+      </w:pPr>
+      <w:r>
+        <w:rPr>
+          <w:rFonts w:ascii="Times New Roman" w:eastAsia="Times New Roman" w:hAnsi="Times New Roman" w:cs="Times New Roman"/>
           <w:sz w:val="28"/>
           <w:szCs w:val="28"/>
           <w:lang w:val="en-US"/>
@@ -5756,18 +5569,14 @@
         <w:spacing w:line="360" w:lineRule="auto"/>
         <w:rPr>
           <w:rFonts w:ascii="Times New Roman" w:eastAsia="Times New Roman" w:hAnsi="Times New Roman" w:cs="Times New Roman"/>
-          <w:b/>
-          <w:bCs/>
-          <w:sz w:val="28"/>
-          <w:szCs w:val="28"/>
-          <w:lang w:val="en-US"/>
-        </w:rPr>
-      </w:pPr>
-      <w:r>
-        <w:rPr>
-          <w:rFonts w:ascii="Times New Roman" w:eastAsia="Times New Roman" w:hAnsi="Times New Roman" w:cs="Times New Roman"/>
-          <w:b/>
-          <w:bCs/>
+          <w:sz w:val="28"/>
+          <w:szCs w:val="28"/>
+          <w:lang w:val="en-US"/>
+        </w:rPr>
+      </w:pPr>
+      <w:r>
+        <w:rPr>
+          <w:rFonts w:ascii="Times New Roman" w:eastAsia="Times New Roman" w:hAnsi="Times New Roman" w:cs="Times New Roman"/>
           <w:sz w:val="28"/>
           <w:szCs w:val="28"/>
           <w:lang w:val="en-US"/>
@@ -5778,8 +5587,6 @@
       <w:r>
         <w:rPr>
           <w:rFonts w:ascii="Times New Roman" w:eastAsia="Times New Roman" w:hAnsi="Times New Roman" w:cs="Times New Roman"/>
-          <w:b/>
-          <w:bCs/>
           <w:sz w:val="28"/>
           <w:szCs w:val="28"/>
           <w:lang w:val="en-US"/>
@@ -5790,8 +5597,6 @@
       <w:r>
         <w:rPr>
           <w:rFonts w:ascii="Times New Roman" w:eastAsia="Times New Roman" w:hAnsi="Times New Roman" w:cs="Times New Roman"/>
-          <w:b/>
-          <w:bCs/>
           <w:sz w:val="28"/>
           <w:szCs w:val="28"/>
           <w:lang w:val="en-US"/>
@@ -5802,8 +5607,6 @@
       <w:r>
         <w:rPr>
           <w:rFonts w:ascii="Times New Roman" w:eastAsia="Times New Roman" w:hAnsi="Times New Roman" w:cs="Times New Roman"/>
-          <w:b/>
-          <w:bCs/>
           <w:sz w:val="28"/>
           <w:szCs w:val="28"/>
           <w:lang w:val="en-US"/>
@@ -5814,8 +5617,6 @@
       <w:r>
         <w:rPr>
           <w:rFonts w:ascii="Times New Roman" w:eastAsia="Times New Roman" w:hAnsi="Times New Roman" w:cs="Times New Roman"/>
-          <w:b/>
-          <w:bCs/>
           <w:sz w:val="28"/>
           <w:szCs w:val="28"/>
           <w:lang w:val="en-US"/>
@@ -5828,18 +5629,14 @@
         <w:spacing w:line="360" w:lineRule="auto"/>
         <w:rPr>
           <w:rFonts w:ascii="Times New Roman" w:eastAsia="Times New Roman" w:hAnsi="Times New Roman" w:cs="Times New Roman"/>
-          <w:b/>
-          <w:bCs/>
-          <w:sz w:val="28"/>
-          <w:szCs w:val="28"/>
-          <w:lang w:val="en-US"/>
-        </w:rPr>
-      </w:pPr>
-      <w:r>
-        <w:rPr>
-          <w:rFonts w:ascii="Times New Roman" w:eastAsia="Times New Roman" w:hAnsi="Times New Roman" w:cs="Times New Roman"/>
-          <w:b/>
-          <w:bCs/>
+          <w:sz w:val="28"/>
+          <w:szCs w:val="28"/>
+          <w:lang w:val="en-US"/>
+        </w:rPr>
+      </w:pPr>
+      <w:r>
+        <w:rPr>
+          <w:rFonts w:ascii="Times New Roman" w:eastAsia="Times New Roman" w:hAnsi="Times New Roman" w:cs="Times New Roman"/>
           <w:sz w:val="28"/>
           <w:szCs w:val="28"/>
           <w:lang w:val="en-US"/>
@@ -5850,8 +5647,6 @@
       <w:r>
         <w:rPr>
           <w:rFonts w:ascii="Times New Roman" w:eastAsia="Times New Roman" w:hAnsi="Times New Roman" w:cs="Times New Roman"/>
-          <w:b/>
-          <w:bCs/>
           <w:sz w:val="28"/>
           <w:szCs w:val="28"/>
           <w:lang w:val="en-US"/>
@@ -5862,8 +5657,6 @@
       <w:r>
         <w:rPr>
           <w:rFonts w:ascii="Times New Roman" w:eastAsia="Times New Roman" w:hAnsi="Times New Roman" w:cs="Times New Roman"/>
-          <w:b/>
-          <w:bCs/>
           <w:sz w:val="28"/>
           <w:szCs w:val="28"/>
           <w:lang w:val="en-US"/>
@@ -5874,8 +5667,6 @@
       <w:r>
         <w:rPr>
           <w:rFonts w:ascii="Times New Roman" w:eastAsia="Times New Roman" w:hAnsi="Times New Roman" w:cs="Times New Roman"/>
-          <w:b/>
-          <w:bCs/>
           <w:sz w:val="28"/>
           <w:szCs w:val="28"/>
           <w:lang w:val="en-US"/>
@@ -5886,8 +5677,6 @@
       <w:r>
         <w:rPr>
           <w:rFonts w:ascii="Times New Roman" w:eastAsia="Times New Roman" w:hAnsi="Times New Roman" w:cs="Times New Roman"/>
-          <w:b/>
-          <w:bCs/>
           <w:sz w:val="28"/>
           <w:szCs w:val="28"/>
           <w:lang w:val="en-US"/>
@@ -5900,18 +5689,14 @@
         <w:spacing w:line="360" w:lineRule="auto"/>
         <w:rPr>
           <w:rFonts w:ascii="Times New Roman" w:eastAsia="Times New Roman" w:hAnsi="Times New Roman" w:cs="Times New Roman"/>
-          <w:b/>
-          <w:bCs/>
-          <w:sz w:val="28"/>
-          <w:szCs w:val="28"/>
-          <w:lang w:val="en-US"/>
-        </w:rPr>
-      </w:pPr>
-      <w:r>
-        <w:rPr>
-          <w:rFonts w:ascii="Times New Roman" w:eastAsia="Times New Roman" w:hAnsi="Times New Roman" w:cs="Times New Roman"/>
-          <w:b/>
-          <w:bCs/>
+          <w:sz w:val="28"/>
+          <w:szCs w:val="28"/>
+          <w:lang w:val="en-US"/>
+        </w:rPr>
+      </w:pPr>
+      <w:r>
+        <w:rPr>
+          <w:rFonts w:ascii="Times New Roman" w:eastAsia="Times New Roman" w:hAnsi="Times New Roman" w:cs="Times New Roman"/>
           <w:sz w:val="28"/>
           <w:szCs w:val="28"/>
           <w:lang w:val="en-US"/>
@@ -5924,18 +5709,14 @@
         <w:spacing w:line="360" w:lineRule="auto"/>
         <w:rPr>
           <w:rFonts w:ascii="Times New Roman" w:eastAsia="Times New Roman" w:hAnsi="Times New Roman" w:cs="Times New Roman"/>
-          <w:b/>
-          <w:bCs/>
-          <w:sz w:val="28"/>
-          <w:szCs w:val="28"/>
-          <w:lang w:val="en-US"/>
-        </w:rPr>
-      </w:pPr>
-      <w:r>
-        <w:rPr>
-          <w:rFonts w:ascii="Times New Roman" w:eastAsia="Times New Roman" w:hAnsi="Times New Roman" w:cs="Times New Roman"/>
-          <w:b/>
-          <w:bCs/>
+          <w:sz w:val="28"/>
+          <w:szCs w:val="28"/>
+          <w:lang w:val="en-US"/>
+        </w:rPr>
+      </w:pPr>
+      <w:r>
+        <w:rPr>
+          <w:rFonts w:ascii="Times New Roman" w:eastAsia="Times New Roman" w:hAnsi="Times New Roman" w:cs="Times New Roman"/>
           <w:sz w:val="28"/>
           <w:szCs w:val="28"/>
           <w:lang w:val="en-US"/>
@@ -5947,8 +5728,6 @@
       <w:r>
         <w:rPr>
           <w:rFonts w:ascii="Times New Roman" w:eastAsia="Times New Roman" w:hAnsi="Times New Roman" w:cs="Times New Roman"/>
-          <w:b/>
-          <w:bCs/>
           <w:sz w:val="28"/>
           <w:szCs w:val="28"/>
           <w:lang w:val="en-US"/>
@@ -5960,8 +5739,6 @@
       <w:r>
         <w:rPr>
           <w:rFonts w:ascii="Times New Roman" w:eastAsia="Times New Roman" w:hAnsi="Times New Roman" w:cs="Times New Roman"/>
-          <w:b/>
-          <w:bCs/>
           <w:sz w:val="28"/>
           <w:szCs w:val="28"/>
           <w:lang w:val="en-US"/>
@@ -5974,18 +5751,14 @@
         <w:spacing w:line="360" w:lineRule="auto"/>
         <w:rPr>
           <w:rFonts w:ascii="Times New Roman" w:eastAsia="Times New Roman" w:hAnsi="Times New Roman" w:cs="Times New Roman"/>
-          <w:b/>
-          <w:bCs/>
-          <w:sz w:val="28"/>
-          <w:szCs w:val="28"/>
-          <w:lang w:val="en-US"/>
-        </w:rPr>
-      </w:pPr>
-      <w:r>
-        <w:rPr>
-          <w:rFonts w:ascii="Times New Roman" w:eastAsia="Times New Roman" w:hAnsi="Times New Roman" w:cs="Times New Roman"/>
-          <w:b/>
-          <w:bCs/>
+          <w:sz w:val="28"/>
+          <w:szCs w:val="28"/>
+          <w:lang w:val="en-US"/>
+        </w:rPr>
+      </w:pPr>
+      <w:r>
+        <w:rPr>
+          <w:rFonts w:ascii="Times New Roman" w:eastAsia="Times New Roman" w:hAnsi="Times New Roman" w:cs="Times New Roman"/>
           <w:sz w:val="28"/>
           <w:szCs w:val="28"/>
           <w:lang w:val="en-US"/>
@@ -5997,8 +5770,6 @@
       <w:r>
         <w:rPr>
           <w:rFonts w:ascii="Times New Roman" w:eastAsia="Times New Roman" w:hAnsi="Times New Roman" w:cs="Times New Roman"/>
-          <w:b/>
-          <w:bCs/>
           <w:sz w:val="28"/>
           <w:szCs w:val="28"/>
           <w:lang w:val="en-US"/>
@@ -6010,8 +5781,6 @@
       <w:r>
         <w:rPr>
           <w:rFonts w:ascii="Times New Roman" w:eastAsia="Times New Roman" w:hAnsi="Times New Roman" w:cs="Times New Roman"/>
-          <w:b/>
-          <w:bCs/>
           <w:sz w:val="28"/>
           <w:szCs w:val="28"/>
           <w:lang w:val="en-US"/>
@@ -6024,18 +5793,14 @@
         <w:spacing w:line="360" w:lineRule="auto"/>
         <w:rPr>
           <w:rFonts w:ascii="Times New Roman" w:eastAsia="Times New Roman" w:hAnsi="Times New Roman" w:cs="Times New Roman"/>
-          <w:b/>
-          <w:bCs/>
-          <w:sz w:val="28"/>
-          <w:szCs w:val="28"/>
-          <w:lang w:val="en-US"/>
-        </w:rPr>
-      </w:pPr>
-      <w:r>
-        <w:rPr>
-          <w:rFonts w:ascii="Times New Roman" w:eastAsia="Times New Roman" w:hAnsi="Times New Roman" w:cs="Times New Roman"/>
-          <w:b/>
-          <w:bCs/>
+          <w:sz w:val="28"/>
+          <w:szCs w:val="28"/>
+          <w:lang w:val="uk-UA"/>
+        </w:rPr>
+      </w:pPr>
+      <w:r>
+        <w:rPr>
+          <w:rFonts w:ascii="Times New Roman" w:eastAsia="Times New Roman" w:hAnsi="Times New Roman" w:cs="Times New Roman"/>
           <w:sz w:val="28"/>
           <w:szCs w:val="28"/>
           <w:lang w:val="en-US"/>
@@ -6047,8 +5812,6 @@
       <w:r>
         <w:rPr>
           <w:rFonts w:ascii="Times New Roman" w:eastAsia="Times New Roman" w:hAnsi="Times New Roman" w:cs="Times New Roman"/>
-          <w:b/>
-          <w:bCs/>
           <w:sz w:val="28"/>
           <w:szCs w:val="28"/>
           <w:lang w:val="en-US"/>
@@ -6060,8 +5823,6 @@
       <w:r>
         <w:rPr>
           <w:rFonts w:ascii="Times New Roman" w:eastAsia="Times New Roman" w:hAnsi="Times New Roman" w:cs="Times New Roman"/>
-          <w:b/>
-          <w:bCs/>
           <w:sz w:val="28"/>
           <w:szCs w:val="28"/>
           <w:lang w:val="en-US"/>
@@ -6074,45 +5835,62 @@
         <w:spacing w:line="360" w:lineRule="auto"/>
         <w:rPr>
           <w:rFonts w:ascii="Times New Roman" w:eastAsia="Times New Roman" w:hAnsi="Times New Roman" w:cs="Times New Roman"/>
-          <w:b/>
-          <w:bCs/>
-          <w:sz w:val="28"/>
-          <w:szCs w:val="28"/>
-          <w:lang w:val="en-US"/>
-        </w:rPr>
-      </w:pPr>
-      <w:r>
-        <w:rPr>
-          <w:rFonts w:ascii="Times New Roman" w:eastAsia="Times New Roman" w:hAnsi="Times New Roman" w:cs="Times New Roman"/>
-          <w:b/>
-          <w:bCs/>
-          <w:sz w:val="28"/>
-          <w:szCs w:val="28"/>
-          <w:lang w:val="en-US"/>
+          <w:sz w:val="28"/>
+          <w:szCs w:val="28"/>
+          <w:lang w:val="uk-UA"/>
+        </w:rPr>
+      </w:pPr>
+    </w:p>
+    <w:p>
+      <w:pPr>
+        <w:spacing w:line="360" w:lineRule="auto"/>
+        <w:rPr>
+          <w:rFonts w:ascii="Times New Roman" w:eastAsia="Times New Roman" w:hAnsi="Times New Roman" w:cs="Times New Roman"/>
+          <w:b/>
+          <w:bCs/>
+          <w:sz w:val="28"/>
+          <w:szCs w:val="28"/>
+          <w:lang w:val="uk-UA"/>
+        </w:rPr>
+      </w:pPr>
+      <w:r>
+        <w:rPr>
+          <w:rFonts w:ascii="Times New Roman" w:eastAsia="Times New Roman" w:hAnsi="Times New Roman" w:cs="Times New Roman"/>
+          <w:b/>
+          <w:bCs/>
+          <w:sz w:val="28"/>
+          <w:szCs w:val="28"/>
+          <w:lang w:val="ru-RU"/>
         </w:rPr>
         <w:t xml:space="preserve">    </w:t>
       </w:r>
-    </w:p>
-    <w:p>
-      <w:pPr>
-        <w:spacing w:line="360" w:lineRule="auto"/>
-        <w:rPr>
-          <w:rFonts w:ascii="Times New Roman" w:eastAsia="Times New Roman" w:hAnsi="Times New Roman" w:cs="Times New Roman"/>
-          <w:b/>
-          <w:bCs/>
-          <w:sz w:val="28"/>
-          <w:szCs w:val="28"/>
-          <w:lang w:val="en-US"/>
-        </w:rPr>
-      </w:pPr>
-      <w:r>
-        <w:rPr>
-          <w:rFonts w:ascii="Times New Roman" w:eastAsia="Times New Roman" w:hAnsi="Times New Roman" w:cs="Times New Roman"/>
-          <w:b/>
-          <w:bCs/>
-          <w:sz w:val="28"/>
-          <w:szCs w:val="28"/>
-          <w:lang w:val="en-US"/>
+      <w:r>
+        <w:rPr>
+          <w:rFonts w:ascii="Times New Roman" w:eastAsia="Times New Roman" w:hAnsi="Times New Roman" w:cs="Times New Roman"/>
+          <w:b/>
+          <w:bCs/>
+          <w:sz w:val="28"/>
+          <w:szCs w:val="28"/>
+        </w:rPr>
+        <w:t>починає новий шлях для малювання</w:t>
+      </w:r>
+    </w:p>
+    <w:p>
+      <w:pPr>
+        <w:spacing w:line="360" w:lineRule="auto"/>
+        <w:rPr>
+          <w:rFonts w:ascii="Times New Roman" w:eastAsia="Times New Roman" w:hAnsi="Times New Roman" w:cs="Times New Roman"/>
+          <w:sz w:val="28"/>
+          <w:szCs w:val="28"/>
+          <w:lang w:val="en-US"/>
+        </w:rPr>
+      </w:pPr>
+      <w:r>
+        <w:rPr>
+          <w:rFonts w:ascii="Times New Roman" w:eastAsia="Times New Roman" w:hAnsi="Times New Roman" w:cs="Times New Roman"/>
+          <w:sz w:val="28"/>
+          <w:szCs w:val="28"/>
+          <w:lang w:val="ru-RU"/>
         </w:rPr>
         <w:t xml:space="preserve">    </w:t>
       </w:r>
@@ -6121,8 +5899,6 @@
       <w:r>
         <w:rPr>
           <w:rFonts w:ascii="Times New Roman" w:eastAsia="Times New Roman" w:hAnsi="Times New Roman" w:cs="Times New Roman"/>
-          <w:b/>
-          <w:bCs/>
           <w:sz w:val="28"/>
           <w:szCs w:val="28"/>
           <w:lang w:val="en-US"/>
@@ -6134,8 +5910,6 @@
       <w:r>
         <w:rPr>
           <w:rFonts w:ascii="Times New Roman" w:eastAsia="Times New Roman" w:hAnsi="Times New Roman" w:cs="Times New Roman"/>
-          <w:b/>
-          <w:bCs/>
           <w:sz w:val="28"/>
           <w:szCs w:val="28"/>
           <w:lang w:val="en-US"/>
@@ -6148,18 +5922,14 @@
         <w:spacing w:line="360" w:lineRule="auto"/>
         <w:rPr>
           <w:rFonts w:ascii="Times New Roman" w:eastAsia="Times New Roman" w:hAnsi="Times New Roman" w:cs="Times New Roman"/>
-          <w:b/>
-          <w:bCs/>
-          <w:sz w:val="28"/>
-          <w:szCs w:val="28"/>
-          <w:lang w:val="en-US"/>
-        </w:rPr>
-      </w:pPr>
-      <w:r>
-        <w:rPr>
-          <w:rFonts w:ascii="Times New Roman" w:eastAsia="Times New Roman" w:hAnsi="Times New Roman" w:cs="Times New Roman"/>
-          <w:b/>
-          <w:bCs/>
+          <w:sz w:val="28"/>
+          <w:szCs w:val="28"/>
+          <w:lang w:val="en-US"/>
+        </w:rPr>
+      </w:pPr>
+      <w:r>
+        <w:rPr>
+          <w:rFonts w:ascii="Times New Roman" w:eastAsia="Times New Roman" w:hAnsi="Times New Roman" w:cs="Times New Roman"/>
           <w:sz w:val="28"/>
           <w:szCs w:val="28"/>
           <w:lang w:val="en-US"/>
@@ -6170,8 +5940,6 @@
       <w:r>
         <w:rPr>
           <w:rFonts w:ascii="Times New Roman" w:eastAsia="Times New Roman" w:hAnsi="Times New Roman" w:cs="Times New Roman"/>
-          <w:b/>
-          <w:bCs/>
           <w:sz w:val="28"/>
           <w:szCs w:val="28"/>
           <w:lang w:val="en-US"/>
@@ -6182,8 +5950,6 @@
       <w:r>
         <w:rPr>
           <w:rFonts w:ascii="Times New Roman" w:eastAsia="Times New Roman" w:hAnsi="Times New Roman" w:cs="Times New Roman"/>
-          <w:b/>
-          <w:bCs/>
           <w:sz w:val="28"/>
           <w:szCs w:val="28"/>
           <w:lang w:val="en-US"/>
@@ -6194,8 +5960,6 @@
       <w:r>
         <w:rPr>
           <w:rFonts w:ascii="Times New Roman" w:eastAsia="Times New Roman" w:hAnsi="Times New Roman" w:cs="Times New Roman"/>
-          <w:b/>
-          <w:bCs/>
           <w:sz w:val="28"/>
           <w:szCs w:val="28"/>
           <w:lang w:val="en-US"/>
@@ -6206,8 +5970,6 @@
       <w:r>
         <w:rPr>
           <w:rFonts w:ascii="Times New Roman" w:eastAsia="Times New Roman" w:hAnsi="Times New Roman" w:cs="Times New Roman"/>
-          <w:b/>
-          <w:bCs/>
           <w:sz w:val="28"/>
           <w:szCs w:val="28"/>
           <w:lang w:val="en-US"/>
@@ -6220,18 +5982,14 @@
         <w:spacing w:line="360" w:lineRule="auto"/>
         <w:rPr>
           <w:rFonts w:ascii="Times New Roman" w:eastAsia="Times New Roman" w:hAnsi="Times New Roman" w:cs="Times New Roman"/>
-          <w:b/>
-          <w:bCs/>
-          <w:sz w:val="28"/>
-          <w:szCs w:val="28"/>
-          <w:lang w:val="en-US"/>
-        </w:rPr>
-      </w:pPr>
-      <w:r>
-        <w:rPr>
-          <w:rFonts w:ascii="Times New Roman" w:eastAsia="Times New Roman" w:hAnsi="Times New Roman" w:cs="Times New Roman"/>
-          <w:b/>
-          <w:bCs/>
+          <w:sz w:val="28"/>
+          <w:szCs w:val="28"/>
+          <w:lang w:val="en-US"/>
+        </w:rPr>
+      </w:pPr>
+      <w:r>
+        <w:rPr>
+          <w:rFonts w:ascii="Times New Roman" w:eastAsia="Times New Roman" w:hAnsi="Times New Roman" w:cs="Times New Roman"/>
           <w:sz w:val="28"/>
           <w:szCs w:val="28"/>
           <w:lang w:val="en-US"/>
@@ -6243,8 +6001,6 @@
       <w:r>
         <w:rPr>
           <w:rFonts w:ascii="Times New Roman" w:eastAsia="Times New Roman" w:hAnsi="Times New Roman" w:cs="Times New Roman"/>
-          <w:b/>
-          <w:bCs/>
           <w:sz w:val="28"/>
           <w:szCs w:val="28"/>
           <w:lang w:val="en-US"/>
@@ -6256,8 +6012,6 @@
       <w:r>
         <w:rPr>
           <w:rFonts w:ascii="Times New Roman" w:eastAsia="Times New Roman" w:hAnsi="Times New Roman" w:cs="Times New Roman"/>
-          <w:b/>
-          <w:bCs/>
           <w:sz w:val="28"/>
           <w:szCs w:val="28"/>
           <w:lang w:val="en-US"/>
@@ -6268,8 +6022,6 @@
       <w:r>
         <w:rPr>
           <w:rFonts w:ascii="Times New Roman" w:eastAsia="Times New Roman" w:hAnsi="Times New Roman" w:cs="Times New Roman"/>
-          <w:b/>
-          <w:bCs/>
           <w:sz w:val="28"/>
           <w:szCs w:val="28"/>
           <w:lang w:val="en-US"/>
@@ -6280,56 +6032,26 @@
       <w:r>
         <w:rPr>
           <w:rFonts w:ascii="Times New Roman" w:eastAsia="Times New Roman" w:hAnsi="Times New Roman" w:cs="Times New Roman"/>
-          <w:b/>
-          <w:bCs/>
-          <w:sz w:val="28"/>
-          <w:szCs w:val="28"/>
-          <w:lang w:val="en-US"/>
-        </w:rPr>
-        <w:t xml:space="preserve"> * </w:t>
-      </w:r>
-      <w:proofErr w:type="spellStart"/>
-      <w:r>
-        <w:rPr>
-          <w:rFonts w:ascii="Times New Roman" w:eastAsia="Times New Roman" w:hAnsi="Times New Roman" w:cs="Times New Roman"/>
-          <w:b/>
-          <w:bCs/>
-          <w:sz w:val="28"/>
-          <w:szCs w:val="28"/>
-          <w:lang w:val="en-US"/>
-        </w:rPr>
-        <w:t>yScale</w:t>
-      </w:r>
-      <w:proofErr w:type="spellEnd"/>
-      <w:r>
-        <w:rPr>
-          <w:rFonts w:ascii="Times New Roman" w:eastAsia="Times New Roman" w:hAnsi="Times New Roman" w:cs="Times New Roman"/>
-          <w:b/>
-          <w:bCs/>
-          <w:sz w:val="28"/>
-          <w:szCs w:val="28"/>
-          <w:lang w:val="en-US"/>
-        </w:rPr>
-        <w:t>);</w:t>
-      </w:r>
-    </w:p>
-    <w:p>
-      <w:pPr>
-        <w:spacing w:line="360" w:lineRule="auto"/>
-        <w:rPr>
-          <w:rFonts w:ascii="Times New Roman" w:eastAsia="Times New Roman" w:hAnsi="Times New Roman" w:cs="Times New Roman"/>
-          <w:b/>
-          <w:bCs/>
-          <w:sz w:val="28"/>
-          <w:szCs w:val="28"/>
-          <w:lang w:val="en-US"/>
-        </w:rPr>
-      </w:pPr>
-      <w:r>
-        <w:rPr>
-          <w:rFonts w:ascii="Times New Roman" w:eastAsia="Times New Roman" w:hAnsi="Times New Roman" w:cs="Times New Roman"/>
-          <w:b/>
-          <w:bCs/>
+          <w:sz w:val="28"/>
+          <w:szCs w:val="28"/>
+          <w:lang w:val="en-US"/>
+        </w:rPr>
+        <w:t xml:space="preserve"> * yScale);</w:t>
+      </w:r>
+    </w:p>
+    <w:p>
+      <w:pPr>
+        <w:spacing w:line="360" w:lineRule="auto"/>
+        <w:rPr>
+          <w:rFonts w:ascii="Times New Roman" w:eastAsia="Times New Roman" w:hAnsi="Times New Roman" w:cs="Times New Roman"/>
+          <w:sz w:val="28"/>
+          <w:szCs w:val="28"/>
+          <w:lang w:val="en-US"/>
+        </w:rPr>
+      </w:pPr>
+      <w:r>
+        <w:rPr>
+          <w:rFonts w:ascii="Times New Roman" w:eastAsia="Times New Roman" w:hAnsi="Times New Roman" w:cs="Times New Roman"/>
           <w:sz w:val="28"/>
           <w:szCs w:val="28"/>
           <w:lang w:val="en-US"/>
@@ -6342,18 +6064,14 @@
         <w:spacing w:line="360" w:lineRule="auto"/>
         <w:rPr>
           <w:rFonts w:ascii="Times New Roman" w:eastAsia="Times New Roman" w:hAnsi="Times New Roman" w:cs="Times New Roman"/>
-          <w:b/>
-          <w:bCs/>
-          <w:sz w:val="28"/>
-          <w:szCs w:val="28"/>
-          <w:lang w:val="en-US"/>
-        </w:rPr>
-      </w:pPr>
-      <w:r>
-        <w:rPr>
-          <w:rFonts w:ascii="Times New Roman" w:eastAsia="Times New Roman" w:hAnsi="Times New Roman" w:cs="Times New Roman"/>
-          <w:b/>
-          <w:bCs/>
+          <w:sz w:val="28"/>
+          <w:szCs w:val="28"/>
+          <w:lang w:val="en-US"/>
+        </w:rPr>
+      </w:pPr>
+      <w:r>
+        <w:rPr>
+          <w:rFonts w:ascii="Times New Roman" w:eastAsia="Times New Roman" w:hAnsi="Times New Roman" w:cs="Times New Roman"/>
           <w:sz w:val="28"/>
           <w:szCs w:val="28"/>
           <w:lang w:val="en-US"/>
@@ -6366,18 +6084,14 @@
         <w:spacing w:line="360" w:lineRule="auto"/>
         <w:rPr>
           <w:rFonts w:ascii="Times New Roman" w:eastAsia="Times New Roman" w:hAnsi="Times New Roman" w:cs="Times New Roman"/>
-          <w:b/>
-          <w:bCs/>
-          <w:sz w:val="28"/>
-          <w:szCs w:val="28"/>
-          <w:lang w:val="en-US"/>
-        </w:rPr>
-      </w:pPr>
-      <w:r>
-        <w:rPr>
-          <w:rFonts w:ascii="Times New Roman" w:eastAsia="Times New Roman" w:hAnsi="Times New Roman" w:cs="Times New Roman"/>
-          <w:b/>
-          <w:bCs/>
+          <w:sz w:val="28"/>
+          <w:szCs w:val="28"/>
+          <w:lang w:val="en-US"/>
+        </w:rPr>
+      </w:pPr>
+      <w:r>
+        <w:rPr>
+          <w:rFonts w:ascii="Times New Roman" w:eastAsia="Times New Roman" w:hAnsi="Times New Roman" w:cs="Times New Roman"/>
           <w:sz w:val="28"/>
           <w:szCs w:val="28"/>
           <w:lang w:val="en-US"/>
@@ -6389,8 +6103,6 @@
       <w:r>
         <w:rPr>
           <w:rFonts w:ascii="Times New Roman" w:eastAsia="Times New Roman" w:hAnsi="Times New Roman" w:cs="Times New Roman"/>
-          <w:b/>
-          <w:bCs/>
           <w:sz w:val="28"/>
           <w:szCs w:val="28"/>
           <w:lang w:val="en-US"/>
@@ -6402,8 +6114,6 @@
       <w:r>
         <w:rPr>
           <w:rFonts w:ascii="Times New Roman" w:eastAsia="Times New Roman" w:hAnsi="Times New Roman" w:cs="Times New Roman"/>
-          <w:b/>
-          <w:bCs/>
           <w:sz w:val="28"/>
           <w:szCs w:val="28"/>
           <w:lang w:val="en-US"/>
@@ -6416,18 +6126,14 @@
         <w:spacing w:line="360" w:lineRule="auto"/>
         <w:rPr>
           <w:rFonts w:ascii="Times New Roman" w:eastAsia="Times New Roman" w:hAnsi="Times New Roman" w:cs="Times New Roman"/>
-          <w:b/>
-          <w:bCs/>
-          <w:sz w:val="28"/>
-          <w:szCs w:val="28"/>
-          <w:lang w:val="en-US"/>
-        </w:rPr>
-      </w:pPr>
-      <w:r>
-        <w:rPr>
-          <w:rFonts w:ascii="Times New Roman" w:eastAsia="Times New Roman" w:hAnsi="Times New Roman" w:cs="Times New Roman"/>
-          <w:b/>
-          <w:bCs/>
+          <w:sz w:val="28"/>
+          <w:szCs w:val="28"/>
+          <w:lang w:val="en-US"/>
+        </w:rPr>
+      </w:pPr>
+      <w:r>
+        <w:rPr>
+          <w:rFonts w:ascii="Times New Roman" w:eastAsia="Times New Roman" w:hAnsi="Times New Roman" w:cs="Times New Roman"/>
           <w:sz w:val="28"/>
           <w:szCs w:val="28"/>
           <w:lang w:val="en-US"/>
@@ -6440,18 +6146,14 @@
         <w:spacing w:line="360" w:lineRule="auto"/>
         <w:rPr>
           <w:rFonts w:ascii="Times New Roman" w:eastAsia="Times New Roman" w:hAnsi="Times New Roman" w:cs="Times New Roman"/>
-          <w:b/>
-          <w:bCs/>
-          <w:sz w:val="28"/>
-          <w:szCs w:val="28"/>
-          <w:lang w:val="en-US"/>
-        </w:rPr>
-      </w:pPr>
-      <w:r>
-        <w:rPr>
-          <w:rFonts w:ascii="Times New Roman" w:eastAsia="Times New Roman" w:hAnsi="Times New Roman" w:cs="Times New Roman"/>
-          <w:b/>
-          <w:bCs/>
+          <w:sz w:val="28"/>
+          <w:szCs w:val="28"/>
+          <w:lang w:val="en-US"/>
+        </w:rPr>
+      </w:pPr>
+      <w:r>
+        <w:rPr>
+          <w:rFonts w:ascii="Times New Roman" w:eastAsia="Times New Roman" w:hAnsi="Times New Roman" w:cs="Times New Roman"/>
           <w:sz w:val="28"/>
           <w:szCs w:val="28"/>
           <w:lang w:val="en-US"/>
@@ -6463,8 +6165,6 @@
       <w:r>
         <w:rPr>
           <w:rFonts w:ascii="Times New Roman" w:eastAsia="Times New Roman" w:hAnsi="Times New Roman" w:cs="Times New Roman"/>
-          <w:b/>
-          <w:bCs/>
           <w:sz w:val="28"/>
           <w:szCs w:val="28"/>
           <w:lang w:val="en-US"/>
@@ -6476,8 +6176,6 @@
       <w:r>
         <w:rPr>
           <w:rFonts w:ascii="Times New Roman" w:eastAsia="Times New Roman" w:hAnsi="Times New Roman" w:cs="Times New Roman"/>
-          <w:b/>
-          <w:bCs/>
           <w:sz w:val="28"/>
           <w:szCs w:val="28"/>
           <w:lang w:val="en-US"/>
@@ -6490,18 +6188,14 @@
         <w:spacing w:line="360" w:lineRule="auto"/>
         <w:rPr>
           <w:rFonts w:ascii="Times New Roman" w:eastAsia="Times New Roman" w:hAnsi="Times New Roman" w:cs="Times New Roman"/>
-          <w:b/>
-          <w:bCs/>
-          <w:sz w:val="28"/>
-          <w:szCs w:val="28"/>
-          <w:lang w:val="en-US"/>
-        </w:rPr>
-      </w:pPr>
-      <w:r>
-        <w:rPr>
-          <w:rFonts w:ascii="Times New Roman" w:eastAsia="Times New Roman" w:hAnsi="Times New Roman" w:cs="Times New Roman"/>
-          <w:b/>
-          <w:bCs/>
+          <w:sz w:val="28"/>
+          <w:szCs w:val="28"/>
+          <w:lang w:val="en-US"/>
+        </w:rPr>
+      </w:pPr>
+      <w:r>
+        <w:rPr>
+          <w:rFonts w:ascii="Times New Roman" w:eastAsia="Times New Roman" w:hAnsi="Times New Roman" w:cs="Times New Roman"/>
           <w:sz w:val="28"/>
           <w:szCs w:val="28"/>
           <w:lang w:val="en-US"/>
@@ -6514,18 +6208,14 @@
         <w:spacing w:line="360" w:lineRule="auto"/>
         <w:rPr>
           <w:rFonts w:ascii="Times New Roman" w:eastAsia="Times New Roman" w:hAnsi="Times New Roman" w:cs="Times New Roman"/>
-          <w:b/>
-          <w:bCs/>
-          <w:sz w:val="28"/>
-          <w:szCs w:val="28"/>
-          <w:lang w:val="en-US"/>
-        </w:rPr>
-      </w:pPr>
-      <w:r>
-        <w:rPr>
-          <w:rFonts w:ascii="Times New Roman" w:eastAsia="Times New Roman" w:hAnsi="Times New Roman" w:cs="Times New Roman"/>
-          <w:b/>
-          <w:bCs/>
+          <w:sz w:val="28"/>
+          <w:szCs w:val="28"/>
+          <w:lang w:val="en-US"/>
+        </w:rPr>
+      </w:pPr>
+      <w:r>
+        <w:rPr>
+          <w:rFonts w:ascii="Times New Roman" w:eastAsia="Times New Roman" w:hAnsi="Times New Roman" w:cs="Times New Roman"/>
           <w:sz w:val="28"/>
           <w:szCs w:val="28"/>
           <w:lang w:val="en-US"/>
@@ -6538,18 +6228,14 @@
         <w:spacing w:line="360" w:lineRule="auto"/>
         <w:rPr>
           <w:rFonts w:ascii="Times New Roman" w:eastAsia="Times New Roman" w:hAnsi="Times New Roman" w:cs="Times New Roman"/>
-          <w:b/>
-          <w:bCs/>
-          <w:sz w:val="28"/>
-          <w:szCs w:val="28"/>
-          <w:lang w:val="en-US"/>
-        </w:rPr>
-      </w:pPr>
-      <w:r>
-        <w:rPr>
-          <w:rFonts w:ascii="Times New Roman" w:eastAsia="Times New Roman" w:hAnsi="Times New Roman" w:cs="Times New Roman"/>
-          <w:b/>
-          <w:bCs/>
+          <w:sz w:val="28"/>
+          <w:szCs w:val="28"/>
+          <w:lang w:val="en-US"/>
+        </w:rPr>
+      </w:pPr>
+      <w:r>
+        <w:rPr>
+          <w:rFonts w:ascii="Times New Roman" w:eastAsia="Times New Roman" w:hAnsi="Times New Roman" w:cs="Times New Roman"/>
           <w:sz w:val="28"/>
           <w:szCs w:val="28"/>
           <w:lang w:val="en-US"/>
@@ -6561,8 +6247,6 @@
       <w:r>
         <w:rPr>
           <w:rFonts w:ascii="Times New Roman" w:eastAsia="Times New Roman" w:hAnsi="Times New Roman" w:cs="Times New Roman"/>
-          <w:b/>
-          <w:bCs/>
           <w:sz w:val="28"/>
           <w:szCs w:val="28"/>
           <w:lang w:val="en-US"/>
@@ -6574,8 +6258,6 @@
       <w:r>
         <w:rPr>
           <w:rFonts w:ascii="Times New Roman" w:eastAsia="Times New Roman" w:hAnsi="Times New Roman" w:cs="Times New Roman"/>
-          <w:b/>
-          <w:bCs/>
           <w:sz w:val="28"/>
           <w:szCs w:val="28"/>
           <w:lang w:val="en-US"/>
@@ -6592,51 +6274,64 @@
           <w:bCs/>
           <w:sz w:val="28"/>
           <w:szCs w:val="28"/>
-          <w:lang w:val="en-US"/>
-        </w:rPr>
-      </w:pPr>
-      <w:r>
-        <w:rPr>
-          <w:rFonts w:ascii="Times New Roman" w:eastAsia="Times New Roman" w:hAnsi="Times New Roman" w:cs="Times New Roman"/>
-          <w:b/>
-          <w:bCs/>
+          <w:lang w:val="uk-UA"/>
+        </w:rPr>
+      </w:pPr>
+      <w:r>
+        <w:rPr>
+          <w:rFonts w:ascii="Times New Roman" w:eastAsia="Times New Roman" w:hAnsi="Times New Roman" w:cs="Times New Roman"/>
           <w:sz w:val="28"/>
           <w:szCs w:val="28"/>
           <w:lang w:val="en-US"/>
         </w:rPr>
         <w:t>}</w:t>
       </w:r>
-    </w:p>
-    <w:p>
-      <w:pPr>
-        <w:spacing w:line="360" w:lineRule="auto"/>
-        <w:rPr>
-          <w:rFonts w:ascii="Times New Roman" w:eastAsia="Times New Roman" w:hAnsi="Times New Roman" w:cs="Times New Roman"/>
-          <w:b/>
-          <w:bCs/>
-          <w:sz w:val="28"/>
-          <w:szCs w:val="28"/>
-          <w:lang w:val="en-US"/>
-        </w:rPr>
-      </w:pPr>
-    </w:p>
-    <w:p>
-      <w:pPr>
-        <w:spacing w:line="360" w:lineRule="auto"/>
-        <w:rPr>
-          <w:rFonts w:ascii="Times New Roman" w:eastAsia="Times New Roman" w:hAnsi="Times New Roman" w:cs="Times New Roman"/>
-          <w:b/>
-          <w:bCs/>
-          <w:sz w:val="28"/>
-          <w:szCs w:val="28"/>
-          <w:lang w:val="en-US"/>
-        </w:rPr>
-      </w:pPr>
-      <w:r>
-        <w:rPr>
-          <w:rFonts w:ascii="Times New Roman" w:eastAsia="Times New Roman" w:hAnsi="Times New Roman" w:cs="Times New Roman"/>
-          <w:b/>
-          <w:bCs/>
+      <w:r>
+        <w:rPr>
+          <w:rFonts w:ascii="Times New Roman" w:eastAsia="Times New Roman" w:hAnsi="Times New Roman" w:cs="Times New Roman"/>
+          <w:b/>
+          <w:bCs/>
+          <w:sz w:val="28"/>
+          <w:szCs w:val="28"/>
+          <w:lang w:val="uk-UA"/>
+        </w:rPr>
+        <w:t xml:space="preserve"> </w:t>
+      </w:r>
+      <w:r>
+        <w:rPr>
+          <w:rFonts w:ascii="Times New Roman" w:eastAsia="Times New Roman" w:hAnsi="Times New Roman" w:cs="Times New Roman"/>
+          <w:b/>
+          <w:bCs/>
+          <w:sz w:val="28"/>
+          <w:szCs w:val="28"/>
+        </w:rPr>
+        <w:t>Для кожної точки обчислюється x і y з урахуванням масштабу та зміщення.</w:t>
+      </w:r>
+    </w:p>
+    <w:p>
+      <w:pPr>
+        <w:spacing w:line="360" w:lineRule="auto"/>
+        <w:rPr>
+          <w:rFonts w:ascii="Times New Roman" w:eastAsia="Times New Roman" w:hAnsi="Times New Roman" w:cs="Times New Roman"/>
+          <w:sz w:val="28"/>
+          <w:szCs w:val="28"/>
+          <w:lang w:val="en-US"/>
+        </w:rPr>
+      </w:pPr>
+    </w:p>
+    <w:p>
+      <w:pPr>
+        <w:spacing w:line="360" w:lineRule="auto"/>
+        <w:rPr>
+          <w:rFonts w:ascii="Times New Roman" w:eastAsia="Times New Roman" w:hAnsi="Times New Roman" w:cs="Times New Roman"/>
+          <w:sz w:val="28"/>
+          <w:szCs w:val="28"/>
+          <w:lang w:val="en-US"/>
+        </w:rPr>
+      </w:pPr>
+      <w:r>
+        <w:rPr>
+          <w:rFonts w:ascii="Times New Roman" w:eastAsia="Times New Roman" w:hAnsi="Times New Roman" w:cs="Times New Roman"/>
           <w:sz w:val="28"/>
           <w:szCs w:val="28"/>
           <w:lang w:val="en-US"/>
@@ -6648,8 +6343,6 @@
       <w:r>
         <w:rPr>
           <w:rFonts w:ascii="Times New Roman" w:eastAsia="Times New Roman" w:hAnsi="Times New Roman" w:cs="Times New Roman"/>
-          <w:b/>
-          <w:bCs/>
           <w:sz w:val="28"/>
           <w:szCs w:val="28"/>
           <w:lang w:val="en-US"/>
@@ -6660,8 +6353,6 @@
       <w:r>
         <w:rPr>
           <w:rFonts w:ascii="Times New Roman" w:eastAsia="Times New Roman" w:hAnsi="Times New Roman" w:cs="Times New Roman"/>
-          <w:b/>
-          <w:bCs/>
           <w:sz w:val="28"/>
           <w:szCs w:val="28"/>
           <w:lang w:val="en-US"/>
@@ -6672,8 +6363,6 @@
       <w:r>
         <w:rPr>
           <w:rFonts w:ascii="Times New Roman" w:eastAsia="Times New Roman" w:hAnsi="Times New Roman" w:cs="Times New Roman"/>
-          <w:b/>
-          <w:bCs/>
           <w:sz w:val="28"/>
           <w:szCs w:val="28"/>
           <w:lang w:val="en-US"/>
@@ -6686,18 +6375,14 @@
         <w:spacing w:line="360" w:lineRule="auto"/>
         <w:rPr>
           <w:rFonts w:ascii="Times New Roman" w:eastAsia="Times New Roman" w:hAnsi="Times New Roman" w:cs="Times New Roman"/>
-          <w:b/>
-          <w:bCs/>
-          <w:sz w:val="28"/>
-          <w:szCs w:val="28"/>
-          <w:lang w:val="en-US"/>
-        </w:rPr>
-      </w:pPr>
-      <w:r>
-        <w:rPr>
-          <w:rFonts w:ascii="Times New Roman" w:eastAsia="Times New Roman" w:hAnsi="Times New Roman" w:cs="Times New Roman"/>
-          <w:b/>
-          <w:bCs/>
+          <w:sz w:val="28"/>
+          <w:szCs w:val="28"/>
+          <w:lang w:val="en-US"/>
+        </w:rPr>
+      </w:pPr>
+      <w:r>
+        <w:rPr>
+          <w:rFonts w:ascii="Times New Roman" w:eastAsia="Times New Roman" w:hAnsi="Times New Roman" w:cs="Times New Roman"/>
           <w:sz w:val="28"/>
           <w:szCs w:val="28"/>
           <w:lang w:val="en-US"/>
@@ -6709,8 +6394,6 @@
       <w:r>
         <w:rPr>
           <w:rFonts w:ascii="Times New Roman" w:eastAsia="Times New Roman" w:hAnsi="Times New Roman" w:cs="Times New Roman"/>
-          <w:b/>
-          <w:bCs/>
           <w:sz w:val="28"/>
           <w:szCs w:val="28"/>
           <w:lang w:val="en-US"/>
@@ -6722,8 +6405,6 @@
       <w:r>
         <w:rPr>
           <w:rFonts w:ascii="Times New Roman" w:eastAsia="Times New Roman" w:hAnsi="Times New Roman" w:cs="Times New Roman"/>
-          <w:b/>
-          <w:bCs/>
           <w:sz w:val="28"/>
           <w:szCs w:val="28"/>
           <w:lang w:val="en-US"/>
@@ -6734,8 +6415,6 @@
       <w:r>
         <w:rPr>
           <w:rFonts w:ascii="Times New Roman" w:eastAsia="Times New Roman" w:hAnsi="Times New Roman" w:cs="Times New Roman"/>
-          <w:b/>
-          <w:bCs/>
           <w:sz w:val="28"/>
           <w:szCs w:val="28"/>
           <w:lang w:val="en-US"/>
@@ -6746,8 +6425,6 @@
       <w:r>
         <w:rPr>
           <w:rFonts w:ascii="Times New Roman" w:eastAsia="Times New Roman" w:hAnsi="Times New Roman" w:cs="Times New Roman"/>
-          <w:b/>
-          <w:bCs/>
           <w:sz w:val="28"/>
           <w:szCs w:val="28"/>
           <w:lang w:val="en-US"/>
@@ -6758,8 +6435,6 @@
       <w:r>
         <w:rPr>
           <w:rFonts w:ascii="Times New Roman" w:eastAsia="Times New Roman" w:hAnsi="Times New Roman" w:cs="Times New Roman"/>
-          <w:b/>
-          <w:bCs/>
           <w:sz w:val="28"/>
           <w:szCs w:val="28"/>
           <w:lang w:val="en-US"/>
@@ -6770,8 +6445,6 @@
       <w:r>
         <w:rPr>
           <w:rFonts w:ascii="Times New Roman" w:eastAsia="Times New Roman" w:hAnsi="Times New Roman" w:cs="Times New Roman"/>
-          <w:b/>
-          <w:bCs/>
           <w:sz w:val="28"/>
           <w:szCs w:val="28"/>
           <w:lang w:val="en-US"/>
@@ -6784,18 +6457,14 @@
         <w:spacing w:line="360" w:lineRule="auto"/>
         <w:rPr>
           <w:rFonts w:ascii="Times New Roman" w:eastAsia="Times New Roman" w:hAnsi="Times New Roman" w:cs="Times New Roman"/>
-          <w:b/>
-          <w:bCs/>
-          <w:sz w:val="28"/>
-          <w:szCs w:val="28"/>
-          <w:lang w:val="en-US"/>
-        </w:rPr>
-      </w:pPr>
-      <w:r>
-        <w:rPr>
-          <w:rFonts w:ascii="Times New Roman" w:eastAsia="Times New Roman" w:hAnsi="Times New Roman" w:cs="Times New Roman"/>
-          <w:b/>
-          <w:bCs/>
+          <w:sz w:val="28"/>
+          <w:szCs w:val="28"/>
+          <w:lang w:val="en-US"/>
+        </w:rPr>
+      </w:pPr>
+      <w:r>
+        <w:rPr>
+          <w:rFonts w:ascii="Times New Roman" w:eastAsia="Times New Roman" w:hAnsi="Times New Roman" w:cs="Times New Roman"/>
           <w:sz w:val="28"/>
           <w:szCs w:val="28"/>
           <w:lang w:val="en-US"/>
@@ -6812,20 +6481,30 @@
           <w:bCs/>
           <w:sz w:val="28"/>
           <w:szCs w:val="28"/>
-          <w:lang w:val="en-US"/>
-        </w:rPr>
-      </w:pPr>
-    </w:p>
-    <w:p>
-      <w:pPr>
-        <w:spacing w:line="360" w:lineRule="auto"/>
-        <w:rPr>
-          <w:rFonts w:ascii="Times New Roman" w:eastAsia="Times New Roman" w:hAnsi="Times New Roman" w:cs="Times New Roman"/>
-          <w:b/>
-          <w:bCs/>
-          <w:sz w:val="28"/>
-          <w:szCs w:val="28"/>
-          <w:lang w:val="en-US"/>
+          <w:lang w:val="uk-UA"/>
+        </w:rPr>
+      </w:pPr>
+      <w:r>
+        <w:rPr>
+          <w:rFonts w:ascii="Times New Roman" w:eastAsia="Times New Roman" w:hAnsi="Times New Roman" w:cs="Times New Roman"/>
+          <w:b/>
+          <w:bCs/>
+          <w:sz w:val="28"/>
+          <w:szCs w:val="28"/>
+        </w:rPr>
+        <w:t>Ця функція очищує весь canvas, щоб можна було перемальовувати графік</w:t>
+      </w:r>
+    </w:p>
+    <w:p>
+      <w:pPr>
+        <w:spacing w:line="360" w:lineRule="auto"/>
+        <w:rPr>
+          <w:rFonts w:ascii="Times New Roman" w:eastAsia="Times New Roman" w:hAnsi="Times New Roman" w:cs="Times New Roman"/>
+          <w:b/>
+          <w:bCs/>
+          <w:sz w:val="28"/>
+          <w:szCs w:val="28"/>
+          <w:lang w:val="ru-RU"/>
         </w:rPr>
       </w:pPr>
     </w:p>
@@ -6909,1027 +6588,1023 @@
           <w:szCs w:val="28"/>
           <w:lang w:val="uk-UA"/>
         </w:rPr>
+        <w:t>&lt;!DOCTYPE html&gt;</w:t>
+      </w:r>
+    </w:p>
+    <w:p>
+      <w:pPr>
+        <w:spacing w:line="360" w:lineRule="auto"/>
+        <w:rPr>
+          <w:rFonts w:ascii="Times New Roman" w:eastAsia="Times New Roman" w:hAnsi="Times New Roman" w:cs="Times New Roman"/>
+          <w:b/>
+          <w:bCs/>
+          <w:sz w:val="28"/>
+          <w:szCs w:val="28"/>
+          <w:lang w:val="uk-UA"/>
+        </w:rPr>
+      </w:pPr>
+      <w:r>
+        <w:rPr>
+          <w:rFonts w:ascii="Times New Roman" w:eastAsia="Times New Roman" w:hAnsi="Times New Roman" w:cs="Times New Roman"/>
+          <w:b/>
+          <w:bCs/>
+          <w:sz w:val="28"/>
+          <w:szCs w:val="28"/>
+          <w:lang w:val="uk-UA"/>
+        </w:rPr>
+        <w:t>&lt;html lang="en"&gt;</w:t>
+      </w:r>
+    </w:p>
+    <w:p>
+      <w:pPr>
+        <w:spacing w:line="360" w:lineRule="auto"/>
+        <w:rPr>
+          <w:rFonts w:ascii="Times New Roman" w:eastAsia="Times New Roman" w:hAnsi="Times New Roman" w:cs="Times New Roman"/>
+          <w:b/>
+          <w:bCs/>
+          <w:sz w:val="28"/>
+          <w:szCs w:val="28"/>
+          <w:lang w:val="uk-UA"/>
+        </w:rPr>
+      </w:pPr>
+      <w:r>
+        <w:rPr>
+          <w:rFonts w:ascii="Times New Roman" w:eastAsia="Times New Roman" w:hAnsi="Times New Roman" w:cs="Times New Roman"/>
+          <w:b/>
+          <w:bCs/>
+          <w:sz w:val="28"/>
+          <w:szCs w:val="28"/>
+          <w:lang w:val="uk-UA"/>
+        </w:rPr>
+        <w:t>&lt;head&gt;</w:t>
+      </w:r>
+    </w:p>
+    <w:p>
+      <w:pPr>
+        <w:spacing w:line="360" w:lineRule="auto"/>
+        <w:rPr>
+          <w:rFonts w:ascii="Times New Roman" w:eastAsia="Times New Roman" w:hAnsi="Times New Roman" w:cs="Times New Roman"/>
+          <w:b/>
+          <w:bCs/>
+          <w:sz w:val="28"/>
+          <w:szCs w:val="28"/>
+          <w:lang w:val="uk-UA"/>
+        </w:rPr>
+      </w:pPr>
+      <w:r>
+        <w:rPr>
+          <w:rFonts w:ascii="Times New Roman" w:eastAsia="Times New Roman" w:hAnsi="Times New Roman" w:cs="Times New Roman"/>
+          <w:b/>
+          <w:bCs/>
+          <w:sz w:val="28"/>
+          <w:szCs w:val="28"/>
+          <w:lang w:val="uk-UA"/>
+        </w:rPr>
+        <w:t>    &lt;meta charset="UTF-8"&gt;</w:t>
+      </w:r>
+    </w:p>
+    <w:p>
+      <w:pPr>
+        <w:spacing w:line="360" w:lineRule="auto"/>
+        <w:rPr>
+          <w:rFonts w:ascii="Times New Roman" w:eastAsia="Times New Roman" w:hAnsi="Times New Roman" w:cs="Times New Roman"/>
+          <w:b/>
+          <w:bCs/>
+          <w:sz w:val="28"/>
+          <w:szCs w:val="28"/>
+          <w:lang w:val="uk-UA"/>
+        </w:rPr>
+      </w:pPr>
+      <w:r>
+        <w:rPr>
+          <w:rFonts w:ascii="Times New Roman" w:eastAsia="Times New Roman" w:hAnsi="Times New Roman" w:cs="Times New Roman"/>
+          <w:b/>
+          <w:bCs/>
+          <w:sz w:val="28"/>
+          <w:szCs w:val="28"/>
+          <w:lang w:val="uk-UA"/>
+        </w:rPr>
+        <w:t>    &lt;meta name="viewport" content="width=device-width, initial-scale=1.0"&gt;</w:t>
+      </w:r>
+    </w:p>
+    <w:p>
+      <w:pPr>
+        <w:spacing w:line="360" w:lineRule="auto"/>
+        <w:rPr>
+          <w:rFonts w:ascii="Times New Roman" w:eastAsia="Times New Roman" w:hAnsi="Times New Roman" w:cs="Times New Roman"/>
+          <w:b/>
+          <w:bCs/>
+          <w:sz w:val="28"/>
+          <w:szCs w:val="28"/>
+          <w:lang w:val="uk-UA"/>
+        </w:rPr>
+      </w:pPr>
+      <w:r>
+        <w:rPr>
+          <w:rFonts w:ascii="Times New Roman" w:eastAsia="Times New Roman" w:hAnsi="Times New Roman" w:cs="Times New Roman"/>
+          <w:b/>
+          <w:bCs/>
+          <w:sz w:val="28"/>
+          <w:szCs w:val="28"/>
+          <w:lang w:val="uk-UA"/>
+        </w:rPr>
+        <w:t>    &lt;title&gt;Графік&lt;/title&gt;</w:t>
+      </w:r>
+    </w:p>
+    <w:p>
+      <w:pPr>
+        <w:spacing w:line="360" w:lineRule="auto"/>
+        <w:rPr>
+          <w:rFonts w:ascii="Times New Roman" w:eastAsia="Times New Roman" w:hAnsi="Times New Roman" w:cs="Times New Roman"/>
+          <w:b/>
+          <w:bCs/>
+          <w:sz w:val="28"/>
+          <w:szCs w:val="28"/>
+          <w:lang w:val="uk-UA"/>
+        </w:rPr>
+      </w:pPr>
+      <w:r>
+        <w:rPr>
+          <w:rFonts w:ascii="Times New Roman" w:eastAsia="Times New Roman" w:hAnsi="Times New Roman" w:cs="Times New Roman"/>
+          <w:b/>
+          <w:bCs/>
+          <w:sz w:val="28"/>
+          <w:szCs w:val="28"/>
+          <w:lang w:val="uk-UA"/>
+        </w:rPr>
+        <w:t>    &lt;link rel="stylesheet" href="styles.css"&gt;</w:t>
+      </w:r>
+    </w:p>
+    <w:p>
+      <w:pPr>
+        <w:spacing w:line="360" w:lineRule="auto"/>
+        <w:rPr>
+          <w:rFonts w:ascii="Times New Roman" w:eastAsia="Times New Roman" w:hAnsi="Times New Roman" w:cs="Times New Roman"/>
+          <w:b/>
+          <w:bCs/>
+          <w:sz w:val="28"/>
+          <w:szCs w:val="28"/>
+          <w:lang w:val="uk-UA"/>
+        </w:rPr>
+      </w:pPr>
+      <w:r>
+        <w:rPr>
+          <w:rFonts w:ascii="Times New Roman" w:eastAsia="Times New Roman" w:hAnsi="Times New Roman" w:cs="Times New Roman"/>
+          <w:b/>
+          <w:bCs/>
+          <w:sz w:val="28"/>
+          <w:szCs w:val="28"/>
+          <w:lang w:val="uk-UA"/>
+        </w:rPr>
+        <w:t>    &lt;script src="https://d3js.org/d3.v6.min.js"&gt;&lt;/script&gt;</w:t>
+      </w:r>
+    </w:p>
+    <w:p>
+      <w:pPr>
+        <w:spacing w:line="360" w:lineRule="auto"/>
+        <w:rPr>
+          <w:rFonts w:ascii="Times New Roman" w:eastAsia="Times New Roman" w:hAnsi="Times New Roman" w:cs="Times New Roman"/>
+          <w:b/>
+          <w:bCs/>
+          <w:sz w:val="28"/>
+          <w:szCs w:val="28"/>
+          <w:lang w:val="uk-UA"/>
+        </w:rPr>
+      </w:pPr>
+      <w:r>
+        <w:rPr>
+          <w:rFonts w:ascii="Times New Roman" w:eastAsia="Times New Roman" w:hAnsi="Times New Roman" w:cs="Times New Roman"/>
+          <w:b/>
+          <w:bCs/>
+          <w:sz w:val="28"/>
+          <w:szCs w:val="28"/>
+          <w:lang w:val="uk-UA"/>
+        </w:rPr>
+        <w:t>&lt;/head&gt;</w:t>
+      </w:r>
+    </w:p>
+    <w:p>
+      <w:pPr>
+        <w:spacing w:line="360" w:lineRule="auto"/>
+        <w:rPr>
+          <w:rFonts w:ascii="Times New Roman" w:eastAsia="Times New Roman" w:hAnsi="Times New Roman" w:cs="Times New Roman"/>
+          <w:b/>
+          <w:bCs/>
+          <w:sz w:val="28"/>
+          <w:szCs w:val="28"/>
+          <w:lang w:val="uk-UA"/>
+        </w:rPr>
+      </w:pPr>
+      <w:r>
+        <w:rPr>
+          <w:rFonts w:ascii="Times New Roman" w:eastAsia="Times New Roman" w:hAnsi="Times New Roman" w:cs="Times New Roman"/>
+          <w:b/>
+          <w:bCs/>
+          <w:sz w:val="28"/>
+          <w:szCs w:val="28"/>
+          <w:lang w:val="uk-UA"/>
+        </w:rPr>
+        <w:t>&lt;body&gt;</w:t>
+      </w:r>
+    </w:p>
+    <w:p>
+      <w:pPr>
+        <w:spacing w:line="360" w:lineRule="auto"/>
+        <w:rPr>
+          <w:rFonts w:ascii="Times New Roman" w:eastAsia="Times New Roman" w:hAnsi="Times New Roman" w:cs="Times New Roman"/>
+          <w:b/>
+          <w:bCs/>
+          <w:sz w:val="28"/>
+          <w:szCs w:val="28"/>
+          <w:lang w:val="uk-UA"/>
+        </w:rPr>
+      </w:pPr>
+      <w:r>
+        <w:rPr>
+          <w:rFonts w:ascii="Times New Roman" w:eastAsia="Times New Roman" w:hAnsi="Times New Roman" w:cs="Times New Roman"/>
+          <w:b/>
+          <w:bCs/>
+          <w:sz w:val="28"/>
+          <w:szCs w:val="28"/>
+          <w:lang w:val="uk-UA"/>
+        </w:rPr>
+        <w:t>    &lt;div class="container"&gt;</w:t>
+      </w:r>
+    </w:p>
+    <w:p>
+      <w:pPr>
+        <w:spacing w:line="360" w:lineRule="auto"/>
+        <w:rPr>
+          <w:rFonts w:ascii="Times New Roman" w:eastAsia="Times New Roman" w:hAnsi="Times New Roman" w:cs="Times New Roman"/>
+          <w:b/>
+          <w:bCs/>
+          <w:sz w:val="28"/>
+          <w:szCs w:val="28"/>
+          <w:lang w:val="uk-UA"/>
+        </w:rPr>
+      </w:pPr>
+      <w:r>
+        <w:rPr>
+          <w:rFonts w:ascii="Times New Roman" w:eastAsia="Times New Roman" w:hAnsi="Times New Roman" w:cs="Times New Roman"/>
+          <w:b/>
+          <w:bCs/>
+          <w:sz w:val="28"/>
+          <w:szCs w:val="28"/>
+          <w:lang w:val="uk-UA"/>
+        </w:rPr>
+        <w:t>        &lt;div class="controls"&gt;</w:t>
+      </w:r>
+    </w:p>
+    <w:p>
+      <w:pPr>
+        <w:spacing w:line="360" w:lineRule="auto"/>
+        <w:rPr>
+          <w:rFonts w:ascii="Times New Roman" w:eastAsia="Times New Roman" w:hAnsi="Times New Roman" w:cs="Times New Roman"/>
+          <w:b/>
+          <w:bCs/>
+          <w:sz w:val="28"/>
+          <w:szCs w:val="28"/>
+          <w:lang w:val="uk-UA"/>
+        </w:rPr>
+      </w:pPr>
+      <w:r>
+        <w:rPr>
+          <w:rFonts w:ascii="Times New Roman" w:eastAsia="Times New Roman" w:hAnsi="Times New Roman" w:cs="Times New Roman"/>
+          <w:b/>
+          <w:bCs/>
+          <w:sz w:val="28"/>
+          <w:szCs w:val="28"/>
+          <w:lang w:val="uk-UA"/>
+        </w:rPr>
+        <w:t>            &lt;h1&gt;Побудова траєкторії&lt;/h1&gt;</w:t>
+      </w:r>
+    </w:p>
+    <w:p>
+      <w:pPr>
+        <w:spacing w:line="360" w:lineRule="auto"/>
+        <w:rPr>
+          <w:rFonts w:ascii="Times New Roman" w:eastAsia="Times New Roman" w:hAnsi="Times New Roman" w:cs="Times New Roman"/>
+          <w:b/>
+          <w:bCs/>
+          <w:sz w:val="28"/>
+          <w:szCs w:val="28"/>
+          <w:lang w:val="uk-UA"/>
+        </w:rPr>
+      </w:pPr>
+    </w:p>
+    <w:p>
+      <w:pPr>
+        <w:spacing w:line="360" w:lineRule="auto"/>
+        <w:rPr>
+          <w:rFonts w:ascii="Times New Roman" w:eastAsia="Times New Roman" w:hAnsi="Times New Roman" w:cs="Times New Roman"/>
+          <w:b/>
+          <w:bCs/>
+          <w:sz w:val="28"/>
+          <w:szCs w:val="28"/>
+          <w:lang w:val="uk-UA"/>
+        </w:rPr>
+      </w:pPr>
+      <w:r>
+        <w:rPr>
+          <w:rFonts w:ascii="Times New Roman" w:eastAsia="Times New Roman" w:hAnsi="Times New Roman" w:cs="Times New Roman"/>
+          <w:b/>
+          <w:bCs/>
+          <w:sz w:val="28"/>
+          <w:szCs w:val="28"/>
+          <w:lang w:val="uk-UA"/>
+        </w:rPr>
+        <w:t>            &lt;label for="x0"&gt;x0:&lt;/label&gt;</w:t>
+      </w:r>
+    </w:p>
+    <w:p>
+      <w:pPr>
+        <w:spacing w:line="360" w:lineRule="auto"/>
+        <w:rPr>
+          <w:rFonts w:ascii="Times New Roman" w:eastAsia="Times New Roman" w:hAnsi="Times New Roman" w:cs="Times New Roman"/>
+          <w:b/>
+          <w:bCs/>
+          <w:sz w:val="28"/>
+          <w:szCs w:val="28"/>
+          <w:lang w:val="uk-UA"/>
+        </w:rPr>
+      </w:pPr>
+      <w:r>
+        <w:rPr>
+          <w:rFonts w:ascii="Times New Roman" w:eastAsia="Times New Roman" w:hAnsi="Times New Roman" w:cs="Times New Roman"/>
+          <w:b/>
+          <w:bCs/>
+          <w:sz w:val="28"/>
+          <w:szCs w:val="28"/>
+          <w:lang w:val="uk-UA"/>
+        </w:rPr>
+        <w:t>            &lt;input type="number" id="x0" value="0"&gt;</w:t>
+      </w:r>
+    </w:p>
+    <w:p>
+      <w:pPr>
+        <w:spacing w:line="360" w:lineRule="auto"/>
+        <w:rPr>
+          <w:rFonts w:ascii="Times New Roman" w:eastAsia="Times New Roman" w:hAnsi="Times New Roman" w:cs="Times New Roman"/>
+          <w:b/>
+          <w:bCs/>
+          <w:sz w:val="28"/>
+          <w:szCs w:val="28"/>
+          <w:lang w:val="uk-UA"/>
+        </w:rPr>
+      </w:pPr>
+    </w:p>
+    <w:p>
+      <w:pPr>
+        <w:spacing w:line="360" w:lineRule="auto"/>
+        <w:rPr>
+          <w:rFonts w:ascii="Times New Roman" w:eastAsia="Times New Roman" w:hAnsi="Times New Roman" w:cs="Times New Roman"/>
+          <w:b/>
+          <w:bCs/>
+          <w:sz w:val="28"/>
+          <w:szCs w:val="28"/>
+          <w:lang w:val="uk-UA"/>
+        </w:rPr>
+      </w:pPr>
+      <w:r>
+        <w:rPr>
+          <w:rFonts w:ascii="Times New Roman" w:eastAsia="Times New Roman" w:hAnsi="Times New Roman" w:cs="Times New Roman"/>
+          <w:b/>
+          <w:bCs/>
+          <w:sz w:val="28"/>
+          <w:szCs w:val="28"/>
+          <w:lang w:val="uk-UA"/>
+        </w:rPr>
+        <w:t>            &lt;label for="y0"&gt;y0:&lt;/label&gt;</w:t>
+      </w:r>
+    </w:p>
+    <w:p>
+      <w:pPr>
+        <w:spacing w:line="360" w:lineRule="auto"/>
+        <w:rPr>
+          <w:rFonts w:ascii="Times New Roman" w:eastAsia="Times New Roman" w:hAnsi="Times New Roman" w:cs="Times New Roman"/>
+          <w:b/>
+          <w:bCs/>
+          <w:sz w:val="28"/>
+          <w:szCs w:val="28"/>
+          <w:lang w:val="uk-UA"/>
+        </w:rPr>
+      </w:pPr>
+      <w:r>
+        <w:rPr>
+          <w:rFonts w:ascii="Times New Roman" w:eastAsia="Times New Roman" w:hAnsi="Times New Roman" w:cs="Times New Roman"/>
+          <w:b/>
+          <w:bCs/>
+          <w:sz w:val="28"/>
+          <w:szCs w:val="28"/>
+          <w:lang w:val="uk-UA"/>
+        </w:rPr>
+        <w:t>            &lt;input type="number" id="y0" value="0"&gt;</w:t>
+      </w:r>
+    </w:p>
+    <w:p>
+      <w:pPr>
+        <w:spacing w:line="360" w:lineRule="auto"/>
+        <w:rPr>
+          <w:rFonts w:ascii="Times New Roman" w:eastAsia="Times New Roman" w:hAnsi="Times New Roman" w:cs="Times New Roman"/>
+          <w:b/>
+          <w:bCs/>
+          <w:sz w:val="28"/>
+          <w:szCs w:val="28"/>
+          <w:lang w:val="uk-UA"/>
+        </w:rPr>
+      </w:pPr>
+    </w:p>
+    <w:p>
+      <w:pPr>
+        <w:spacing w:line="360" w:lineRule="auto"/>
+        <w:rPr>
+          <w:rFonts w:ascii="Times New Roman" w:eastAsia="Times New Roman" w:hAnsi="Times New Roman" w:cs="Times New Roman"/>
+          <w:b/>
+          <w:bCs/>
+          <w:sz w:val="28"/>
+          <w:szCs w:val="28"/>
+          <w:lang w:val="uk-UA"/>
+        </w:rPr>
+      </w:pPr>
+      <w:r>
+        <w:rPr>
+          <w:rFonts w:ascii="Times New Roman" w:eastAsia="Times New Roman" w:hAnsi="Times New Roman" w:cs="Times New Roman"/>
+          <w:b/>
+          <w:bCs/>
+          <w:sz w:val="28"/>
+          <w:szCs w:val="28"/>
+          <w:lang w:val="uk-UA"/>
+        </w:rPr>
+        <w:t>            &lt;label for="angle"&gt;Кут (°):&lt;/label&gt;</w:t>
+      </w:r>
+    </w:p>
+    <w:p>
+      <w:pPr>
+        <w:spacing w:line="360" w:lineRule="auto"/>
+        <w:rPr>
+          <w:rFonts w:ascii="Times New Roman" w:eastAsia="Times New Roman" w:hAnsi="Times New Roman" w:cs="Times New Roman"/>
+          <w:b/>
+          <w:bCs/>
+          <w:sz w:val="28"/>
+          <w:szCs w:val="28"/>
+          <w:lang w:val="uk-UA"/>
+        </w:rPr>
+      </w:pPr>
+      <w:r>
+        <w:rPr>
+          <w:rFonts w:ascii="Times New Roman" w:eastAsia="Times New Roman" w:hAnsi="Times New Roman" w:cs="Times New Roman"/>
+          <w:b/>
+          <w:bCs/>
+          <w:sz w:val="28"/>
+          <w:szCs w:val="28"/>
+          <w:lang w:val="uk-UA"/>
+        </w:rPr>
+        <w:t>            &lt;input type="number" id="angle" value="45"&gt;</w:t>
+      </w:r>
+    </w:p>
+    <w:p>
+      <w:pPr>
+        <w:spacing w:line="360" w:lineRule="auto"/>
+        <w:rPr>
+          <w:rFonts w:ascii="Times New Roman" w:eastAsia="Times New Roman" w:hAnsi="Times New Roman" w:cs="Times New Roman"/>
+          <w:b/>
+          <w:bCs/>
+          <w:sz w:val="28"/>
+          <w:szCs w:val="28"/>
+          <w:lang w:val="uk-UA"/>
+        </w:rPr>
+      </w:pPr>
+    </w:p>
+    <w:p>
+      <w:pPr>
+        <w:spacing w:line="360" w:lineRule="auto"/>
+        <w:rPr>
+          <w:rFonts w:ascii="Times New Roman" w:eastAsia="Times New Roman" w:hAnsi="Times New Roman" w:cs="Times New Roman"/>
+          <w:b/>
+          <w:bCs/>
+          <w:sz w:val="28"/>
+          <w:szCs w:val="28"/>
+          <w:lang w:val="uk-UA"/>
+        </w:rPr>
+      </w:pPr>
+      <w:r>
+        <w:rPr>
+          <w:rFonts w:ascii="Times New Roman" w:eastAsia="Times New Roman" w:hAnsi="Times New Roman" w:cs="Times New Roman"/>
+          <w:b/>
+          <w:bCs/>
+          <w:sz w:val="28"/>
+          <w:szCs w:val="28"/>
+          <w:lang w:val="uk-UA"/>
+        </w:rPr>
+        <w:t>            &lt;label for="v0"&gt;Швидкість (v0):&lt;/label&gt;</w:t>
+      </w:r>
+    </w:p>
+    <w:p>
+      <w:pPr>
+        <w:spacing w:line="360" w:lineRule="auto"/>
+        <w:rPr>
+          <w:rFonts w:ascii="Times New Roman" w:eastAsia="Times New Roman" w:hAnsi="Times New Roman" w:cs="Times New Roman"/>
+          <w:b/>
+          <w:bCs/>
+          <w:sz w:val="28"/>
+          <w:szCs w:val="28"/>
+          <w:lang w:val="uk-UA"/>
+        </w:rPr>
+      </w:pPr>
+      <w:r>
+        <w:rPr>
+          <w:rFonts w:ascii="Times New Roman" w:eastAsia="Times New Roman" w:hAnsi="Times New Roman" w:cs="Times New Roman"/>
+          <w:b/>
+          <w:bCs/>
+          <w:sz w:val="28"/>
+          <w:szCs w:val="28"/>
+          <w:lang w:val="uk-UA"/>
+        </w:rPr>
+        <w:t>            &lt;input type="number" id="v0" value="50"&gt;</w:t>
+      </w:r>
+    </w:p>
+    <w:p>
+      <w:pPr>
+        <w:spacing w:line="360" w:lineRule="auto"/>
+        <w:rPr>
+          <w:rFonts w:ascii="Times New Roman" w:eastAsia="Times New Roman" w:hAnsi="Times New Roman" w:cs="Times New Roman"/>
+          <w:b/>
+          <w:bCs/>
+          <w:sz w:val="28"/>
+          <w:szCs w:val="28"/>
+          <w:lang w:val="uk-UA"/>
+        </w:rPr>
+      </w:pPr>
+    </w:p>
+    <w:p>
+      <w:pPr>
+        <w:spacing w:line="360" w:lineRule="auto"/>
+        <w:rPr>
+          <w:rFonts w:ascii="Times New Roman" w:eastAsia="Times New Roman" w:hAnsi="Times New Roman" w:cs="Times New Roman"/>
+          <w:b/>
+          <w:bCs/>
+          <w:sz w:val="28"/>
+          <w:szCs w:val="28"/>
+          <w:lang w:val="uk-UA"/>
+        </w:rPr>
+      </w:pPr>
+      <w:r>
+        <w:rPr>
+          <w:rFonts w:ascii="Times New Roman" w:eastAsia="Times New Roman" w:hAnsi="Times New Roman" w:cs="Times New Roman"/>
+          <w:b/>
+          <w:bCs/>
+          <w:sz w:val="28"/>
+          <w:szCs w:val="28"/>
+          <w:lang w:val="uk-UA"/>
+        </w:rPr>
+        <w:t>            &lt;label for="acceleration"&gt;Прискорення (a):&lt;/label&gt;</w:t>
+      </w:r>
+    </w:p>
+    <w:p>
+      <w:pPr>
+        <w:spacing w:line="360" w:lineRule="auto"/>
+        <w:rPr>
+          <w:rFonts w:ascii="Times New Roman" w:eastAsia="Times New Roman" w:hAnsi="Times New Roman" w:cs="Times New Roman"/>
+          <w:b/>
+          <w:bCs/>
+          <w:sz w:val="28"/>
+          <w:szCs w:val="28"/>
+          <w:lang w:val="uk-UA"/>
+        </w:rPr>
+      </w:pPr>
+      <w:r>
+        <w:rPr>
+          <w:rFonts w:ascii="Times New Roman" w:eastAsia="Times New Roman" w:hAnsi="Times New Roman" w:cs="Times New Roman"/>
+          <w:b/>
+          <w:bCs/>
+          <w:sz w:val="28"/>
+          <w:szCs w:val="28"/>
+          <w:lang w:val="uk-UA"/>
+        </w:rPr>
+        <w:t>            &lt;input type="number" id="acceleration" value="9.81"&gt;</w:t>
+      </w:r>
+    </w:p>
+    <w:p>
+      <w:pPr>
+        <w:spacing w:line="360" w:lineRule="auto"/>
+        <w:rPr>
+          <w:rFonts w:ascii="Times New Roman" w:eastAsia="Times New Roman" w:hAnsi="Times New Roman" w:cs="Times New Roman"/>
+          <w:b/>
+          <w:bCs/>
+          <w:sz w:val="28"/>
+          <w:szCs w:val="28"/>
+          <w:lang w:val="uk-UA"/>
+        </w:rPr>
+      </w:pPr>
+    </w:p>
+    <w:p>
+      <w:pPr>
+        <w:spacing w:line="360" w:lineRule="auto"/>
+        <w:rPr>
+          <w:rFonts w:ascii="Times New Roman" w:eastAsia="Times New Roman" w:hAnsi="Times New Roman" w:cs="Times New Roman"/>
+          <w:b/>
+          <w:bCs/>
+          <w:sz w:val="28"/>
+          <w:szCs w:val="28"/>
+          <w:lang w:val="uk-UA"/>
+        </w:rPr>
+      </w:pPr>
+      <w:r>
+        <w:rPr>
+          <w:rFonts w:ascii="Times New Roman" w:eastAsia="Times New Roman" w:hAnsi="Times New Roman" w:cs="Times New Roman"/>
+          <w:b/>
+          <w:bCs/>
+          <w:sz w:val="28"/>
+          <w:szCs w:val="28"/>
+          <w:lang w:val="uk-UA"/>
+        </w:rPr>
+        <w:t>            &lt;label for="trajectoryColor"&gt;Колір траєкторії:&lt;/label&gt;</w:t>
+      </w:r>
+    </w:p>
+    <w:p>
+      <w:pPr>
+        <w:spacing w:line="360" w:lineRule="auto"/>
+        <w:rPr>
+          <w:rFonts w:ascii="Times New Roman" w:eastAsia="Times New Roman" w:hAnsi="Times New Roman" w:cs="Times New Roman"/>
+          <w:b/>
+          <w:bCs/>
+          <w:sz w:val="28"/>
+          <w:szCs w:val="28"/>
+          <w:lang w:val="uk-UA"/>
+        </w:rPr>
+      </w:pPr>
+      <w:r>
+        <w:rPr>
+          <w:rFonts w:ascii="Times New Roman" w:eastAsia="Times New Roman" w:hAnsi="Times New Roman" w:cs="Times New Roman"/>
+          <w:b/>
+          <w:bCs/>
+          <w:sz w:val="28"/>
+          <w:szCs w:val="28"/>
+          <w:lang w:val="uk-UA"/>
+        </w:rPr>
+        <w:t>            &lt;input type="color" id="trajectoryColor" value="#ff0000"&gt;</w:t>
+      </w:r>
+    </w:p>
+    <w:p>
+      <w:pPr>
+        <w:spacing w:line="360" w:lineRule="auto"/>
+        <w:rPr>
+          <w:rFonts w:ascii="Times New Roman" w:eastAsia="Times New Roman" w:hAnsi="Times New Roman" w:cs="Times New Roman"/>
+          <w:b/>
+          <w:bCs/>
+          <w:sz w:val="28"/>
+          <w:szCs w:val="28"/>
+          <w:lang w:val="uk-UA"/>
+        </w:rPr>
+      </w:pPr>
+    </w:p>
+    <w:p>
+      <w:pPr>
+        <w:spacing w:line="360" w:lineRule="auto"/>
+        <w:rPr>
+          <w:rFonts w:ascii="Times New Roman" w:eastAsia="Times New Roman" w:hAnsi="Times New Roman" w:cs="Times New Roman"/>
+          <w:b/>
+          <w:bCs/>
+          <w:sz w:val="28"/>
+          <w:szCs w:val="28"/>
+          <w:lang w:val="uk-UA"/>
+        </w:rPr>
+      </w:pPr>
+      <w:r>
+        <w:rPr>
+          <w:rFonts w:ascii="Times New Roman" w:eastAsia="Times New Roman" w:hAnsi="Times New Roman" w:cs="Times New Roman"/>
+          <w:b/>
+          <w:bCs/>
+          <w:sz w:val="28"/>
+          <w:szCs w:val="28"/>
+          <w:lang w:val="uk-UA"/>
+        </w:rPr>
+        <w:t>            &lt;button onclick="drawTrajectory()"&gt;Побудувати&lt;/button&gt;</w:t>
+      </w:r>
+    </w:p>
+    <w:p>
+      <w:pPr>
+        <w:spacing w:line="360" w:lineRule="auto"/>
+        <w:rPr>
+          <w:rFonts w:ascii="Times New Roman" w:eastAsia="Times New Roman" w:hAnsi="Times New Roman" w:cs="Times New Roman"/>
+          <w:b/>
+          <w:bCs/>
+          <w:sz w:val="28"/>
+          <w:szCs w:val="28"/>
+          <w:lang w:val="uk-UA"/>
+        </w:rPr>
+      </w:pPr>
+      <w:r>
+        <w:rPr>
+          <w:rFonts w:ascii="Times New Roman" w:eastAsia="Times New Roman" w:hAnsi="Times New Roman" w:cs="Times New Roman"/>
+          <w:b/>
+          <w:bCs/>
+          <w:sz w:val="28"/>
+          <w:szCs w:val="28"/>
+          <w:lang w:val="uk-UA"/>
+        </w:rPr>
+        <w:t>            &lt;button onclick="clearChart()"&gt;Очистити&lt;/button&gt;</w:t>
+      </w:r>
+    </w:p>
+    <w:p>
+      <w:pPr>
+        <w:spacing w:line="360" w:lineRule="auto"/>
+        <w:rPr>
+          <w:rFonts w:ascii="Times New Roman" w:eastAsia="Times New Roman" w:hAnsi="Times New Roman" w:cs="Times New Roman"/>
+          <w:b/>
+          <w:bCs/>
+          <w:sz w:val="28"/>
+          <w:szCs w:val="28"/>
+          <w:lang w:val="uk-UA"/>
+        </w:rPr>
+      </w:pPr>
+      <w:r>
+        <w:rPr>
+          <w:rFonts w:ascii="Times New Roman" w:eastAsia="Times New Roman" w:hAnsi="Times New Roman" w:cs="Times New Roman"/>
+          <w:b/>
+          <w:bCs/>
+          <w:sz w:val="28"/>
+          <w:szCs w:val="28"/>
+          <w:lang w:val="uk-UA"/>
+        </w:rPr>
+        <w:t>        &lt;/div&gt;</w:t>
+      </w:r>
+    </w:p>
+    <w:p>
+      <w:pPr>
+        <w:spacing w:line="360" w:lineRule="auto"/>
+        <w:rPr>
+          <w:rFonts w:ascii="Times New Roman" w:eastAsia="Times New Roman" w:hAnsi="Times New Roman" w:cs="Times New Roman"/>
+          <w:b/>
+          <w:bCs/>
+          <w:sz w:val="28"/>
+          <w:szCs w:val="28"/>
+          <w:lang w:val="uk-UA"/>
+        </w:rPr>
+      </w:pPr>
+    </w:p>
+    <w:p>
+      <w:pPr>
+        <w:spacing w:line="360" w:lineRule="auto"/>
+        <w:rPr>
+          <w:rFonts w:ascii="Times New Roman" w:eastAsia="Times New Roman" w:hAnsi="Times New Roman" w:cs="Times New Roman"/>
+          <w:b/>
+          <w:bCs/>
+          <w:sz w:val="28"/>
+          <w:szCs w:val="28"/>
+          <w:lang w:val="uk-UA"/>
+        </w:rPr>
+      </w:pPr>
+      <w:r>
+        <w:rPr>
+          <w:rFonts w:ascii="Times New Roman" w:eastAsia="Times New Roman" w:hAnsi="Times New Roman" w:cs="Times New Roman"/>
+          <w:b/>
+          <w:bCs/>
+          <w:sz w:val="28"/>
+          <w:szCs w:val="28"/>
+          <w:lang w:val="uk-UA"/>
+        </w:rPr>
+        <w:t>        &lt;div id="chart-container"&gt;</w:t>
+      </w:r>
+    </w:p>
+    <w:p>
+      <w:pPr>
+        <w:spacing w:line="360" w:lineRule="auto"/>
+        <w:rPr>
+          <w:rFonts w:ascii="Times New Roman" w:eastAsia="Times New Roman" w:hAnsi="Times New Roman" w:cs="Times New Roman"/>
+          <w:b/>
+          <w:bCs/>
+          <w:sz w:val="28"/>
+          <w:szCs w:val="28"/>
+          <w:lang w:val="uk-UA"/>
+        </w:rPr>
+      </w:pPr>
+      <w:r>
+        <w:rPr>
+          <w:rFonts w:ascii="Times New Roman" w:eastAsia="Times New Roman" w:hAnsi="Times New Roman" w:cs="Times New Roman"/>
+          <w:b/>
+          <w:bCs/>
+          <w:sz w:val="28"/>
+          <w:szCs w:val="28"/>
+          <w:lang w:val="uk-UA"/>
+        </w:rPr>
+        <w:t>            &lt;svg id="chart" width="600" height="400"&gt;&lt;/svg&gt;</w:t>
+      </w:r>
+    </w:p>
+    <w:p>
+      <w:pPr>
+        <w:spacing w:line="360" w:lineRule="auto"/>
+        <w:rPr>
+          <w:rFonts w:ascii="Times New Roman" w:eastAsia="Times New Roman" w:hAnsi="Times New Roman" w:cs="Times New Roman"/>
+          <w:b/>
+          <w:bCs/>
+          <w:sz w:val="28"/>
+          <w:szCs w:val="28"/>
+          <w:lang w:val="uk-UA"/>
+        </w:rPr>
+      </w:pPr>
+      <w:r>
+        <w:rPr>
+          <w:rFonts w:ascii="Times New Roman" w:eastAsia="Times New Roman" w:hAnsi="Times New Roman" w:cs="Times New Roman"/>
+          <w:b/>
+          <w:bCs/>
+          <w:sz w:val="28"/>
+          <w:szCs w:val="28"/>
+          <w:lang w:val="uk-UA"/>
+        </w:rPr>
+        <w:t>        &lt;/div&gt;</w:t>
+      </w:r>
+    </w:p>
+    <w:p>
+      <w:pPr>
+        <w:spacing w:line="360" w:lineRule="auto"/>
+        <w:rPr>
+          <w:rFonts w:ascii="Times New Roman" w:eastAsia="Times New Roman" w:hAnsi="Times New Roman" w:cs="Times New Roman"/>
+          <w:b/>
+          <w:bCs/>
+          <w:sz w:val="28"/>
+          <w:szCs w:val="28"/>
+          <w:lang w:val="uk-UA"/>
+        </w:rPr>
+      </w:pPr>
+      <w:r>
+        <w:rPr>
+          <w:rFonts w:ascii="Times New Roman" w:eastAsia="Times New Roman" w:hAnsi="Times New Roman" w:cs="Times New Roman"/>
+          <w:b/>
+          <w:bCs/>
+          <w:sz w:val="28"/>
+          <w:szCs w:val="28"/>
+          <w:lang w:val="uk-UA"/>
+        </w:rPr>
+        <w:t>    &lt;/div&gt;</w:t>
+      </w:r>
+    </w:p>
+    <w:p>
+      <w:pPr>
+        <w:spacing w:line="360" w:lineRule="auto"/>
+        <w:rPr>
+          <w:rFonts w:ascii="Times New Roman" w:eastAsia="Times New Roman" w:hAnsi="Times New Roman" w:cs="Times New Roman"/>
+          <w:b/>
+          <w:bCs/>
+          <w:sz w:val="28"/>
+          <w:szCs w:val="28"/>
+          <w:lang w:val="uk-UA"/>
+        </w:rPr>
+      </w:pPr>
+    </w:p>
+    <w:p>
+      <w:pPr>
+        <w:spacing w:line="360" w:lineRule="auto"/>
+        <w:rPr>
+          <w:rFonts w:ascii="Times New Roman" w:eastAsia="Times New Roman" w:hAnsi="Times New Roman" w:cs="Times New Roman"/>
+          <w:b/>
+          <w:bCs/>
+          <w:sz w:val="28"/>
+          <w:szCs w:val="28"/>
+          <w:lang w:val="uk-UA"/>
+        </w:rPr>
+      </w:pPr>
+      <w:r>
+        <w:rPr>
+          <w:rFonts w:ascii="Times New Roman" w:eastAsia="Times New Roman" w:hAnsi="Times New Roman" w:cs="Times New Roman"/>
+          <w:b/>
+          <w:bCs/>
+          <w:sz w:val="28"/>
+          <w:szCs w:val="28"/>
+          <w:lang w:val="uk-UA"/>
+        </w:rPr>
+        <w:t>    &lt;script src="script.js"&gt;&lt;/script&gt;</w:t>
+      </w:r>
+    </w:p>
+    <w:p>
+      <w:pPr>
+        <w:spacing w:line="360" w:lineRule="auto"/>
+        <w:rPr>
+          <w:rFonts w:ascii="Times New Roman" w:eastAsia="Times New Roman" w:hAnsi="Times New Roman" w:cs="Times New Roman"/>
+          <w:b/>
+          <w:bCs/>
+          <w:sz w:val="28"/>
+          <w:szCs w:val="28"/>
+          <w:lang w:val="uk-UA"/>
+        </w:rPr>
+      </w:pPr>
+      <w:r>
+        <w:rPr>
+          <w:rFonts w:ascii="Times New Roman" w:eastAsia="Times New Roman" w:hAnsi="Times New Roman" w:cs="Times New Roman"/>
+          <w:b/>
+          <w:bCs/>
+          <w:sz w:val="28"/>
+          <w:szCs w:val="28"/>
+          <w:lang w:val="uk-UA"/>
+        </w:rPr>
+        <w:t>&lt;/body&gt;</w:t>
+      </w:r>
+    </w:p>
+    <w:p>
+      <w:pPr>
+        <w:spacing w:line="360" w:lineRule="auto"/>
+        <w:rPr>
+          <w:rFonts w:ascii="Times New Roman" w:eastAsia="Times New Roman" w:hAnsi="Times New Roman" w:cs="Times New Roman"/>
+          <w:b/>
+          <w:bCs/>
+          <w:sz w:val="28"/>
+          <w:szCs w:val="28"/>
+          <w:lang w:val="uk-UA"/>
+        </w:rPr>
+      </w:pPr>
+      <w:r>
+        <w:rPr>
+          <w:rFonts w:ascii="Times New Roman" w:eastAsia="Times New Roman" w:hAnsi="Times New Roman" w:cs="Times New Roman"/>
+          <w:b/>
+          <w:bCs/>
+          <w:sz w:val="28"/>
+          <w:szCs w:val="28"/>
+          <w:lang w:val="uk-UA"/>
+        </w:rPr>
+        <w:t>&lt;/html&gt;</w:t>
+      </w:r>
+    </w:p>
+    <w:p>
+      <w:pPr>
+        <w:spacing w:line="360" w:lineRule="auto"/>
+        <w:rPr>
+          <w:rFonts w:ascii="Times New Roman" w:eastAsia="Times New Roman" w:hAnsi="Times New Roman" w:cs="Times New Roman"/>
+          <w:b/>
+          <w:bCs/>
+          <w:sz w:val="28"/>
+          <w:szCs w:val="28"/>
+          <w:lang w:val="en-US"/>
+        </w:rPr>
+      </w:pPr>
+    </w:p>
+    <w:p>
+      <w:pPr>
+        <w:spacing w:line="360" w:lineRule="auto"/>
+        <w:rPr>
+          <w:rFonts w:ascii="Times New Roman" w:eastAsia="Times New Roman" w:hAnsi="Times New Roman" w:cs="Times New Roman"/>
+          <w:b/>
+          <w:bCs/>
+          <w:sz w:val="28"/>
+          <w:szCs w:val="28"/>
+          <w:lang w:val="en-US"/>
+        </w:rPr>
+      </w:pPr>
+    </w:p>
+    <w:p>
+      <w:pPr>
+        <w:spacing w:line="360" w:lineRule="auto"/>
+        <w:rPr>
+          <w:rFonts w:ascii="Times New Roman" w:eastAsia="Times New Roman" w:hAnsi="Times New Roman" w:cs="Times New Roman"/>
+          <w:b/>
+          <w:bCs/>
+          <w:sz w:val="28"/>
+          <w:szCs w:val="28"/>
+          <w:lang w:val="en-US"/>
+        </w:rPr>
+      </w:pPr>
+      <w:r>
+        <w:rPr>
+          <w:rFonts w:ascii="Times New Roman" w:eastAsia="Times New Roman" w:hAnsi="Times New Roman" w:cs="Times New Roman"/>
+          <w:b/>
+          <w:bCs/>
+          <w:sz w:val="28"/>
+          <w:szCs w:val="28"/>
+          <w:lang w:val="en-US"/>
+        </w:rPr>
+        <w:t>JS</w:t>
+      </w:r>
+    </w:p>
+    <w:p>
+      <w:pPr>
+        <w:spacing w:line="360" w:lineRule="auto"/>
+        <w:rPr>
+          <w:rFonts w:ascii="Times New Roman" w:eastAsia="Times New Roman" w:hAnsi="Times New Roman" w:cs="Times New Roman"/>
+          <w:b/>
+          <w:bCs/>
+          <w:sz w:val="28"/>
+          <w:szCs w:val="28"/>
+          <w:lang w:val="en-US"/>
+        </w:rPr>
+      </w:pPr>
+    </w:p>
+    <w:p>
+      <w:pPr>
+        <w:spacing w:line="360" w:lineRule="auto"/>
+        <w:rPr>
+          <w:rFonts w:ascii="Times New Roman" w:eastAsia="Times New Roman" w:hAnsi="Times New Roman" w:cs="Times New Roman"/>
+          <w:sz w:val="28"/>
+          <w:szCs w:val="28"/>
+          <w:lang w:val="uk-UA"/>
+        </w:rPr>
+      </w:pPr>
+      <w:r>
+        <w:rPr>
+          <w:rFonts w:ascii="Times New Roman" w:eastAsia="Times New Roman" w:hAnsi="Times New Roman" w:cs="Times New Roman"/>
+          <w:sz w:val="28"/>
+          <w:szCs w:val="28"/>
+          <w:lang w:val="uk-UA"/>
+        </w:rPr>
         <w:lastRenderedPageBreak/>
-        <w:t>&lt;!DOCTYPE html&gt;</w:t>
-      </w:r>
-    </w:p>
-    <w:p>
-      <w:pPr>
-        <w:spacing w:line="360" w:lineRule="auto"/>
-        <w:rPr>
-          <w:rFonts w:ascii="Times New Roman" w:eastAsia="Times New Roman" w:hAnsi="Times New Roman" w:cs="Times New Roman"/>
-          <w:b/>
-          <w:bCs/>
-          <w:sz w:val="28"/>
-          <w:szCs w:val="28"/>
-          <w:lang w:val="uk-UA"/>
-        </w:rPr>
-      </w:pPr>
-      <w:r>
-        <w:rPr>
-          <w:rFonts w:ascii="Times New Roman" w:eastAsia="Times New Roman" w:hAnsi="Times New Roman" w:cs="Times New Roman"/>
-          <w:b/>
-          <w:bCs/>
-          <w:sz w:val="28"/>
-          <w:szCs w:val="28"/>
-          <w:lang w:val="uk-UA"/>
-        </w:rPr>
-        <w:t>&lt;html lang="en"&gt;</w:t>
-      </w:r>
-    </w:p>
-    <w:p>
-      <w:pPr>
-        <w:spacing w:line="360" w:lineRule="auto"/>
-        <w:rPr>
-          <w:rFonts w:ascii="Times New Roman" w:eastAsia="Times New Roman" w:hAnsi="Times New Roman" w:cs="Times New Roman"/>
-          <w:b/>
-          <w:bCs/>
-          <w:sz w:val="28"/>
-          <w:szCs w:val="28"/>
-          <w:lang w:val="uk-UA"/>
-        </w:rPr>
-      </w:pPr>
-      <w:r>
-        <w:rPr>
-          <w:rFonts w:ascii="Times New Roman" w:eastAsia="Times New Roman" w:hAnsi="Times New Roman" w:cs="Times New Roman"/>
-          <w:b/>
-          <w:bCs/>
-          <w:sz w:val="28"/>
-          <w:szCs w:val="28"/>
-          <w:lang w:val="uk-UA"/>
-        </w:rPr>
-        <w:t>&lt;head&gt;</w:t>
-      </w:r>
-    </w:p>
-    <w:p>
-      <w:pPr>
-        <w:spacing w:line="360" w:lineRule="auto"/>
-        <w:rPr>
-          <w:rFonts w:ascii="Times New Roman" w:eastAsia="Times New Roman" w:hAnsi="Times New Roman" w:cs="Times New Roman"/>
-          <w:b/>
-          <w:bCs/>
-          <w:sz w:val="28"/>
-          <w:szCs w:val="28"/>
-          <w:lang w:val="uk-UA"/>
-        </w:rPr>
-      </w:pPr>
-      <w:r>
-        <w:rPr>
-          <w:rFonts w:ascii="Times New Roman" w:eastAsia="Times New Roman" w:hAnsi="Times New Roman" w:cs="Times New Roman"/>
-          <w:b/>
-          <w:bCs/>
-          <w:sz w:val="28"/>
-          <w:szCs w:val="28"/>
-          <w:lang w:val="uk-UA"/>
-        </w:rPr>
-        <w:t>    &lt;meta charset="UTF-8"&gt;</w:t>
-      </w:r>
-    </w:p>
-    <w:p>
-      <w:pPr>
-        <w:spacing w:line="360" w:lineRule="auto"/>
-        <w:rPr>
-          <w:rFonts w:ascii="Times New Roman" w:eastAsia="Times New Roman" w:hAnsi="Times New Roman" w:cs="Times New Roman"/>
-          <w:b/>
-          <w:bCs/>
-          <w:sz w:val="28"/>
-          <w:szCs w:val="28"/>
-          <w:lang w:val="uk-UA"/>
-        </w:rPr>
-      </w:pPr>
-      <w:r>
-        <w:rPr>
-          <w:rFonts w:ascii="Times New Roman" w:eastAsia="Times New Roman" w:hAnsi="Times New Roman" w:cs="Times New Roman"/>
-          <w:b/>
-          <w:bCs/>
-          <w:sz w:val="28"/>
-          <w:szCs w:val="28"/>
-          <w:lang w:val="uk-UA"/>
-        </w:rPr>
-        <w:t>    &lt;meta name="viewport" content="width=device-width, initial-scale=1.0"&gt;</w:t>
-      </w:r>
-    </w:p>
-    <w:p>
-      <w:pPr>
-        <w:spacing w:line="360" w:lineRule="auto"/>
-        <w:rPr>
-          <w:rFonts w:ascii="Times New Roman" w:eastAsia="Times New Roman" w:hAnsi="Times New Roman" w:cs="Times New Roman"/>
-          <w:b/>
-          <w:bCs/>
-          <w:sz w:val="28"/>
-          <w:szCs w:val="28"/>
-          <w:lang w:val="uk-UA"/>
-        </w:rPr>
-      </w:pPr>
-      <w:r>
-        <w:rPr>
-          <w:rFonts w:ascii="Times New Roman" w:eastAsia="Times New Roman" w:hAnsi="Times New Roman" w:cs="Times New Roman"/>
-          <w:b/>
-          <w:bCs/>
-          <w:sz w:val="28"/>
-          <w:szCs w:val="28"/>
-          <w:lang w:val="uk-UA"/>
-        </w:rPr>
-        <w:t>    &lt;title&gt;Графік&lt;/title&gt;</w:t>
-      </w:r>
-    </w:p>
-    <w:p>
-      <w:pPr>
-        <w:spacing w:line="360" w:lineRule="auto"/>
-        <w:rPr>
-          <w:rFonts w:ascii="Times New Roman" w:eastAsia="Times New Roman" w:hAnsi="Times New Roman" w:cs="Times New Roman"/>
-          <w:b/>
-          <w:bCs/>
-          <w:sz w:val="28"/>
-          <w:szCs w:val="28"/>
-          <w:lang w:val="uk-UA"/>
-        </w:rPr>
-      </w:pPr>
-      <w:r>
-        <w:rPr>
-          <w:rFonts w:ascii="Times New Roman" w:eastAsia="Times New Roman" w:hAnsi="Times New Roman" w:cs="Times New Roman"/>
-          <w:b/>
-          <w:bCs/>
-          <w:sz w:val="28"/>
-          <w:szCs w:val="28"/>
-          <w:lang w:val="uk-UA"/>
-        </w:rPr>
-        <w:t>    &lt;link rel="stylesheet" href="styles.css"&gt;</w:t>
-      </w:r>
-    </w:p>
-    <w:p>
-      <w:pPr>
-        <w:spacing w:line="360" w:lineRule="auto"/>
-        <w:rPr>
-          <w:rFonts w:ascii="Times New Roman" w:eastAsia="Times New Roman" w:hAnsi="Times New Roman" w:cs="Times New Roman"/>
-          <w:b/>
-          <w:bCs/>
-          <w:sz w:val="28"/>
-          <w:szCs w:val="28"/>
-          <w:lang w:val="uk-UA"/>
-        </w:rPr>
-      </w:pPr>
-      <w:r>
-        <w:rPr>
-          <w:rFonts w:ascii="Times New Roman" w:eastAsia="Times New Roman" w:hAnsi="Times New Roman" w:cs="Times New Roman"/>
-          <w:b/>
-          <w:bCs/>
-          <w:sz w:val="28"/>
-          <w:szCs w:val="28"/>
-          <w:lang w:val="uk-UA"/>
-        </w:rPr>
-        <w:t>    &lt;script src="https://d3js.org/d3.v6.min.js"&gt;&lt;/script&gt;</w:t>
-      </w:r>
-    </w:p>
-    <w:p>
-      <w:pPr>
-        <w:spacing w:line="360" w:lineRule="auto"/>
-        <w:rPr>
-          <w:rFonts w:ascii="Times New Roman" w:eastAsia="Times New Roman" w:hAnsi="Times New Roman" w:cs="Times New Roman"/>
-          <w:b/>
-          <w:bCs/>
-          <w:sz w:val="28"/>
-          <w:szCs w:val="28"/>
-          <w:lang w:val="uk-UA"/>
-        </w:rPr>
-      </w:pPr>
-      <w:r>
-        <w:rPr>
-          <w:rFonts w:ascii="Times New Roman" w:eastAsia="Times New Roman" w:hAnsi="Times New Roman" w:cs="Times New Roman"/>
-          <w:b/>
-          <w:bCs/>
-          <w:sz w:val="28"/>
-          <w:szCs w:val="28"/>
-          <w:lang w:val="uk-UA"/>
-        </w:rPr>
-        <w:t>&lt;/head&gt;</w:t>
-      </w:r>
-    </w:p>
-    <w:p>
-      <w:pPr>
-        <w:spacing w:line="360" w:lineRule="auto"/>
-        <w:rPr>
-          <w:rFonts w:ascii="Times New Roman" w:eastAsia="Times New Roman" w:hAnsi="Times New Roman" w:cs="Times New Roman"/>
-          <w:b/>
-          <w:bCs/>
-          <w:sz w:val="28"/>
-          <w:szCs w:val="28"/>
-          <w:lang w:val="uk-UA"/>
-        </w:rPr>
-      </w:pPr>
-      <w:r>
-        <w:rPr>
-          <w:rFonts w:ascii="Times New Roman" w:eastAsia="Times New Roman" w:hAnsi="Times New Roman" w:cs="Times New Roman"/>
-          <w:b/>
-          <w:bCs/>
-          <w:sz w:val="28"/>
-          <w:szCs w:val="28"/>
-          <w:lang w:val="uk-UA"/>
-        </w:rPr>
-        <w:t>&lt;body&gt;</w:t>
-      </w:r>
-    </w:p>
-    <w:p>
-      <w:pPr>
-        <w:spacing w:line="360" w:lineRule="auto"/>
-        <w:rPr>
-          <w:rFonts w:ascii="Times New Roman" w:eastAsia="Times New Roman" w:hAnsi="Times New Roman" w:cs="Times New Roman"/>
-          <w:b/>
-          <w:bCs/>
-          <w:sz w:val="28"/>
-          <w:szCs w:val="28"/>
-          <w:lang w:val="uk-UA"/>
-        </w:rPr>
-      </w:pPr>
-      <w:r>
-        <w:rPr>
-          <w:rFonts w:ascii="Times New Roman" w:eastAsia="Times New Roman" w:hAnsi="Times New Roman" w:cs="Times New Roman"/>
-          <w:b/>
-          <w:bCs/>
-          <w:sz w:val="28"/>
-          <w:szCs w:val="28"/>
-          <w:lang w:val="uk-UA"/>
-        </w:rPr>
-        <w:t>    &lt;div class="container"&gt;</w:t>
-      </w:r>
-    </w:p>
-    <w:p>
-      <w:pPr>
-        <w:spacing w:line="360" w:lineRule="auto"/>
-        <w:rPr>
-          <w:rFonts w:ascii="Times New Roman" w:eastAsia="Times New Roman" w:hAnsi="Times New Roman" w:cs="Times New Roman"/>
-          <w:b/>
-          <w:bCs/>
-          <w:sz w:val="28"/>
-          <w:szCs w:val="28"/>
-          <w:lang w:val="uk-UA"/>
-        </w:rPr>
-      </w:pPr>
-      <w:r>
-        <w:rPr>
-          <w:rFonts w:ascii="Times New Roman" w:eastAsia="Times New Roman" w:hAnsi="Times New Roman" w:cs="Times New Roman"/>
-          <w:b/>
-          <w:bCs/>
-          <w:sz w:val="28"/>
-          <w:szCs w:val="28"/>
-          <w:lang w:val="uk-UA"/>
-        </w:rPr>
-        <w:t>        &lt;div class="controls"&gt;</w:t>
-      </w:r>
-    </w:p>
-    <w:p>
-      <w:pPr>
-        <w:spacing w:line="360" w:lineRule="auto"/>
-        <w:rPr>
-          <w:rFonts w:ascii="Times New Roman" w:eastAsia="Times New Roman" w:hAnsi="Times New Roman" w:cs="Times New Roman"/>
-          <w:b/>
-          <w:bCs/>
-          <w:sz w:val="28"/>
-          <w:szCs w:val="28"/>
-          <w:lang w:val="uk-UA"/>
-        </w:rPr>
-      </w:pPr>
-      <w:r>
-        <w:rPr>
-          <w:rFonts w:ascii="Times New Roman" w:eastAsia="Times New Roman" w:hAnsi="Times New Roman" w:cs="Times New Roman"/>
-          <w:b/>
-          <w:bCs/>
-          <w:sz w:val="28"/>
-          <w:szCs w:val="28"/>
-          <w:lang w:val="uk-UA"/>
-        </w:rPr>
-        <w:t>            &lt;h1&gt;Побудова траєкторії&lt;/h1&gt;</w:t>
-      </w:r>
-    </w:p>
-    <w:p>
-      <w:pPr>
-        <w:spacing w:line="360" w:lineRule="auto"/>
-        <w:rPr>
-          <w:rFonts w:ascii="Times New Roman" w:eastAsia="Times New Roman" w:hAnsi="Times New Roman" w:cs="Times New Roman"/>
-          <w:b/>
-          <w:bCs/>
-          <w:sz w:val="28"/>
-          <w:szCs w:val="28"/>
-          <w:lang w:val="uk-UA"/>
-        </w:rPr>
-      </w:pPr>
-    </w:p>
-    <w:p>
-      <w:pPr>
-        <w:spacing w:line="360" w:lineRule="auto"/>
-        <w:rPr>
-          <w:rFonts w:ascii="Times New Roman" w:eastAsia="Times New Roman" w:hAnsi="Times New Roman" w:cs="Times New Roman"/>
-          <w:b/>
-          <w:bCs/>
-          <w:sz w:val="28"/>
-          <w:szCs w:val="28"/>
-          <w:lang w:val="uk-UA"/>
-        </w:rPr>
-      </w:pPr>
-      <w:r>
-        <w:rPr>
-          <w:rFonts w:ascii="Times New Roman" w:eastAsia="Times New Roman" w:hAnsi="Times New Roman" w:cs="Times New Roman"/>
-          <w:b/>
-          <w:bCs/>
-          <w:sz w:val="28"/>
-          <w:szCs w:val="28"/>
-          <w:lang w:val="uk-UA"/>
-        </w:rPr>
-        <w:t>            &lt;label for="x0"&gt;x0:&lt;/label&gt;</w:t>
-      </w:r>
-    </w:p>
-    <w:p>
-      <w:pPr>
-        <w:spacing w:line="360" w:lineRule="auto"/>
-        <w:rPr>
-          <w:rFonts w:ascii="Times New Roman" w:eastAsia="Times New Roman" w:hAnsi="Times New Roman" w:cs="Times New Roman"/>
-          <w:b/>
-          <w:bCs/>
-          <w:sz w:val="28"/>
-          <w:szCs w:val="28"/>
-          <w:lang w:val="uk-UA"/>
-        </w:rPr>
-      </w:pPr>
-      <w:r>
-        <w:rPr>
-          <w:rFonts w:ascii="Times New Roman" w:eastAsia="Times New Roman" w:hAnsi="Times New Roman" w:cs="Times New Roman"/>
-          <w:b/>
-          <w:bCs/>
-          <w:sz w:val="28"/>
-          <w:szCs w:val="28"/>
-          <w:lang w:val="uk-UA"/>
-        </w:rPr>
-        <w:t>            &lt;input type="number" id="x0" value="0"&gt;</w:t>
-      </w:r>
-    </w:p>
-    <w:p>
-      <w:pPr>
-        <w:spacing w:line="360" w:lineRule="auto"/>
-        <w:rPr>
-          <w:rFonts w:ascii="Times New Roman" w:eastAsia="Times New Roman" w:hAnsi="Times New Roman" w:cs="Times New Roman"/>
-          <w:b/>
-          <w:bCs/>
-          <w:sz w:val="28"/>
-          <w:szCs w:val="28"/>
-          <w:lang w:val="uk-UA"/>
-        </w:rPr>
-      </w:pPr>
-    </w:p>
-    <w:p>
-      <w:pPr>
-        <w:spacing w:line="360" w:lineRule="auto"/>
-        <w:rPr>
-          <w:rFonts w:ascii="Times New Roman" w:eastAsia="Times New Roman" w:hAnsi="Times New Roman" w:cs="Times New Roman"/>
-          <w:b/>
-          <w:bCs/>
-          <w:sz w:val="28"/>
-          <w:szCs w:val="28"/>
-          <w:lang w:val="uk-UA"/>
-        </w:rPr>
-      </w:pPr>
-      <w:r>
-        <w:rPr>
-          <w:rFonts w:ascii="Times New Roman" w:eastAsia="Times New Roman" w:hAnsi="Times New Roman" w:cs="Times New Roman"/>
-          <w:b/>
-          <w:bCs/>
-          <w:sz w:val="28"/>
-          <w:szCs w:val="28"/>
-          <w:lang w:val="uk-UA"/>
-        </w:rPr>
-        <w:t>            &lt;label for="y0"&gt;y0:&lt;/label&gt;</w:t>
-      </w:r>
-    </w:p>
-    <w:p>
-      <w:pPr>
-        <w:spacing w:line="360" w:lineRule="auto"/>
-        <w:rPr>
-          <w:rFonts w:ascii="Times New Roman" w:eastAsia="Times New Roman" w:hAnsi="Times New Roman" w:cs="Times New Roman"/>
-          <w:b/>
-          <w:bCs/>
-          <w:sz w:val="28"/>
-          <w:szCs w:val="28"/>
-          <w:lang w:val="uk-UA"/>
-        </w:rPr>
-      </w:pPr>
-      <w:r>
-        <w:rPr>
-          <w:rFonts w:ascii="Times New Roman" w:eastAsia="Times New Roman" w:hAnsi="Times New Roman" w:cs="Times New Roman"/>
-          <w:b/>
-          <w:bCs/>
-          <w:sz w:val="28"/>
-          <w:szCs w:val="28"/>
-          <w:lang w:val="uk-UA"/>
-        </w:rPr>
-        <w:t>            &lt;input type="number" id="y0" value="0"&gt;</w:t>
-      </w:r>
-    </w:p>
-    <w:p>
-      <w:pPr>
-        <w:spacing w:line="360" w:lineRule="auto"/>
-        <w:rPr>
-          <w:rFonts w:ascii="Times New Roman" w:eastAsia="Times New Roman" w:hAnsi="Times New Roman" w:cs="Times New Roman"/>
-          <w:b/>
-          <w:bCs/>
-          <w:sz w:val="28"/>
-          <w:szCs w:val="28"/>
-          <w:lang w:val="uk-UA"/>
-        </w:rPr>
-      </w:pPr>
-    </w:p>
-    <w:p>
-      <w:pPr>
-        <w:spacing w:line="360" w:lineRule="auto"/>
-        <w:rPr>
-          <w:rFonts w:ascii="Times New Roman" w:eastAsia="Times New Roman" w:hAnsi="Times New Roman" w:cs="Times New Roman"/>
-          <w:b/>
-          <w:bCs/>
-          <w:sz w:val="28"/>
-          <w:szCs w:val="28"/>
-          <w:lang w:val="uk-UA"/>
-        </w:rPr>
-      </w:pPr>
-      <w:r>
-        <w:rPr>
-          <w:rFonts w:ascii="Times New Roman" w:eastAsia="Times New Roman" w:hAnsi="Times New Roman" w:cs="Times New Roman"/>
-          <w:b/>
-          <w:bCs/>
-          <w:sz w:val="28"/>
-          <w:szCs w:val="28"/>
-          <w:lang w:val="uk-UA"/>
-        </w:rPr>
-        <w:t>            &lt;label for="angle"&gt;Кут (°):&lt;/label&gt;</w:t>
-      </w:r>
-    </w:p>
-    <w:p>
-      <w:pPr>
-        <w:spacing w:line="360" w:lineRule="auto"/>
-        <w:rPr>
-          <w:rFonts w:ascii="Times New Roman" w:eastAsia="Times New Roman" w:hAnsi="Times New Roman" w:cs="Times New Roman"/>
-          <w:b/>
-          <w:bCs/>
-          <w:sz w:val="28"/>
-          <w:szCs w:val="28"/>
-          <w:lang w:val="uk-UA"/>
-        </w:rPr>
-      </w:pPr>
-      <w:r>
-        <w:rPr>
-          <w:rFonts w:ascii="Times New Roman" w:eastAsia="Times New Roman" w:hAnsi="Times New Roman" w:cs="Times New Roman"/>
-          <w:b/>
-          <w:bCs/>
-          <w:sz w:val="28"/>
-          <w:szCs w:val="28"/>
-          <w:lang w:val="uk-UA"/>
-        </w:rPr>
-        <w:t>            &lt;input type="number" id="angle" value="45"&gt;</w:t>
-      </w:r>
-    </w:p>
-    <w:p>
-      <w:pPr>
-        <w:spacing w:line="360" w:lineRule="auto"/>
-        <w:rPr>
-          <w:rFonts w:ascii="Times New Roman" w:eastAsia="Times New Roman" w:hAnsi="Times New Roman" w:cs="Times New Roman"/>
-          <w:b/>
-          <w:bCs/>
-          <w:sz w:val="28"/>
-          <w:szCs w:val="28"/>
-          <w:lang w:val="uk-UA"/>
-        </w:rPr>
-      </w:pPr>
-    </w:p>
-    <w:p>
-      <w:pPr>
-        <w:spacing w:line="360" w:lineRule="auto"/>
-        <w:rPr>
-          <w:rFonts w:ascii="Times New Roman" w:eastAsia="Times New Roman" w:hAnsi="Times New Roman" w:cs="Times New Roman"/>
-          <w:b/>
-          <w:bCs/>
-          <w:sz w:val="28"/>
-          <w:szCs w:val="28"/>
-          <w:lang w:val="uk-UA"/>
-        </w:rPr>
-      </w:pPr>
-      <w:r>
-        <w:rPr>
-          <w:rFonts w:ascii="Times New Roman" w:eastAsia="Times New Roman" w:hAnsi="Times New Roman" w:cs="Times New Roman"/>
-          <w:b/>
-          <w:bCs/>
-          <w:sz w:val="28"/>
-          <w:szCs w:val="28"/>
-          <w:lang w:val="uk-UA"/>
-        </w:rPr>
-        <w:t>            &lt;label for="v0"&gt;Швидкість (v0):&lt;/label&gt;</w:t>
-      </w:r>
-    </w:p>
-    <w:p>
-      <w:pPr>
-        <w:spacing w:line="360" w:lineRule="auto"/>
-        <w:rPr>
-          <w:rFonts w:ascii="Times New Roman" w:eastAsia="Times New Roman" w:hAnsi="Times New Roman" w:cs="Times New Roman"/>
-          <w:b/>
-          <w:bCs/>
-          <w:sz w:val="28"/>
-          <w:szCs w:val="28"/>
-          <w:lang w:val="uk-UA"/>
-        </w:rPr>
-      </w:pPr>
-      <w:r>
-        <w:rPr>
-          <w:rFonts w:ascii="Times New Roman" w:eastAsia="Times New Roman" w:hAnsi="Times New Roman" w:cs="Times New Roman"/>
-          <w:b/>
-          <w:bCs/>
-          <w:sz w:val="28"/>
-          <w:szCs w:val="28"/>
-          <w:lang w:val="uk-UA"/>
-        </w:rPr>
-        <w:t>            &lt;input type="number" id="v0" value="50"&gt;</w:t>
-      </w:r>
-    </w:p>
-    <w:p>
-      <w:pPr>
-        <w:spacing w:line="360" w:lineRule="auto"/>
-        <w:rPr>
-          <w:rFonts w:ascii="Times New Roman" w:eastAsia="Times New Roman" w:hAnsi="Times New Roman" w:cs="Times New Roman"/>
-          <w:b/>
-          <w:bCs/>
-          <w:sz w:val="28"/>
-          <w:szCs w:val="28"/>
-          <w:lang w:val="uk-UA"/>
-        </w:rPr>
-      </w:pPr>
-    </w:p>
-    <w:p>
-      <w:pPr>
-        <w:spacing w:line="360" w:lineRule="auto"/>
-        <w:rPr>
-          <w:rFonts w:ascii="Times New Roman" w:eastAsia="Times New Roman" w:hAnsi="Times New Roman" w:cs="Times New Roman"/>
-          <w:b/>
-          <w:bCs/>
-          <w:sz w:val="28"/>
-          <w:szCs w:val="28"/>
-          <w:lang w:val="uk-UA"/>
-        </w:rPr>
-      </w:pPr>
-      <w:r>
-        <w:rPr>
-          <w:rFonts w:ascii="Times New Roman" w:eastAsia="Times New Roman" w:hAnsi="Times New Roman" w:cs="Times New Roman"/>
-          <w:b/>
-          <w:bCs/>
-          <w:sz w:val="28"/>
-          <w:szCs w:val="28"/>
-          <w:lang w:val="uk-UA"/>
-        </w:rPr>
-        <w:t>            &lt;label for="acceleration"&gt;Прискорення (a):&lt;/label&gt;</w:t>
-      </w:r>
-    </w:p>
-    <w:p>
-      <w:pPr>
-        <w:spacing w:line="360" w:lineRule="auto"/>
-        <w:rPr>
-          <w:rFonts w:ascii="Times New Roman" w:eastAsia="Times New Roman" w:hAnsi="Times New Roman" w:cs="Times New Roman"/>
-          <w:b/>
-          <w:bCs/>
-          <w:sz w:val="28"/>
-          <w:szCs w:val="28"/>
-          <w:lang w:val="uk-UA"/>
-        </w:rPr>
-      </w:pPr>
-      <w:r>
-        <w:rPr>
-          <w:rFonts w:ascii="Times New Roman" w:eastAsia="Times New Roman" w:hAnsi="Times New Roman" w:cs="Times New Roman"/>
-          <w:b/>
-          <w:bCs/>
-          <w:sz w:val="28"/>
-          <w:szCs w:val="28"/>
-          <w:lang w:val="uk-UA"/>
-        </w:rPr>
-        <w:t>            &lt;input type="number" id="acceleration" value="9.81"&gt;</w:t>
-      </w:r>
-    </w:p>
-    <w:p>
-      <w:pPr>
-        <w:spacing w:line="360" w:lineRule="auto"/>
-        <w:rPr>
-          <w:rFonts w:ascii="Times New Roman" w:eastAsia="Times New Roman" w:hAnsi="Times New Roman" w:cs="Times New Roman"/>
-          <w:b/>
-          <w:bCs/>
-          <w:sz w:val="28"/>
-          <w:szCs w:val="28"/>
-          <w:lang w:val="uk-UA"/>
-        </w:rPr>
-      </w:pPr>
-    </w:p>
-    <w:p>
-      <w:pPr>
-        <w:spacing w:line="360" w:lineRule="auto"/>
-        <w:rPr>
-          <w:rFonts w:ascii="Times New Roman" w:eastAsia="Times New Roman" w:hAnsi="Times New Roman" w:cs="Times New Roman"/>
-          <w:b/>
-          <w:bCs/>
-          <w:sz w:val="28"/>
-          <w:szCs w:val="28"/>
-          <w:lang w:val="uk-UA"/>
-        </w:rPr>
-      </w:pPr>
-      <w:r>
-        <w:rPr>
-          <w:rFonts w:ascii="Times New Roman" w:eastAsia="Times New Roman" w:hAnsi="Times New Roman" w:cs="Times New Roman"/>
-          <w:b/>
-          <w:bCs/>
-          <w:sz w:val="28"/>
-          <w:szCs w:val="28"/>
-          <w:lang w:val="uk-UA"/>
-        </w:rPr>
-        <w:t>            &lt;label for="trajectoryColor"&gt;Колір траєкторії:&lt;/label&gt;</w:t>
-      </w:r>
-    </w:p>
-    <w:p>
-      <w:pPr>
-        <w:spacing w:line="360" w:lineRule="auto"/>
-        <w:rPr>
-          <w:rFonts w:ascii="Times New Roman" w:eastAsia="Times New Roman" w:hAnsi="Times New Roman" w:cs="Times New Roman"/>
-          <w:b/>
-          <w:bCs/>
-          <w:sz w:val="28"/>
-          <w:szCs w:val="28"/>
-          <w:lang w:val="uk-UA"/>
-        </w:rPr>
-      </w:pPr>
-      <w:r>
-        <w:rPr>
-          <w:rFonts w:ascii="Times New Roman" w:eastAsia="Times New Roman" w:hAnsi="Times New Roman" w:cs="Times New Roman"/>
-          <w:b/>
-          <w:bCs/>
-          <w:sz w:val="28"/>
-          <w:szCs w:val="28"/>
-          <w:lang w:val="uk-UA"/>
-        </w:rPr>
-        <w:t>            &lt;input type="color" id="trajectoryColor" value="#ff0000"&gt;</w:t>
-      </w:r>
-    </w:p>
-    <w:p>
-      <w:pPr>
-        <w:spacing w:line="360" w:lineRule="auto"/>
-        <w:rPr>
-          <w:rFonts w:ascii="Times New Roman" w:eastAsia="Times New Roman" w:hAnsi="Times New Roman" w:cs="Times New Roman"/>
-          <w:b/>
-          <w:bCs/>
-          <w:sz w:val="28"/>
-          <w:szCs w:val="28"/>
-          <w:lang w:val="uk-UA"/>
-        </w:rPr>
-      </w:pPr>
-    </w:p>
-    <w:p>
-      <w:pPr>
-        <w:spacing w:line="360" w:lineRule="auto"/>
-        <w:rPr>
-          <w:rFonts w:ascii="Times New Roman" w:eastAsia="Times New Roman" w:hAnsi="Times New Roman" w:cs="Times New Roman"/>
-          <w:b/>
-          <w:bCs/>
-          <w:sz w:val="28"/>
-          <w:szCs w:val="28"/>
-          <w:lang w:val="uk-UA"/>
-        </w:rPr>
-      </w:pPr>
-      <w:r>
-        <w:rPr>
-          <w:rFonts w:ascii="Times New Roman" w:eastAsia="Times New Roman" w:hAnsi="Times New Roman" w:cs="Times New Roman"/>
-          <w:b/>
-          <w:bCs/>
-          <w:sz w:val="28"/>
-          <w:szCs w:val="28"/>
-          <w:lang w:val="uk-UA"/>
-        </w:rPr>
-        <w:t>            &lt;button onclick="drawTrajectory()"&gt;Побудувати&lt;/button&gt;</w:t>
-      </w:r>
-    </w:p>
-    <w:p>
-      <w:pPr>
-        <w:spacing w:line="360" w:lineRule="auto"/>
-        <w:rPr>
-          <w:rFonts w:ascii="Times New Roman" w:eastAsia="Times New Roman" w:hAnsi="Times New Roman" w:cs="Times New Roman"/>
-          <w:b/>
-          <w:bCs/>
-          <w:sz w:val="28"/>
-          <w:szCs w:val="28"/>
-          <w:lang w:val="uk-UA"/>
-        </w:rPr>
-      </w:pPr>
-      <w:r>
-        <w:rPr>
-          <w:rFonts w:ascii="Times New Roman" w:eastAsia="Times New Roman" w:hAnsi="Times New Roman" w:cs="Times New Roman"/>
-          <w:b/>
-          <w:bCs/>
-          <w:sz w:val="28"/>
-          <w:szCs w:val="28"/>
-          <w:lang w:val="uk-UA"/>
-        </w:rPr>
-        <w:t>            &lt;button onclick="clearChart()"&gt;Очистити&lt;/button&gt;</w:t>
-      </w:r>
-    </w:p>
-    <w:p>
-      <w:pPr>
-        <w:spacing w:line="360" w:lineRule="auto"/>
-        <w:rPr>
-          <w:rFonts w:ascii="Times New Roman" w:eastAsia="Times New Roman" w:hAnsi="Times New Roman" w:cs="Times New Roman"/>
-          <w:b/>
-          <w:bCs/>
-          <w:sz w:val="28"/>
-          <w:szCs w:val="28"/>
-          <w:lang w:val="uk-UA"/>
-        </w:rPr>
-      </w:pPr>
-      <w:r>
-        <w:rPr>
-          <w:rFonts w:ascii="Times New Roman" w:eastAsia="Times New Roman" w:hAnsi="Times New Roman" w:cs="Times New Roman"/>
-          <w:b/>
-          <w:bCs/>
-          <w:sz w:val="28"/>
-          <w:szCs w:val="28"/>
-          <w:lang w:val="uk-UA"/>
-        </w:rPr>
-        <w:t>        &lt;/div&gt;</w:t>
-      </w:r>
-    </w:p>
-    <w:p>
-      <w:pPr>
-        <w:spacing w:line="360" w:lineRule="auto"/>
-        <w:rPr>
-          <w:rFonts w:ascii="Times New Roman" w:eastAsia="Times New Roman" w:hAnsi="Times New Roman" w:cs="Times New Roman"/>
-          <w:b/>
-          <w:bCs/>
-          <w:sz w:val="28"/>
-          <w:szCs w:val="28"/>
-          <w:lang w:val="uk-UA"/>
-        </w:rPr>
-      </w:pPr>
-    </w:p>
-    <w:p>
-      <w:pPr>
-        <w:spacing w:line="360" w:lineRule="auto"/>
-        <w:rPr>
-          <w:rFonts w:ascii="Times New Roman" w:eastAsia="Times New Roman" w:hAnsi="Times New Roman" w:cs="Times New Roman"/>
-          <w:b/>
-          <w:bCs/>
-          <w:sz w:val="28"/>
-          <w:szCs w:val="28"/>
-          <w:lang w:val="uk-UA"/>
-        </w:rPr>
-      </w:pPr>
-      <w:r>
-        <w:rPr>
-          <w:rFonts w:ascii="Times New Roman" w:eastAsia="Times New Roman" w:hAnsi="Times New Roman" w:cs="Times New Roman"/>
-          <w:b/>
-          <w:bCs/>
-          <w:sz w:val="28"/>
-          <w:szCs w:val="28"/>
-          <w:lang w:val="uk-UA"/>
-        </w:rPr>
-        <w:t>        &lt;div id="chart-container"&gt;</w:t>
-      </w:r>
-    </w:p>
-    <w:p>
-      <w:pPr>
-        <w:spacing w:line="360" w:lineRule="auto"/>
-        <w:rPr>
-          <w:rFonts w:ascii="Times New Roman" w:eastAsia="Times New Roman" w:hAnsi="Times New Roman" w:cs="Times New Roman"/>
-          <w:b/>
-          <w:bCs/>
-          <w:sz w:val="28"/>
-          <w:szCs w:val="28"/>
-          <w:lang w:val="uk-UA"/>
-        </w:rPr>
-      </w:pPr>
-      <w:r>
-        <w:rPr>
-          <w:rFonts w:ascii="Times New Roman" w:eastAsia="Times New Roman" w:hAnsi="Times New Roman" w:cs="Times New Roman"/>
-          <w:b/>
-          <w:bCs/>
-          <w:sz w:val="28"/>
-          <w:szCs w:val="28"/>
-          <w:lang w:val="uk-UA"/>
-        </w:rPr>
-        <w:t>            &lt;svg id="chart" width="600" height="400"&gt;&lt;/svg&gt;</w:t>
-      </w:r>
-    </w:p>
-    <w:p>
-      <w:pPr>
-        <w:spacing w:line="360" w:lineRule="auto"/>
-        <w:rPr>
-          <w:rFonts w:ascii="Times New Roman" w:eastAsia="Times New Roman" w:hAnsi="Times New Roman" w:cs="Times New Roman"/>
-          <w:b/>
-          <w:bCs/>
-          <w:sz w:val="28"/>
-          <w:szCs w:val="28"/>
-          <w:lang w:val="uk-UA"/>
-        </w:rPr>
-      </w:pPr>
-      <w:r>
-        <w:rPr>
-          <w:rFonts w:ascii="Times New Roman" w:eastAsia="Times New Roman" w:hAnsi="Times New Roman" w:cs="Times New Roman"/>
-          <w:b/>
-          <w:bCs/>
-          <w:sz w:val="28"/>
-          <w:szCs w:val="28"/>
-          <w:lang w:val="uk-UA"/>
-        </w:rPr>
-        <w:t>        &lt;/div&gt;</w:t>
-      </w:r>
-    </w:p>
-    <w:p>
-      <w:pPr>
-        <w:spacing w:line="360" w:lineRule="auto"/>
-        <w:rPr>
-          <w:rFonts w:ascii="Times New Roman" w:eastAsia="Times New Roman" w:hAnsi="Times New Roman" w:cs="Times New Roman"/>
-          <w:b/>
-          <w:bCs/>
-          <w:sz w:val="28"/>
-          <w:szCs w:val="28"/>
-          <w:lang w:val="uk-UA"/>
-        </w:rPr>
-      </w:pPr>
-      <w:r>
-        <w:rPr>
-          <w:rFonts w:ascii="Times New Roman" w:eastAsia="Times New Roman" w:hAnsi="Times New Roman" w:cs="Times New Roman"/>
-          <w:b/>
-          <w:bCs/>
-          <w:sz w:val="28"/>
-          <w:szCs w:val="28"/>
-          <w:lang w:val="uk-UA"/>
-        </w:rPr>
-        <w:t>    &lt;/div&gt;</w:t>
-      </w:r>
-    </w:p>
-    <w:p>
-      <w:pPr>
-        <w:spacing w:line="360" w:lineRule="auto"/>
-        <w:rPr>
-          <w:rFonts w:ascii="Times New Roman" w:eastAsia="Times New Roman" w:hAnsi="Times New Roman" w:cs="Times New Roman"/>
-          <w:b/>
-          <w:bCs/>
-          <w:sz w:val="28"/>
-          <w:szCs w:val="28"/>
-          <w:lang w:val="uk-UA"/>
-        </w:rPr>
-      </w:pPr>
-    </w:p>
-    <w:p>
-      <w:pPr>
-        <w:spacing w:line="360" w:lineRule="auto"/>
-        <w:rPr>
-          <w:rFonts w:ascii="Times New Roman" w:eastAsia="Times New Roman" w:hAnsi="Times New Roman" w:cs="Times New Roman"/>
-          <w:b/>
-          <w:bCs/>
-          <w:sz w:val="28"/>
-          <w:szCs w:val="28"/>
-          <w:lang w:val="uk-UA"/>
-        </w:rPr>
-      </w:pPr>
-      <w:r>
-        <w:rPr>
-          <w:rFonts w:ascii="Times New Roman" w:eastAsia="Times New Roman" w:hAnsi="Times New Roman" w:cs="Times New Roman"/>
-          <w:b/>
-          <w:bCs/>
-          <w:sz w:val="28"/>
-          <w:szCs w:val="28"/>
-          <w:lang w:val="uk-UA"/>
-        </w:rPr>
-        <w:t>    &lt;script src="script.js"&gt;&lt;/script&gt;</w:t>
-      </w:r>
-    </w:p>
-    <w:p>
-      <w:pPr>
-        <w:spacing w:line="360" w:lineRule="auto"/>
-        <w:rPr>
-          <w:rFonts w:ascii="Times New Roman" w:eastAsia="Times New Roman" w:hAnsi="Times New Roman" w:cs="Times New Roman"/>
-          <w:b/>
-          <w:bCs/>
-          <w:sz w:val="28"/>
-          <w:szCs w:val="28"/>
-          <w:lang w:val="uk-UA"/>
-        </w:rPr>
-      </w:pPr>
-      <w:r>
-        <w:rPr>
-          <w:rFonts w:ascii="Times New Roman" w:eastAsia="Times New Roman" w:hAnsi="Times New Roman" w:cs="Times New Roman"/>
-          <w:b/>
-          <w:bCs/>
-          <w:sz w:val="28"/>
-          <w:szCs w:val="28"/>
-          <w:lang w:val="uk-UA"/>
-        </w:rPr>
-        <w:t>&lt;/body&gt;</w:t>
-      </w:r>
-    </w:p>
-    <w:p>
-      <w:pPr>
-        <w:spacing w:line="360" w:lineRule="auto"/>
-        <w:rPr>
-          <w:rFonts w:ascii="Times New Roman" w:eastAsia="Times New Roman" w:hAnsi="Times New Roman" w:cs="Times New Roman"/>
-          <w:b/>
-          <w:bCs/>
-          <w:sz w:val="28"/>
-          <w:szCs w:val="28"/>
-          <w:lang w:val="uk-UA"/>
-        </w:rPr>
-      </w:pPr>
-      <w:r>
-        <w:rPr>
-          <w:rFonts w:ascii="Times New Roman" w:eastAsia="Times New Roman" w:hAnsi="Times New Roman" w:cs="Times New Roman"/>
-          <w:b/>
-          <w:bCs/>
-          <w:sz w:val="28"/>
-          <w:szCs w:val="28"/>
-          <w:lang w:val="uk-UA"/>
-        </w:rPr>
-        <w:t>&lt;/html&gt;</w:t>
-      </w:r>
-    </w:p>
-    <w:p>
-      <w:pPr>
-        <w:spacing w:line="360" w:lineRule="auto"/>
-        <w:rPr>
-          <w:rFonts w:ascii="Times New Roman" w:eastAsia="Times New Roman" w:hAnsi="Times New Roman" w:cs="Times New Roman"/>
-          <w:b/>
-          <w:bCs/>
-          <w:sz w:val="28"/>
-          <w:szCs w:val="28"/>
-          <w:lang w:val="en-US"/>
-        </w:rPr>
-      </w:pPr>
-    </w:p>
-    <w:p>
-      <w:pPr>
-        <w:spacing w:line="360" w:lineRule="auto"/>
-        <w:rPr>
-          <w:rFonts w:ascii="Times New Roman" w:eastAsia="Times New Roman" w:hAnsi="Times New Roman" w:cs="Times New Roman"/>
-          <w:b/>
-          <w:bCs/>
-          <w:sz w:val="28"/>
-          <w:szCs w:val="28"/>
-          <w:lang w:val="en-US"/>
-        </w:rPr>
-      </w:pPr>
-    </w:p>
-    <w:p>
-      <w:pPr>
-        <w:spacing w:line="360" w:lineRule="auto"/>
-        <w:rPr>
-          <w:rFonts w:ascii="Times New Roman" w:eastAsia="Times New Roman" w:hAnsi="Times New Roman" w:cs="Times New Roman"/>
-          <w:b/>
-          <w:bCs/>
-          <w:sz w:val="28"/>
-          <w:szCs w:val="28"/>
-          <w:lang w:val="en-US"/>
-        </w:rPr>
-      </w:pPr>
-      <w:r>
-        <w:rPr>
-          <w:rFonts w:ascii="Times New Roman" w:eastAsia="Times New Roman" w:hAnsi="Times New Roman" w:cs="Times New Roman"/>
-          <w:b/>
-          <w:bCs/>
-          <w:sz w:val="28"/>
-          <w:szCs w:val="28"/>
-          <w:lang w:val="en-US"/>
-        </w:rPr>
-        <w:t>JS</w:t>
-      </w:r>
-    </w:p>
-    <w:p>
-      <w:pPr>
-        <w:spacing w:line="360" w:lineRule="auto"/>
-        <w:rPr>
-          <w:rFonts w:ascii="Times New Roman" w:eastAsia="Times New Roman" w:hAnsi="Times New Roman" w:cs="Times New Roman"/>
-          <w:b/>
-          <w:bCs/>
-          <w:sz w:val="28"/>
-          <w:szCs w:val="28"/>
-          <w:lang w:val="en-US"/>
-        </w:rPr>
-      </w:pPr>
-    </w:p>
-    <w:p>
-      <w:pPr>
-        <w:spacing w:line="360" w:lineRule="auto"/>
-        <w:rPr>
-          <w:rFonts w:ascii="Times New Roman" w:eastAsia="Times New Roman" w:hAnsi="Times New Roman" w:cs="Times New Roman"/>
-          <w:b/>
-          <w:bCs/>
-          <w:sz w:val="28"/>
-          <w:szCs w:val="28"/>
-          <w:lang w:val="uk-UA"/>
-        </w:rPr>
-      </w:pPr>
-      <w:r>
-        <w:rPr>
-          <w:rFonts w:ascii="Times New Roman" w:eastAsia="Times New Roman" w:hAnsi="Times New Roman" w:cs="Times New Roman"/>
-          <w:b/>
-          <w:bCs/>
-          <w:sz w:val="28"/>
-          <w:szCs w:val="28"/>
-          <w:lang w:val="uk-UA"/>
-        </w:rPr>
         <w:t>function drawTrajectory() {</w:t>
       </w:r>
     </w:p>
@@ -7938,18 +7613,14 @@
         <w:spacing w:line="360" w:lineRule="auto"/>
         <w:rPr>
           <w:rFonts w:ascii="Times New Roman" w:eastAsia="Times New Roman" w:hAnsi="Times New Roman" w:cs="Times New Roman"/>
-          <w:b/>
-          <w:bCs/>
-          <w:sz w:val="28"/>
-          <w:szCs w:val="28"/>
-          <w:lang w:val="uk-UA"/>
-        </w:rPr>
-      </w:pPr>
-      <w:r>
-        <w:rPr>
-          <w:rFonts w:ascii="Times New Roman" w:eastAsia="Times New Roman" w:hAnsi="Times New Roman" w:cs="Times New Roman"/>
-          <w:b/>
-          <w:bCs/>
+          <w:sz w:val="28"/>
+          <w:szCs w:val="28"/>
+          <w:lang w:val="uk-UA"/>
+        </w:rPr>
+      </w:pPr>
+      <w:r>
+        <w:rPr>
+          <w:rFonts w:ascii="Times New Roman" w:eastAsia="Times New Roman" w:hAnsi="Times New Roman" w:cs="Times New Roman"/>
           <w:sz w:val="28"/>
           <w:szCs w:val="28"/>
           <w:lang w:val="uk-UA"/>
@@ -7962,18 +7633,14 @@
         <w:spacing w:line="360" w:lineRule="auto"/>
         <w:rPr>
           <w:rFonts w:ascii="Times New Roman" w:eastAsia="Times New Roman" w:hAnsi="Times New Roman" w:cs="Times New Roman"/>
-          <w:b/>
-          <w:bCs/>
-          <w:sz w:val="28"/>
-          <w:szCs w:val="28"/>
-          <w:lang w:val="uk-UA"/>
-        </w:rPr>
-      </w:pPr>
-      <w:r>
-        <w:rPr>
-          <w:rFonts w:ascii="Times New Roman" w:eastAsia="Times New Roman" w:hAnsi="Times New Roman" w:cs="Times New Roman"/>
-          <w:b/>
-          <w:bCs/>
+          <w:sz w:val="28"/>
+          <w:szCs w:val="28"/>
+          <w:lang w:val="uk-UA"/>
+        </w:rPr>
+      </w:pPr>
+      <w:r>
+        <w:rPr>
+          <w:rFonts w:ascii="Times New Roman" w:eastAsia="Times New Roman" w:hAnsi="Times New Roman" w:cs="Times New Roman"/>
           <w:sz w:val="28"/>
           <w:szCs w:val="28"/>
           <w:lang w:val="uk-UA"/>
@@ -7986,18 +7653,14 @@
         <w:spacing w:line="360" w:lineRule="auto"/>
         <w:rPr>
           <w:rFonts w:ascii="Times New Roman" w:eastAsia="Times New Roman" w:hAnsi="Times New Roman" w:cs="Times New Roman"/>
-          <w:b/>
-          <w:bCs/>
-          <w:sz w:val="28"/>
-          <w:szCs w:val="28"/>
-          <w:lang w:val="uk-UA"/>
-        </w:rPr>
-      </w:pPr>
-      <w:r>
-        <w:rPr>
-          <w:rFonts w:ascii="Times New Roman" w:eastAsia="Times New Roman" w:hAnsi="Times New Roman" w:cs="Times New Roman"/>
-          <w:b/>
-          <w:bCs/>
+          <w:sz w:val="28"/>
+          <w:szCs w:val="28"/>
+          <w:lang w:val="uk-UA"/>
+        </w:rPr>
+      </w:pPr>
+      <w:r>
+        <w:rPr>
+          <w:rFonts w:ascii="Times New Roman" w:eastAsia="Times New Roman" w:hAnsi="Times New Roman" w:cs="Times New Roman"/>
           <w:sz w:val="28"/>
           <w:szCs w:val="28"/>
           <w:lang w:val="uk-UA"/>
@@ -8010,18 +7673,14 @@
         <w:spacing w:line="360" w:lineRule="auto"/>
         <w:rPr>
           <w:rFonts w:ascii="Times New Roman" w:eastAsia="Times New Roman" w:hAnsi="Times New Roman" w:cs="Times New Roman"/>
-          <w:b/>
-          <w:bCs/>
-          <w:sz w:val="28"/>
-          <w:szCs w:val="28"/>
-          <w:lang w:val="uk-UA"/>
-        </w:rPr>
-      </w:pPr>
-      <w:r>
-        <w:rPr>
-          <w:rFonts w:ascii="Times New Roman" w:eastAsia="Times New Roman" w:hAnsi="Times New Roman" w:cs="Times New Roman"/>
-          <w:b/>
-          <w:bCs/>
+          <w:sz w:val="28"/>
+          <w:szCs w:val="28"/>
+          <w:lang w:val="uk-UA"/>
+        </w:rPr>
+      </w:pPr>
+      <w:r>
+        <w:rPr>
+          <w:rFonts w:ascii="Times New Roman" w:eastAsia="Times New Roman" w:hAnsi="Times New Roman" w:cs="Times New Roman"/>
           <w:sz w:val="28"/>
           <w:szCs w:val="28"/>
           <w:lang w:val="uk-UA"/>
@@ -8034,18 +7693,14 @@
         <w:spacing w:line="360" w:lineRule="auto"/>
         <w:rPr>
           <w:rFonts w:ascii="Times New Roman" w:eastAsia="Times New Roman" w:hAnsi="Times New Roman" w:cs="Times New Roman"/>
-          <w:b/>
-          <w:bCs/>
-          <w:sz w:val="28"/>
-          <w:szCs w:val="28"/>
-          <w:lang w:val="uk-UA"/>
-        </w:rPr>
-      </w:pPr>
-      <w:r>
-        <w:rPr>
-          <w:rFonts w:ascii="Times New Roman" w:eastAsia="Times New Roman" w:hAnsi="Times New Roman" w:cs="Times New Roman"/>
-          <w:b/>
-          <w:bCs/>
+          <w:sz w:val="28"/>
+          <w:szCs w:val="28"/>
+          <w:lang w:val="uk-UA"/>
+        </w:rPr>
+      </w:pPr>
+      <w:r>
+        <w:rPr>
+          <w:rFonts w:ascii="Times New Roman" w:eastAsia="Times New Roman" w:hAnsi="Times New Roman" w:cs="Times New Roman"/>
           <w:sz w:val="28"/>
           <w:szCs w:val="28"/>
           <w:lang w:val="uk-UA"/>
@@ -8058,18 +7713,14 @@
         <w:spacing w:line="360" w:lineRule="auto"/>
         <w:rPr>
           <w:rFonts w:ascii="Times New Roman" w:eastAsia="Times New Roman" w:hAnsi="Times New Roman" w:cs="Times New Roman"/>
-          <w:b/>
-          <w:bCs/>
-          <w:sz w:val="28"/>
-          <w:szCs w:val="28"/>
-          <w:lang w:val="uk-UA"/>
-        </w:rPr>
-      </w:pPr>
-      <w:r>
-        <w:rPr>
-          <w:rFonts w:ascii="Times New Roman" w:eastAsia="Times New Roman" w:hAnsi="Times New Roman" w:cs="Times New Roman"/>
-          <w:b/>
-          <w:bCs/>
+          <w:sz w:val="28"/>
+          <w:szCs w:val="28"/>
+          <w:lang w:val="uk-UA"/>
+        </w:rPr>
+      </w:pPr>
+      <w:r>
+        <w:rPr>
+          <w:rFonts w:ascii="Times New Roman" w:eastAsia="Times New Roman" w:hAnsi="Times New Roman" w:cs="Times New Roman"/>
           <w:sz w:val="28"/>
           <w:szCs w:val="28"/>
           <w:lang w:val="uk-UA"/>
@@ -8082,18 +7733,14 @@
         <w:spacing w:line="360" w:lineRule="auto"/>
         <w:rPr>
           <w:rFonts w:ascii="Times New Roman" w:eastAsia="Times New Roman" w:hAnsi="Times New Roman" w:cs="Times New Roman"/>
-          <w:b/>
-          <w:bCs/>
-          <w:sz w:val="28"/>
-          <w:szCs w:val="28"/>
-          <w:lang w:val="uk-UA"/>
-        </w:rPr>
-      </w:pPr>
-      <w:r>
-        <w:rPr>
-          <w:rFonts w:ascii="Times New Roman" w:eastAsia="Times New Roman" w:hAnsi="Times New Roman" w:cs="Times New Roman"/>
-          <w:b/>
-          <w:bCs/>
+          <w:sz w:val="28"/>
+          <w:szCs w:val="28"/>
+          <w:lang w:val="uk-UA"/>
+        </w:rPr>
+      </w:pPr>
+      <w:r>
+        <w:rPr>
+          <w:rFonts w:ascii="Times New Roman" w:eastAsia="Times New Roman" w:hAnsi="Times New Roman" w:cs="Times New Roman"/>
           <w:sz w:val="28"/>
           <w:szCs w:val="28"/>
           <w:lang w:val="uk-UA"/>
@@ -8120,9 +7767,464 @@
           <w:bCs/>
           <w:sz w:val="28"/>
           <w:szCs w:val="28"/>
-          <w:lang w:val="uk-UA"/>
+        </w:rPr>
+        <w:t>Цей блок коду отримує введені користувачем дані з полів введення у HTML та конвертує їх у числа</w:t>
+      </w:r>
+    </w:p>
+    <w:p>
+      <w:pPr>
+        <w:spacing w:line="360" w:lineRule="auto"/>
+        <w:rPr>
+          <w:rFonts w:ascii="Times New Roman" w:eastAsia="Times New Roman" w:hAnsi="Times New Roman" w:cs="Times New Roman"/>
+          <w:b/>
+          <w:bCs/>
+          <w:sz w:val="28"/>
+          <w:szCs w:val="28"/>
+          <w:lang w:val="uk-UA"/>
+        </w:rPr>
+      </w:pPr>
+      <w:r>
+        <w:rPr>
+          <w:rFonts w:ascii="Times New Roman" w:eastAsia="Times New Roman" w:hAnsi="Times New Roman" w:cs="Times New Roman"/>
+          <w:b/>
+          <w:bCs/>
+          <w:sz w:val="28"/>
+          <w:szCs w:val="28"/>
+          <w:lang w:val="uk-UA"/>
+        </w:rPr>
+        <w:t> </w:t>
+      </w:r>
+    </w:p>
+    <w:p>
+      <w:pPr>
+        <w:spacing w:line="360" w:lineRule="auto"/>
+        <w:rPr>
+          <w:rFonts w:ascii="Times New Roman" w:eastAsia="Times New Roman" w:hAnsi="Times New Roman" w:cs="Times New Roman"/>
+          <w:sz w:val="28"/>
+          <w:szCs w:val="28"/>
+          <w:lang w:val="uk-UA"/>
+        </w:rPr>
+      </w:pPr>
+      <w:r>
+        <w:rPr>
+          <w:rFonts w:ascii="Times New Roman" w:eastAsia="Times New Roman" w:hAnsi="Times New Roman" w:cs="Times New Roman"/>
+          <w:b/>
+          <w:bCs/>
+          <w:sz w:val="28"/>
+          <w:szCs w:val="28"/>
+          <w:lang w:val="uk-UA"/>
+        </w:rPr>
+        <w:t>   </w:t>
+      </w:r>
+      <w:r>
+        <w:rPr>
+          <w:rFonts w:ascii="Times New Roman" w:eastAsia="Times New Roman" w:hAnsi="Times New Roman" w:cs="Times New Roman"/>
+          <w:sz w:val="28"/>
+          <w:szCs w:val="28"/>
+          <w:lang w:val="uk-UA"/>
+        </w:rPr>
+        <w:t>const discriminant = Math.pow(v0 * Math.sin(angle), 2) + 2 * a * y0;</w:t>
+      </w:r>
+    </w:p>
+    <w:p>
+      <w:pPr>
+        <w:spacing w:line="360" w:lineRule="auto"/>
+        <w:rPr>
+          <w:rFonts w:ascii="Times New Roman" w:eastAsia="Times New Roman" w:hAnsi="Times New Roman" w:cs="Times New Roman"/>
+          <w:sz w:val="28"/>
+          <w:szCs w:val="28"/>
+          <w:lang w:val="uk-UA"/>
+        </w:rPr>
+      </w:pPr>
+      <w:r>
+        <w:rPr>
+          <w:rFonts w:ascii="Times New Roman" w:eastAsia="Times New Roman" w:hAnsi="Times New Roman" w:cs="Times New Roman"/>
+          <w:sz w:val="28"/>
+          <w:szCs w:val="28"/>
+          <w:lang w:val="uk-UA"/>
+        </w:rPr>
+        <w:t>   let tFlight = (v0 * Math.sin(angle) + Math.sqrt(discriminant)) / a;</w:t>
+      </w:r>
+    </w:p>
+    <w:p>
+      <w:pPr>
+        <w:spacing w:line="360" w:lineRule="auto"/>
+        <w:rPr>
+          <w:rFonts w:ascii="Times New Roman" w:eastAsia="Times New Roman" w:hAnsi="Times New Roman" w:cs="Times New Roman"/>
+          <w:sz w:val="28"/>
+          <w:szCs w:val="28"/>
+          <w:lang w:val="uk-UA"/>
+        </w:rPr>
+      </w:pPr>
+      <w:r>
+        <w:rPr>
+          <w:rFonts w:ascii="Times New Roman" w:eastAsia="Times New Roman" w:hAnsi="Times New Roman" w:cs="Times New Roman"/>
+          <w:sz w:val="28"/>
+          <w:szCs w:val="28"/>
+          <w:lang w:val="uk-UA"/>
+        </w:rPr>
+        <w:t>   if (tFlight &lt; 0) tFlight = 0;</w:t>
+      </w:r>
+    </w:p>
+    <w:p>
+      <w:pPr>
+        <w:spacing w:line="360" w:lineRule="auto"/>
+        <w:rPr>
+          <w:rFonts w:ascii="Times New Roman" w:eastAsia="Times New Roman" w:hAnsi="Times New Roman" w:cs="Times New Roman"/>
+          <w:b/>
+          <w:bCs/>
+          <w:sz w:val="28"/>
+          <w:szCs w:val="28"/>
+          <w:lang w:val="uk-UA"/>
+        </w:rPr>
+      </w:pPr>
+      <w:r>
+        <w:rPr>
+          <w:rFonts w:ascii="Times New Roman" w:eastAsia="Times New Roman" w:hAnsi="Times New Roman" w:cs="Times New Roman"/>
+          <w:b/>
+          <w:bCs/>
+          <w:sz w:val="28"/>
+          <w:szCs w:val="28"/>
+          <w:lang w:val="uk-UA"/>
+        </w:rPr>
+        <w:t> </w:t>
+      </w:r>
+      <w:r>
+        <w:rPr>
+          <w:rFonts w:ascii="Times New Roman" w:eastAsia="Times New Roman" w:hAnsi="Times New Roman" w:cs="Times New Roman"/>
+          <w:b/>
+          <w:bCs/>
+          <w:sz w:val="28"/>
+          <w:szCs w:val="28"/>
+        </w:rPr>
+        <w:t>Це розрахунок часу польоту за рівнянням руху</w:t>
+      </w:r>
+    </w:p>
+    <w:p>
+      <w:pPr>
+        <w:spacing w:line="360" w:lineRule="auto"/>
+        <w:rPr>
+          <w:rFonts w:ascii="Times New Roman" w:eastAsia="Times New Roman" w:hAnsi="Times New Roman" w:cs="Times New Roman"/>
+          <w:b/>
+          <w:bCs/>
+          <w:sz w:val="28"/>
+          <w:szCs w:val="28"/>
+          <w:lang w:val="uk-UA"/>
+        </w:rPr>
+      </w:pPr>
+    </w:p>
+    <w:p>
+      <w:pPr>
+        <w:spacing w:line="360" w:lineRule="auto"/>
+        <w:rPr>
+          <w:rFonts w:ascii="Times New Roman" w:eastAsia="Times New Roman" w:hAnsi="Times New Roman" w:cs="Times New Roman"/>
+          <w:sz w:val="28"/>
+          <w:szCs w:val="28"/>
+          <w:lang w:val="uk-UA"/>
+        </w:rPr>
+      </w:pPr>
+      <w:r>
+        <w:rPr>
+          <w:rFonts w:ascii="Times New Roman" w:eastAsia="Times New Roman" w:hAnsi="Times New Roman" w:cs="Times New Roman"/>
+          <w:sz w:val="28"/>
+          <w:szCs w:val="28"/>
+          <w:lang w:val="uk-UA"/>
+        </w:rPr>
+        <w:t>   const numPoints = 100;</w:t>
+      </w:r>
+    </w:p>
+    <w:p>
+      <w:pPr>
+        <w:spacing w:line="360" w:lineRule="auto"/>
+        <w:rPr>
+          <w:rFonts w:ascii="Times New Roman" w:eastAsia="Times New Roman" w:hAnsi="Times New Roman" w:cs="Times New Roman"/>
+          <w:sz w:val="28"/>
+          <w:szCs w:val="28"/>
+          <w:lang w:val="uk-UA"/>
+        </w:rPr>
+      </w:pPr>
+      <w:r>
+        <w:rPr>
+          <w:rFonts w:ascii="Times New Roman" w:eastAsia="Times New Roman" w:hAnsi="Times New Roman" w:cs="Times New Roman"/>
+          <w:sz w:val="28"/>
+          <w:szCs w:val="28"/>
+          <w:lang w:val="uk-UA"/>
+        </w:rPr>
+        <w:t>   const data = [];</w:t>
+      </w:r>
+    </w:p>
+    <w:p>
+      <w:pPr>
+        <w:spacing w:line="360" w:lineRule="auto"/>
+        <w:rPr>
+          <w:rFonts w:ascii="Times New Roman" w:eastAsia="Times New Roman" w:hAnsi="Times New Roman" w:cs="Times New Roman"/>
+          <w:sz w:val="28"/>
+          <w:szCs w:val="28"/>
+          <w:lang w:val="uk-UA"/>
+        </w:rPr>
+      </w:pPr>
+      <w:r>
+        <w:rPr>
+          <w:rFonts w:ascii="Times New Roman" w:eastAsia="Times New Roman" w:hAnsi="Times New Roman" w:cs="Times New Roman"/>
+          <w:sz w:val="28"/>
+          <w:szCs w:val="28"/>
+          <w:lang w:val="uk-UA"/>
+        </w:rPr>
+        <w:t>   for (let i = 0; i &lt;= numPoints; i++) {</w:t>
+      </w:r>
+    </w:p>
+    <w:p>
+      <w:pPr>
+        <w:spacing w:line="360" w:lineRule="auto"/>
+        <w:rPr>
+          <w:rFonts w:ascii="Times New Roman" w:eastAsia="Times New Roman" w:hAnsi="Times New Roman" w:cs="Times New Roman"/>
+          <w:sz w:val="28"/>
+          <w:szCs w:val="28"/>
+          <w:lang w:val="uk-UA"/>
+        </w:rPr>
+      </w:pPr>
+      <w:r>
+        <w:rPr>
+          <w:rFonts w:ascii="Times New Roman" w:eastAsia="Times New Roman" w:hAnsi="Times New Roman" w:cs="Times New Roman"/>
+          <w:sz w:val="28"/>
+          <w:szCs w:val="28"/>
+          <w:lang w:val="uk-UA"/>
+        </w:rPr>
+        <w:t>     const t = tFlight * i / numPoints;</w:t>
+      </w:r>
+    </w:p>
+    <w:p>
+      <w:pPr>
+        <w:spacing w:line="360" w:lineRule="auto"/>
+        <w:rPr>
+          <w:rFonts w:ascii="Times New Roman" w:eastAsia="Times New Roman" w:hAnsi="Times New Roman" w:cs="Times New Roman"/>
+          <w:sz w:val="28"/>
+          <w:szCs w:val="28"/>
+          <w:lang w:val="uk-UA"/>
+        </w:rPr>
+      </w:pPr>
+      <w:r>
+        <w:rPr>
+          <w:rFonts w:ascii="Times New Roman" w:eastAsia="Times New Roman" w:hAnsi="Times New Roman" w:cs="Times New Roman"/>
+          <w:sz w:val="28"/>
+          <w:szCs w:val="28"/>
+          <w:lang w:val="uk-UA"/>
+        </w:rPr>
+        <w:t>     const x = x0 + v0 * Math.cos(angle) * t;</w:t>
+      </w:r>
+    </w:p>
+    <w:p>
+      <w:pPr>
+        <w:spacing w:line="360" w:lineRule="auto"/>
+        <w:rPr>
+          <w:rFonts w:ascii="Times New Roman" w:eastAsia="Times New Roman" w:hAnsi="Times New Roman" w:cs="Times New Roman"/>
+          <w:sz w:val="28"/>
+          <w:szCs w:val="28"/>
+          <w:lang w:val="uk-UA"/>
+        </w:rPr>
+      </w:pPr>
+      <w:r>
+        <w:rPr>
+          <w:rFonts w:ascii="Times New Roman" w:eastAsia="Times New Roman" w:hAnsi="Times New Roman" w:cs="Times New Roman"/>
+          <w:sz w:val="28"/>
+          <w:szCs w:val="28"/>
+          <w:lang w:val="uk-UA"/>
+        </w:rPr>
+        <w:t>     const y = y0 + v0 * Math.sin(angle) * t - 0.5 * a * t * t;</w:t>
+      </w:r>
+    </w:p>
+    <w:p>
+      <w:pPr>
+        <w:spacing w:line="360" w:lineRule="auto"/>
+        <w:rPr>
+          <w:rFonts w:ascii="Times New Roman" w:eastAsia="Times New Roman" w:hAnsi="Times New Roman" w:cs="Times New Roman"/>
+          <w:sz w:val="28"/>
+          <w:szCs w:val="28"/>
+          <w:lang w:val="uk-UA"/>
+        </w:rPr>
+      </w:pPr>
+      <w:r>
+        <w:rPr>
+          <w:rFonts w:ascii="Times New Roman" w:eastAsia="Times New Roman" w:hAnsi="Times New Roman" w:cs="Times New Roman"/>
+          <w:sz w:val="28"/>
+          <w:szCs w:val="28"/>
+          <w:lang w:val="uk-UA"/>
+        </w:rPr>
+        <w:t>     data.push({ x, y });</w:t>
+      </w:r>
+    </w:p>
+    <w:p>
+      <w:pPr>
+        <w:spacing w:line="360" w:lineRule="auto"/>
+        <w:rPr>
+          <w:rFonts w:ascii="Times New Roman" w:eastAsia="Times New Roman" w:hAnsi="Times New Roman" w:cs="Times New Roman"/>
+          <w:sz w:val="28"/>
+          <w:szCs w:val="28"/>
+          <w:lang w:val="uk-UA"/>
+        </w:rPr>
+      </w:pPr>
+      <w:r>
+        <w:rPr>
+          <w:rFonts w:ascii="Times New Roman" w:eastAsia="Times New Roman" w:hAnsi="Times New Roman" w:cs="Times New Roman"/>
+          <w:sz w:val="28"/>
+          <w:szCs w:val="28"/>
+          <w:lang w:val="uk-UA"/>
+        </w:rPr>
+        <w:t>   }</w:t>
+      </w:r>
+    </w:p>
+    <w:p>
+      <w:pPr>
+        <w:spacing w:line="360" w:lineRule="auto"/>
+        <w:rPr>
+          <w:rFonts w:ascii="Times New Roman" w:eastAsia="Times New Roman" w:hAnsi="Times New Roman" w:cs="Times New Roman"/>
+          <w:b/>
+          <w:bCs/>
+          <w:sz w:val="28"/>
+          <w:szCs w:val="28"/>
+          <w:lang w:val="uk-UA"/>
+        </w:rPr>
+      </w:pPr>
+      <w:r>
+        <w:rPr>
+          <w:rFonts w:ascii="Times New Roman" w:eastAsia="Times New Roman" w:hAnsi="Times New Roman" w:cs="Times New Roman"/>
+          <w:b/>
+          <w:bCs/>
+          <w:sz w:val="28"/>
+          <w:szCs w:val="28"/>
+        </w:rPr>
+        <w:t>Генерація точок траєкторії</w:t>
+      </w:r>
+    </w:p>
+    <w:p>
+      <w:pPr>
+        <w:spacing w:line="360" w:lineRule="auto"/>
+        <w:rPr>
+          <w:rFonts w:ascii="Times New Roman" w:eastAsia="Times New Roman" w:hAnsi="Times New Roman" w:cs="Times New Roman"/>
+          <w:b/>
+          <w:bCs/>
+          <w:sz w:val="28"/>
+          <w:szCs w:val="28"/>
+          <w:lang w:val="uk-UA"/>
+        </w:rPr>
+      </w:pPr>
+      <w:r>
+        <w:rPr>
+          <w:rFonts w:ascii="Times New Roman" w:eastAsia="Times New Roman" w:hAnsi="Times New Roman" w:cs="Times New Roman"/>
+          <w:b/>
+          <w:bCs/>
+          <w:sz w:val="28"/>
+          <w:szCs w:val="28"/>
+          <w:lang w:val="uk-UA"/>
+        </w:rPr>
+        <w:t> </w:t>
+      </w:r>
+    </w:p>
+    <w:p>
+      <w:pPr>
+        <w:spacing w:line="360" w:lineRule="auto"/>
+        <w:rPr>
+          <w:rFonts w:ascii="Times New Roman" w:eastAsia="Times New Roman" w:hAnsi="Times New Roman" w:cs="Times New Roman"/>
+          <w:sz w:val="28"/>
+          <w:szCs w:val="28"/>
+          <w:lang w:val="uk-UA"/>
+        </w:rPr>
+      </w:pPr>
+      <w:r>
+        <w:rPr>
+          <w:rFonts w:ascii="Times New Roman" w:eastAsia="Times New Roman" w:hAnsi="Times New Roman" w:cs="Times New Roman"/>
+          <w:sz w:val="28"/>
+          <w:szCs w:val="28"/>
+          <w:lang w:val="uk-UA"/>
+        </w:rPr>
+        <w:t>   const margin = { top: 20, right: 30, bottom: 40, left: 50 };</w:t>
+      </w:r>
+    </w:p>
+    <w:p>
+      <w:pPr>
+        <w:spacing w:line="360" w:lineRule="auto"/>
+        <w:rPr>
+          <w:rFonts w:ascii="Times New Roman" w:eastAsia="Times New Roman" w:hAnsi="Times New Roman" w:cs="Times New Roman"/>
+          <w:sz w:val="28"/>
+          <w:szCs w:val="28"/>
+          <w:lang w:val="uk-UA"/>
+        </w:rPr>
+      </w:pPr>
+      <w:r>
+        <w:rPr>
+          <w:rFonts w:ascii="Times New Roman" w:eastAsia="Times New Roman" w:hAnsi="Times New Roman" w:cs="Times New Roman"/>
+          <w:sz w:val="28"/>
+          <w:szCs w:val="28"/>
+          <w:lang w:val="uk-UA"/>
+        </w:rPr>
+        <w:t>   const width = 800 - margin.left - margin.right;</w:t>
+      </w:r>
+    </w:p>
+    <w:p>
+      <w:pPr>
+        <w:spacing w:line="360" w:lineRule="auto"/>
+        <w:rPr>
+          <w:rFonts w:ascii="Times New Roman" w:eastAsia="Times New Roman" w:hAnsi="Times New Roman" w:cs="Times New Roman"/>
+          <w:sz w:val="28"/>
+          <w:szCs w:val="28"/>
+          <w:lang w:val="uk-UA"/>
+        </w:rPr>
+      </w:pPr>
+      <w:r>
+        <w:rPr>
+          <w:rFonts w:ascii="Times New Roman" w:eastAsia="Times New Roman" w:hAnsi="Times New Roman" w:cs="Times New Roman"/>
+          <w:sz w:val="28"/>
+          <w:szCs w:val="28"/>
+          <w:lang w:val="uk-UA"/>
+        </w:rPr>
+        <w:t>   const height = 400 - margin.top - margin.bottom;</w:t>
+      </w:r>
+    </w:p>
+    <w:p>
+      <w:pPr>
+        <w:spacing w:line="360" w:lineRule="auto"/>
+        <w:rPr>
+          <w:rFonts w:ascii="Times New Roman" w:eastAsia="Times New Roman" w:hAnsi="Times New Roman" w:cs="Times New Roman"/>
+          <w:b/>
+          <w:bCs/>
+          <w:sz w:val="28"/>
+          <w:szCs w:val="28"/>
+          <w:lang w:val="uk-UA"/>
+        </w:rPr>
+      </w:pPr>
+      <w:r>
+        <w:rPr>
+          <w:rFonts w:ascii="Times New Roman" w:eastAsia="Times New Roman" w:hAnsi="Times New Roman" w:cs="Times New Roman"/>
+          <w:b/>
+          <w:bCs/>
+          <w:sz w:val="28"/>
+          <w:szCs w:val="28"/>
         </w:rPr>
         <w:lastRenderedPageBreak/>
+        <w:t>Налаштування SVG для графіка</w:t>
+      </w:r>
+    </w:p>
+    <w:p>
+      <w:pPr>
+        <w:spacing w:line="360" w:lineRule="auto"/>
+        <w:rPr>
+          <w:rFonts w:ascii="Times New Roman" w:eastAsia="Times New Roman" w:hAnsi="Times New Roman" w:cs="Times New Roman"/>
+          <w:b/>
+          <w:bCs/>
+          <w:sz w:val="28"/>
+          <w:szCs w:val="28"/>
+          <w:lang w:val="uk-UA"/>
+        </w:rPr>
+      </w:pPr>
+      <w:r>
+        <w:rPr>
+          <w:rFonts w:ascii="Times New Roman" w:eastAsia="Times New Roman" w:hAnsi="Times New Roman" w:cs="Times New Roman"/>
+          <w:b/>
+          <w:bCs/>
+          <w:sz w:val="28"/>
+          <w:szCs w:val="28"/>
+          <w:lang w:val="uk-UA"/>
+        </w:rPr>
         <w:t> </w:t>
       </w:r>
     </w:p>
@@ -8131,90 +8233,194 @@
         <w:spacing w:line="360" w:lineRule="auto"/>
         <w:rPr>
           <w:rFonts w:ascii="Times New Roman" w:eastAsia="Times New Roman" w:hAnsi="Times New Roman" w:cs="Times New Roman"/>
-          <w:b/>
-          <w:bCs/>
-          <w:sz w:val="28"/>
-          <w:szCs w:val="28"/>
-          <w:lang w:val="uk-UA"/>
-        </w:rPr>
-      </w:pPr>
-      <w:r>
-        <w:rPr>
-          <w:rFonts w:ascii="Times New Roman" w:eastAsia="Times New Roman" w:hAnsi="Times New Roman" w:cs="Times New Roman"/>
-          <w:b/>
-          <w:bCs/>
-          <w:sz w:val="28"/>
-          <w:szCs w:val="28"/>
-          <w:lang w:val="uk-UA"/>
-        </w:rPr>
-        <w:t>   const discriminant = Math.pow(v0 * Math.sin(angle), 2) + 2 * a * y0;</w:t>
-      </w:r>
-    </w:p>
-    <w:p>
-      <w:pPr>
-        <w:spacing w:line="360" w:lineRule="auto"/>
-        <w:rPr>
-          <w:rFonts w:ascii="Times New Roman" w:eastAsia="Times New Roman" w:hAnsi="Times New Roman" w:cs="Times New Roman"/>
-          <w:b/>
-          <w:bCs/>
-          <w:sz w:val="28"/>
-          <w:szCs w:val="28"/>
-          <w:lang w:val="uk-UA"/>
-        </w:rPr>
-      </w:pPr>
-      <w:r>
-        <w:rPr>
-          <w:rFonts w:ascii="Times New Roman" w:eastAsia="Times New Roman" w:hAnsi="Times New Roman" w:cs="Times New Roman"/>
-          <w:b/>
-          <w:bCs/>
-          <w:sz w:val="28"/>
-          <w:szCs w:val="28"/>
-          <w:lang w:val="uk-UA"/>
-        </w:rPr>
-        <w:t>   let tFlight = (v0 * Math.sin(angle) + Math.sqrt(discriminant)) / a;</w:t>
-      </w:r>
-    </w:p>
-    <w:p>
-      <w:pPr>
-        <w:spacing w:line="360" w:lineRule="auto"/>
-        <w:rPr>
-          <w:rFonts w:ascii="Times New Roman" w:eastAsia="Times New Roman" w:hAnsi="Times New Roman" w:cs="Times New Roman"/>
-          <w:b/>
-          <w:bCs/>
-          <w:sz w:val="28"/>
-          <w:szCs w:val="28"/>
-          <w:lang w:val="uk-UA"/>
-        </w:rPr>
-      </w:pPr>
-      <w:r>
-        <w:rPr>
-          <w:rFonts w:ascii="Times New Roman" w:eastAsia="Times New Roman" w:hAnsi="Times New Roman" w:cs="Times New Roman"/>
-          <w:b/>
-          <w:bCs/>
-          <w:sz w:val="28"/>
-          <w:szCs w:val="28"/>
-          <w:lang w:val="uk-UA"/>
-        </w:rPr>
-        <w:t>   if (tFlight &lt; 0) tFlight = 0;</w:t>
-      </w:r>
-    </w:p>
-    <w:p>
-      <w:pPr>
-        <w:spacing w:line="360" w:lineRule="auto"/>
-        <w:rPr>
-          <w:rFonts w:ascii="Times New Roman" w:eastAsia="Times New Roman" w:hAnsi="Times New Roman" w:cs="Times New Roman"/>
-          <w:b/>
-          <w:bCs/>
-          <w:sz w:val="28"/>
-          <w:szCs w:val="28"/>
-          <w:lang w:val="uk-UA"/>
-        </w:rPr>
-      </w:pPr>
-      <w:r>
-        <w:rPr>
-          <w:rFonts w:ascii="Times New Roman" w:eastAsia="Times New Roman" w:hAnsi="Times New Roman" w:cs="Times New Roman"/>
-          <w:b/>
-          <w:bCs/>
+          <w:sz w:val="28"/>
+          <w:szCs w:val="28"/>
+          <w:lang w:val="uk-UA"/>
+        </w:rPr>
+      </w:pPr>
+      <w:r>
+        <w:rPr>
+          <w:rFonts w:ascii="Times New Roman" w:eastAsia="Times New Roman" w:hAnsi="Times New Roman" w:cs="Times New Roman"/>
+          <w:sz w:val="28"/>
+          <w:szCs w:val="28"/>
+          <w:lang w:val="uk-UA"/>
+        </w:rPr>
+        <w:t>   let svg = d3.select("#chart").select("svg");</w:t>
+      </w:r>
+    </w:p>
+    <w:p>
+      <w:pPr>
+        <w:spacing w:line="360" w:lineRule="auto"/>
+        <w:rPr>
+          <w:rFonts w:ascii="Times New Roman" w:eastAsia="Times New Roman" w:hAnsi="Times New Roman" w:cs="Times New Roman"/>
+          <w:sz w:val="28"/>
+          <w:szCs w:val="28"/>
+          <w:lang w:val="uk-UA"/>
+        </w:rPr>
+      </w:pPr>
+      <w:r>
+        <w:rPr>
+          <w:rFonts w:ascii="Times New Roman" w:eastAsia="Times New Roman" w:hAnsi="Times New Roman" w:cs="Times New Roman"/>
+          <w:sz w:val="28"/>
+          <w:szCs w:val="28"/>
+          <w:lang w:val="uk-UA"/>
+        </w:rPr>
+        <w:t>   </w:t>
+      </w:r>
+    </w:p>
+    <w:p>
+      <w:pPr>
+        <w:spacing w:line="360" w:lineRule="auto"/>
+        <w:rPr>
+          <w:rFonts w:ascii="Times New Roman" w:eastAsia="Times New Roman" w:hAnsi="Times New Roman" w:cs="Times New Roman"/>
+          <w:sz w:val="28"/>
+          <w:szCs w:val="28"/>
+          <w:lang w:val="uk-UA"/>
+        </w:rPr>
+      </w:pPr>
+      <w:r>
+        <w:rPr>
+          <w:rFonts w:ascii="Times New Roman" w:eastAsia="Times New Roman" w:hAnsi="Times New Roman" w:cs="Times New Roman"/>
+          <w:sz w:val="28"/>
+          <w:szCs w:val="28"/>
+          <w:lang w:val="uk-UA"/>
+        </w:rPr>
+        <w:t>   if (svg.empty()) {</w:t>
+      </w:r>
+    </w:p>
+    <w:p>
+      <w:pPr>
+        <w:spacing w:line="360" w:lineRule="auto"/>
+        <w:rPr>
+          <w:rFonts w:ascii="Times New Roman" w:eastAsia="Times New Roman" w:hAnsi="Times New Roman" w:cs="Times New Roman"/>
+          <w:sz w:val="28"/>
+          <w:szCs w:val="28"/>
+          <w:lang w:val="uk-UA"/>
+        </w:rPr>
+      </w:pPr>
+      <w:r>
+        <w:rPr>
+          <w:rFonts w:ascii="Times New Roman" w:eastAsia="Times New Roman" w:hAnsi="Times New Roman" w:cs="Times New Roman"/>
+          <w:sz w:val="28"/>
+          <w:szCs w:val="28"/>
+          <w:lang w:val="uk-UA"/>
+        </w:rPr>
+        <w:t>     svg = d3.select("#chart")</w:t>
+      </w:r>
+    </w:p>
+    <w:p>
+      <w:pPr>
+        <w:spacing w:line="360" w:lineRule="auto"/>
+        <w:rPr>
+          <w:rFonts w:ascii="Times New Roman" w:eastAsia="Times New Roman" w:hAnsi="Times New Roman" w:cs="Times New Roman"/>
+          <w:sz w:val="28"/>
+          <w:szCs w:val="28"/>
+          <w:lang w:val="uk-UA"/>
+        </w:rPr>
+      </w:pPr>
+      <w:r>
+        <w:rPr>
+          <w:rFonts w:ascii="Times New Roman" w:eastAsia="Times New Roman" w:hAnsi="Times New Roman" w:cs="Times New Roman"/>
+          <w:sz w:val="28"/>
+          <w:szCs w:val="28"/>
+          <w:lang w:val="uk-UA"/>
+        </w:rPr>
+        <w:t>       .append("svg")</w:t>
+      </w:r>
+    </w:p>
+    <w:p>
+      <w:pPr>
+        <w:spacing w:line="360" w:lineRule="auto"/>
+        <w:rPr>
+          <w:rFonts w:ascii="Times New Roman" w:eastAsia="Times New Roman" w:hAnsi="Times New Roman" w:cs="Times New Roman"/>
+          <w:sz w:val="28"/>
+          <w:szCs w:val="28"/>
+          <w:lang w:val="uk-UA"/>
+        </w:rPr>
+      </w:pPr>
+      <w:r>
+        <w:rPr>
+          <w:rFonts w:ascii="Times New Roman" w:eastAsia="Times New Roman" w:hAnsi="Times New Roman" w:cs="Times New Roman"/>
+          <w:sz w:val="28"/>
+          <w:szCs w:val="28"/>
+          <w:lang w:val="uk-UA"/>
+        </w:rPr>
+        <w:t>       .attr("width", width + margin.left + margin.right)</w:t>
+      </w:r>
+    </w:p>
+    <w:p>
+      <w:pPr>
+        <w:spacing w:line="360" w:lineRule="auto"/>
+        <w:rPr>
+          <w:rFonts w:ascii="Times New Roman" w:eastAsia="Times New Roman" w:hAnsi="Times New Roman" w:cs="Times New Roman"/>
+          <w:sz w:val="28"/>
+          <w:szCs w:val="28"/>
+          <w:lang w:val="uk-UA"/>
+        </w:rPr>
+      </w:pPr>
+      <w:r>
+        <w:rPr>
+          <w:rFonts w:ascii="Times New Roman" w:eastAsia="Times New Roman" w:hAnsi="Times New Roman" w:cs="Times New Roman"/>
+          <w:sz w:val="28"/>
+          <w:szCs w:val="28"/>
+          <w:lang w:val="uk-UA"/>
+        </w:rPr>
+        <w:t>       .attr("height", height + margin.top + margin.bottom)</w:t>
+      </w:r>
+    </w:p>
+    <w:p>
+      <w:pPr>
+        <w:spacing w:line="360" w:lineRule="auto"/>
+        <w:rPr>
+          <w:rFonts w:ascii="Times New Roman" w:eastAsia="Times New Roman" w:hAnsi="Times New Roman" w:cs="Times New Roman"/>
+          <w:sz w:val="28"/>
+          <w:szCs w:val="28"/>
+          <w:lang w:val="uk-UA"/>
+        </w:rPr>
+      </w:pPr>
+      <w:r>
+        <w:rPr>
+          <w:rFonts w:ascii="Times New Roman" w:eastAsia="Times New Roman" w:hAnsi="Times New Roman" w:cs="Times New Roman"/>
+          <w:sz w:val="28"/>
+          <w:szCs w:val="28"/>
+          <w:lang w:val="uk-UA"/>
+        </w:rPr>
+        <w:t>       .append("g")</w:t>
+      </w:r>
+    </w:p>
+    <w:p>
+      <w:pPr>
+        <w:spacing w:line="360" w:lineRule="auto"/>
+        <w:rPr>
+          <w:rFonts w:ascii="Times New Roman" w:eastAsia="Times New Roman" w:hAnsi="Times New Roman" w:cs="Times New Roman"/>
+          <w:sz w:val="28"/>
+          <w:szCs w:val="28"/>
+          <w:lang w:val="uk-UA"/>
+        </w:rPr>
+      </w:pPr>
+      <w:r>
+        <w:rPr>
+          <w:rFonts w:ascii="Times New Roman" w:eastAsia="Times New Roman" w:hAnsi="Times New Roman" w:cs="Times New Roman"/>
+          <w:sz w:val="28"/>
+          <w:szCs w:val="28"/>
+          <w:lang w:val="uk-UA"/>
+        </w:rPr>
+        <w:t>       .attr("transform", `translate(${margin.left},${margin.top})`);</w:t>
+      </w:r>
+    </w:p>
+    <w:p>
+      <w:pPr>
+        <w:spacing w:line="360" w:lineRule="auto"/>
+        <w:rPr>
+          <w:rFonts w:ascii="Times New Roman" w:eastAsia="Times New Roman" w:hAnsi="Times New Roman" w:cs="Times New Roman"/>
+          <w:sz w:val="28"/>
+          <w:szCs w:val="28"/>
+          <w:lang w:val="uk-UA"/>
+        </w:rPr>
+      </w:pPr>
+      <w:r>
+        <w:rPr>
+          <w:rFonts w:ascii="Times New Roman" w:eastAsia="Times New Roman" w:hAnsi="Times New Roman" w:cs="Times New Roman"/>
           <w:sz w:val="28"/>
           <w:szCs w:val="28"/>
           <w:lang w:val="uk-UA"/>
@@ -8227,186 +8433,272 @@
         <w:spacing w:line="360" w:lineRule="auto"/>
         <w:rPr>
           <w:rFonts w:ascii="Times New Roman" w:eastAsia="Times New Roman" w:hAnsi="Times New Roman" w:cs="Times New Roman"/>
-          <w:b/>
-          <w:bCs/>
-          <w:sz w:val="28"/>
-          <w:szCs w:val="28"/>
-          <w:lang w:val="uk-UA"/>
-        </w:rPr>
-      </w:pPr>
-      <w:r>
-        <w:rPr>
-          <w:rFonts w:ascii="Times New Roman" w:eastAsia="Times New Roman" w:hAnsi="Times New Roman" w:cs="Times New Roman"/>
-          <w:b/>
-          <w:bCs/>
-          <w:sz w:val="28"/>
-          <w:szCs w:val="28"/>
-          <w:lang w:val="uk-UA"/>
-        </w:rPr>
-        <w:t>   const numPoints = 100;</w:t>
-      </w:r>
-    </w:p>
-    <w:p>
-      <w:pPr>
-        <w:spacing w:line="360" w:lineRule="auto"/>
-        <w:rPr>
-          <w:rFonts w:ascii="Times New Roman" w:eastAsia="Times New Roman" w:hAnsi="Times New Roman" w:cs="Times New Roman"/>
-          <w:b/>
-          <w:bCs/>
-          <w:sz w:val="28"/>
-          <w:szCs w:val="28"/>
-          <w:lang w:val="uk-UA"/>
-        </w:rPr>
-      </w:pPr>
-      <w:r>
-        <w:rPr>
-          <w:rFonts w:ascii="Times New Roman" w:eastAsia="Times New Roman" w:hAnsi="Times New Roman" w:cs="Times New Roman"/>
-          <w:b/>
-          <w:bCs/>
-          <w:sz w:val="28"/>
-          <w:szCs w:val="28"/>
-          <w:lang w:val="uk-UA"/>
-        </w:rPr>
-        <w:t>   const data = [];</w:t>
-      </w:r>
-    </w:p>
-    <w:p>
-      <w:pPr>
-        <w:spacing w:line="360" w:lineRule="auto"/>
-        <w:rPr>
-          <w:rFonts w:ascii="Times New Roman" w:eastAsia="Times New Roman" w:hAnsi="Times New Roman" w:cs="Times New Roman"/>
-          <w:b/>
-          <w:bCs/>
-          <w:sz w:val="28"/>
-          <w:szCs w:val="28"/>
-          <w:lang w:val="uk-UA"/>
-        </w:rPr>
-      </w:pPr>
-      <w:r>
-        <w:rPr>
-          <w:rFonts w:ascii="Times New Roman" w:eastAsia="Times New Roman" w:hAnsi="Times New Roman" w:cs="Times New Roman"/>
-          <w:b/>
-          <w:bCs/>
-          <w:sz w:val="28"/>
-          <w:szCs w:val="28"/>
-          <w:lang w:val="uk-UA"/>
-        </w:rPr>
-        <w:t>   for (let i = 0; i &lt;= numPoints; i++) {</w:t>
-      </w:r>
-    </w:p>
-    <w:p>
-      <w:pPr>
-        <w:spacing w:line="360" w:lineRule="auto"/>
-        <w:rPr>
-          <w:rFonts w:ascii="Times New Roman" w:eastAsia="Times New Roman" w:hAnsi="Times New Roman" w:cs="Times New Roman"/>
-          <w:b/>
-          <w:bCs/>
-          <w:sz w:val="28"/>
-          <w:szCs w:val="28"/>
-          <w:lang w:val="uk-UA"/>
-        </w:rPr>
-      </w:pPr>
-      <w:r>
-        <w:rPr>
-          <w:rFonts w:ascii="Times New Roman" w:eastAsia="Times New Roman" w:hAnsi="Times New Roman" w:cs="Times New Roman"/>
-          <w:b/>
-          <w:bCs/>
-          <w:sz w:val="28"/>
-          <w:szCs w:val="28"/>
-          <w:lang w:val="uk-UA"/>
-        </w:rPr>
-        <w:t>     const t = tFlight * i / numPoints;</w:t>
-      </w:r>
-    </w:p>
-    <w:p>
-      <w:pPr>
-        <w:spacing w:line="360" w:lineRule="auto"/>
-        <w:rPr>
-          <w:rFonts w:ascii="Times New Roman" w:eastAsia="Times New Roman" w:hAnsi="Times New Roman" w:cs="Times New Roman"/>
-          <w:b/>
-          <w:bCs/>
-          <w:sz w:val="28"/>
-          <w:szCs w:val="28"/>
-          <w:lang w:val="uk-UA"/>
-        </w:rPr>
-      </w:pPr>
-      <w:r>
-        <w:rPr>
-          <w:rFonts w:ascii="Times New Roman" w:eastAsia="Times New Roman" w:hAnsi="Times New Roman" w:cs="Times New Roman"/>
-          <w:b/>
-          <w:bCs/>
-          <w:sz w:val="28"/>
-          <w:szCs w:val="28"/>
-          <w:lang w:val="uk-UA"/>
-        </w:rPr>
-        <w:t>     const x = x0 + v0 * Math.cos(angle) * t;</w:t>
-      </w:r>
-    </w:p>
-    <w:p>
-      <w:pPr>
-        <w:spacing w:line="360" w:lineRule="auto"/>
-        <w:rPr>
-          <w:rFonts w:ascii="Times New Roman" w:eastAsia="Times New Roman" w:hAnsi="Times New Roman" w:cs="Times New Roman"/>
-          <w:b/>
-          <w:bCs/>
-          <w:sz w:val="28"/>
-          <w:szCs w:val="28"/>
-          <w:lang w:val="uk-UA"/>
-        </w:rPr>
-      </w:pPr>
-      <w:r>
-        <w:rPr>
-          <w:rFonts w:ascii="Times New Roman" w:eastAsia="Times New Roman" w:hAnsi="Times New Roman" w:cs="Times New Roman"/>
-          <w:b/>
-          <w:bCs/>
-          <w:sz w:val="28"/>
-          <w:szCs w:val="28"/>
-          <w:lang w:val="uk-UA"/>
-        </w:rPr>
-        <w:t>     const y = y0 + v0 * Math.sin(angle) * t - 0.5 * a * t * t;</w:t>
-      </w:r>
-    </w:p>
-    <w:p>
-      <w:pPr>
-        <w:spacing w:line="360" w:lineRule="auto"/>
-        <w:rPr>
-          <w:rFonts w:ascii="Times New Roman" w:eastAsia="Times New Roman" w:hAnsi="Times New Roman" w:cs="Times New Roman"/>
-          <w:b/>
-          <w:bCs/>
-          <w:sz w:val="28"/>
-          <w:szCs w:val="28"/>
-          <w:lang w:val="uk-UA"/>
-        </w:rPr>
-      </w:pPr>
-      <w:r>
-        <w:rPr>
-          <w:rFonts w:ascii="Times New Roman" w:eastAsia="Times New Roman" w:hAnsi="Times New Roman" w:cs="Times New Roman"/>
-          <w:b/>
-          <w:bCs/>
-          <w:sz w:val="28"/>
-          <w:szCs w:val="28"/>
-          <w:lang w:val="uk-UA"/>
-        </w:rPr>
-        <w:t>     data.push({ x, y });</w:t>
-      </w:r>
-    </w:p>
-    <w:p>
-      <w:pPr>
-        <w:spacing w:line="360" w:lineRule="auto"/>
-        <w:rPr>
-          <w:rFonts w:ascii="Times New Roman" w:eastAsia="Times New Roman" w:hAnsi="Times New Roman" w:cs="Times New Roman"/>
-          <w:b/>
-          <w:bCs/>
-          <w:sz w:val="28"/>
-          <w:szCs w:val="28"/>
-          <w:lang w:val="uk-UA"/>
-        </w:rPr>
-      </w:pPr>
-      <w:r>
-        <w:rPr>
-          <w:rFonts w:ascii="Times New Roman" w:eastAsia="Times New Roman" w:hAnsi="Times New Roman" w:cs="Times New Roman"/>
-          <w:b/>
-          <w:bCs/>
+          <w:sz w:val="28"/>
+          <w:szCs w:val="28"/>
+          <w:lang w:val="uk-UA"/>
+        </w:rPr>
+      </w:pPr>
+      <w:r>
+        <w:rPr>
+          <w:rFonts w:ascii="Times New Roman" w:eastAsia="Times New Roman" w:hAnsi="Times New Roman" w:cs="Times New Roman"/>
+          <w:sz w:val="28"/>
+          <w:szCs w:val="28"/>
+          <w:lang w:val="uk-UA"/>
+        </w:rPr>
+        <w:t>     const xScale = d3.scaleLinear().domain([0, d3.max(data, d =&gt; d.x)]).range([0, width]);</w:t>
+      </w:r>
+    </w:p>
+    <w:p>
+      <w:pPr>
+        <w:spacing w:line="360" w:lineRule="auto"/>
+        <w:rPr>
+          <w:rFonts w:ascii="Times New Roman" w:eastAsia="Times New Roman" w:hAnsi="Times New Roman" w:cs="Times New Roman"/>
+          <w:sz w:val="28"/>
+          <w:szCs w:val="28"/>
+          <w:lang w:val="uk-UA"/>
+        </w:rPr>
+      </w:pPr>
+      <w:r>
+        <w:rPr>
+          <w:rFonts w:ascii="Times New Roman" w:eastAsia="Times New Roman" w:hAnsi="Times New Roman" w:cs="Times New Roman"/>
+          <w:sz w:val="28"/>
+          <w:szCs w:val="28"/>
+          <w:lang w:val="uk-UA"/>
+        </w:rPr>
+        <w:t>     const yScale = d3.scaleLinear().domain([0, d3.max(data, d =&gt; d.y)]).range([height, 0]);</w:t>
+      </w:r>
+    </w:p>
+    <w:p>
+      <w:pPr>
+        <w:spacing w:line="360" w:lineRule="auto"/>
+        <w:rPr>
+          <w:rFonts w:ascii="Times New Roman" w:eastAsia="Times New Roman" w:hAnsi="Times New Roman" w:cs="Times New Roman"/>
+          <w:b/>
+          <w:bCs/>
+          <w:sz w:val="28"/>
+          <w:szCs w:val="28"/>
+          <w:lang w:val="uk-UA"/>
+        </w:rPr>
+      </w:pPr>
+      <w:r>
+        <w:rPr>
+          <w:rFonts w:ascii="Times New Roman" w:eastAsia="Times New Roman" w:hAnsi="Times New Roman" w:cs="Times New Roman"/>
+          <w:b/>
+          <w:bCs/>
+          <w:sz w:val="28"/>
+          <w:szCs w:val="28"/>
+          <w:lang w:val="uk-UA"/>
+        </w:rPr>
+        <w:t> </w:t>
+      </w:r>
+      <w:r>
+        <w:rPr>
+          <w:rFonts w:ascii="Times New Roman" w:eastAsia="Times New Roman" w:hAnsi="Times New Roman" w:cs="Times New Roman"/>
+          <w:b/>
+          <w:bCs/>
+          <w:sz w:val="28"/>
+          <w:szCs w:val="28"/>
+        </w:rPr>
+        <w:t>Налаштування шкал</w:t>
+      </w:r>
+    </w:p>
+    <w:p>
+      <w:pPr>
+        <w:spacing w:line="360" w:lineRule="auto"/>
+        <w:rPr>
+          <w:rFonts w:ascii="Times New Roman" w:eastAsia="Times New Roman" w:hAnsi="Times New Roman" w:cs="Times New Roman"/>
+          <w:b/>
+          <w:bCs/>
+          <w:sz w:val="28"/>
+          <w:szCs w:val="28"/>
+          <w:lang w:val="uk-UA"/>
+        </w:rPr>
+      </w:pPr>
+    </w:p>
+    <w:p>
+      <w:pPr>
+        <w:spacing w:line="360" w:lineRule="auto"/>
+        <w:rPr>
+          <w:rFonts w:ascii="Times New Roman" w:eastAsia="Times New Roman" w:hAnsi="Times New Roman" w:cs="Times New Roman"/>
+          <w:sz w:val="28"/>
+          <w:szCs w:val="28"/>
+          <w:lang w:val="uk-UA"/>
+        </w:rPr>
+      </w:pPr>
+      <w:r>
+        <w:rPr>
+          <w:rFonts w:ascii="Times New Roman" w:eastAsia="Times New Roman" w:hAnsi="Times New Roman" w:cs="Times New Roman"/>
+          <w:b/>
+          <w:bCs/>
+          <w:sz w:val="28"/>
+          <w:szCs w:val="28"/>
+          <w:lang w:val="uk-UA"/>
+        </w:rPr>
+        <w:t xml:space="preserve">  </w:t>
+      </w:r>
+      <w:r>
+        <w:rPr>
+          <w:rFonts w:ascii="Times New Roman" w:eastAsia="Times New Roman" w:hAnsi="Times New Roman" w:cs="Times New Roman"/>
+          <w:sz w:val="28"/>
+          <w:szCs w:val="28"/>
+          <w:lang w:val="uk-UA"/>
+        </w:rPr>
+        <w:t>   svg.append("g")</w:t>
+      </w:r>
+    </w:p>
+    <w:p>
+      <w:pPr>
+        <w:spacing w:line="360" w:lineRule="auto"/>
+        <w:rPr>
+          <w:rFonts w:ascii="Times New Roman" w:eastAsia="Times New Roman" w:hAnsi="Times New Roman" w:cs="Times New Roman"/>
+          <w:sz w:val="28"/>
+          <w:szCs w:val="28"/>
+          <w:lang w:val="uk-UA"/>
+        </w:rPr>
+      </w:pPr>
+      <w:r>
+        <w:rPr>
+          <w:rFonts w:ascii="Times New Roman" w:eastAsia="Times New Roman" w:hAnsi="Times New Roman" w:cs="Times New Roman"/>
+          <w:sz w:val="28"/>
+          <w:szCs w:val="28"/>
+          <w:lang w:val="uk-UA"/>
+        </w:rPr>
+        <w:t>       .attr("transform", `translate(0, ${height})`)</w:t>
+      </w:r>
+    </w:p>
+    <w:p>
+      <w:pPr>
+        <w:spacing w:line="360" w:lineRule="auto"/>
+        <w:rPr>
+          <w:rFonts w:ascii="Times New Roman" w:eastAsia="Times New Roman" w:hAnsi="Times New Roman" w:cs="Times New Roman"/>
+          <w:sz w:val="28"/>
+          <w:szCs w:val="28"/>
+          <w:lang w:val="uk-UA"/>
+        </w:rPr>
+      </w:pPr>
+      <w:r>
+        <w:rPr>
+          <w:rFonts w:ascii="Times New Roman" w:eastAsia="Times New Roman" w:hAnsi="Times New Roman" w:cs="Times New Roman"/>
+          <w:sz w:val="28"/>
+          <w:szCs w:val="28"/>
+          <w:lang w:val="uk-UA"/>
+        </w:rPr>
+        <w:t>       .call(d3.axisBottom(xScale));</w:t>
+      </w:r>
+    </w:p>
+    <w:p>
+      <w:pPr>
+        <w:spacing w:line="360" w:lineRule="auto"/>
+        <w:rPr>
+          <w:rFonts w:ascii="Times New Roman" w:eastAsia="Times New Roman" w:hAnsi="Times New Roman" w:cs="Times New Roman"/>
+          <w:sz w:val="28"/>
+          <w:szCs w:val="28"/>
+          <w:lang w:val="uk-UA"/>
+        </w:rPr>
+      </w:pPr>
+      <w:r>
+        <w:rPr>
+          <w:rFonts w:ascii="Times New Roman" w:eastAsia="Times New Roman" w:hAnsi="Times New Roman" w:cs="Times New Roman"/>
+          <w:sz w:val="28"/>
+          <w:szCs w:val="28"/>
+          <w:lang w:val="uk-UA"/>
+        </w:rPr>
+        <w:t> </w:t>
+      </w:r>
+    </w:p>
+    <w:p>
+      <w:pPr>
+        <w:spacing w:line="360" w:lineRule="auto"/>
+        <w:rPr>
+          <w:rFonts w:ascii="Times New Roman" w:eastAsia="Times New Roman" w:hAnsi="Times New Roman" w:cs="Times New Roman"/>
+          <w:sz w:val="28"/>
+          <w:szCs w:val="28"/>
+          <w:lang w:val="uk-UA"/>
+        </w:rPr>
+      </w:pPr>
+      <w:r>
+        <w:rPr>
+          <w:rFonts w:ascii="Times New Roman" w:eastAsia="Times New Roman" w:hAnsi="Times New Roman" w:cs="Times New Roman"/>
+          <w:sz w:val="28"/>
+          <w:szCs w:val="28"/>
+          <w:lang w:val="uk-UA"/>
+        </w:rPr>
+        <w:t>     svg.append("g")</w:t>
+      </w:r>
+    </w:p>
+    <w:p>
+      <w:pPr>
+        <w:spacing w:line="360" w:lineRule="auto"/>
+        <w:rPr>
+          <w:rFonts w:ascii="Times New Roman" w:eastAsia="Times New Roman" w:hAnsi="Times New Roman" w:cs="Times New Roman"/>
+          <w:sz w:val="28"/>
+          <w:szCs w:val="28"/>
+          <w:lang w:val="uk-UA"/>
+        </w:rPr>
+      </w:pPr>
+      <w:r>
+        <w:rPr>
+          <w:rFonts w:ascii="Times New Roman" w:eastAsia="Times New Roman" w:hAnsi="Times New Roman" w:cs="Times New Roman"/>
+          <w:sz w:val="28"/>
+          <w:szCs w:val="28"/>
+          <w:lang w:val="uk-UA"/>
+        </w:rPr>
+        <w:t>       .call(d3.axisLeft(yScale));</w:t>
+      </w:r>
+    </w:p>
+    <w:p>
+      <w:pPr>
+        <w:spacing w:line="360" w:lineRule="auto"/>
+        <w:rPr>
+          <w:rFonts w:ascii="Times New Roman" w:eastAsia="Times New Roman" w:hAnsi="Times New Roman" w:cs="Times New Roman"/>
+          <w:sz w:val="28"/>
+          <w:szCs w:val="28"/>
+          <w:lang w:val="uk-UA"/>
+        </w:rPr>
+      </w:pPr>
+      <w:r>
+        <w:rPr>
+          <w:rFonts w:ascii="Times New Roman" w:eastAsia="Times New Roman" w:hAnsi="Times New Roman" w:cs="Times New Roman"/>
+          <w:sz w:val="28"/>
+          <w:szCs w:val="28"/>
+          <w:lang w:val="uk-UA"/>
+        </w:rPr>
+        <w:t>   } else {</w:t>
+      </w:r>
+    </w:p>
+    <w:p>
+      <w:pPr>
+        <w:spacing w:line="360" w:lineRule="auto"/>
+        <w:rPr>
+          <w:rFonts w:ascii="Times New Roman" w:eastAsia="Times New Roman" w:hAnsi="Times New Roman" w:cs="Times New Roman"/>
+          <w:sz w:val="28"/>
+          <w:szCs w:val="28"/>
+          <w:lang w:val="uk-UA"/>
+        </w:rPr>
+      </w:pPr>
+      <w:r>
+        <w:rPr>
+          <w:rFonts w:ascii="Times New Roman" w:eastAsia="Times New Roman" w:hAnsi="Times New Roman" w:cs="Times New Roman"/>
+          <w:sz w:val="28"/>
+          <w:szCs w:val="28"/>
+          <w:lang w:val="uk-UA"/>
+        </w:rPr>
+        <w:t>     svg = d3.select("#chart").select("svg").select("g");</w:t>
+      </w:r>
+    </w:p>
+    <w:p>
+      <w:pPr>
+        <w:spacing w:line="360" w:lineRule="auto"/>
+        <w:rPr>
+          <w:rFonts w:ascii="Times New Roman" w:eastAsia="Times New Roman" w:hAnsi="Times New Roman" w:cs="Times New Roman"/>
+          <w:sz w:val="28"/>
+          <w:szCs w:val="28"/>
+          <w:lang w:val="uk-UA"/>
+        </w:rPr>
+      </w:pPr>
+      <w:r>
+        <w:rPr>
+          <w:rFonts w:ascii="Times New Roman" w:eastAsia="Times New Roman" w:hAnsi="Times New Roman" w:cs="Times New Roman"/>
           <w:sz w:val="28"/>
           <w:szCs w:val="28"/>
           <w:lang w:val="uk-UA"/>
@@ -8437,96 +8729,71 @@
         </w:rPr>
         <w:t> </w:t>
       </w:r>
-    </w:p>
-    <w:p>
-      <w:pPr>
-        <w:spacing w:line="360" w:lineRule="auto"/>
-        <w:rPr>
-          <w:rFonts w:ascii="Times New Roman" w:eastAsia="Times New Roman" w:hAnsi="Times New Roman" w:cs="Times New Roman"/>
-          <w:b/>
-          <w:bCs/>
-          <w:sz w:val="28"/>
-          <w:szCs w:val="28"/>
-          <w:lang w:val="uk-UA"/>
-        </w:rPr>
-      </w:pPr>
-      <w:r>
-        <w:rPr>
-          <w:rFonts w:ascii="Times New Roman" w:eastAsia="Times New Roman" w:hAnsi="Times New Roman" w:cs="Times New Roman"/>
-          <w:b/>
-          <w:bCs/>
-          <w:sz w:val="28"/>
-          <w:szCs w:val="28"/>
-          <w:lang w:val="uk-UA"/>
-        </w:rPr>
-        <w:t>   const margin = { top: 20, right: 30, bottom: 40, left: 50 };</w:t>
-      </w:r>
-    </w:p>
-    <w:p>
-      <w:pPr>
-        <w:spacing w:line="360" w:lineRule="auto"/>
-        <w:rPr>
-          <w:rFonts w:ascii="Times New Roman" w:eastAsia="Times New Roman" w:hAnsi="Times New Roman" w:cs="Times New Roman"/>
-          <w:b/>
-          <w:bCs/>
-          <w:sz w:val="28"/>
-          <w:szCs w:val="28"/>
-          <w:lang w:val="uk-UA"/>
-        </w:rPr>
-      </w:pPr>
-      <w:r>
-        <w:rPr>
-          <w:rFonts w:ascii="Times New Roman" w:eastAsia="Times New Roman" w:hAnsi="Times New Roman" w:cs="Times New Roman"/>
-          <w:b/>
-          <w:bCs/>
-          <w:sz w:val="28"/>
-          <w:szCs w:val="28"/>
-          <w:lang w:val="uk-UA"/>
-        </w:rPr>
-        <w:t>   const width = 800 - margin.left - margin.right;</w:t>
-      </w:r>
-    </w:p>
-    <w:p>
-      <w:pPr>
-        <w:spacing w:line="360" w:lineRule="auto"/>
-        <w:rPr>
-          <w:rFonts w:ascii="Times New Roman" w:eastAsia="Times New Roman" w:hAnsi="Times New Roman" w:cs="Times New Roman"/>
-          <w:b/>
-          <w:bCs/>
-          <w:sz w:val="28"/>
-          <w:szCs w:val="28"/>
-          <w:lang w:val="uk-UA"/>
-        </w:rPr>
-      </w:pPr>
-      <w:r>
-        <w:rPr>
-          <w:rFonts w:ascii="Times New Roman" w:eastAsia="Times New Roman" w:hAnsi="Times New Roman" w:cs="Times New Roman"/>
-          <w:b/>
-          <w:bCs/>
-          <w:sz w:val="28"/>
-          <w:szCs w:val="28"/>
-          <w:lang w:val="uk-UA"/>
-        </w:rPr>
-        <w:t>   const height = 400 - margin.top - margin.bottom;</w:t>
-      </w:r>
-    </w:p>
-    <w:p>
-      <w:pPr>
-        <w:spacing w:line="360" w:lineRule="auto"/>
-        <w:rPr>
-          <w:rFonts w:ascii="Times New Roman" w:eastAsia="Times New Roman" w:hAnsi="Times New Roman" w:cs="Times New Roman"/>
-          <w:b/>
-          <w:bCs/>
-          <w:sz w:val="28"/>
-          <w:szCs w:val="28"/>
-          <w:lang w:val="uk-UA"/>
-        </w:rPr>
-      </w:pPr>
-      <w:r>
-        <w:rPr>
-          <w:rFonts w:ascii="Times New Roman" w:eastAsia="Times New Roman" w:hAnsi="Times New Roman" w:cs="Times New Roman"/>
-          <w:b/>
-          <w:bCs/>
+      <w:r>
+        <w:rPr>
+          <w:rFonts w:ascii="Times New Roman" w:eastAsia="Times New Roman" w:hAnsi="Times New Roman" w:cs="Times New Roman"/>
+          <w:b/>
+          <w:bCs/>
+          <w:sz w:val="28"/>
+          <w:szCs w:val="28"/>
+        </w:rPr>
+        <w:t>Малювання осей</w:t>
+      </w:r>
+    </w:p>
+    <w:p>
+      <w:pPr>
+        <w:spacing w:line="360" w:lineRule="auto"/>
+        <w:rPr>
+          <w:rFonts w:ascii="Times New Roman" w:eastAsia="Times New Roman" w:hAnsi="Times New Roman" w:cs="Times New Roman"/>
+          <w:sz w:val="28"/>
+          <w:szCs w:val="28"/>
+          <w:lang w:val="uk-UA"/>
+        </w:rPr>
+      </w:pPr>
+      <w:r>
+        <w:rPr>
+          <w:rFonts w:ascii="Times New Roman" w:eastAsia="Times New Roman" w:hAnsi="Times New Roman" w:cs="Times New Roman"/>
+          <w:sz w:val="28"/>
+          <w:szCs w:val="28"/>
+          <w:lang w:val="uk-UA"/>
+        </w:rPr>
+        <w:lastRenderedPageBreak/>
+        <w:t>   const xScale = d3.scaleLinear().domain([0, d3.max(data, d =&gt; d.x)]).range([0, width]);</w:t>
+      </w:r>
+    </w:p>
+    <w:p>
+      <w:pPr>
+        <w:spacing w:line="360" w:lineRule="auto"/>
+        <w:rPr>
+          <w:rFonts w:ascii="Times New Roman" w:eastAsia="Times New Roman" w:hAnsi="Times New Roman" w:cs="Times New Roman"/>
+          <w:sz w:val="28"/>
+          <w:szCs w:val="28"/>
+          <w:lang w:val="uk-UA"/>
+        </w:rPr>
+      </w:pPr>
+      <w:r>
+        <w:rPr>
+          <w:rFonts w:ascii="Times New Roman" w:eastAsia="Times New Roman" w:hAnsi="Times New Roman" w:cs="Times New Roman"/>
+          <w:sz w:val="28"/>
+          <w:szCs w:val="28"/>
+          <w:lang w:val="uk-UA"/>
+        </w:rPr>
+        <w:t>   const yScale = d3.scaleLinear().domain([0, d3.max(data, d =&gt; d.y)]).range([height, 0]);</w:t>
+      </w:r>
+    </w:p>
+    <w:p>
+      <w:pPr>
+        <w:spacing w:line="360" w:lineRule="auto"/>
+        <w:rPr>
+          <w:rFonts w:ascii="Times New Roman" w:eastAsia="Times New Roman" w:hAnsi="Times New Roman" w:cs="Times New Roman"/>
+          <w:sz w:val="28"/>
+          <w:szCs w:val="28"/>
+          <w:lang w:val="uk-UA"/>
+        </w:rPr>
+      </w:pPr>
+      <w:r>
+        <w:rPr>
+          <w:rFonts w:ascii="Times New Roman" w:eastAsia="Times New Roman" w:hAnsi="Times New Roman" w:cs="Times New Roman"/>
           <w:sz w:val="28"/>
           <w:szCs w:val="28"/>
           <w:lang w:val="uk-UA"/>
@@ -8539,234 +8806,74 @@
         <w:spacing w:line="360" w:lineRule="auto"/>
         <w:rPr>
           <w:rFonts w:ascii="Times New Roman" w:eastAsia="Times New Roman" w:hAnsi="Times New Roman" w:cs="Times New Roman"/>
-          <w:b/>
-          <w:bCs/>
-          <w:sz w:val="28"/>
-          <w:szCs w:val="28"/>
-          <w:lang w:val="uk-UA"/>
-        </w:rPr>
-      </w:pPr>
-      <w:r>
-        <w:rPr>
-          <w:rFonts w:ascii="Times New Roman" w:eastAsia="Times New Roman" w:hAnsi="Times New Roman" w:cs="Times New Roman"/>
-          <w:b/>
-          <w:bCs/>
-          <w:sz w:val="28"/>
-          <w:szCs w:val="28"/>
-          <w:lang w:val="uk-UA"/>
-        </w:rPr>
-        <w:t>   let svg = d3.select("#chart").select("svg");</w:t>
-      </w:r>
-    </w:p>
-    <w:p>
-      <w:pPr>
-        <w:spacing w:line="360" w:lineRule="auto"/>
-        <w:rPr>
-          <w:rFonts w:ascii="Times New Roman" w:eastAsia="Times New Roman" w:hAnsi="Times New Roman" w:cs="Times New Roman"/>
-          <w:b/>
-          <w:bCs/>
-          <w:sz w:val="28"/>
-          <w:szCs w:val="28"/>
-          <w:lang w:val="uk-UA"/>
-        </w:rPr>
-      </w:pPr>
-      <w:r>
-        <w:rPr>
-          <w:rFonts w:ascii="Times New Roman" w:eastAsia="Times New Roman" w:hAnsi="Times New Roman" w:cs="Times New Roman"/>
-          <w:b/>
-          <w:bCs/>
-          <w:sz w:val="28"/>
-          <w:szCs w:val="28"/>
-          <w:lang w:val="uk-UA"/>
-        </w:rPr>
-        <w:t>   </w:t>
-      </w:r>
-    </w:p>
-    <w:p>
-      <w:pPr>
-        <w:spacing w:line="360" w:lineRule="auto"/>
-        <w:rPr>
-          <w:rFonts w:ascii="Times New Roman" w:eastAsia="Times New Roman" w:hAnsi="Times New Roman" w:cs="Times New Roman"/>
-          <w:b/>
-          <w:bCs/>
-          <w:sz w:val="28"/>
-          <w:szCs w:val="28"/>
-          <w:lang w:val="uk-UA"/>
-        </w:rPr>
-      </w:pPr>
-      <w:r>
-        <w:rPr>
-          <w:rFonts w:ascii="Times New Roman" w:eastAsia="Times New Roman" w:hAnsi="Times New Roman" w:cs="Times New Roman"/>
-          <w:b/>
-          <w:bCs/>
-          <w:sz w:val="28"/>
-          <w:szCs w:val="28"/>
-          <w:lang w:val="uk-UA"/>
-        </w:rPr>
-        <w:t>   if (svg.empty()) {</w:t>
-      </w:r>
-    </w:p>
-    <w:p>
-      <w:pPr>
-        <w:spacing w:line="360" w:lineRule="auto"/>
-        <w:rPr>
-          <w:rFonts w:ascii="Times New Roman" w:eastAsia="Times New Roman" w:hAnsi="Times New Roman" w:cs="Times New Roman"/>
-          <w:b/>
-          <w:bCs/>
-          <w:sz w:val="28"/>
-          <w:szCs w:val="28"/>
-          <w:lang w:val="uk-UA"/>
-        </w:rPr>
-      </w:pPr>
-      <w:r>
-        <w:rPr>
-          <w:rFonts w:ascii="Times New Roman" w:eastAsia="Times New Roman" w:hAnsi="Times New Roman" w:cs="Times New Roman"/>
-          <w:b/>
-          <w:bCs/>
-          <w:sz w:val="28"/>
-          <w:szCs w:val="28"/>
-          <w:lang w:val="uk-UA"/>
-        </w:rPr>
-        <w:t>     svg = d3.select("#chart")</w:t>
-      </w:r>
-    </w:p>
-    <w:p>
-      <w:pPr>
-        <w:spacing w:line="360" w:lineRule="auto"/>
-        <w:rPr>
-          <w:rFonts w:ascii="Times New Roman" w:eastAsia="Times New Roman" w:hAnsi="Times New Roman" w:cs="Times New Roman"/>
-          <w:b/>
-          <w:bCs/>
-          <w:sz w:val="28"/>
-          <w:szCs w:val="28"/>
-          <w:lang w:val="uk-UA"/>
-        </w:rPr>
-      </w:pPr>
-      <w:r>
-        <w:rPr>
-          <w:rFonts w:ascii="Times New Roman" w:eastAsia="Times New Roman" w:hAnsi="Times New Roman" w:cs="Times New Roman"/>
-          <w:b/>
-          <w:bCs/>
-          <w:sz w:val="28"/>
-          <w:szCs w:val="28"/>
-          <w:lang w:val="uk-UA"/>
-        </w:rPr>
-        <w:t>       .append("svg")</w:t>
-      </w:r>
-    </w:p>
-    <w:p>
-      <w:pPr>
-        <w:spacing w:line="360" w:lineRule="auto"/>
-        <w:rPr>
-          <w:rFonts w:ascii="Times New Roman" w:eastAsia="Times New Roman" w:hAnsi="Times New Roman" w:cs="Times New Roman"/>
-          <w:b/>
-          <w:bCs/>
-          <w:sz w:val="28"/>
-          <w:szCs w:val="28"/>
-          <w:lang w:val="uk-UA"/>
-        </w:rPr>
-      </w:pPr>
-      <w:r>
-        <w:rPr>
-          <w:rFonts w:ascii="Times New Roman" w:eastAsia="Times New Roman" w:hAnsi="Times New Roman" w:cs="Times New Roman"/>
-          <w:b/>
-          <w:bCs/>
-          <w:sz w:val="28"/>
-          <w:szCs w:val="28"/>
-          <w:lang w:val="uk-UA"/>
-        </w:rPr>
-        <w:t>       .attr("width", width + margin.left + margin.right)</w:t>
-      </w:r>
-    </w:p>
-    <w:p>
-      <w:pPr>
-        <w:spacing w:line="360" w:lineRule="auto"/>
-        <w:rPr>
-          <w:rFonts w:ascii="Times New Roman" w:eastAsia="Times New Roman" w:hAnsi="Times New Roman" w:cs="Times New Roman"/>
-          <w:b/>
-          <w:bCs/>
-          <w:sz w:val="28"/>
-          <w:szCs w:val="28"/>
-          <w:lang w:val="uk-UA"/>
-        </w:rPr>
-      </w:pPr>
-      <w:r>
-        <w:rPr>
-          <w:rFonts w:ascii="Times New Roman" w:eastAsia="Times New Roman" w:hAnsi="Times New Roman" w:cs="Times New Roman"/>
-          <w:b/>
-          <w:bCs/>
-          <w:sz w:val="28"/>
-          <w:szCs w:val="28"/>
-          <w:lang w:val="uk-UA"/>
-        </w:rPr>
-        <w:t>       .attr("height", height + margin.top + margin.bottom)</w:t>
-      </w:r>
-    </w:p>
-    <w:p>
-      <w:pPr>
-        <w:spacing w:line="360" w:lineRule="auto"/>
-        <w:rPr>
-          <w:rFonts w:ascii="Times New Roman" w:eastAsia="Times New Roman" w:hAnsi="Times New Roman" w:cs="Times New Roman"/>
-          <w:b/>
-          <w:bCs/>
-          <w:sz w:val="28"/>
-          <w:szCs w:val="28"/>
-          <w:lang w:val="uk-UA"/>
-        </w:rPr>
-      </w:pPr>
-      <w:r>
-        <w:rPr>
-          <w:rFonts w:ascii="Times New Roman" w:eastAsia="Times New Roman" w:hAnsi="Times New Roman" w:cs="Times New Roman"/>
-          <w:b/>
-          <w:bCs/>
-          <w:sz w:val="28"/>
-          <w:szCs w:val="28"/>
-          <w:lang w:val="uk-UA"/>
-        </w:rPr>
-        <w:t>       .append("g")</w:t>
-      </w:r>
-    </w:p>
-    <w:p>
-      <w:pPr>
-        <w:spacing w:line="360" w:lineRule="auto"/>
-        <w:rPr>
-          <w:rFonts w:ascii="Times New Roman" w:eastAsia="Times New Roman" w:hAnsi="Times New Roman" w:cs="Times New Roman"/>
-          <w:b/>
-          <w:bCs/>
-          <w:sz w:val="28"/>
-          <w:szCs w:val="28"/>
-          <w:lang w:val="uk-UA"/>
-        </w:rPr>
-      </w:pPr>
-      <w:r>
-        <w:rPr>
-          <w:rFonts w:ascii="Times New Roman" w:eastAsia="Times New Roman" w:hAnsi="Times New Roman" w:cs="Times New Roman"/>
-          <w:b/>
-          <w:bCs/>
-          <w:sz w:val="28"/>
-          <w:szCs w:val="28"/>
-          <w:lang w:val="uk-UA"/>
-        </w:rPr>
-        <w:t>       .attr("transform", `translate(${margin.left},${margin.top})`);</w:t>
-      </w:r>
-    </w:p>
-    <w:p>
-      <w:pPr>
-        <w:spacing w:line="360" w:lineRule="auto"/>
-        <w:rPr>
-          <w:rFonts w:ascii="Times New Roman" w:eastAsia="Times New Roman" w:hAnsi="Times New Roman" w:cs="Times New Roman"/>
-          <w:b/>
-          <w:bCs/>
-          <w:sz w:val="28"/>
-          <w:szCs w:val="28"/>
-          <w:lang w:val="uk-UA"/>
-        </w:rPr>
-      </w:pPr>
-      <w:r>
-        <w:rPr>
-          <w:rFonts w:ascii="Times New Roman" w:eastAsia="Times New Roman" w:hAnsi="Times New Roman" w:cs="Times New Roman"/>
-          <w:b/>
-          <w:bCs/>
+          <w:sz w:val="28"/>
+          <w:szCs w:val="28"/>
+          <w:lang w:val="uk-UA"/>
+        </w:rPr>
+      </w:pPr>
+      <w:r>
+        <w:rPr>
+          <w:rFonts w:ascii="Times New Roman" w:eastAsia="Times New Roman" w:hAnsi="Times New Roman" w:cs="Times New Roman"/>
+          <w:sz w:val="28"/>
+          <w:szCs w:val="28"/>
+          <w:lang w:val="uk-UA"/>
+        </w:rPr>
+        <w:t>   const lineGenerator = d3.line()</w:t>
+      </w:r>
+    </w:p>
+    <w:p>
+      <w:pPr>
+        <w:spacing w:line="360" w:lineRule="auto"/>
+        <w:rPr>
+          <w:rFonts w:ascii="Times New Roman" w:eastAsia="Times New Roman" w:hAnsi="Times New Roman" w:cs="Times New Roman"/>
+          <w:sz w:val="28"/>
+          <w:szCs w:val="28"/>
+          <w:lang w:val="uk-UA"/>
+        </w:rPr>
+      </w:pPr>
+      <w:r>
+        <w:rPr>
+          <w:rFonts w:ascii="Times New Roman" w:eastAsia="Times New Roman" w:hAnsi="Times New Roman" w:cs="Times New Roman"/>
+          <w:sz w:val="28"/>
+          <w:szCs w:val="28"/>
+          <w:lang w:val="uk-UA"/>
+        </w:rPr>
+        <w:t>     .x(d =&gt; xScale(d.x))</w:t>
+      </w:r>
+    </w:p>
+    <w:p>
+      <w:pPr>
+        <w:spacing w:line="360" w:lineRule="auto"/>
+        <w:rPr>
+          <w:rFonts w:ascii="Times New Roman" w:eastAsia="Times New Roman" w:hAnsi="Times New Roman" w:cs="Times New Roman"/>
+          <w:sz w:val="28"/>
+          <w:szCs w:val="28"/>
+          <w:lang w:val="uk-UA"/>
+        </w:rPr>
+      </w:pPr>
+      <w:r>
+        <w:rPr>
+          <w:rFonts w:ascii="Times New Roman" w:eastAsia="Times New Roman" w:hAnsi="Times New Roman" w:cs="Times New Roman"/>
+          <w:sz w:val="28"/>
+          <w:szCs w:val="28"/>
+          <w:lang w:val="uk-UA"/>
+        </w:rPr>
+        <w:t>     .y(d =&gt; yScale(d.y));</w:t>
+      </w:r>
+    </w:p>
+    <w:p>
+      <w:pPr>
+        <w:spacing w:line="360" w:lineRule="auto"/>
+        <w:rPr>
+          <w:rFonts w:ascii="Times New Roman" w:eastAsia="Times New Roman" w:hAnsi="Times New Roman" w:cs="Times New Roman"/>
+          <w:sz w:val="28"/>
+          <w:szCs w:val="28"/>
+          <w:lang w:val="uk-UA"/>
+        </w:rPr>
+      </w:pPr>
+      <w:r>
+        <w:rPr>
+          <w:rFonts w:ascii="Times New Roman" w:eastAsia="Times New Roman" w:hAnsi="Times New Roman" w:cs="Times New Roman"/>
           <w:sz w:val="28"/>
           <w:szCs w:val="28"/>
           <w:lang w:val="uk-UA"/>
@@ -8779,840 +8886,318 @@
         <w:spacing w:line="360" w:lineRule="auto"/>
         <w:rPr>
           <w:rFonts w:ascii="Times New Roman" w:eastAsia="Times New Roman" w:hAnsi="Times New Roman" w:cs="Times New Roman"/>
-          <w:b/>
-          <w:bCs/>
-          <w:sz w:val="28"/>
-          <w:szCs w:val="28"/>
-          <w:lang w:val="uk-UA"/>
-        </w:rPr>
-      </w:pPr>
-      <w:r>
-        <w:rPr>
-          <w:rFonts w:ascii="Times New Roman" w:eastAsia="Times New Roman" w:hAnsi="Times New Roman" w:cs="Times New Roman"/>
-          <w:b/>
-          <w:bCs/>
-          <w:sz w:val="28"/>
-          <w:szCs w:val="28"/>
-          <w:lang w:val="uk-UA"/>
+          <w:sz w:val="28"/>
+          <w:szCs w:val="28"/>
+          <w:lang w:val="uk-UA"/>
+        </w:rPr>
+      </w:pPr>
+      <w:r>
+        <w:rPr>
+          <w:rFonts w:ascii="Times New Roman" w:eastAsia="Times New Roman" w:hAnsi="Times New Roman" w:cs="Times New Roman"/>
+          <w:sz w:val="28"/>
+          <w:szCs w:val="28"/>
+          <w:lang w:val="uk-UA"/>
+        </w:rPr>
+        <w:t>   svg.append("path")</w:t>
+      </w:r>
+    </w:p>
+    <w:p>
+      <w:pPr>
+        <w:spacing w:line="360" w:lineRule="auto"/>
+        <w:rPr>
+          <w:rFonts w:ascii="Times New Roman" w:eastAsia="Times New Roman" w:hAnsi="Times New Roman" w:cs="Times New Roman"/>
+          <w:sz w:val="28"/>
+          <w:szCs w:val="28"/>
+          <w:lang w:val="uk-UA"/>
+        </w:rPr>
+      </w:pPr>
+      <w:r>
+        <w:rPr>
+          <w:rFonts w:ascii="Times New Roman" w:eastAsia="Times New Roman" w:hAnsi="Times New Roman" w:cs="Times New Roman"/>
+          <w:sz w:val="28"/>
+          <w:szCs w:val="28"/>
+          <w:lang w:val="uk-UA"/>
+        </w:rPr>
+        <w:t>     .datum(data)</w:t>
+      </w:r>
+    </w:p>
+    <w:p>
+      <w:pPr>
+        <w:spacing w:line="360" w:lineRule="auto"/>
+        <w:rPr>
+          <w:rFonts w:ascii="Times New Roman" w:eastAsia="Times New Roman" w:hAnsi="Times New Roman" w:cs="Times New Roman"/>
+          <w:sz w:val="28"/>
+          <w:szCs w:val="28"/>
+          <w:lang w:val="uk-UA"/>
+        </w:rPr>
+      </w:pPr>
+      <w:r>
+        <w:rPr>
+          <w:rFonts w:ascii="Times New Roman" w:eastAsia="Times New Roman" w:hAnsi="Times New Roman" w:cs="Times New Roman"/>
+          <w:sz w:val="28"/>
+          <w:szCs w:val="28"/>
+          <w:lang w:val="uk-UA"/>
+        </w:rPr>
+        <w:t>     .attr("d", lineGenerator)</w:t>
+      </w:r>
+    </w:p>
+    <w:p>
+      <w:pPr>
+        <w:spacing w:line="360" w:lineRule="auto"/>
+        <w:rPr>
+          <w:rFonts w:ascii="Times New Roman" w:eastAsia="Times New Roman" w:hAnsi="Times New Roman" w:cs="Times New Roman"/>
+          <w:sz w:val="28"/>
+          <w:szCs w:val="28"/>
+          <w:lang w:val="uk-UA"/>
+        </w:rPr>
+      </w:pPr>
+      <w:r>
+        <w:rPr>
+          <w:rFonts w:ascii="Times New Roman" w:eastAsia="Times New Roman" w:hAnsi="Times New Roman" w:cs="Times New Roman"/>
+          <w:sz w:val="28"/>
+          <w:szCs w:val="28"/>
+          <w:lang w:val="uk-UA"/>
+        </w:rPr>
+        <w:t>     .attr("fill", "none")</w:t>
+      </w:r>
+    </w:p>
+    <w:p>
+      <w:pPr>
+        <w:spacing w:line="360" w:lineRule="auto"/>
+        <w:rPr>
+          <w:rFonts w:ascii="Times New Roman" w:eastAsia="Times New Roman" w:hAnsi="Times New Roman" w:cs="Times New Roman"/>
+          <w:sz w:val="28"/>
+          <w:szCs w:val="28"/>
+          <w:lang w:val="uk-UA"/>
+        </w:rPr>
+      </w:pPr>
+      <w:r>
+        <w:rPr>
+          <w:rFonts w:ascii="Times New Roman" w:eastAsia="Times New Roman" w:hAnsi="Times New Roman" w:cs="Times New Roman"/>
+          <w:sz w:val="28"/>
+          <w:szCs w:val="28"/>
+          <w:lang w:val="uk-UA"/>
+        </w:rPr>
+        <w:t>     .attr("stroke", trajectoryColor)</w:t>
+      </w:r>
+    </w:p>
+    <w:p>
+      <w:pPr>
+        <w:spacing w:line="360" w:lineRule="auto"/>
+        <w:rPr>
+          <w:rFonts w:ascii="Times New Roman" w:eastAsia="Times New Roman" w:hAnsi="Times New Roman" w:cs="Times New Roman"/>
+          <w:sz w:val="28"/>
+          <w:szCs w:val="28"/>
+          <w:lang w:val="uk-UA"/>
+        </w:rPr>
+      </w:pPr>
+      <w:r>
+        <w:rPr>
+          <w:rFonts w:ascii="Times New Roman" w:eastAsia="Times New Roman" w:hAnsi="Times New Roman" w:cs="Times New Roman"/>
+          <w:sz w:val="28"/>
+          <w:szCs w:val="28"/>
+          <w:lang w:val="uk-UA"/>
+        </w:rPr>
+        <w:t>     .attr("stroke-width", 2);</w:t>
+      </w:r>
+    </w:p>
+    <w:p>
+      <w:pPr>
+        <w:spacing w:line="360" w:lineRule="auto"/>
+        <w:rPr>
+          <w:rFonts w:ascii="Times New Roman" w:eastAsia="Times New Roman" w:hAnsi="Times New Roman" w:cs="Times New Roman"/>
+          <w:b/>
+          <w:bCs/>
+          <w:sz w:val="28"/>
+          <w:szCs w:val="28"/>
+          <w:lang w:val="uk-UA"/>
+        </w:rPr>
+      </w:pPr>
+      <w:r>
+        <w:rPr>
+          <w:rFonts w:ascii="Times New Roman" w:eastAsia="Times New Roman" w:hAnsi="Times New Roman" w:cs="Times New Roman"/>
+          <w:b/>
+          <w:bCs/>
+          <w:sz w:val="28"/>
+          <w:szCs w:val="28"/>
+          <w:lang w:val="uk-UA"/>
+        </w:rPr>
+        <w:t> </w:t>
+      </w:r>
+      <w:r>
+        <w:rPr>
+          <w:rFonts w:ascii="Times New Roman" w:eastAsia="Times New Roman" w:hAnsi="Times New Roman" w:cs="Times New Roman"/>
+          <w:b/>
+          <w:bCs/>
+          <w:sz w:val="28"/>
+          <w:szCs w:val="28"/>
+        </w:rPr>
+        <w:t>Побудова лінії траєкторії</w:t>
+      </w:r>
+    </w:p>
+    <w:p>
+      <w:pPr>
+        <w:spacing w:line="360" w:lineRule="auto"/>
+        <w:rPr>
+          <w:rFonts w:ascii="Times New Roman" w:eastAsia="Times New Roman" w:hAnsi="Times New Roman" w:cs="Times New Roman"/>
+          <w:sz w:val="28"/>
+          <w:szCs w:val="28"/>
+          <w:lang w:val="uk-UA"/>
+        </w:rPr>
+      </w:pPr>
+      <w:r>
+        <w:rPr>
+          <w:rFonts w:ascii="Times New Roman" w:eastAsia="Times New Roman" w:hAnsi="Times New Roman" w:cs="Times New Roman"/>
+          <w:sz w:val="28"/>
+          <w:szCs w:val="28"/>
+          <w:lang w:val="uk-UA"/>
+        </w:rPr>
+        <w:t>   console.log("Час польоту:", tFlight.toFixed(2), "с");</w:t>
+      </w:r>
+    </w:p>
+    <w:p>
+      <w:pPr>
+        <w:spacing w:line="360" w:lineRule="auto"/>
+        <w:rPr>
+          <w:rFonts w:ascii="Times New Roman" w:eastAsia="Times New Roman" w:hAnsi="Times New Roman" w:cs="Times New Roman"/>
+          <w:sz w:val="28"/>
+          <w:szCs w:val="28"/>
+          <w:lang w:val="uk-UA"/>
+        </w:rPr>
+      </w:pPr>
+      <w:r>
+        <w:rPr>
+          <w:rFonts w:ascii="Times New Roman" w:eastAsia="Times New Roman" w:hAnsi="Times New Roman" w:cs="Times New Roman"/>
+          <w:sz w:val="28"/>
+          <w:szCs w:val="28"/>
+          <w:lang w:val="uk-UA"/>
+        </w:rPr>
+        <w:t> }</w:t>
+      </w:r>
+    </w:p>
+    <w:p>
+      <w:pPr>
+        <w:spacing w:line="360" w:lineRule="auto"/>
+        <w:rPr>
+          <w:rFonts w:ascii="Times New Roman" w:eastAsia="Times New Roman" w:hAnsi="Times New Roman" w:cs="Times New Roman"/>
+          <w:sz w:val="28"/>
+          <w:szCs w:val="28"/>
+          <w:lang w:val="uk-UA"/>
+        </w:rPr>
+      </w:pPr>
+      <w:r>
+        <w:rPr>
+          <w:rFonts w:ascii="Times New Roman" w:eastAsia="Times New Roman" w:hAnsi="Times New Roman" w:cs="Times New Roman"/>
+          <w:sz w:val="28"/>
+          <w:szCs w:val="28"/>
+          <w:lang w:val="uk-UA"/>
+        </w:rPr>
+        <w:t> </w:t>
+      </w:r>
+    </w:p>
+    <w:p>
+      <w:pPr>
+        <w:spacing w:line="360" w:lineRule="auto"/>
+        <w:rPr>
+          <w:rFonts w:ascii="Times New Roman" w:eastAsia="Times New Roman" w:hAnsi="Times New Roman" w:cs="Times New Roman"/>
+          <w:sz w:val="28"/>
+          <w:szCs w:val="28"/>
+          <w:lang w:val="uk-UA"/>
+        </w:rPr>
+      </w:pPr>
+      <w:r>
+        <w:rPr>
+          <w:rFonts w:ascii="Times New Roman" w:eastAsia="Times New Roman" w:hAnsi="Times New Roman" w:cs="Times New Roman"/>
+          <w:sz w:val="28"/>
+          <w:szCs w:val="28"/>
+          <w:lang w:val="uk-UA"/>
+        </w:rPr>
+        <w:t> function clearChart() {</w:t>
+      </w:r>
+    </w:p>
+    <w:p>
+      <w:pPr>
+        <w:spacing w:line="360" w:lineRule="auto"/>
+        <w:rPr>
+          <w:rFonts w:ascii="Times New Roman" w:eastAsia="Times New Roman" w:hAnsi="Times New Roman" w:cs="Times New Roman"/>
+          <w:sz w:val="28"/>
+          <w:szCs w:val="28"/>
+          <w:lang w:val="uk-UA"/>
+        </w:rPr>
+      </w:pPr>
+      <w:r>
+        <w:rPr>
+          <w:rFonts w:ascii="Times New Roman" w:eastAsia="Times New Roman" w:hAnsi="Times New Roman" w:cs="Times New Roman"/>
+          <w:sz w:val="28"/>
+          <w:szCs w:val="28"/>
+          <w:lang w:val="uk-UA"/>
+        </w:rPr>
+        <w:t>   d3.select("#chart").select("svg").selectAll("path").remove();</w:t>
+      </w:r>
+    </w:p>
+    <w:p>
+      <w:pPr>
+        <w:spacing w:line="360" w:lineRule="auto"/>
+        <w:rPr>
+          <w:rFonts w:ascii="Times New Roman" w:eastAsia="Times New Roman" w:hAnsi="Times New Roman" w:cs="Times New Roman"/>
+          <w:sz w:val="28"/>
+          <w:szCs w:val="28"/>
+          <w:lang w:val="uk-UA"/>
+        </w:rPr>
+      </w:pPr>
+      <w:r>
+        <w:rPr>
+          <w:rFonts w:ascii="Times New Roman" w:eastAsia="Times New Roman" w:hAnsi="Times New Roman" w:cs="Times New Roman"/>
+          <w:sz w:val="28"/>
+          <w:szCs w:val="28"/>
+          <w:lang w:val="uk-UA"/>
+        </w:rPr>
+        <w:t> }</w:t>
+      </w:r>
+    </w:p>
+    <w:p>
+      <w:pPr>
+        <w:spacing w:line="360" w:lineRule="auto"/>
+        <w:rPr>
+          <w:rFonts w:ascii="Times New Roman" w:eastAsia="Times New Roman" w:hAnsi="Times New Roman" w:cs="Times New Roman"/>
+          <w:sz w:val="28"/>
+          <w:szCs w:val="28"/>
+          <w:lang w:val="uk-UA"/>
+        </w:rPr>
+      </w:pPr>
+      <w:r>
+        <w:rPr>
+          <w:rFonts w:ascii="Times New Roman" w:eastAsia="Times New Roman" w:hAnsi="Times New Roman" w:cs="Times New Roman"/>
+          <w:sz w:val="28"/>
+          <w:szCs w:val="28"/>
+          <w:lang w:val="uk-UA"/>
+        </w:rPr>
+        <w:t> </w:t>
+      </w:r>
+    </w:p>
+    <w:p>
+      <w:pPr>
+        <w:spacing w:line="360" w:lineRule="auto"/>
+        <w:rPr>
+          <w:rFonts w:ascii="Times New Roman" w:eastAsia="Times New Roman" w:hAnsi="Times New Roman" w:cs="Times New Roman"/>
+          <w:b/>
+          <w:bCs/>
+          <w:sz w:val="28"/>
+          <w:szCs w:val="28"/>
+          <w:lang w:val="en-US"/>
+        </w:rPr>
+      </w:pPr>
+      <w:r>
+        <w:rPr>
+          <w:rFonts w:ascii="Times New Roman" w:eastAsia="Times New Roman" w:hAnsi="Times New Roman" w:cs="Times New Roman"/>
+          <w:b/>
+          <w:bCs/>
+          <w:noProof/>
+          <w:sz w:val="28"/>
+          <w:szCs w:val="28"/>
+          <w:lang w:val="en-US"/>
         </w:rPr>
         <w:lastRenderedPageBreak/>
-        <w:t>     const xScale = d3.scaleLinear().domain([0, d3.max(data, d =&gt; d.x)]).range([0, width]);</w:t>
-      </w:r>
-    </w:p>
-    <w:p>
-      <w:pPr>
-        <w:spacing w:line="360" w:lineRule="auto"/>
-        <w:rPr>
-          <w:rFonts w:ascii="Times New Roman" w:eastAsia="Times New Roman" w:hAnsi="Times New Roman" w:cs="Times New Roman"/>
-          <w:b/>
-          <w:bCs/>
-          <w:sz w:val="28"/>
-          <w:szCs w:val="28"/>
-          <w:lang w:val="uk-UA"/>
-        </w:rPr>
-      </w:pPr>
-      <w:r>
-        <w:rPr>
-          <w:rFonts w:ascii="Times New Roman" w:eastAsia="Times New Roman" w:hAnsi="Times New Roman" w:cs="Times New Roman"/>
-          <w:b/>
-          <w:bCs/>
-          <w:sz w:val="28"/>
-          <w:szCs w:val="28"/>
-          <w:lang w:val="uk-UA"/>
-        </w:rPr>
-        <w:t>     const yScale = d3.scaleLinear().domain([0, d3.max(data, d =&gt; d.y)]).range([height, 0]);</w:t>
-      </w:r>
-    </w:p>
-    <w:p>
-      <w:pPr>
-        <w:spacing w:line="360" w:lineRule="auto"/>
-        <w:rPr>
-          <w:rFonts w:ascii="Times New Roman" w:eastAsia="Times New Roman" w:hAnsi="Times New Roman" w:cs="Times New Roman"/>
-          <w:b/>
-          <w:bCs/>
-          <w:sz w:val="28"/>
-          <w:szCs w:val="28"/>
-          <w:lang w:val="uk-UA"/>
-        </w:rPr>
-      </w:pPr>
-      <w:r>
-        <w:rPr>
-          <w:rFonts w:ascii="Times New Roman" w:eastAsia="Times New Roman" w:hAnsi="Times New Roman" w:cs="Times New Roman"/>
-          <w:b/>
-          <w:bCs/>
-          <w:sz w:val="28"/>
-          <w:szCs w:val="28"/>
-          <w:lang w:val="uk-UA"/>
-        </w:rPr>
-        <w:t> </w:t>
-      </w:r>
-    </w:p>
-    <w:p>
-      <w:pPr>
-        <w:spacing w:line="360" w:lineRule="auto"/>
-        <w:rPr>
-          <w:rFonts w:ascii="Times New Roman" w:eastAsia="Times New Roman" w:hAnsi="Times New Roman" w:cs="Times New Roman"/>
-          <w:b/>
-          <w:bCs/>
-          <w:sz w:val="28"/>
-          <w:szCs w:val="28"/>
-          <w:lang w:val="uk-UA"/>
-        </w:rPr>
-      </w:pPr>
-      <w:r>
-        <w:rPr>
-          <w:rFonts w:ascii="Times New Roman" w:eastAsia="Times New Roman" w:hAnsi="Times New Roman" w:cs="Times New Roman"/>
-          <w:b/>
-          <w:bCs/>
-          <w:sz w:val="28"/>
-          <w:szCs w:val="28"/>
-          <w:lang w:val="uk-UA"/>
-        </w:rPr>
-        <w:t>     svg.append("g")</w:t>
-      </w:r>
-    </w:p>
-    <w:p>
-      <w:pPr>
-        <w:spacing w:line="360" w:lineRule="auto"/>
-        <w:rPr>
-          <w:rFonts w:ascii="Times New Roman" w:eastAsia="Times New Roman" w:hAnsi="Times New Roman" w:cs="Times New Roman"/>
-          <w:b/>
-          <w:bCs/>
-          <w:sz w:val="28"/>
-          <w:szCs w:val="28"/>
-          <w:lang w:val="uk-UA"/>
-        </w:rPr>
-      </w:pPr>
-      <w:r>
-        <w:rPr>
-          <w:rFonts w:ascii="Times New Roman" w:eastAsia="Times New Roman" w:hAnsi="Times New Roman" w:cs="Times New Roman"/>
-          <w:b/>
-          <w:bCs/>
-          <w:sz w:val="28"/>
-          <w:szCs w:val="28"/>
-          <w:lang w:val="uk-UA"/>
-        </w:rPr>
-        <w:t>       .attr("transform", `translate(0, ${height})`)</w:t>
-      </w:r>
-    </w:p>
-    <w:p>
-      <w:pPr>
-        <w:spacing w:line="360" w:lineRule="auto"/>
-        <w:rPr>
-          <w:rFonts w:ascii="Times New Roman" w:eastAsia="Times New Roman" w:hAnsi="Times New Roman" w:cs="Times New Roman"/>
-          <w:b/>
-          <w:bCs/>
-          <w:sz w:val="28"/>
-          <w:szCs w:val="28"/>
-          <w:lang w:val="uk-UA"/>
-        </w:rPr>
-      </w:pPr>
-      <w:r>
-        <w:rPr>
-          <w:rFonts w:ascii="Times New Roman" w:eastAsia="Times New Roman" w:hAnsi="Times New Roman" w:cs="Times New Roman"/>
-          <w:b/>
-          <w:bCs/>
-          <w:sz w:val="28"/>
-          <w:szCs w:val="28"/>
-          <w:lang w:val="uk-UA"/>
-        </w:rPr>
-        <w:t>       .call(d3.axisBottom(xScale));</w:t>
-      </w:r>
-    </w:p>
-    <w:p>
-      <w:pPr>
-        <w:spacing w:line="360" w:lineRule="auto"/>
-        <w:rPr>
-          <w:rFonts w:ascii="Times New Roman" w:eastAsia="Times New Roman" w:hAnsi="Times New Roman" w:cs="Times New Roman"/>
-          <w:b/>
-          <w:bCs/>
-          <w:sz w:val="28"/>
-          <w:szCs w:val="28"/>
-          <w:lang w:val="uk-UA"/>
-        </w:rPr>
-      </w:pPr>
-      <w:r>
-        <w:rPr>
-          <w:rFonts w:ascii="Times New Roman" w:eastAsia="Times New Roman" w:hAnsi="Times New Roman" w:cs="Times New Roman"/>
-          <w:b/>
-          <w:bCs/>
-          <w:sz w:val="28"/>
-          <w:szCs w:val="28"/>
-          <w:lang w:val="uk-UA"/>
-        </w:rPr>
-        <w:t> </w:t>
-      </w:r>
-    </w:p>
-    <w:p>
-      <w:pPr>
-        <w:spacing w:line="360" w:lineRule="auto"/>
-        <w:rPr>
-          <w:rFonts w:ascii="Times New Roman" w:eastAsia="Times New Roman" w:hAnsi="Times New Roman" w:cs="Times New Roman"/>
-          <w:b/>
-          <w:bCs/>
-          <w:sz w:val="28"/>
-          <w:szCs w:val="28"/>
-          <w:lang w:val="uk-UA"/>
-        </w:rPr>
-      </w:pPr>
-      <w:r>
-        <w:rPr>
-          <w:rFonts w:ascii="Times New Roman" w:eastAsia="Times New Roman" w:hAnsi="Times New Roman" w:cs="Times New Roman"/>
-          <w:b/>
-          <w:bCs/>
-          <w:sz w:val="28"/>
-          <w:szCs w:val="28"/>
-          <w:lang w:val="uk-UA"/>
-        </w:rPr>
-        <w:t>     svg.append("g")</w:t>
-      </w:r>
-    </w:p>
-    <w:p>
-      <w:pPr>
-        <w:spacing w:line="360" w:lineRule="auto"/>
-        <w:rPr>
-          <w:rFonts w:ascii="Times New Roman" w:eastAsia="Times New Roman" w:hAnsi="Times New Roman" w:cs="Times New Roman"/>
-          <w:b/>
-          <w:bCs/>
-          <w:sz w:val="28"/>
-          <w:szCs w:val="28"/>
-          <w:lang w:val="uk-UA"/>
-        </w:rPr>
-      </w:pPr>
-      <w:r>
-        <w:rPr>
-          <w:rFonts w:ascii="Times New Roman" w:eastAsia="Times New Roman" w:hAnsi="Times New Roman" w:cs="Times New Roman"/>
-          <w:b/>
-          <w:bCs/>
-          <w:sz w:val="28"/>
-          <w:szCs w:val="28"/>
-          <w:lang w:val="uk-UA"/>
-        </w:rPr>
-        <w:t>       .call(d3.axisLeft(yScale));</w:t>
-      </w:r>
-    </w:p>
-    <w:p>
-      <w:pPr>
-        <w:spacing w:line="360" w:lineRule="auto"/>
-        <w:rPr>
-          <w:rFonts w:ascii="Times New Roman" w:eastAsia="Times New Roman" w:hAnsi="Times New Roman" w:cs="Times New Roman"/>
-          <w:b/>
-          <w:bCs/>
-          <w:sz w:val="28"/>
-          <w:szCs w:val="28"/>
-          <w:lang w:val="uk-UA"/>
-        </w:rPr>
-      </w:pPr>
-      <w:r>
-        <w:rPr>
-          <w:rFonts w:ascii="Times New Roman" w:eastAsia="Times New Roman" w:hAnsi="Times New Roman" w:cs="Times New Roman"/>
-          <w:b/>
-          <w:bCs/>
-          <w:sz w:val="28"/>
-          <w:szCs w:val="28"/>
-          <w:lang w:val="uk-UA"/>
-        </w:rPr>
-        <w:t>   } else {</w:t>
-      </w:r>
-    </w:p>
-    <w:p>
-      <w:pPr>
-        <w:spacing w:line="360" w:lineRule="auto"/>
-        <w:rPr>
-          <w:rFonts w:ascii="Times New Roman" w:eastAsia="Times New Roman" w:hAnsi="Times New Roman" w:cs="Times New Roman"/>
-          <w:b/>
-          <w:bCs/>
-          <w:sz w:val="28"/>
-          <w:szCs w:val="28"/>
-          <w:lang w:val="uk-UA"/>
-        </w:rPr>
-      </w:pPr>
-      <w:r>
-        <w:rPr>
-          <w:rFonts w:ascii="Times New Roman" w:eastAsia="Times New Roman" w:hAnsi="Times New Roman" w:cs="Times New Roman"/>
-          <w:b/>
-          <w:bCs/>
-          <w:sz w:val="28"/>
-          <w:szCs w:val="28"/>
-          <w:lang w:val="uk-UA"/>
-        </w:rPr>
-        <w:t>     svg = d3.select("#chart").select("svg").select("g");</w:t>
-      </w:r>
-    </w:p>
-    <w:p>
-      <w:pPr>
-        <w:spacing w:line="360" w:lineRule="auto"/>
-        <w:rPr>
-          <w:rFonts w:ascii="Times New Roman" w:eastAsia="Times New Roman" w:hAnsi="Times New Roman" w:cs="Times New Roman"/>
-          <w:b/>
-          <w:bCs/>
-          <w:sz w:val="28"/>
-          <w:szCs w:val="28"/>
-          <w:lang w:val="uk-UA"/>
-        </w:rPr>
-      </w:pPr>
-      <w:r>
-        <w:rPr>
-          <w:rFonts w:ascii="Times New Roman" w:eastAsia="Times New Roman" w:hAnsi="Times New Roman" w:cs="Times New Roman"/>
-          <w:b/>
-          <w:bCs/>
-          <w:sz w:val="28"/>
-          <w:szCs w:val="28"/>
-          <w:lang w:val="uk-UA"/>
-        </w:rPr>
-        <w:t>   }</w:t>
-      </w:r>
-    </w:p>
-    <w:p>
-      <w:pPr>
-        <w:spacing w:line="360" w:lineRule="auto"/>
-        <w:rPr>
-          <w:rFonts w:ascii="Times New Roman" w:eastAsia="Times New Roman" w:hAnsi="Times New Roman" w:cs="Times New Roman"/>
-          <w:b/>
-          <w:bCs/>
-          <w:sz w:val="28"/>
-          <w:szCs w:val="28"/>
-          <w:lang w:val="uk-UA"/>
-        </w:rPr>
-      </w:pPr>
-      <w:r>
-        <w:rPr>
-          <w:rFonts w:ascii="Times New Roman" w:eastAsia="Times New Roman" w:hAnsi="Times New Roman" w:cs="Times New Roman"/>
-          <w:b/>
-          <w:bCs/>
-          <w:sz w:val="28"/>
-          <w:szCs w:val="28"/>
-          <w:lang w:val="uk-UA"/>
-        </w:rPr>
-        <w:t> </w:t>
-      </w:r>
-    </w:p>
-    <w:p>
-      <w:pPr>
-        <w:spacing w:line="360" w:lineRule="auto"/>
-        <w:rPr>
-          <w:rFonts w:ascii="Times New Roman" w:eastAsia="Times New Roman" w:hAnsi="Times New Roman" w:cs="Times New Roman"/>
-          <w:b/>
-          <w:bCs/>
-          <w:sz w:val="28"/>
-          <w:szCs w:val="28"/>
-          <w:lang w:val="uk-UA"/>
-        </w:rPr>
-      </w:pPr>
-      <w:r>
-        <w:rPr>
-          <w:rFonts w:ascii="Times New Roman" w:eastAsia="Times New Roman" w:hAnsi="Times New Roman" w:cs="Times New Roman"/>
-          <w:b/>
-          <w:bCs/>
-          <w:sz w:val="28"/>
-          <w:szCs w:val="28"/>
-          <w:lang w:val="uk-UA"/>
-        </w:rPr>
-        <w:t>   const xScale = d3.scaleLinear().domain([0, d3.max(data, d =&gt; d.x)]).range([0, width]);</w:t>
-      </w:r>
-    </w:p>
-    <w:p>
-      <w:pPr>
-        <w:spacing w:line="360" w:lineRule="auto"/>
-        <w:rPr>
-          <w:rFonts w:ascii="Times New Roman" w:eastAsia="Times New Roman" w:hAnsi="Times New Roman" w:cs="Times New Roman"/>
-          <w:b/>
-          <w:bCs/>
-          <w:sz w:val="28"/>
-          <w:szCs w:val="28"/>
-          <w:lang w:val="uk-UA"/>
-        </w:rPr>
-      </w:pPr>
-      <w:r>
-        <w:rPr>
-          <w:rFonts w:ascii="Times New Roman" w:eastAsia="Times New Roman" w:hAnsi="Times New Roman" w:cs="Times New Roman"/>
-          <w:b/>
-          <w:bCs/>
-          <w:sz w:val="28"/>
-          <w:szCs w:val="28"/>
-          <w:lang w:val="uk-UA"/>
-        </w:rPr>
-        <w:t>   const yScale = d3.scaleLinear().domain([0, d3.max(data, d =&gt; d.y)]).range([height, 0]);</w:t>
-      </w:r>
-    </w:p>
-    <w:p>
-      <w:pPr>
-        <w:spacing w:line="360" w:lineRule="auto"/>
-        <w:rPr>
-          <w:rFonts w:ascii="Times New Roman" w:eastAsia="Times New Roman" w:hAnsi="Times New Roman" w:cs="Times New Roman"/>
-          <w:b/>
-          <w:bCs/>
-          <w:sz w:val="28"/>
-          <w:szCs w:val="28"/>
-          <w:lang w:val="uk-UA"/>
-        </w:rPr>
-      </w:pPr>
-      <w:r>
-        <w:rPr>
-          <w:rFonts w:ascii="Times New Roman" w:eastAsia="Times New Roman" w:hAnsi="Times New Roman" w:cs="Times New Roman"/>
-          <w:b/>
-          <w:bCs/>
-          <w:sz w:val="28"/>
-          <w:szCs w:val="28"/>
-          <w:lang w:val="uk-UA"/>
-        </w:rPr>
-        <w:t> </w:t>
-      </w:r>
-    </w:p>
-    <w:p>
-      <w:pPr>
-        <w:spacing w:line="360" w:lineRule="auto"/>
-        <w:rPr>
-          <w:rFonts w:ascii="Times New Roman" w:eastAsia="Times New Roman" w:hAnsi="Times New Roman" w:cs="Times New Roman"/>
-          <w:b/>
-          <w:bCs/>
-          <w:sz w:val="28"/>
-          <w:szCs w:val="28"/>
-          <w:lang w:val="uk-UA"/>
-        </w:rPr>
-      </w:pPr>
-      <w:r>
-        <w:rPr>
-          <w:rFonts w:ascii="Times New Roman" w:eastAsia="Times New Roman" w:hAnsi="Times New Roman" w:cs="Times New Roman"/>
-          <w:b/>
-          <w:bCs/>
-          <w:sz w:val="28"/>
-          <w:szCs w:val="28"/>
-          <w:lang w:val="uk-UA"/>
-        </w:rPr>
-        <w:t>   const lineGenerator = d3.line()</w:t>
-      </w:r>
-    </w:p>
-    <w:p>
-      <w:pPr>
-        <w:spacing w:line="360" w:lineRule="auto"/>
-        <w:rPr>
-          <w:rFonts w:ascii="Times New Roman" w:eastAsia="Times New Roman" w:hAnsi="Times New Roman" w:cs="Times New Roman"/>
-          <w:b/>
-          <w:bCs/>
-          <w:sz w:val="28"/>
-          <w:szCs w:val="28"/>
-          <w:lang w:val="uk-UA"/>
-        </w:rPr>
-      </w:pPr>
-      <w:r>
-        <w:rPr>
-          <w:rFonts w:ascii="Times New Roman" w:eastAsia="Times New Roman" w:hAnsi="Times New Roman" w:cs="Times New Roman"/>
-          <w:b/>
-          <w:bCs/>
-          <w:sz w:val="28"/>
-          <w:szCs w:val="28"/>
-          <w:lang w:val="uk-UA"/>
-        </w:rPr>
-        <w:t>     .x(d =&gt; xScale(d.x))</w:t>
-      </w:r>
-    </w:p>
-    <w:p>
-      <w:pPr>
-        <w:spacing w:line="360" w:lineRule="auto"/>
-        <w:rPr>
-          <w:rFonts w:ascii="Times New Roman" w:eastAsia="Times New Roman" w:hAnsi="Times New Roman" w:cs="Times New Roman"/>
-          <w:b/>
-          <w:bCs/>
-          <w:sz w:val="28"/>
-          <w:szCs w:val="28"/>
-          <w:lang w:val="uk-UA"/>
-        </w:rPr>
-      </w:pPr>
-      <w:r>
-        <w:rPr>
-          <w:rFonts w:ascii="Times New Roman" w:eastAsia="Times New Roman" w:hAnsi="Times New Roman" w:cs="Times New Roman"/>
-          <w:b/>
-          <w:bCs/>
-          <w:sz w:val="28"/>
-          <w:szCs w:val="28"/>
-          <w:lang w:val="uk-UA"/>
-        </w:rPr>
-        <w:t>     .y(d =&gt; yScale(d.y));</w:t>
-      </w:r>
-    </w:p>
-    <w:p>
-      <w:pPr>
-        <w:spacing w:line="360" w:lineRule="auto"/>
-        <w:rPr>
-          <w:rFonts w:ascii="Times New Roman" w:eastAsia="Times New Roman" w:hAnsi="Times New Roman" w:cs="Times New Roman"/>
-          <w:b/>
-          <w:bCs/>
-          <w:sz w:val="28"/>
-          <w:szCs w:val="28"/>
-          <w:lang w:val="uk-UA"/>
-        </w:rPr>
-      </w:pPr>
-      <w:r>
-        <w:rPr>
-          <w:rFonts w:ascii="Times New Roman" w:eastAsia="Times New Roman" w:hAnsi="Times New Roman" w:cs="Times New Roman"/>
-          <w:b/>
-          <w:bCs/>
-          <w:sz w:val="28"/>
-          <w:szCs w:val="28"/>
-          <w:lang w:val="uk-UA"/>
-        </w:rPr>
-        <w:t> </w:t>
-      </w:r>
-    </w:p>
-    <w:p>
-      <w:pPr>
-        <w:spacing w:line="360" w:lineRule="auto"/>
-        <w:rPr>
-          <w:rFonts w:ascii="Times New Roman" w:eastAsia="Times New Roman" w:hAnsi="Times New Roman" w:cs="Times New Roman"/>
-          <w:b/>
-          <w:bCs/>
-          <w:sz w:val="28"/>
-          <w:szCs w:val="28"/>
-          <w:lang w:val="uk-UA"/>
-        </w:rPr>
-      </w:pPr>
-      <w:r>
-        <w:rPr>
-          <w:rFonts w:ascii="Times New Roman" w:eastAsia="Times New Roman" w:hAnsi="Times New Roman" w:cs="Times New Roman"/>
-          <w:b/>
-          <w:bCs/>
-          <w:sz w:val="28"/>
-          <w:szCs w:val="28"/>
-          <w:lang w:val="uk-UA"/>
-        </w:rPr>
-        <w:t>   svg.append("path")</w:t>
-      </w:r>
-    </w:p>
-    <w:p>
-      <w:pPr>
-        <w:spacing w:line="360" w:lineRule="auto"/>
-        <w:rPr>
-          <w:rFonts w:ascii="Times New Roman" w:eastAsia="Times New Roman" w:hAnsi="Times New Roman" w:cs="Times New Roman"/>
-          <w:b/>
-          <w:bCs/>
-          <w:sz w:val="28"/>
-          <w:szCs w:val="28"/>
-          <w:lang w:val="uk-UA"/>
-        </w:rPr>
-      </w:pPr>
-      <w:r>
-        <w:rPr>
-          <w:rFonts w:ascii="Times New Roman" w:eastAsia="Times New Roman" w:hAnsi="Times New Roman" w:cs="Times New Roman"/>
-          <w:b/>
-          <w:bCs/>
-          <w:sz w:val="28"/>
-          <w:szCs w:val="28"/>
-          <w:lang w:val="uk-UA"/>
-        </w:rPr>
-        <w:t>     .datum(data)</w:t>
-      </w:r>
-    </w:p>
-    <w:p>
-      <w:pPr>
-        <w:spacing w:line="360" w:lineRule="auto"/>
-        <w:rPr>
-          <w:rFonts w:ascii="Times New Roman" w:eastAsia="Times New Roman" w:hAnsi="Times New Roman" w:cs="Times New Roman"/>
-          <w:b/>
-          <w:bCs/>
-          <w:sz w:val="28"/>
-          <w:szCs w:val="28"/>
-          <w:lang w:val="uk-UA"/>
-        </w:rPr>
-      </w:pPr>
-      <w:r>
-        <w:rPr>
-          <w:rFonts w:ascii="Times New Roman" w:eastAsia="Times New Roman" w:hAnsi="Times New Roman" w:cs="Times New Roman"/>
-          <w:b/>
-          <w:bCs/>
-          <w:sz w:val="28"/>
-          <w:szCs w:val="28"/>
-          <w:lang w:val="uk-UA"/>
-        </w:rPr>
-        <w:t>     .attr("d", lineGenerator)</w:t>
-      </w:r>
-    </w:p>
-    <w:p>
-      <w:pPr>
-        <w:spacing w:line="360" w:lineRule="auto"/>
-        <w:rPr>
-          <w:rFonts w:ascii="Times New Roman" w:eastAsia="Times New Roman" w:hAnsi="Times New Roman" w:cs="Times New Roman"/>
-          <w:b/>
-          <w:bCs/>
-          <w:sz w:val="28"/>
-          <w:szCs w:val="28"/>
-          <w:lang w:val="uk-UA"/>
-        </w:rPr>
-      </w:pPr>
-      <w:r>
-        <w:rPr>
-          <w:rFonts w:ascii="Times New Roman" w:eastAsia="Times New Roman" w:hAnsi="Times New Roman" w:cs="Times New Roman"/>
-          <w:b/>
-          <w:bCs/>
-          <w:sz w:val="28"/>
-          <w:szCs w:val="28"/>
-          <w:lang w:val="uk-UA"/>
-        </w:rPr>
-        <w:t>     .attr("fill", "none")</w:t>
-      </w:r>
-    </w:p>
-    <w:p>
-      <w:pPr>
-        <w:spacing w:line="360" w:lineRule="auto"/>
-        <w:rPr>
-          <w:rFonts w:ascii="Times New Roman" w:eastAsia="Times New Roman" w:hAnsi="Times New Roman" w:cs="Times New Roman"/>
-          <w:b/>
-          <w:bCs/>
-          <w:sz w:val="28"/>
-          <w:szCs w:val="28"/>
-          <w:lang w:val="uk-UA"/>
-        </w:rPr>
-      </w:pPr>
-      <w:r>
-        <w:rPr>
-          <w:rFonts w:ascii="Times New Roman" w:eastAsia="Times New Roman" w:hAnsi="Times New Roman" w:cs="Times New Roman"/>
-          <w:b/>
-          <w:bCs/>
-          <w:sz w:val="28"/>
-          <w:szCs w:val="28"/>
-          <w:lang w:val="uk-UA"/>
-        </w:rPr>
-        <w:t>     .attr("stroke", trajectoryColor)</w:t>
-      </w:r>
-    </w:p>
-    <w:p>
-      <w:pPr>
-        <w:spacing w:line="360" w:lineRule="auto"/>
-        <w:rPr>
-          <w:rFonts w:ascii="Times New Roman" w:eastAsia="Times New Roman" w:hAnsi="Times New Roman" w:cs="Times New Roman"/>
-          <w:b/>
-          <w:bCs/>
-          <w:sz w:val="28"/>
-          <w:szCs w:val="28"/>
-          <w:lang w:val="uk-UA"/>
-        </w:rPr>
-      </w:pPr>
-      <w:r>
-        <w:rPr>
-          <w:rFonts w:ascii="Times New Roman" w:eastAsia="Times New Roman" w:hAnsi="Times New Roman" w:cs="Times New Roman"/>
-          <w:b/>
-          <w:bCs/>
-          <w:sz w:val="28"/>
-          <w:szCs w:val="28"/>
-          <w:lang w:val="uk-UA"/>
-        </w:rPr>
-        <w:lastRenderedPageBreak/>
-        <w:t>     .attr("stroke-width", 2);</w:t>
-      </w:r>
-    </w:p>
-    <w:p>
-      <w:pPr>
-        <w:spacing w:line="360" w:lineRule="auto"/>
-        <w:rPr>
-          <w:rFonts w:ascii="Times New Roman" w:eastAsia="Times New Roman" w:hAnsi="Times New Roman" w:cs="Times New Roman"/>
-          <w:b/>
-          <w:bCs/>
-          <w:sz w:val="28"/>
-          <w:szCs w:val="28"/>
-          <w:lang w:val="uk-UA"/>
-        </w:rPr>
-      </w:pPr>
-      <w:r>
-        <w:rPr>
-          <w:rFonts w:ascii="Times New Roman" w:eastAsia="Times New Roman" w:hAnsi="Times New Roman" w:cs="Times New Roman"/>
-          <w:b/>
-          <w:bCs/>
-          <w:sz w:val="28"/>
-          <w:szCs w:val="28"/>
-          <w:lang w:val="uk-UA"/>
-        </w:rPr>
-        <w:t> </w:t>
-      </w:r>
-    </w:p>
-    <w:p>
-      <w:pPr>
-        <w:spacing w:line="360" w:lineRule="auto"/>
-        <w:rPr>
-          <w:rFonts w:ascii="Times New Roman" w:eastAsia="Times New Roman" w:hAnsi="Times New Roman" w:cs="Times New Roman"/>
-          <w:b/>
-          <w:bCs/>
-          <w:sz w:val="28"/>
-          <w:szCs w:val="28"/>
-          <w:lang w:val="uk-UA"/>
-        </w:rPr>
-      </w:pPr>
-      <w:r>
-        <w:rPr>
-          <w:rFonts w:ascii="Times New Roman" w:eastAsia="Times New Roman" w:hAnsi="Times New Roman" w:cs="Times New Roman"/>
-          <w:b/>
-          <w:bCs/>
-          <w:sz w:val="28"/>
-          <w:szCs w:val="28"/>
-          <w:lang w:val="uk-UA"/>
-        </w:rPr>
-        <w:t>   console.log("Час польоту:", tFlight.toFixed(2), "с");</w:t>
-      </w:r>
-    </w:p>
-    <w:p>
-      <w:pPr>
-        <w:spacing w:line="360" w:lineRule="auto"/>
-        <w:rPr>
-          <w:rFonts w:ascii="Times New Roman" w:eastAsia="Times New Roman" w:hAnsi="Times New Roman" w:cs="Times New Roman"/>
-          <w:b/>
-          <w:bCs/>
-          <w:sz w:val="28"/>
-          <w:szCs w:val="28"/>
-          <w:lang w:val="uk-UA"/>
-        </w:rPr>
-      </w:pPr>
-      <w:r>
-        <w:rPr>
-          <w:rFonts w:ascii="Times New Roman" w:eastAsia="Times New Roman" w:hAnsi="Times New Roman" w:cs="Times New Roman"/>
-          <w:b/>
-          <w:bCs/>
-          <w:sz w:val="28"/>
-          <w:szCs w:val="28"/>
-          <w:lang w:val="uk-UA"/>
-        </w:rPr>
-        <w:t> }</w:t>
-      </w:r>
-    </w:p>
-    <w:p>
-      <w:pPr>
-        <w:spacing w:line="360" w:lineRule="auto"/>
-        <w:rPr>
-          <w:rFonts w:ascii="Times New Roman" w:eastAsia="Times New Roman" w:hAnsi="Times New Roman" w:cs="Times New Roman"/>
-          <w:b/>
-          <w:bCs/>
-          <w:sz w:val="28"/>
-          <w:szCs w:val="28"/>
-          <w:lang w:val="uk-UA"/>
-        </w:rPr>
-      </w:pPr>
-      <w:r>
-        <w:rPr>
-          <w:rFonts w:ascii="Times New Roman" w:eastAsia="Times New Roman" w:hAnsi="Times New Roman" w:cs="Times New Roman"/>
-          <w:b/>
-          <w:bCs/>
-          <w:sz w:val="28"/>
-          <w:szCs w:val="28"/>
-          <w:lang w:val="uk-UA"/>
-        </w:rPr>
-        <w:t> </w:t>
-      </w:r>
-    </w:p>
-    <w:p>
-      <w:pPr>
-        <w:spacing w:line="360" w:lineRule="auto"/>
-        <w:rPr>
-          <w:rFonts w:ascii="Times New Roman" w:eastAsia="Times New Roman" w:hAnsi="Times New Roman" w:cs="Times New Roman"/>
-          <w:b/>
-          <w:bCs/>
-          <w:sz w:val="28"/>
-          <w:szCs w:val="28"/>
-          <w:lang w:val="uk-UA"/>
-        </w:rPr>
-      </w:pPr>
-      <w:r>
-        <w:rPr>
-          <w:rFonts w:ascii="Times New Roman" w:eastAsia="Times New Roman" w:hAnsi="Times New Roman" w:cs="Times New Roman"/>
-          <w:b/>
-          <w:bCs/>
-          <w:sz w:val="28"/>
-          <w:szCs w:val="28"/>
-          <w:lang w:val="uk-UA"/>
-        </w:rPr>
-        <w:t> function clearChart() {</w:t>
-      </w:r>
-    </w:p>
-    <w:p>
-      <w:pPr>
-        <w:spacing w:line="360" w:lineRule="auto"/>
-        <w:rPr>
-          <w:rFonts w:ascii="Times New Roman" w:eastAsia="Times New Roman" w:hAnsi="Times New Roman" w:cs="Times New Roman"/>
-          <w:b/>
-          <w:bCs/>
-          <w:sz w:val="28"/>
-          <w:szCs w:val="28"/>
-          <w:lang w:val="uk-UA"/>
-        </w:rPr>
-      </w:pPr>
-      <w:r>
-        <w:rPr>
-          <w:rFonts w:ascii="Times New Roman" w:eastAsia="Times New Roman" w:hAnsi="Times New Roman" w:cs="Times New Roman"/>
-          <w:b/>
-          <w:bCs/>
-          <w:sz w:val="28"/>
-          <w:szCs w:val="28"/>
-          <w:lang w:val="uk-UA"/>
-        </w:rPr>
-        <w:t>   d3.select("#chart").select("svg").selectAll("path").remove();</w:t>
-      </w:r>
-    </w:p>
-    <w:p>
-      <w:pPr>
-        <w:spacing w:line="360" w:lineRule="auto"/>
-        <w:rPr>
-          <w:rFonts w:ascii="Times New Roman" w:eastAsia="Times New Roman" w:hAnsi="Times New Roman" w:cs="Times New Roman"/>
-          <w:b/>
-          <w:bCs/>
-          <w:sz w:val="28"/>
-          <w:szCs w:val="28"/>
-          <w:lang w:val="uk-UA"/>
-        </w:rPr>
-      </w:pPr>
-      <w:r>
-        <w:rPr>
-          <w:rFonts w:ascii="Times New Roman" w:eastAsia="Times New Roman" w:hAnsi="Times New Roman" w:cs="Times New Roman"/>
-          <w:b/>
-          <w:bCs/>
-          <w:sz w:val="28"/>
-          <w:szCs w:val="28"/>
-          <w:lang w:val="uk-UA"/>
-        </w:rPr>
-        <w:t> }</w:t>
-      </w:r>
-    </w:p>
-    <w:p>
-      <w:pPr>
-        <w:spacing w:line="360" w:lineRule="auto"/>
-        <w:rPr>
-          <w:rFonts w:ascii="Times New Roman" w:eastAsia="Times New Roman" w:hAnsi="Times New Roman" w:cs="Times New Roman"/>
-          <w:b/>
-          <w:bCs/>
-          <w:sz w:val="28"/>
-          <w:szCs w:val="28"/>
-          <w:lang w:val="uk-UA"/>
-        </w:rPr>
-      </w:pPr>
-      <w:r>
-        <w:rPr>
-          <w:rFonts w:ascii="Times New Roman" w:eastAsia="Times New Roman" w:hAnsi="Times New Roman" w:cs="Times New Roman"/>
-          <w:b/>
-          <w:bCs/>
-          <w:sz w:val="28"/>
-          <w:szCs w:val="28"/>
-          <w:lang w:val="uk-UA"/>
-        </w:rPr>
-        <w:t> </w:t>
-      </w:r>
-    </w:p>
-    <w:p>
-      <w:pPr>
-        <w:spacing w:line="360" w:lineRule="auto"/>
-        <w:rPr>
-          <w:rFonts w:ascii="Times New Roman" w:eastAsia="Times New Roman" w:hAnsi="Times New Roman" w:cs="Times New Roman"/>
-          <w:b/>
-          <w:bCs/>
-          <w:sz w:val="28"/>
-          <w:szCs w:val="28"/>
-          <w:lang w:val="en-US"/>
-        </w:rPr>
-      </w:pPr>
-      <w:r>
-        <w:rPr>
-          <w:rFonts w:ascii="Times New Roman" w:eastAsia="Times New Roman" w:hAnsi="Times New Roman" w:cs="Times New Roman"/>
-          <w:b/>
-          <w:bCs/>
-          <w:sz w:val="28"/>
-          <w:szCs w:val="28"/>
-          <w:lang w:val="en-US"/>
-        </w:rPr>
         <w:drawing>
           <wp:inline distT="0" distB="0" distL="0" distR="0" wp14:anchorId="477E0D54" wp14:editId="0494C02F">
             <wp:extent cx="5733415" cy="2844800"/>
@@ -9629,7 +9214,7 @@
                     <pic:cNvPicPr/>
                   </pic:nvPicPr>
                   <pic:blipFill>
-                    <a:blip r:embed="rId14"/>
+                    <a:blip r:embed="rId15"/>
                     <a:stretch>
                       <a:fillRect/>
                     </a:stretch>
@@ -9708,7 +9293,7 @@
         </w:rPr>
         <w:br/>
       </w:r>
-      <w:hyperlink r:id="rId15" w:history="1">
+      <w:hyperlink r:id="rId16" w:history="1">
         <w:r>
           <w:rPr>
             <w:rStyle w:val="Hyperlink"/>
@@ -10298,15 +9883,6 @@
   </w:num>
   <w:num w:numId="2" w16cid:durableId="700476943">
     <w:abstractNumId w:val="0"/>
-    <w:lvlOverride w:ilvl="0"/>
-    <w:lvlOverride w:ilvl="1"/>
-    <w:lvlOverride w:ilvl="2"/>
-    <w:lvlOverride w:ilvl="3"/>
-    <w:lvlOverride w:ilvl="4"/>
-    <w:lvlOverride w:ilvl="5"/>
-    <w:lvlOverride w:ilvl="6"/>
-    <w:lvlOverride w:ilvl="7"/>
-    <w:lvlOverride w:ilvl="8"/>
   </w:num>
   <w:num w:numId="3" w16cid:durableId="1137340902">
     <w:abstractNumId w:val="2"/>
@@ -11256,4 +10832,16 @@
   </a:objectDefaults>
   <a:extraClrSchemeLst/>
 </a:theme>
+</file>
+
+<file path=customXml/item1.xml><?xml version="1.0" encoding="utf-8"?>
+<b:Sources xmlns:b="http://schemas.openxmlformats.org/officeDocument/2006/bibliography" xmlns="http://schemas.openxmlformats.org/officeDocument/2006/bibliography" SelectedStyle="\APASixthEditionOfficeOnline.xsl" StyleName="APA" Version="6"/>
+</file>
+
+<file path=customXml/itemProps1.xml><?xml version="1.0" encoding="utf-8"?>
+<ds:datastoreItem xmlns:ds="http://schemas.openxmlformats.org/officeDocument/2006/customXml" ds:itemID="{98DA768E-E036-4F22-AD1D-FD5F61E9ED4E}">
+  <ds:schemaRefs>
+    <ds:schemaRef ds:uri="http://schemas.openxmlformats.org/officeDocument/2006/bibliography"/>
+  </ds:schemaRefs>
+</ds:datastoreItem>
 </file>
--- a/Toroni Vasyl/Lab 1 m.docx
+++ b/Toroni Vasyl/Lab 1 m.docx
@@ -1026,7 +1026,7 @@
           <w:lang w:val="uk-UA"/>
         </w:rPr>
         <w:drawing>
-          <wp:inline distT="0" distB="0" distL="0" distR="0" wp14:anchorId="08E7C7A9" wp14:editId="4CD9BCBF">
+          <wp:inline distT="0" distB="0" distL="0" distR="0" wp14:anchorId="08E7C7A9" wp14:editId="61C5504B">
             <wp:extent cx="3829050" cy="2247900"/>
             <wp:effectExtent l="0" t="0" r="0" b="0"/>
             <wp:docPr id="963329045" name="Picture 13"/>
@@ -1412,7 +1412,7 @@
           <w:lang w:val="uk-UA"/>
         </w:rPr>
         <w:drawing>
-          <wp:inline distT="0" distB="0" distL="0" distR="0" wp14:anchorId="7E13C27C" wp14:editId="37016DB0">
+          <wp:inline distT="0" distB="0" distL="0" distR="0" wp14:anchorId="7E13C27C" wp14:editId="74D6714B">
             <wp:extent cx="3905250" cy="514350"/>
             <wp:effectExtent l="0" t="0" r="0" b="0"/>
             <wp:docPr id="1237038624" name="Picture 9"/>
@@ -1749,7 +1749,7 @@
         </w:rPr>
         <w:lastRenderedPageBreak/>
         <w:drawing>
-          <wp:inline distT="0" distB="0" distL="0" distR="0" wp14:anchorId="1F9119FF" wp14:editId="440CB826">
+          <wp:inline distT="0" distB="0" distL="0" distR="0" wp14:anchorId="1F9119FF" wp14:editId="3225F28A">
             <wp:extent cx="5724525" cy="2914650"/>
             <wp:effectExtent l="0" t="0" r="9525" b="0"/>
             <wp:docPr id="2045646705" name="Picture 18"/>
@@ -4222,15 +4222,15 @@
           <w:rFonts w:ascii="Times New Roman" w:eastAsia="Times New Roman" w:hAnsi="Times New Roman" w:cs="Times New Roman"/>
           <w:sz w:val="28"/>
           <w:szCs w:val="28"/>
-          <w:lang w:val="en-US"/>
-        </w:rPr>
-      </w:pPr>
-      <w:r>
-        <w:rPr>
-          <w:rFonts w:ascii="Times New Roman" w:eastAsia="Times New Roman" w:hAnsi="Times New Roman" w:cs="Times New Roman"/>
-          <w:sz w:val="28"/>
-          <w:szCs w:val="28"/>
-          <w:lang w:val="ru-RU"/>
+          <w:lang w:val="uk-UA"/>
+        </w:rPr>
+      </w:pPr>
+      <w:r>
+        <w:rPr>
+          <w:rFonts w:ascii="Times New Roman" w:eastAsia="Times New Roman" w:hAnsi="Times New Roman" w:cs="Times New Roman"/>
+          <w:sz w:val="28"/>
+          <w:szCs w:val="28"/>
+          <w:lang w:val="en-US"/>
         </w:rPr>
         <w:t xml:space="preserve">    </w:t>
       </w:r>
@@ -4294,6 +4294,23 @@
         </w:rPr>
         <w:t>(angle), 2) + 2 * a * y0;</w:t>
       </w:r>
+      <w:r>
+        <w:rPr>
+          <w:rFonts w:ascii="Times New Roman" w:eastAsia="Times New Roman" w:hAnsi="Times New Roman" w:cs="Times New Roman"/>
+          <w:sz w:val="28"/>
+          <w:szCs w:val="28"/>
+          <w:lang w:val="uk-UA"/>
+        </w:rPr>
+        <w:t xml:space="preserve"> </w:t>
+      </w:r>
+      <w:r>
+        <w:rPr>
+          <w:rFonts w:ascii="Times New Roman" w:eastAsia="Times New Roman" w:hAnsi="Times New Roman" w:cs="Times New Roman"/>
+          <w:sz w:val="28"/>
+          <w:szCs w:val="28"/>
+        </w:rPr>
+        <w:t>квадратне рівняння руху по вертикалі</w:t>
+      </w:r>
     </w:p>
     <w:p>
       <w:pPr>
@@ -5163,7 +5180,6 @@
           <w:szCs w:val="28"/>
           <w:lang w:val="en-US"/>
         </w:rPr>
-        <w:lastRenderedPageBreak/>
         <w:t xml:space="preserve">function </w:t>
       </w:r>
       <w:proofErr w:type="spellStart"/>
@@ -5860,7 +5876,7 @@
           <w:bCs/>
           <w:sz w:val="28"/>
           <w:szCs w:val="28"/>
-          <w:lang w:val="ru-RU"/>
+          <w:lang w:val="en-US"/>
         </w:rPr>
         <w:t xml:space="preserve">    </w:t>
       </w:r>
@@ -5890,7 +5906,7 @@
           <w:rFonts w:ascii="Times New Roman" w:eastAsia="Times New Roman" w:hAnsi="Times New Roman" w:cs="Times New Roman"/>
           <w:sz w:val="28"/>
           <w:szCs w:val="28"/>
-          <w:lang w:val="ru-RU"/>
+          <w:lang w:val="en-US"/>
         </w:rPr>
         <w:t xml:space="preserve">    </w:t>
       </w:r>
@@ -6284,6 +6300,7 @@
           <w:szCs w:val="28"/>
           <w:lang w:val="en-US"/>
         </w:rPr>
+        <w:lastRenderedPageBreak/>
         <w:t>}</w:t>
       </w:r>
       <w:r>
@@ -6504,7 +6521,7 @@
           <w:bCs/>
           <w:sz w:val="28"/>
           <w:szCs w:val="28"/>
-          <w:lang w:val="ru-RU"/>
+          <w:lang w:val="en-US"/>
         </w:rPr>
       </w:pPr>
     </w:p>
@@ -6974,6 +6991,7 @@
           <w:szCs w:val="28"/>
           <w:lang w:val="uk-UA"/>
         </w:rPr>
+        <w:lastRenderedPageBreak/>
         <w:t>            &lt;label for="y0"&gt;y0:&lt;/label&gt;</w:t>
       </w:r>
     </w:p>
@@ -7571,6 +7589,7 @@
           <w:szCs w:val="28"/>
           <w:lang w:val="en-US"/>
         </w:rPr>
+        <w:lastRenderedPageBreak/>
         <w:t>JS</w:t>
       </w:r>
     </w:p>
@@ -7604,171 +7623,603 @@
           <w:szCs w:val="28"/>
           <w:lang w:val="uk-UA"/>
         </w:rPr>
+        <w:t>function drawTrajectory() {</w:t>
+      </w:r>
+    </w:p>
+    <w:p>
+      <w:pPr>
+        <w:spacing w:line="360" w:lineRule="auto"/>
+        <w:rPr>
+          <w:rFonts w:ascii="Times New Roman" w:eastAsia="Times New Roman" w:hAnsi="Times New Roman" w:cs="Times New Roman"/>
+          <w:sz w:val="28"/>
+          <w:szCs w:val="28"/>
+          <w:lang w:val="uk-UA"/>
+        </w:rPr>
+      </w:pPr>
+      <w:r>
+        <w:rPr>
+          <w:rFonts w:ascii="Times New Roman" w:eastAsia="Times New Roman" w:hAnsi="Times New Roman" w:cs="Times New Roman"/>
+          <w:sz w:val="28"/>
+          <w:szCs w:val="28"/>
+          <w:lang w:val="uk-UA"/>
+        </w:rPr>
+        <w:t>   const x0 = parseFloat(document.getElementById('x0').value);</w:t>
+      </w:r>
+    </w:p>
+    <w:p>
+      <w:pPr>
+        <w:spacing w:line="360" w:lineRule="auto"/>
+        <w:rPr>
+          <w:rFonts w:ascii="Times New Roman" w:eastAsia="Times New Roman" w:hAnsi="Times New Roman" w:cs="Times New Roman"/>
+          <w:sz w:val="28"/>
+          <w:szCs w:val="28"/>
+          <w:lang w:val="uk-UA"/>
+        </w:rPr>
+      </w:pPr>
+      <w:r>
+        <w:rPr>
+          <w:rFonts w:ascii="Times New Roman" w:eastAsia="Times New Roman" w:hAnsi="Times New Roman" w:cs="Times New Roman"/>
+          <w:sz w:val="28"/>
+          <w:szCs w:val="28"/>
+          <w:lang w:val="uk-UA"/>
+        </w:rPr>
+        <w:t>   const y0 = parseFloat(document.getElementById('y0').value);</w:t>
+      </w:r>
+    </w:p>
+    <w:p>
+      <w:pPr>
+        <w:spacing w:line="360" w:lineRule="auto"/>
+        <w:rPr>
+          <w:rFonts w:ascii="Times New Roman" w:eastAsia="Times New Roman" w:hAnsi="Times New Roman" w:cs="Times New Roman"/>
+          <w:sz w:val="28"/>
+          <w:szCs w:val="28"/>
+          <w:lang w:val="uk-UA"/>
+        </w:rPr>
+      </w:pPr>
+      <w:r>
+        <w:rPr>
+          <w:rFonts w:ascii="Times New Roman" w:eastAsia="Times New Roman" w:hAnsi="Times New Roman" w:cs="Times New Roman"/>
+          <w:sz w:val="28"/>
+          <w:szCs w:val="28"/>
+          <w:lang w:val="uk-UA"/>
+        </w:rPr>
+        <w:t>   const angleDeg = parseFloat(document.getElementById('angle').value);</w:t>
+      </w:r>
+    </w:p>
+    <w:p>
+      <w:pPr>
+        <w:spacing w:line="360" w:lineRule="auto"/>
+        <w:rPr>
+          <w:rFonts w:ascii="Times New Roman" w:eastAsia="Times New Roman" w:hAnsi="Times New Roman" w:cs="Times New Roman"/>
+          <w:sz w:val="28"/>
+          <w:szCs w:val="28"/>
+          <w:lang w:val="uk-UA"/>
+        </w:rPr>
+      </w:pPr>
+      <w:r>
+        <w:rPr>
+          <w:rFonts w:ascii="Times New Roman" w:eastAsia="Times New Roman" w:hAnsi="Times New Roman" w:cs="Times New Roman"/>
+          <w:sz w:val="28"/>
+          <w:szCs w:val="28"/>
+          <w:lang w:val="uk-UA"/>
+        </w:rPr>
+        <w:t>   const v0 = parseFloat(document.getElementById('v0').value);</w:t>
+      </w:r>
+    </w:p>
+    <w:p>
+      <w:pPr>
+        <w:spacing w:line="360" w:lineRule="auto"/>
+        <w:rPr>
+          <w:rFonts w:ascii="Times New Roman" w:eastAsia="Times New Roman" w:hAnsi="Times New Roman" w:cs="Times New Roman"/>
+          <w:sz w:val="28"/>
+          <w:szCs w:val="28"/>
+          <w:lang w:val="uk-UA"/>
+        </w:rPr>
+      </w:pPr>
+      <w:r>
+        <w:rPr>
+          <w:rFonts w:ascii="Times New Roman" w:eastAsia="Times New Roman" w:hAnsi="Times New Roman" w:cs="Times New Roman"/>
+          <w:sz w:val="28"/>
+          <w:szCs w:val="28"/>
+          <w:lang w:val="uk-UA"/>
+        </w:rPr>
+        <w:t>   const a = parseFloat(document.getElementById('acceleration').value);</w:t>
+      </w:r>
+    </w:p>
+    <w:p>
+      <w:pPr>
+        <w:spacing w:line="360" w:lineRule="auto"/>
+        <w:rPr>
+          <w:rFonts w:ascii="Times New Roman" w:eastAsia="Times New Roman" w:hAnsi="Times New Roman" w:cs="Times New Roman"/>
+          <w:sz w:val="28"/>
+          <w:szCs w:val="28"/>
+          <w:lang w:val="uk-UA"/>
+        </w:rPr>
+      </w:pPr>
+      <w:r>
+        <w:rPr>
+          <w:rFonts w:ascii="Times New Roman" w:eastAsia="Times New Roman" w:hAnsi="Times New Roman" w:cs="Times New Roman"/>
+          <w:sz w:val="28"/>
+          <w:szCs w:val="28"/>
+          <w:lang w:val="uk-UA"/>
+        </w:rPr>
+        <w:t>   const trajectoryColor = document.getElementById('trajectoryColor').value;</w:t>
+      </w:r>
+    </w:p>
+    <w:p>
+      <w:pPr>
+        <w:spacing w:line="360" w:lineRule="auto"/>
+        <w:rPr>
+          <w:rFonts w:ascii="Times New Roman" w:eastAsia="Times New Roman" w:hAnsi="Times New Roman" w:cs="Times New Roman"/>
+          <w:sz w:val="28"/>
+          <w:szCs w:val="28"/>
+          <w:lang w:val="uk-UA"/>
+        </w:rPr>
+      </w:pPr>
+      <w:r>
+        <w:rPr>
+          <w:rFonts w:ascii="Times New Roman" w:eastAsia="Times New Roman" w:hAnsi="Times New Roman" w:cs="Times New Roman"/>
+          <w:sz w:val="28"/>
+          <w:szCs w:val="28"/>
+          <w:lang w:val="uk-UA"/>
+        </w:rPr>
+        <w:t>   const angle = angleDeg * Math.PI / 180;</w:t>
+      </w:r>
+    </w:p>
+    <w:p>
+      <w:pPr>
+        <w:spacing w:line="360" w:lineRule="auto"/>
+        <w:rPr>
+          <w:rFonts w:ascii="Times New Roman" w:eastAsia="Times New Roman" w:hAnsi="Times New Roman" w:cs="Times New Roman"/>
+          <w:b/>
+          <w:bCs/>
+          <w:sz w:val="28"/>
+          <w:szCs w:val="28"/>
+          <w:lang w:val="uk-UA"/>
+        </w:rPr>
+      </w:pPr>
+      <w:r>
+        <w:rPr>
+          <w:rFonts w:ascii="Times New Roman" w:eastAsia="Times New Roman" w:hAnsi="Times New Roman" w:cs="Times New Roman"/>
+          <w:b/>
+          <w:bCs/>
+          <w:sz w:val="28"/>
+          <w:szCs w:val="28"/>
+        </w:rPr>
+        <w:t>Цей блок коду отримує введені користувачем дані з полів введення у HTML та конвертує їх у числа</w:t>
+      </w:r>
+    </w:p>
+    <w:p>
+      <w:pPr>
+        <w:spacing w:line="360" w:lineRule="auto"/>
+        <w:rPr>
+          <w:rFonts w:ascii="Times New Roman" w:eastAsia="Times New Roman" w:hAnsi="Times New Roman" w:cs="Times New Roman"/>
+          <w:b/>
+          <w:bCs/>
+          <w:sz w:val="28"/>
+          <w:szCs w:val="28"/>
+          <w:lang w:val="uk-UA"/>
+        </w:rPr>
+      </w:pPr>
+      <w:r>
+        <w:rPr>
+          <w:rFonts w:ascii="Times New Roman" w:eastAsia="Times New Roman" w:hAnsi="Times New Roman" w:cs="Times New Roman"/>
+          <w:b/>
+          <w:bCs/>
+          <w:sz w:val="28"/>
+          <w:szCs w:val="28"/>
+          <w:lang w:val="uk-UA"/>
+        </w:rPr>
+        <w:t> </w:t>
+      </w:r>
+    </w:p>
+    <w:p>
+      <w:pPr>
+        <w:spacing w:line="360" w:lineRule="auto"/>
+        <w:rPr>
+          <w:rFonts w:ascii="Times New Roman" w:eastAsia="Times New Roman" w:hAnsi="Times New Roman" w:cs="Times New Roman"/>
+          <w:sz w:val="28"/>
+          <w:szCs w:val="28"/>
+          <w:lang w:val="uk-UA"/>
+        </w:rPr>
+      </w:pPr>
+      <w:r>
+        <w:rPr>
+          <w:rFonts w:ascii="Times New Roman" w:eastAsia="Times New Roman" w:hAnsi="Times New Roman" w:cs="Times New Roman"/>
+          <w:b/>
+          <w:bCs/>
+          <w:sz w:val="28"/>
+          <w:szCs w:val="28"/>
+          <w:lang w:val="uk-UA"/>
+        </w:rPr>
+        <w:t>   </w:t>
+      </w:r>
+      <w:r>
+        <w:rPr>
+          <w:rFonts w:ascii="Times New Roman" w:eastAsia="Times New Roman" w:hAnsi="Times New Roman" w:cs="Times New Roman"/>
+          <w:sz w:val="28"/>
+          <w:szCs w:val="28"/>
+          <w:lang w:val="uk-UA"/>
+        </w:rPr>
+        <w:t>const discriminant = Math.pow(v0 * Math.sin(angle), 2) + 2 * a * y0;</w:t>
+      </w:r>
+    </w:p>
+    <w:p>
+      <w:pPr>
+        <w:spacing w:line="360" w:lineRule="auto"/>
+        <w:rPr>
+          <w:rFonts w:ascii="Times New Roman" w:eastAsia="Times New Roman" w:hAnsi="Times New Roman" w:cs="Times New Roman"/>
+          <w:sz w:val="28"/>
+          <w:szCs w:val="28"/>
+          <w:lang w:val="uk-UA"/>
+        </w:rPr>
+      </w:pPr>
+      <w:r>
+        <w:rPr>
+          <w:rFonts w:ascii="Times New Roman" w:eastAsia="Times New Roman" w:hAnsi="Times New Roman" w:cs="Times New Roman"/>
+          <w:sz w:val="28"/>
+          <w:szCs w:val="28"/>
+          <w:lang w:val="uk-UA"/>
+        </w:rPr>
+        <w:t>   let tFlight = (v0 * Math.sin(angle) + Math.sqrt(discriminant)) / a;</w:t>
+      </w:r>
+    </w:p>
+    <w:p>
+      <w:pPr>
+        <w:spacing w:line="360" w:lineRule="auto"/>
+        <w:rPr>
+          <w:rFonts w:ascii="Times New Roman" w:eastAsia="Times New Roman" w:hAnsi="Times New Roman" w:cs="Times New Roman"/>
+          <w:sz w:val="28"/>
+          <w:szCs w:val="28"/>
+          <w:lang w:val="uk-UA"/>
+        </w:rPr>
+      </w:pPr>
+      <w:r>
+        <w:rPr>
+          <w:rFonts w:ascii="Times New Roman" w:eastAsia="Times New Roman" w:hAnsi="Times New Roman" w:cs="Times New Roman"/>
+          <w:sz w:val="28"/>
+          <w:szCs w:val="28"/>
+          <w:lang w:val="uk-UA"/>
+        </w:rPr>
+        <w:t>   if (tFlight &lt; 0) tFlight = 0;</w:t>
+      </w:r>
+    </w:p>
+    <w:p>
+      <w:pPr>
+        <w:spacing w:line="360" w:lineRule="auto"/>
+        <w:rPr>
+          <w:rFonts w:ascii="Times New Roman" w:eastAsia="Times New Roman" w:hAnsi="Times New Roman" w:cs="Times New Roman"/>
+          <w:b/>
+          <w:bCs/>
+          <w:sz w:val="28"/>
+          <w:szCs w:val="28"/>
+          <w:lang w:val="uk-UA"/>
+        </w:rPr>
+      </w:pPr>
+      <w:r>
+        <w:rPr>
+          <w:rFonts w:ascii="Times New Roman" w:eastAsia="Times New Roman" w:hAnsi="Times New Roman" w:cs="Times New Roman"/>
+          <w:b/>
+          <w:bCs/>
+          <w:sz w:val="28"/>
+          <w:szCs w:val="28"/>
+          <w:lang w:val="uk-UA"/>
+        </w:rPr>
+        <w:t> </w:t>
+      </w:r>
+      <w:r>
+        <w:rPr>
+          <w:rFonts w:ascii="Times New Roman" w:eastAsia="Times New Roman" w:hAnsi="Times New Roman" w:cs="Times New Roman"/>
+          <w:b/>
+          <w:bCs/>
+          <w:sz w:val="28"/>
+          <w:szCs w:val="28"/>
+        </w:rPr>
+        <w:t>Це розрахунок часу польоту за рівнянням руху</w:t>
+      </w:r>
+    </w:p>
+    <w:p>
+      <w:pPr>
+        <w:spacing w:line="360" w:lineRule="auto"/>
+        <w:rPr>
+          <w:rFonts w:ascii="Times New Roman" w:eastAsia="Times New Roman" w:hAnsi="Times New Roman" w:cs="Times New Roman"/>
+          <w:b/>
+          <w:bCs/>
+          <w:sz w:val="28"/>
+          <w:szCs w:val="28"/>
+          <w:lang w:val="uk-UA"/>
+        </w:rPr>
+      </w:pPr>
+    </w:p>
+    <w:p>
+      <w:pPr>
+        <w:spacing w:line="360" w:lineRule="auto"/>
+        <w:rPr>
+          <w:rFonts w:ascii="Times New Roman" w:eastAsia="Times New Roman" w:hAnsi="Times New Roman" w:cs="Times New Roman"/>
+          <w:sz w:val="28"/>
+          <w:szCs w:val="28"/>
+          <w:lang w:val="uk-UA"/>
+        </w:rPr>
+      </w:pPr>
+      <w:r>
+        <w:rPr>
+          <w:rFonts w:ascii="Times New Roman" w:eastAsia="Times New Roman" w:hAnsi="Times New Roman" w:cs="Times New Roman"/>
+          <w:sz w:val="28"/>
+          <w:szCs w:val="28"/>
+          <w:lang w:val="uk-UA"/>
+        </w:rPr>
+        <w:t>   const numPoints = 100;</w:t>
+      </w:r>
+    </w:p>
+    <w:p>
+      <w:pPr>
+        <w:spacing w:line="360" w:lineRule="auto"/>
+        <w:rPr>
+          <w:rFonts w:ascii="Times New Roman" w:eastAsia="Times New Roman" w:hAnsi="Times New Roman" w:cs="Times New Roman"/>
+          <w:sz w:val="28"/>
+          <w:szCs w:val="28"/>
+          <w:lang w:val="uk-UA"/>
+        </w:rPr>
+      </w:pPr>
+      <w:r>
+        <w:rPr>
+          <w:rFonts w:ascii="Times New Roman" w:eastAsia="Times New Roman" w:hAnsi="Times New Roman" w:cs="Times New Roman"/>
+          <w:sz w:val="28"/>
+          <w:szCs w:val="28"/>
+          <w:lang w:val="uk-UA"/>
+        </w:rPr>
+        <w:t>   const data = [];</w:t>
+      </w:r>
+    </w:p>
+    <w:p>
+      <w:pPr>
+        <w:spacing w:line="360" w:lineRule="auto"/>
+        <w:rPr>
+          <w:rFonts w:ascii="Times New Roman" w:eastAsia="Times New Roman" w:hAnsi="Times New Roman" w:cs="Times New Roman"/>
+          <w:sz w:val="28"/>
+          <w:szCs w:val="28"/>
+          <w:lang w:val="uk-UA"/>
+        </w:rPr>
+      </w:pPr>
+      <w:r>
+        <w:rPr>
+          <w:rFonts w:ascii="Times New Roman" w:eastAsia="Times New Roman" w:hAnsi="Times New Roman" w:cs="Times New Roman"/>
+          <w:sz w:val="28"/>
+          <w:szCs w:val="28"/>
+          <w:lang w:val="uk-UA"/>
+        </w:rPr>
+        <w:t>   for (let i = 0; i &lt;= numPoints; i++) {</w:t>
+      </w:r>
+    </w:p>
+    <w:p>
+      <w:pPr>
+        <w:spacing w:line="360" w:lineRule="auto"/>
+        <w:rPr>
+          <w:rFonts w:ascii="Times New Roman" w:eastAsia="Times New Roman" w:hAnsi="Times New Roman" w:cs="Times New Roman"/>
+          <w:sz w:val="28"/>
+          <w:szCs w:val="28"/>
+          <w:lang w:val="uk-UA"/>
+        </w:rPr>
+      </w:pPr>
+      <w:r>
+        <w:rPr>
+          <w:rFonts w:ascii="Times New Roman" w:eastAsia="Times New Roman" w:hAnsi="Times New Roman" w:cs="Times New Roman"/>
+          <w:sz w:val="28"/>
+          <w:szCs w:val="28"/>
+          <w:lang w:val="uk-UA"/>
+        </w:rPr>
+        <w:t>     const t = tFlight * i / numPoints;</w:t>
+      </w:r>
+    </w:p>
+    <w:p>
+      <w:pPr>
+        <w:spacing w:line="360" w:lineRule="auto"/>
+        <w:rPr>
+          <w:rFonts w:ascii="Times New Roman" w:eastAsia="Times New Roman" w:hAnsi="Times New Roman" w:cs="Times New Roman"/>
+          <w:sz w:val="28"/>
+          <w:szCs w:val="28"/>
+          <w:lang w:val="uk-UA"/>
+        </w:rPr>
+      </w:pPr>
+      <w:r>
+        <w:rPr>
+          <w:rFonts w:ascii="Times New Roman" w:eastAsia="Times New Roman" w:hAnsi="Times New Roman" w:cs="Times New Roman"/>
+          <w:sz w:val="28"/>
+          <w:szCs w:val="28"/>
+          <w:lang w:val="uk-UA"/>
+        </w:rPr>
+        <w:t>     const x = x0 + v0 * Math.cos(angle) * t;</w:t>
+      </w:r>
+    </w:p>
+    <w:p>
+      <w:pPr>
+        <w:spacing w:line="360" w:lineRule="auto"/>
+        <w:rPr>
+          <w:rFonts w:ascii="Times New Roman" w:eastAsia="Times New Roman" w:hAnsi="Times New Roman" w:cs="Times New Roman"/>
+          <w:sz w:val="28"/>
+          <w:szCs w:val="28"/>
+          <w:lang w:val="uk-UA"/>
+        </w:rPr>
+      </w:pPr>
+      <w:r>
+        <w:rPr>
+          <w:rFonts w:ascii="Times New Roman" w:eastAsia="Times New Roman" w:hAnsi="Times New Roman" w:cs="Times New Roman"/>
+          <w:sz w:val="28"/>
+          <w:szCs w:val="28"/>
+          <w:lang w:val="uk-UA"/>
+        </w:rPr>
+        <w:t>     const y = y0 + v0 * Math.sin(angle) * t - 0.5 * a * t * t;</w:t>
+      </w:r>
+    </w:p>
+    <w:p>
+      <w:pPr>
+        <w:spacing w:line="360" w:lineRule="auto"/>
+        <w:rPr>
+          <w:rFonts w:ascii="Times New Roman" w:eastAsia="Times New Roman" w:hAnsi="Times New Roman" w:cs="Times New Roman"/>
+          <w:sz w:val="28"/>
+          <w:szCs w:val="28"/>
+          <w:lang w:val="uk-UA"/>
+        </w:rPr>
+      </w:pPr>
+      <w:r>
+        <w:rPr>
+          <w:rFonts w:ascii="Times New Roman" w:eastAsia="Times New Roman" w:hAnsi="Times New Roman" w:cs="Times New Roman"/>
+          <w:sz w:val="28"/>
+          <w:szCs w:val="28"/>
+          <w:lang w:val="uk-UA"/>
+        </w:rPr>
+        <w:t>     data.push({ x, y });</w:t>
+      </w:r>
+    </w:p>
+    <w:p>
+      <w:pPr>
+        <w:spacing w:line="360" w:lineRule="auto"/>
+        <w:rPr>
+          <w:rFonts w:ascii="Times New Roman" w:eastAsia="Times New Roman" w:hAnsi="Times New Roman" w:cs="Times New Roman"/>
+          <w:sz w:val="28"/>
+          <w:szCs w:val="28"/>
+          <w:lang w:val="uk-UA"/>
+        </w:rPr>
+      </w:pPr>
+      <w:r>
+        <w:rPr>
+          <w:rFonts w:ascii="Times New Roman" w:eastAsia="Times New Roman" w:hAnsi="Times New Roman" w:cs="Times New Roman"/>
+          <w:sz w:val="28"/>
+          <w:szCs w:val="28"/>
+          <w:lang w:val="uk-UA"/>
+        </w:rPr>
+        <w:t>   }</w:t>
+      </w:r>
+    </w:p>
+    <w:p>
+      <w:pPr>
+        <w:spacing w:line="360" w:lineRule="auto"/>
+        <w:rPr>
+          <w:rFonts w:ascii="Times New Roman" w:eastAsia="Times New Roman" w:hAnsi="Times New Roman" w:cs="Times New Roman"/>
+          <w:b/>
+          <w:bCs/>
+          <w:sz w:val="28"/>
+          <w:szCs w:val="28"/>
+          <w:lang w:val="uk-UA"/>
+        </w:rPr>
+      </w:pPr>
+      <w:r>
+        <w:rPr>
+          <w:rFonts w:ascii="Times New Roman" w:eastAsia="Times New Roman" w:hAnsi="Times New Roman" w:cs="Times New Roman"/>
+          <w:b/>
+          <w:bCs/>
+          <w:sz w:val="28"/>
+          <w:szCs w:val="28"/>
+        </w:rPr>
+        <w:t>Генерація точок траєкторії</w:t>
+      </w:r>
+    </w:p>
+    <w:p>
+      <w:pPr>
+        <w:spacing w:line="360" w:lineRule="auto"/>
+        <w:rPr>
+          <w:rFonts w:ascii="Times New Roman" w:eastAsia="Times New Roman" w:hAnsi="Times New Roman" w:cs="Times New Roman"/>
+          <w:b/>
+          <w:bCs/>
+          <w:sz w:val="28"/>
+          <w:szCs w:val="28"/>
+          <w:lang w:val="uk-UA"/>
+        </w:rPr>
+      </w:pPr>
+      <w:r>
+        <w:rPr>
+          <w:rFonts w:ascii="Times New Roman" w:eastAsia="Times New Roman" w:hAnsi="Times New Roman" w:cs="Times New Roman"/>
+          <w:b/>
+          <w:bCs/>
+          <w:sz w:val="28"/>
+          <w:szCs w:val="28"/>
+          <w:lang w:val="uk-UA"/>
+        </w:rPr>
+        <w:t> </w:t>
+      </w:r>
+    </w:p>
+    <w:p>
+      <w:pPr>
+        <w:spacing w:line="360" w:lineRule="auto"/>
+        <w:rPr>
+          <w:rFonts w:ascii="Times New Roman" w:eastAsia="Times New Roman" w:hAnsi="Times New Roman" w:cs="Times New Roman"/>
+          <w:sz w:val="28"/>
+          <w:szCs w:val="28"/>
+          <w:lang w:val="uk-UA"/>
+        </w:rPr>
+      </w:pPr>
+      <w:r>
+        <w:rPr>
+          <w:rFonts w:ascii="Times New Roman" w:eastAsia="Times New Roman" w:hAnsi="Times New Roman" w:cs="Times New Roman"/>
+          <w:sz w:val="28"/>
+          <w:szCs w:val="28"/>
+          <w:lang w:val="uk-UA"/>
+        </w:rPr>
+        <w:t>   const margin = { top: 20, right: 30, bottom: 40, left: 50 };</w:t>
+      </w:r>
+    </w:p>
+    <w:p>
+      <w:pPr>
+        <w:spacing w:line="360" w:lineRule="auto"/>
+        <w:rPr>
+          <w:rFonts w:ascii="Times New Roman" w:eastAsia="Times New Roman" w:hAnsi="Times New Roman" w:cs="Times New Roman"/>
+          <w:sz w:val="28"/>
+          <w:szCs w:val="28"/>
+          <w:lang w:val="uk-UA"/>
+        </w:rPr>
+      </w:pPr>
+      <w:r>
+        <w:rPr>
+          <w:rFonts w:ascii="Times New Roman" w:eastAsia="Times New Roman" w:hAnsi="Times New Roman" w:cs="Times New Roman"/>
+          <w:sz w:val="28"/>
+          <w:szCs w:val="28"/>
+          <w:lang w:val="uk-UA"/>
+        </w:rPr>
         <w:lastRenderedPageBreak/>
-        <w:t>function drawTrajectory() {</w:t>
-      </w:r>
-    </w:p>
-    <w:p>
-      <w:pPr>
-        <w:spacing w:line="360" w:lineRule="auto"/>
-        <w:rPr>
-          <w:rFonts w:ascii="Times New Roman" w:eastAsia="Times New Roman" w:hAnsi="Times New Roman" w:cs="Times New Roman"/>
-          <w:sz w:val="28"/>
-          <w:szCs w:val="28"/>
-          <w:lang w:val="uk-UA"/>
-        </w:rPr>
-      </w:pPr>
-      <w:r>
-        <w:rPr>
-          <w:rFonts w:ascii="Times New Roman" w:eastAsia="Times New Roman" w:hAnsi="Times New Roman" w:cs="Times New Roman"/>
-          <w:sz w:val="28"/>
-          <w:szCs w:val="28"/>
-          <w:lang w:val="uk-UA"/>
-        </w:rPr>
-        <w:t>   const x0 = parseFloat(document.getElementById('x0').value);</w:t>
-      </w:r>
-    </w:p>
-    <w:p>
-      <w:pPr>
-        <w:spacing w:line="360" w:lineRule="auto"/>
-        <w:rPr>
-          <w:rFonts w:ascii="Times New Roman" w:eastAsia="Times New Roman" w:hAnsi="Times New Roman" w:cs="Times New Roman"/>
-          <w:sz w:val="28"/>
-          <w:szCs w:val="28"/>
-          <w:lang w:val="uk-UA"/>
-        </w:rPr>
-      </w:pPr>
-      <w:r>
-        <w:rPr>
-          <w:rFonts w:ascii="Times New Roman" w:eastAsia="Times New Roman" w:hAnsi="Times New Roman" w:cs="Times New Roman"/>
-          <w:sz w:val="28"/>
-          <w:szCs w:val="28"/>
-          <w:lang w:val="uk-UA"/>
-        </w:rPr>
-        <w:t>   const y0 = parseFloat(document.getElementById('y0').value);</w:t>
-      </w:r>
-    </w:p>
-    <w:p>
-      <w:pPr>
-        <w:spacing w:line="360" w:lineRule="auto"/>
-        <w:rPr>
-          <w:rFonts w:ascii="Times New Roman" w:eastAsia="Times New Roman" w:hAnsi="Times New Roman" w:cs="Times New Roman"/>
-          <w:sz w:val="28"/>
-          <w:szCs w:val="28"/>
-          <w:lang w:val="uk-UA"/>
-        </w:rPr>
-      </w:pPr>
-      <w:r>
-        <w:rPr>
-          <w:rFonts w:ascii="Times New Roman" w:eastAsia="Times New Roman" w:hAnsi="Times New Roman" w:cs="Times New Roman"/>
-          <w:sz w:val="28"/>
-          <w:szCs w:val="28"/>
-          <w:lang w:val="uk-UA"/>
-        </w:rPr>
-        <w:t>   const angleDeg = parseFloat(document.getElementById('angle').value);</w:t>
-      </w:r>
-    </w:p>
-    <w:p>
-      <w:pPr>
-        <w:spacing w:line="360" w:lineRule="auto"/>
-        <w:rPr>
-          <w:rFonts w:ascii="Times New Roman" w:eastAsia="Times New Roman" w:hAnsi="Times New Roman" w:cs="Times New Roman"/>
-          <w:sz w:val="28"/>
-          <w:szCs w:val="28"/>
-          <w:lang w:val="uk-UA"/>
-        </w:rPr>
-      </w:pPr>
-      <w:r>
-        <w:rPr>
-          <w:rFonts w:ascii="Times New Roman" w:eastAsia="Times New Roman" w:hAnsi="Times New Roman" w:cs="Times New Roman"/>
-          <w:sz w:val="28"/>
-          <w:szCs w:val="28"/>
-          <w:lang w:val="uk-UA"/>
-        </w:rPr>
-        <w:t>   const v0 = parseFloat(document.getElementById('v0').value);</w:t>
-      </w:r>
-    </w:p>
-    <w:p>
-      <w:pPr>
-        <w:spacing w:line="360" w:lineRule="auto"/>
-        <w:rPr>
-          <w:rFonts w:ascii="Times New Roman" w:eastAsia="Times New Roman" w:hAnsi="Times New Roman" w:cs="Times New Roman"/>
-          <w:sz w:val="28"/>
-          <w:szCs w:val="28"/>
-          <w:lang w:val="uk-UA"/>
-        </w:rPr>
-      </w:pPr>
-      <w:r>
-        <w:rPr>
-          <w:rFonts w:ascii="Times New Roman" w:eastAsia="Times New Roman" w:hAnsi="Times New Roman" w:cs="Times New Roman"/>
-          <w:sz w:val="28"/>
-          <w:szCs w:val="28"/>
-          <w:lang w:val="uk-UA"/>
-        </w:rPr>
-        <w:t>   const a = parseFloat(document.getElementById('acceleration').value);</w:t>
-      </w:r>
-    </w:p>
-    <w:p>
-      <w:pPr>
-        <w:spacing w:line="360" w:lineRule="auto"/>
-        <w:rPr>
-          <w:rFonts w:ascii="Times New Roman" w:eastAsia="Times New Roman" w:hAnsi="Times New Roman" w:cs="Times New Roman"/>
-          <w:sz w:val="28"/>
-          <w:szCs w:val="28"/>
-          <w:lang w:val="uk-UA"/>
-        </w:rPr>
-      </w:pPr>
-      <w:r>
-        <w:rPr>
-          <w:rFonts w:ascii="Times New Roman" w:eastAsia="Times New Roman" w:hAnsi="Times New Roman" w:cs="Times New Roman"/>
-          <w:sz w:val="28"/>
-          <w:szCs w:val="28"/>
-          <w:lang w:val="uk-UA"/>
-        </w:rPr>
-        <w:t>   const trajectoryColor = document.getElementById('trajectoryColor').value;</w:t>
-      </w:r>
-    </w:p>
-    <w:p>
-      <w:pPr>
-        <w:spacing w:line="360" w:lineRule="auto"/>
-        <w:rPr>
-          <w:rFonts w:ascii="Times New Roman" w:eastAsia="Times New Roman" w:hAnsi="Times New Roman" w:cs="Times New Roman"/>
-          <w:sz w:val="28"/>
-          <w:szCs w:val="28"/>
-          <w:lang w:val="uk-UA"/>
-        </w:rPr>
-      </w:pPr>
-      <w:r>
-        <w:rPr>
-          <w:rFonts w:ascii="Times New Roman" w:eastAsia="Times New Roman" w:hAnsi="Times New Roman" w:cs="Times New Roman"/>
-          <w:sz w:val="28"/>
-          <w:szCs w:val="28"/>
-          <w:lang w:val="uk-UA"/>
-        </w:rPr>
-        <w:t>   const angle = angleDeg * Math.PI / 180;</w:t>
-      </w:r>
-    </w:p>
-    <w:p>
-      <w:pPr>
-        <w:spacing w:line="360" w:lineRule="auto"/>
-        <w:rPr>
-          <w:rFonts w:ascii="Times New Roman" w:eastAsia="Times New Roman" w:hAnsi="Times New Roman" w:cs="Times New Roman"/>
-          <w:b/>
-          <w:bCs/>
-          <w:sz w:val="28"/>
-          <w:szCs w:val="28"/>
-          <w:lang w:val="uk-UA"/>
-        </w:rPr>
-      </w:pPr>
-      <w:r>
-        <w:rPr>
-          <w:rFonts w:ascii="Times New Roman" w:eastAsia="Times New Roman" w:hAnsi="Times New Roman" w:cs="Times New Roman"/>
-          <w:b/>
-          <w:bCs/>
-          <w:sz w:val="28"/>
-          <w:szCs w:val="28"/>
-        </w:rPr>
-        <w:t>Цей блок коду отримує введені користувачем дані з полів введення у HTML та конвертує їх у числа</w:t>
+        <w:t>   const width = 800 - margin.left - margin.right;</w:t>
+      </w:r>
+    </w:p>
+    <w:p>
+      <w:pPr>
+        <w:spacing w:line="360" w:lineRule="auto"/>
+        <w:rPr>
+          <w:rFonts w:ascii="Times New Roman" w:eastAsia="Times New Roman" w:hAnsi="Times New Roman" w:cs="Times New Roman"/>
+          <w:sz w:val="28"/>
+          <w:szCs w:val="28"/>
+          <w:lang w:val="uk-UA"/>
+        </w:rPr>
+      </w:pPr>
+      <w:r>
+        <w:rPr>
+          <w:rFonts w:ascii="Times New Roman" w:eastAsia="Times New Roman" w:hAnsi="Times New Roman" w:cs="Times New Roman"/>
+          <w:sz w:val="28"/>
+          <w:szCs w:val="28"/>
+          <w:lang w:val="uk-UA"/>
+        </w:rPr>
+        <w:t>   const height = 400 - margin.top - margin.bottom;</w:t>
+      </w:r>
+    </w:p>
+    <w:p>
+      <w:pPr>
+        <w:spacing w:line="360" w:lineRule="auto"/>
+        <w:rPr>
+          <w:rFonts w:ascii="Times New Roman" w:eastAsia="Times New Roman" w:hAnsi="Times New Roman" w:cs="Times New Roman"/>
+          <w:b/>
+          <w:bCs/>
+          <w:sz w:val="28"/>
+          <w:szCs w:val="28"/>
+          <w:lang w:val="uk-UA"/>
+        </w:rPr>
+      </w:pPr>
+      <w:r>
+        <w:rPr>
+          <w:rFonts w:ascii="Times New Roman" w:eastAsia="Times New Roman" w:hAnsi="Times New Roman" w:cs="Times New Roman"/>
+          <w:b/>
+          <w:bCs/>
+          <w:sz w:val="28"/>
+          <w:szCs w:val="28"/>
+        </w:rPr>
+        <w:t>Налаштування SVG для графіка</w:t>
       </w:r>
     </w:p>
     <w:p>
@@ -7808,249 +8259,449 @@
       <w:r>
         <w:rPr>
           <w:rFonts w:ascii="Times New Roman" w:eastAsia="Times New Roman" w:hAnsi="Times New Roman" w:cs="Times New Roman"/>
-          <w:b/>
-          <w:bCs/>
+          <w:sz w:val="28"/>
+          <w:szCs w:val="28"/>
+          <w:lang w:val="uk-UA"/>
+        </w:rPr>
+        <w:t>   let svg = d3.select("#chart").select("svg");</w:t>
+      </w:r>
+    </w:p>
+    <w:p>
+      <w:pPr>
+        <w:spacing w:line="360" w:lineRule="auto"/>
+        <w:rPr>
+          <w:rFonts w:ascii="Times New Roman" w:eastAsia="Times New Roman" w:hAnsi="Times New Roman" w:cs="Times New Roman"/>
+          <w:sz w:val="28"/>
+          <w:szCs w:val="28"/>
+          <w:lang w:val="uk-UA"/>
+        </w:rPr>
+      </w:pPr>
+      <w:r>
+        <w:rPr>
+          <w:rFonts w:ascii="Times New Roman" w:eastAsia="Times New Roman" w:hAnsi="Times New Roman" w:cs="Times New Roman"/>
           <w:sz w:val="28"/>
           <w:szCs w:val="28"/>
           <w:lang w:val="uk-UA"/>
         </w:rPr>
         <w:t>   </w:t>
       </w:r>
-      <w:r>
-        <w:rPr>
-          <w:rFonts w:ascii="Times New Roman" w:eastAsia="Times New Roman" w:hAnsi="Times New Roman" w:cs="Times New Roman"/>
-          <w:sz w:val="28"/>
-          <w:szCs w:val="28"/>
-          <w:lang w:val="uk-UA"/>
-        </w:rPr>
-        <w:t>const discriminant = Math.pow(v0 * Math.sin(angle), 2) + 2 * a * y0;</w:t>
-      </w:r>
-    </w:p>
-    <w:p>
-      <w:pPr>
-        <w:spacing w:line="360" w:lineRule="auto"/>
-        <w:rPr>
-          <w:rFonts w:ascii="Times New Roman" w:eastAsia="Times New Roman" w:hAnsi="Times New Roman" w:cs="Times New Roman"/>
-          <w:sz w:val="28"/>
-          <w:szCs w:val="28"/>
-          <w:lang w:val="uk-UA"/>
-        </w:rPr>
-      </w:pPr>
-      <w:r>
-        <w:rPr>
-          <w:rFonts w:ascii="Times New Roman" w:eastAsia="Times New Roman" w:hAnsi="Times New Roman" w:cs="Times New Roman"/>
-          <w:sz w:val="28"/>
-          <w:szCs w:val="28"/>
-          <w:lang w:val="uk-UA"/>
-        </w:rPr>
-        <w:t>   let tFlight = (v0 * Math.sin(angle) + Math.sqrt(discriminant)) / a;</w:t>
-      </w:r>
-    </w:p>
-    <w:p>
-      <w:pPr>
-        <w:spacing w:line="360" w:lineRule="auto"/>
-        <w:rPr>
-          <w:rFonts w:ascii="Times New Roman" w:eastAsia="Times New Roman" w:hAnsi="Times New Roman" w:cs="Times New Roman"/>
-          <w:sz w:val="28"/>
-          <w:szCs w:val="28"/>
-          <w:lang w:val="uk-UA"/>
-        </w:rPr>
-      </w:pPr>
-      <w:r>
-        <w:rPr>
-          <w:rFonts w:ascii="Times New Roman" w:eastAsia="Times New Roman" w:hAnsi="Times New Roman" w:cs="Times New Roman"/>
-          <w:sz w:val="28"/>
-          <w:szCs w:val="28"/>
-          <w:lang w:val="uk-UA"/>
-        </w:rPr>
-        <w:t>   if (tFlight &lt; 0) tFlight = 0;</w:t>
-      </w:r>
-    </w:p>
-    <w:p>
-      <w:pPr>
-        <w:spacing w:line="360" w:lineRule="auto"/>
-        <w:rPr>
-          <w:rFonts w:ascii="Times New Roman" w:eastAsia="Times New Roman" w:hAnsi="Times New Roman" w:cs="Times New Roman"/>
-          <w:b/>
-          <w:bCs/>
-          <w:sz w:val="28"/>
-          <w:szCs w:val="28"/>
-          <w:lang w:val="uk-UA"/>
-        </w:rPr>
-      </w:pPr>
-      <w:r>
-        <w:rPr>
-          <w:rFonts w:ascii="Times New Roman" w:eastAsia="Times New Roman" w:hAnsi="Times New Roman" w:cs="Times New Roman"/>
-          <w:b/>
-          <w:bCs/>
+    </w:p>
+    <w:p>
+      <w:pPr>
+        <w:spacing w:line="360" w:lineRule="auto"/>
+        <w:rPr>
+          <w:rFonts w:ascii="Times New Roman" w:eastAsia="Times New Roman" w:hAnsi="Times New Roman" w:cs="Times New Roman"/>
+          <w:sz w:val="28"/>
+          <w:szCs w:val="28"/>
+          <w:lang w:val="uk-UA"/>
+        </w:rPr>
+      </w:pPr>
+      <w:r>
+        <w:rPr>
+          <w:rFonts w:ascii="Times New Roman" w:eastAsia="Times New Roman" w:hAnsi="Times New Roman" w:cs="Times New Roman"/>
+          <w:sz w:val="28"/>
+          <w:szCs w:val="28"/>
+          <w:lang w:val="uk-UA"/>
+        </w:rPr>
+        <w:t>   if (svg.empty()) {</w:t>
+      </w:r>
+    </w:p>
+    <w:p>
+      <w:pPr>
+        <w:spacing w:line="360" w:lineRule="auto"/>
+        <w:rPr>
+          <w:rFonts w:ascii="Times New Roman" w:eastAsia="Times New Roman" w:hAnsi="Times New Roman" w:cs="Times New Roman"/>
+          <w:sz w:val="28"/>
+          <w:szCs w:val="28"/>
+          <w:lang w:val="uk-UA"/>
+        </w:rPr>
+      </w:pPr>
+      <w:r>
+        <w:rPr>
+          <w:rFonts w:ascii="Times New Roman" w:eastAsia="Times New Roman" w:hAnsi="Times New Roman" w:cs="Times New Roman"/>
+          <w:sz w:val="28"/>
+          <w:szCs w:val="28"/>
+          <w:lang w:val="uk-UA"/>
+        </w:rPr>
+        <w:t>     svg = d3.select("#chart")</w:t>
+      </w:r>
+    </w:p>
+    <w:p>
+      <w:pPr>
+        <w:spacing w:line="360" w:lineRule="auto"/>
+        <w:rPr>
+          <w:rFonts w:ascii="Times New Roman" w:eastAsia="Times New Roman" w:hAnsi="Times New Roman" w:cs="Times New Roman"/>
+          <w:sz w:val="28"/>
+          <w:szCs w:val="28"/>
+          <w:lang w:val="uk-UA"/>
+        </w:rPr>
+      </w:pPr>
+      <w:r>
+        <w:rPr>
+          <w:rFonts w:ascii="Times New Roman" w:eastAsia="Times New Roman" w:hAnsi="Times New Roman" w:cs="Times New Roman"/>
+          <w:sz w:val="28"/>
+          <w:szCs w:val="28"/>
+          <w:lang w:val="uk-UA"/>
+        </w:rPr>
+        <w:t>       .append("svg")</w:t>
+      </w:r>
+    </w:p>
+    <w:p>
+      <w:pPr>
+        <w:spacing w:line="360" w:lineRule="auto"/>
+        <w:rPr>
+          <w:rFonts w:ascii="Times New Roman" w:eastAsia="Times New Roman" w:hAnsi="Times New Roman" w:cs="Times New Roman"/>
+          <w:sz w:val="28"/>
+          <w:szCs w:val="28"/>
+          <w:lang w:val="uk-UA"/>
+        </w:rPr>
+      </w:pPr>
+      <w:r>
+        <w:rPr>
+          <w:rFonts w:ascii="Times New Roman" w:eastAsia="Times New Roman" w:hAnsi="Times New Roman" w:cs="Times New Roman"/>
+          <w:sz w:val="28"/>
+          <w:szCs w:val="28"/>
+          <w:lang w:val="uk-UA"/>
+        </w:rPr>
+        <w:t>       .attr("width", width + margin.left + margin.right)</w:t>
+      </w:r>
+    </w:p>
+    <w:p>
+      <w:pPr>
+        <w:spacing w:line="360" w:lineRule="auto"/>
+        <w:rPr>
+          <w:rFonts w:ascii="Times New Roman" w:eastAsia="Times New Roman" w:hAnsi="Times New Roman" w:cs="Times New Roman"/>
+          <w:sz w:val="28"/>
+          <w:szCs w:val="28"/>
+          <w:lang w:val="uk-UA"/>
+        </w:rPr>
+      </w:pPr>
+      <w:r>
+        <w:rPr>
+          <w:rFonts w:ascii="Times New Roman" w:eastAsia="Times New Roman" w:hAnsi="Times New Roman" w:cs="Times New Roman"/>
+          <w:sz w:val="28"/>
+          <w:szCs w:val="28"/>
+          <w:lang w:val="uk-UA"/>
+        </w:rPr>
+        <w:t>       .attr("height", height + margin.top + margin.bottom)</w:t>
+      </w:r>
+    </w:p>
+    <w:p>
+      <w:pPr>
+        <w:spacing w:line="360" w:lineRule="auto"/>
+        <w:rPr>
+          <w:rFonts w:ascii="Times New Roman" w:eastAsia="Times New Roman" w:hAnsi="Times New Roman" w:cs="Times New Roman"/>
+          <w:sz w:val="28"/>
+          <w:szCs w:val="28"/>
+          <w:lang w:val="uk-UA"/>
+        </w:rPr>
+      </w:pPr>
+      <w:r>
+        <w:rPr>
+          <w:rFonts w:ascii="Times New Roman" w:eastAsia="Times New Roman" w:hAnsi="Times New Roman" w:cs="Times New Roman"/>
+          <w:sz w:val="28"/>
+          <w:szCs w:val="28"/>
+          <w:lang w:val="uk-UA"/>
+        </w:rPr>
+        <w:t>       .append("g")</w:t>
+      </w:r>
+    </w:p>
+    <w:p>
+      <w:pPr>
+        <w:spacing w:line="360" w:lineRule="auto"/>
+        <w:rPr>
+          <w:rFonts w:ascii="Times New Roman" w:eastAsia="Times New Roman" w:hAnsi="Times New Roman" w:cs="Times New Roman"/>
+          <w:sz w:val="28"/>
+          <w:szCs w:val="28"/>
+          <w:lang w:val="uk-UA"/>
+        </w:rPr>
+      </w:pPr>
+      <w:r>
+        <w:rPr>
+          <w:rFonts w:ascii="Times New Roman" w:eastAsia="Times New Roman" w:hAnsi="Times New Roman" w:cs="Times New Roman"/>
+          <w:sz w:val="28"/>
+          <w:szCs w:val="28"/>
+          <w:lang w:val="uk-UA"/>
+        </w:rPr>
+        <w:t>       .attr("transform", `translate(${margin.left},${margin.top})`);</w:t>
+      </w:r>
+    </w:p>
+    <w:p>
+      <w:pPr>
+        <w:spacing w:line="360" w:lineRule="auto"/>
+        <w:rPr>
+          <w:rFonts w:ascii="Times New Roman" w:eastAsia="Times New Roman" w:hAnsi="Times New Roman" w:cs="Times New Roman"/>
+          <w:sz w:val="28"/>
+          <w:szCs w:val="28"/>
+          <w:lang w:val="uk-UA"/>
+        </w:rPr>
+      </w:pPr>
+      <w:r>
+        <w:rPr>
+          <w:rFonts w:ascii="Times New Roman" w:eastAsia="Times New Roman" w:hAnsi="Times New Roman" w:cs="Times New Roman"/>
           <w:sz w:val="28"/>
           <w:szCs w:val="28"/>
           <w:lang w:val="uk-UA"/>
         </w:rPr>
         <w:t> </w:t>
       </w:r>
-      <w:r>
-        <w:rPr>
-          <w:rFonts w:ascii="Times New Roman" w:eastAsia="Times New Roman" w:hAnsi="Times New Roman" w:cs="Times New Roman"/>
-          <w:b/>
-          <w:bCs/>
-          <w:sz w:val="28"/>
-          <w:szCs w:val="28"/>
-        </w:rPr>
-        <w:t>Це розрахунок часу польоту за рівнянням руху</w:t>
-      </w:r>
-    </w:p>
-    <w:p>
-      <w:pPr>
-        <w:spacing w:line="360" w:lineRule="auto"/>
-        <w:rPr>
-          <w:rFonts w:ascii="Times New Roman" w:eastAsia="Times New Roman" w:hAnsi="Times New Roman" w:cs="Times New Roman"/>
-          <w:b/>
-          <w:bCs/>
-          <w:sz w:val="28"/>
-          <w:szCs w:val="28"/>
-          <w:lang w:val="uk-UA"/>
-        </w:rPr>
-      </w:pPr>
-    </w:p>
-    <w:p>
-      <w:pPr>
-        <w:spacing w:line="360" w:lineRule="auto"/>
-        <w:rPr>
-          <w:rFonts w:ascii="Times New Roman" w:eastAsia="Times New Roman" w:hAnsi="Times New Roman" w:cs="Times New Roman"/>
-          <w:sz w:val="28"/>
-          <w:szCs w:val="28"/>
-          <w:lang w:val="uk-UA"/>
-        </w:rPr>
-      </w:pPr>
-      <w:r>
-        <w:rPr>
-          <w:rFonts w:ascii="Times New Roman" w:eastAsia="Times New Roman" w:hAnsi="Times New Roman" w:cs="Times New Roman"/>
-          <w:sz w:val="28"/>
-          <w:szCs w:val="28"/>
-          <w:lang w:val="uk-UA"/>
-        </w:rPr>
-        <w:t>   const numPoints = 100;</w:t>
-      </w:r>
-    </w:p>
-    <w:p>
-      <w:pPr>
-        <w:spacing w:line="360" w:lineRule="auto"/>
-        <w:rPr>
-          <w:rFonts w:ascii="Times New Roman" w:eastAsia="Times New Roman" w:hAnsi="Times New Roman" w:cs="Times New Roman"/>
-          <w:sz w:val="28"/>
-          <w:szCs w:val="28"/>
-          <w:lang w:val="uk-UA"/>
-        </w:rPr>
-      </w:pPr>
-      <w:r>
-        <w:rPr>
-          <w:rFonts w:ascii="Times New Roman" w:eastAsia="Times New Roman" w:hAnsi="Times New Roman" w:cs="Times New Roman"/>
-          <w:sz w:val="28"/>
-          <w:szCs w:val="28"/>
-          <w:lang w:val="uk-UA"/>
-        </w:rPr>
-        <w:t>   const data = [];</w:t>
-      </w:r>
-    </w:p>
-    <w:p>
-      <w:pPr>
-        <w:spacing w:line="360" w:lineRule="auto"/>
-        <w:rPr>
-          <w:rFonts w:ascii="Times New Roman" w:eastAsia="Times New Roman" w:hAnsi="Times New Roman" w:cs="Times New Roman"/>
-          <w:sz w:val="28"/>
-          <w:szCs w:val="28"/>
-          <w:lang w:val="uk-UA"/>
-        </w:rPr>
-      </w:pPr>
-      <w:r>
-        <w:rPr>
-          <w:rFonts w:ascii="Times New Roman" w:eastAsia="Times New Roman" w:hAnsi="Times New Roman" w:cs="Times New Roman"/>
-          <w:sz w:val="28"/>
-          <w:szCs w:val="28"/>
-          <w:lang w:val="uk-UA"/>
-        </w:rPr>
-        <w:t>   for (let i = 0; i &lt;= numPoints; i++) {</w:t>
-      </w:r>
-    </w:p>
-    <w:p>
-      <w:pPr>
-        <w:spacing w:line="360" w:lineRule="auto"/>
-        <w:rPr>
-          <w:rFonts w:ascii="Times New Roman" w:eastAsia="Times New Roman" w:hAnsi="Times New Roman" w:cs="Times New Roman"/>
-          <w:sz w:val="28"/>
-          <w:szCs w:val="28"/>
-          <w:lang w:val="uk-UA"/>
-        </w:rPr>
-      </w:pPr>
-      <w:r>
-        <w:rPr>
-          <w:rFonts w:ascii="Times New Roman" w:eastAsia="Times New Roman" w:hAnsi="Times New Roman" w:cs="Times New Roman"/>
-          <w:sz w:val="28"/>
-          <w:szCs w:val="28"/>
-          <w:lang w:val="uk-UA"/>
-        </w:rPr>
-        <w:t>     const t = tFlight * i / numPoints;</w:t>
-      </w:r>
-    </w:p>
-    <w:p>
-      <w:pPr>
-        <w:spacing w:line="360" w:lineRule="auto"/>
-        <w:rPr>
-          <w:rFonts w:ascii="Times New Roman" w:eastAsia="Times New Roman" w:hAnsi="Times New Roman" w:cs="Times New Roman"/>
-          <w:sz w:val="28"/>
-          <w:szCs w:val="28"/>
-          <w:lang w:val="uk-UA"/>
-        </w:rPr>
-      </w:pPr>
-      <w:r>
-        <w:rPr>
-          <w:rFonts w:ascii="Times New Roman" w:eastAsia="Times New Roman" w:hAnsi="Times New Roman" w:cs="Times New Roman"/>
-          <w:sz w:val="28"/>
-          <w:szCs w:val="28"/>
-          <w:lang w:val="uk-UA"/>
-        </w:rPr>
-        <w:t>     const x = x0 + v0 * Math.cos(angle) * t;</w:t>
-      </w:r>
-    </w:p>
-    <w:p>
-      <w:pPr>
-        <w:spacing w:line="360" w:lineRule="auto"/>
-        <w:rPr>
-          <w:rFonts w:ascii="Times New Roman" w:eastAsia="Times New Roman" w:hAnsi="Times New Roman" w:cs="Times New Roman"/>
-          <w:sz w:val="28"/>
-          <w:szCs w:val="28"/>
-          <w:lang w:val="uk-UA"/>
-        </w:rPr>
-      </w:pPr>
-      <w:r>
-        <w:rPr>
-          <w:rFonts w:ascii="Times New Roman" w:eastAsia="Times New Roman" w:hAnsi="Times New Roman" w:cs="Times New Roman"/>
-          <w:sz w:val="28"/>
-          <w:szCs w:val="28"/>
-          <w:lang w:val="uk-UA"/>
-        </w:rPr>
-        <w:t>     const y = y0 + v0 * Math.sin(angle) * t - 0.5 * a * t * t;</w:t>
-      </w:r>
-    </w:p>
-    <w:p>
-      <w:pPr>
-        <w:spacing w:line="360" w:lineRule="auto"/>
-        <w:rPr>
-          <w:rFonts w:ascii="Times New Roman" w:eastAsia="Times New Roman" w:hAnsi="Times New Roman" w:cs="Times New Roman"/>
-          <w:sz w:val="28"/>
-          <w:szCs w:val="28"/>
-          <w:lang w:val="uk-UA"/>
-        </w:rPr>
-      </w:pPr>
-      <w:r>
-        <w:rPr>
-          <w:rFonts w:ascii="Times New Roman" w:eastAsia="Times New Roman" w:hAnsi="Times New Roman" w:cs="Times New Roman"/>
-          <w:sz w:val="28"/>
-          <w:szCs w:val="28"/>
-          <w:lang w:val="uk-UA"/>
-        </w:rPr>
-        <w:t>     data.push({ x, y });</w:t>
+    </w:p>
+    <w:p>
+      <w:pPr>
+        <w:spacing w:line="360" w:lineRule="auto"/>
+        <w:rPr>
+          <w:rFonts w:ascii="Times New Roman" w:eastAsia="Times New Roman" w:hAnsi="Times New Roman" w:cs="Times New Roman"/>
+          <w:sz w:val="28"/>
+          <w:szCs w:val="28"/>
+          <w:lang w:val="uk-UA"/>
+        </w:rPr>
+      </w:pPr>
+      <w:r>
+        <w:rPr>
+          <w:rFonts w:ascii="Times New Roman" w:eastAsia="Times New Roman" w:hAnsi="Times New Roman" w:cs="Times New Roman"/>
+          <w:sz w:val="28"/>
+          <w:szCs w:val="28"/>
+          <w:lang w:val="uk-UA"/>
+        </w:rPr>
+        <w:t>     const xScale = d3.scaleLinear().domain([0, d3.max(data, d =&gt; d.x)]).range([0, width]);</w:t>
+      </w:r>
+    </w:p>
+    <w:p>
+      <w:pPr>
+        <w:spacing w:line="360" w:lineRule="auto"/>
+        <w:rPr>
+          <w:rFonts w:ascii="Times New Roman" w:eastAsia="Times New Roman" w:hAnsi="Times New Roman" w:cs="Times New Roman"/>
+          <w:sz w:val="28"/>
+          <w:szCs w:val="28"/>
+          <w:lang w:val="uk-UA"/>
+        </w:rPr>
+      </w:pPr>
+      <w:r>
+        <w:rPr>
+          <w:rFonts w:ascii="Times New Roman" w:eastAsia="Times New Roman" w:hAnsi="Times New Roman" w:cs="Times New Roman"/>
+          <w:sz w:val="28"/>
+          <w:szCs w:val="28"/>
+          <w:lang w:val="uk-UA"/>
+        </w:rPr>
+        <w:t>     const yScale = d3.scaleLinear().domain([0, d3.max(data, d =&gt; d.y)]).range([height, 0]);</w:t>
+      </w:r>
+    </w:p>
+    <w:p>
+      <w:pPr>
+        <w:spacing w:line="360" w:lineRule="auto"/>
+        <w:rPr>
+          <w:rFonts w:ascii="Times New Roman" w:eastAsia="Times New Roman" w:hAnsi="Times New Roman" w:cs="Times New Roman"/>
+          <w:b/>
+          <w:bCs/>
+          <w:sz w:val="28"/>
+          <w:szCs w:val="28"/>
+          <w:lang w:val="uk-UA"/>
+        </w:rPr>
+      </w:pPr>
+      <w:r>
+        <w:rPr>
+          <w:rFonts w:ascii="Times New Roman" w:eastAsia="Times New Roman" w:hAnsi="Times New Roman" w:cs="Times New Roman"/>
+          <w:b/>
+          <w:bCs/>
+          <w:sz w:val="28"/>
+          <w:szCs w:val="28"/>
+          <w:lang w:val="uk-UA"/>
+        </w:rPr>
+        <w:t> </w:t>
+      </w:r>
+      <w:r>
+        <w:rPr>
+          <w:rFonts w:ascii="Times New Roman" w:eastAsia="Times New Roman" w:hAnsi="Times New Roman" w:cs="Times New Roman"/>
+          <w:b/>
+          <w:bCs/>
+          <w:sz w:val="28"/>
+          <w:szCs w:val="28"/>
+        </w:rPr>
+        <w:t>Налаштування шкал</w:t>
+      </w:r>
+    </w:p>
+    <w:p>
+      <w:pPr>
+        <w:spacing w:line="360" w:lineRule="auto"/>
+        <w:rPr>
+          <w:rFonts w:ascii="Times New Roman" w:eastAsia="Times New Roman" w:hAnsi="Times New Roman" w:cs="Times New Roman"/>
+          <w:b/>
+          <w:bCs/>
+          <w:sz w:val="28"/>
+          <w:szCs w:val="28"/>
+          <w:lang w:val="uk-UA"/>
+        </w:rPr>
+      </w:pPr>
+    </w:p>
+    <w:p>
+      <w:pPr>
+        <w:spacing w:line="360" w:lineRule="auto"/>
+        <w:rPr>
+          <w:rFonts w:ascii="Times New Roman" w:eastAsia="Times New Roman" w:hAnsi="Times New Roman" w:cs="Times New Roman"/>
+          <w:sz w:val="28"/>
+          <w:szCs w:val="28"/>
+          <w:lang w:val="uk-UA"/>
+        </w:rPr>
+      </w:pPr>
+      <w:r>
+        <w:rPr>
+          <w:rFonts w:ascii="Times New Roman" w:eastAsia="Times New Roman" w:hAnsi="Times New Roman" w:cs="Times New Roman"/>
+          <w:b/>
+          <w:bCs/>
+          <w:sz w:val="28"/>
+          <w:szCs w:val="28"/>
+          <w:lang w:val="uk-UA"/>
+        </w:rPr>
+        <w:t xml:space="preserve">  </w:t>
+      </w:r>
+      <w:r>
+        <w:rPr>
+          <w:rFonts w:ascii="Times New Roman" w:eastAsia="Times New Roman" w:hAnsi="Times New Roman" w:cs="Times New Roman"/>
+          <w:sz w:val="28"/>
+          <w:szCs w:val="28"/>
+          <w:lang w:val="uk-UA"/>
+        </w:rPr>
+        <w:t>   svg.append("g")</w:t>
+      </w:r>
+    </w:p>
+    <w:p>
+      <w:pPr>
+        <w:spacing w:line="360" w:lineRule="auto"/>
+        <w:rPr>
+          <w:rFonts w:ascii="Times New Roman" w:eastAsia="Times New Roman" w:hAnsi="Times New Roman" w:cs="Times New Roman"/>
+          <w:sz w:val="28"/>
+          <w:szCs w:val="28"/>
+          <w:lang w:val="uk-UA"/>
+        </w:rPr>
+      </w:pPr>
+      <w:r>
+        <w:rPr>
+          <w:rFonts w:ascii="Times New Roman" w:eastAsia="Times New Roman" w:hAnsi="Times New Roman" w:cs="Times New Roman"/>
+          <w:sz w:val="28"/>
+          <w:szCs w:val="28"/>
+          <w:lang w:val="uk-UA"/>
+        </w:rPr>
+        <w:t>       .attr("transform", `translate(0, ${height})`)</w:t>
+      </w:r>
+    </w:p>
+    <w:p>
+      <w:pPr>
+        <w:spacing w:line="360" w:lineRule="auto"/>
+        <w:rPr>
+          <w:rFonts w:ascii="Times New Roman" w:eastAsia="Times New Roman" w:hAnsi="Times New Roman" w:cs="Times New Roman"/>
+          <w:sz w:val="28"/>
+          <w:szCs w:val="28"/>
+          <w:lang w:val="uk-UA"/>
+        </w:rPr>
+      </w:pPr>
+      <w:r>
+        <w:rPr>
+          <w:rFonts w:ascii="Times New Roman" w:eastAsia="Times New Roman" w:hAnsi="Times New Roman" w:cs="Times New Roman"/>
+          <w:sz w:val="28"/>
+          <w:szCs w:val="28"/>
+          <w:lang w:val="uk-UA"/>
+        </w:rPr>
+        <w:t>       .call(d3.axisBottom(xScale));</w:t>
+      </w:r>
+    </w:p>
+    <w:p>
+      <w:pPr>
+        <w:spacing w:line="360" w:lineRule="auto"/>
+        <w:rPr>
+          <w:rFonts w:ascii="Times New Roman" w:eastAsia="Times New Roman" w:hAnsi="Times New Roman" w:cs="Times New Roman"/>
+          <w:sz w:val="28"/>
+          <w:szCs w:val="28"/>
+          <w:lang w:val="uk-UA"/>
+        </w:rPr>
+      </w:pPr>
+      <w:r>
+        <w:rPr>
+          <w:rFonts w:ascii="Times New Roman" w:eastAsia="Times New Roman" w:hAnsi="Times New Roman" w:cs="Times New Roman"/>
+          <w:sz w:val="28"/>
+          <w:szCs w:val="28"/>
+          <w:lang w:val="uk-UA"/>
+        </w:rPr>
+        <w:t> </w:t>
+      </w:r>
+    </w:p>
+    <w:p>
+      <w:pPr>
+        <w:spacing w:line="360" w:lineRule="auto"/>
+        <w:rPr>
+          <w:rFonts w:ascii="Times New Roman" w:eastAsia="Times New Roman" w:hAnsi="Times New Roman" w:cs="Times New Roman"/>
+          <w:sz w:val="28"/>
+          <w:szCs w:val="28"/>
+          <w:lang w:val="uk-UA"/>
+        </w:rPr>
+      </w:pPr>
+      <w:r>
+        <w:rPr>
+          <w:rFonts w:ascii="Times New Roman" w:eastAsia="Times New Roman" w:hAnsi="Times New Roman" w:cs="Times New Roman"/>
+          <w:sz w:val="28"/>
+          <w:szCs w:val="28"/>
+          <w:lang w:val="uk-UA"/>
+        </w:rPr>
+        <w:t>     svg.append("g")</w:t>
+      </w:r>
+    </w:p>
+    <w:p>
+      <w:pPr>
+        <w:spacing w:line="360" w:lineRule="auto"/>
+        <w:rPr>
+          <w:rFonts w:ascii="Times New Roman" w:eastAsia="Times New Roman" w:hAnsi="Times New Roman" w:cs="Times New Roman"/>
+          <w:sz w:val="28"/>
+          <w:szCs w:val="28"/>
+          <w:lang w:val="uk-UA"/>
+        </w:rPr>
+      </w:pPr>
+      <w:r>
+        <w:rPr>
+          <w:rFonts w:ascii="Times New Roman" w:eastAsia="Times New Roman" w:hAnsi="Times New Roman" w:cs="Times New Roman"/>
+          <w:sz w:val="28"/>
+          <w:szCs w:val="28"/>
+          <w:lang w:val="uk-UA"/>
+        </w:rPr>
+        <w:t>       .call(d3.axisLeft(yScale));</w:t>
+      </w:r>
+    </w:p>
+    <w:p>
+      <w:pPr>
+        <w:spacing w:line="360" w:lineRule="auto"/>
+        <w:rPr>
+          <w:rFonts w:ascii="Times New Roman" w:eastAsia="Times New Roman" w:hAnsi="Times New Roman" w:cs="Times New Roman"/>
+          <w:sz w:val="28"/>
+          <w:szCs w:val="28"/>
+          <w:lang w:val="uk-UA"/>
+        </w:rPr>
+      </w:pPr>
+      <w:r>
+        <w:rPr>
+          <w:rFonts w:ascii="Times New Roman" w:eastAsia="Times New Roman" w:hAnsi="Times New Roman" w:cs="Times New Roman"/>
+          <w:sz w:val="28"/>
+          <w:szCs w:val="28"/>
+          <w:lang w:val="uk-UA"/>
+        </w:rPr>
+        <w:t>   } else {</w:t>
+      </w:r>
+    </w:p>
+    <w:p>
+      <w:pPr>
+        <w:spacing w:line="360" w:lineRule="auto"/>
+        <w:rPr>
+          <w:rFonts w:ascii="Times New Roman" w:eastAsia="Times New Roman" w:hAnsi="Times New Roman" w:cs="Times New Roman"/>
+          <w:sz w:val="28"/>
+          <w:szCs w:val="28"/>
+          <w:lang w:val="uk-UA"/>
+        </w:rPr>
+      </w:pPr>
+      <w:r>
+        <w:rPr>
+          <w:rFonts w:ascii="Times New Roman" w:eastAsia="Times New Roman" w:hAnsi="Times New Roman" w:cs="Times New Roman"/>
+          <w:sz w:val="28"/>
+          <w:szCs w:val="28"/>
+          <w:lang w:val="uk-UA"/>
+        </w:rPr>
+        <w:t>     svg = d3.select("#chart").select("svg").select("g");</w:t>
       </w:r>
     </w:p>
     <w:p>
@@ -8092,643 +8743,11 @@
           <w:bCs/>
           <w:sz w:val="28"/>
           <w:szCs w:val="28"/>
-        </w:rPr>
-        <w:t>Генерація точок траєкторії</w:t>
-      </w:r>
-    </w:p>
-    <w:p>
-      <w:pPr>
-        <w:spacing w:line="360" w:lineRule="auto"/>
-        <w:rPr>
-          <w:rFonts w:ascii="Times New Roman" w:eastAsia="Times New Roman" w:hAnsi="Times New Roman" w:cs="Times New Roman"/>
-          <w:b/>
-          <w:bCs/>
-          <w:sz w:val="28"/>
-          <w:szCs w:val="28"/>
-          <w:lang w:val="uk-UA"/>
-        </w:rPr>
-      </w:pPr>
-      <w:r>
-        <w:rPr>
-          <w:rFonts w:ascii="Times New Roman" w:eastAsia="Times New Roman" w:hAnsi="Times New Roman" w:cs="Times New Roman"/>
-          <w:b/>
-          <w:bCs/>
-          <w:sz w:val="28"/>
-          <w:szCs w:val="28"/>
-          <w:lang w:val="uk-UA"/>
-        </w:rPr>
+          <w:lang w:val="uk-UA"/>
+        </w:rPr>
+        <w:lastRenderedPageBreak/>
         <w:t> </w:t>
       </w:r>
-    </w:p>
-    <w:p>
-      <w:pPr>
-        <w:spacing w:line="360" w:lineRule="auto"/>
-        <w:rPr>
-          <w:rFonts w:ascii="Times New Roman" w:eastAsia="Times New Roman" w:hAnsi="Times New Roman" w:cs="Times New Roman"/>
-          <w:sz w:val="28"/>
-          <w:szCs w:val="28"/>
-          <w:lang w:val="uk-UA"/>
-        </w:rPr>
-      </w:pPr>
-      <w:r>
-        <w:rPr>
-          <w:rFonts w:ascii="Times New Roman" w:eastAsia="Times New Roman" w:hAnsi="Times New Roman" w:cs="Times New Roman"/>
-          <w:sz w:val="28"/>
-          <w:szCs w:val="28"/>
-          <w:lang w:val="uk-UA"/>
-        </w:rPr>
-        <w:t>   const margin = { top: 20, right: 30, bottom: 40, left: 50 };</w:t>
-      </w:r>
-    </w:p>
-    <w:p>
-      <w:pPr>
-        <w:spacing w:line="360" w:lineRule="auto"/>
-        <w:rPr>
-          <w:rFonts w:ascii="Times New Roman" w:eastAsia="Times New Roman" w:hAnsi="Times New Roman" w:cs="Times New Roman"/>
-          <w:sz w:val="28"/>
-          <w:szCs w:val="28"/>
-          <w:lang w:val="uk-UA"/>
-        </w:rPr>
-      </w:pPr>
-      <w:r>
-        <w:rPr>
-          <w:rFonts w:ascii="Times New Roman" w:eastAsia="Times New Roman" w:hAnsi="Times New Roman" w:cs="Times New Roman"/>
-          <w:sz w:val="28"/>
-          <w:szCs w:val="28"/>
-          <w:lang w:val="uk-UA"/>
-        </w:rPr>
-        <w:t>   const width = 800 - margin.left - margin.right;</w:t>
-      </w:r>
-    </w:p>
-    <w:p>
-      <w:pPr>
-        <w:spacing w:line="360" w:lineRule="auto"/>
-        <w:rPr>
-          <w:rFonts w:ascii="Times New Roman" w:eastAsia="Times New Roman" w:hAnsi="Times New Roman" w:cs="Times New Roman"/>
-          <w:sz w:val="28"/>
-          <w:szCs w:val="28"/>
-          <w:lang w:val="uk-UA"/>
-        </w:rPr>
-      </w:pPr>
-      <w:r>
-        <w:rPr>
-          <w:rFonts w:ascii="Times New Roman" w:eastAsia="Times New Roman" w:hAnsi="Times New Roman" w:cs="Times New Roman"/>
-          <w:sz w:val="28"/>
-          <w:szCs w:val="28"/>
-          <w:lang w:val="uk-UA"/>
-        </w:rPr>
-        <w:t>   const height = 400 - margin.top - margin.bottom;</w:t>
-      </w:r>
-    </w:p>
-    <w:p>
-      <w:pPr>
-        <w:spacing w:line="360" w:lineRule="auto"/>
-        <w:rPr>
-          <w:rFonts w:ascii="Times New Roman" w:eastAsia="Times New Roman" w:hAnsi="Times New Roman" w:cs="Times New Roman"/>
-          <w:b/>
-          <w:bCs/>
-          <w:sz w:val="28"/>
-          <w:szCs w:val="28"/>
-          <w:lang w:val="uk-UA"/>
-        </w:rPr>
-      </w:pPr>
-      <w:r>
-        <w:rPr>
-          <w:rFonts w:ascii="Times New Roman" w:eastAsia="Times New Roman" w:hAnsi="Times New Roman" w:cs="Times New Roman"/>
-          <w:b/>
-          <w:bCs/>
-          <w:sz w:val="28"/>
-          <w:szCs w:val="28"/>
-        </w:rPr>
-        <w:lastRenderedPageBreak/>
-        <w:t>Налаштування SVG для графіка</w:t>
-      </w:r>
-    </w:p>
-    <w:p>
-      <w:pPr>
-        <w:spacing w:line="360" w:lineRule="auto"/>
-        <w:rPr>
-          <w:rFonts w:ascii="Times New Roman" w:eastAsia="Times New Roman" w:hAnsi="Times New Roman" w:cs="Times New Roman"/>
-          <w:b/>
-          <w:bCs/>
-          <w:sz w:val="28"/>
-          <w:szCs w:val="28"/>
-          <w:lang w:val="uk-UA"/>
-        </w:rPr>
-      </w:pPr>
-      <w:r>
-        <w:rPr>
-          <w:rFonts w:ascii="Times New Roman" w:eastAsia="Times New Roman" w:hAnsi="Times New Roman" w:cs="Times New Roman"/>
-          <w:b/>
-          <w:bCs/>
-          <w:sz w:val="28"/>
-          <w:szCs w:val="28"/>
-          <w:lang w:val="uk-UA"/>
-        </w:rPr>
-        <w:t> </w:t>
-      </w:r>
-    </w:p>
-    <w:p>
-      <w:pPr>
-        <w:spacing w:line="360" w:lineRule="auto"/>
-        <w:rPr>
-          <w:rFonts w:ascii="Times New Roman" w:eastAsia="Times New Roman" w:hAnsi="Times New Roman" w:cs="Times New Roman"/>
-          <w:sz w:val="28"/>
-          <w:szCs w:val="28"/>
-          <w:lang w:val="uk-UA"/>
-        </w:rPr>
-      </w:pPr>
-      <w:r>
-        <w:rPr>
-          <w:rFonts w:ascii="Times New Roman" w:eastAsia="Times New Roman" w:hAnsi="Times New Roman" w:cs="Times New Roman"/>
-          <w:sz w:val="28"/>
-          <w:szCs w:val="28"/>
-          <w:lang w:val="uk-UA"/>
-        </w:rPr>
-        <w:t>   let svg = d3.select("#chart").select("svg");</w:t>
-      </w:r>
-    </w:p>
-    <w:p>
-      <w:pPr>
-        <w:spacing w:line="360" w:lineRule="auto"/>
-        <w:rPr>
-          <w:rFonts w:ascii="Times New Roman" w:eastAsia="Times New Roman" w:hAnsi="Times New Roman" w:cs="Times New Roman"/>
-          <w:sz w:val="28"/>
-          <w:szCs w:val="28"/>
-          <w:lang w:val="uk-UA"/>
-        </w:rPr>
-      </w:pPr>
-      <w:r>
-        <w:rPr>
-          <w:rFonts w:ascii="Times New Roman" w:eastAsia="Times New Roman" w:hAnsi="Times New Roman" w:cs="Times New Roman"/>
-          <w:sz w:val="28"/>
-          <w:szCs w:val="28"/>
-          <w:lang w:val="uk-UA"/>
-        </w:rPr>
-        <w:t>   </w:t>
-      </w:r>
-    </w:p>
-    <w:p>
-      <w:pPr>
-        <w:spacing w:line="360" w:lineRule="auto"/>
-        <w:rPr>
-          <w:rFonts w:ascii="Times New Roman" w:eastAsia="Times New Roman" w:hAnsi="Times New Roman" w:cs="Times New Roman"/>
-          <w:sz w:val="28"/>
-          <w:szCs w:val="28"/>
-          <w:lang w:val="uk-UA"/>
-        </w:rPr>
-      </w:pPr>
-      <w:r>
-        <w:rPr>
-          <w:rFonts w:ascii="Times New Roman" w:eastAsia="Times New Roman" w:hAnsi="Times New Roman" w:cs="Times New Roman"/>
-          <w:sz w:val="28"/>
-          <w:szCs w:val="28"/>
-          <w:lang w:val="uk-UA"/>
-        </w:rPr>
-        <w:t>   if (svg.empty()) {</w:t>
-      </w:r>
-    </w:p>
-    <w:p>
-      <w:pPr>
-        <w:spacing w:line="360" w:lineRule="auto"/>
-        <w:rPr>
-          <w:rFonts w:ascii="Times New Roman" w:eastAsia="Times New Roman" w:hAnsi="Times New Roman" w:cs="Times New Roman"/>
-          <w:sz w:val="28"/>
-          <w:szCs w:val="28"/>
-          <w:lang w:val="uk-UA"/>
-        </w:rPr>
-      </w:pPr>
-      <w:r>
-        <w:rPr>
-          <w:rFonts w:ascii="Times New Roman" w:eastAsia="Times New Roman" w:hAnsi="Times New Roman" w:cs="Times New Roman"/>
-          <w:sz w:val="28"/>
-          <w:szCs w:val="28"/>
-          <w:lang w:val="uk-UA"/>
-        </w:rPr>
-        <w:t>     svg = d3.select("#chart")</w:t>
-      </w:r>
-    </w:p>
-    <w:p>
-      <w:pPr>
-        <w:spacing w:line="360" w:lineRule="auto"/>
-        <w:rPr>
-          <w:rFonts w:ascii="Times New Roman" w:eastAsia="Times New Roman" w:hAnsi="Times New Roman" w:cs="Times New Roman"/>
-          <w:sz w:val="28"/>
-          <w:szCs w:val="28"/>
-          <w:lang w:val="uk-UA"/>
-        </w:rPr>
-      </w:pPr>
-      <w:r>
-        <w:rPr>
-          <w:rFonts w:ascii="Times New Roman" w:eastAsia="Times New Roman" w:hAnsi="Times New Roman" w:cs="Times New Roman"/>
-          <w:sz w:val="28"/>
-          <w:szCs w:val="28"/>
-          <w:lang w:val="uk-UA"/>
-        </w:rPr>
-        <w:t>       .append("svg")</w:t>
-      </w:r>
-    </w:p>
-    <w:p>
-      <w:pPr>
-        <w:spacing w:line="360" w:lineRule="auto"/>
-        <w:rPr>
-          <w:rFonts w:ascii="Times New Roman" w:eastAsia="Times New Roman" w:hAnsi="Times New Roman" w:cs="Times New Roman"/>
-          <w:sz w:val="28"/>
-          <w:szCs w:val="28"/>
-          <w:lang w:val="uk-UA"/>
-        </w:rPr>
-      </w:pPr>
-      <w:r>
-        <w:rPr>
-          <w:rFonts w:ascii="Times New Roman" w:eastAsia="Times New Roman" w:hAnsi="Times New Roman" w:cs="Times New Roman"/>
-          <w:sz w:val="28"/>
-          <w:szCs w:val="28"/>
-          <w:lang w:val="uk-UA"/>
-        </w:rPr>
-        <w:t>       .attr("width", width + margin.left + margin.right)</w:t>
-      </w:r>
-    </w:p>
-    <w:p>
-      <w:pPr>
-        <w:spacing w:line="360" w:lineRule="auto"/>
-        <w:rPr>
-          <w:rFonts w:ascii="Times New Roman" w:eastAsia="Times New Roman" w:hAnsi="Times New Roman" w:cs="Times New Roman"/>
-          <w:sz w:val="28"/>
-          <w:szCs w:val="28"/>
-          <w:lang w:val="uk-UA"/>
-        </w:rPr>
-      </w:pPr>
-      <w:r>
-        <w:rPr>
-          <w:rFonts w:ascii="Times New Roman" w:eastAsia="Times New Roman" w:hAnsi="Times New Roman" w:cs="Times New Roman"/>
-          <w:sz w:val="28"/>
-          <w:szCs w:val="28"/>
-          <w:lang w:val="uk-UA"/>
-        </w:rPr>
-        <w:t>       .attr("height", height + margin.top + margin.bottom)</w:t>
-      </w:r>
-    </w:p>
-    <w:p>
-      <w:pPr>
-        <w:spacing w:line="360" w:lineRule="auto"/>
-        <w:rPr>
-          <w:rFonts w:ascii="Times New Roman" w:eastAsia="Times New Roman" w:hAnsi="Times New Roman" w:cs="Times New Roman"/>
-          <w:sz w:val="28"/>
-          <w:szCs w:val="28"/>
-          <w:lang w:val="uk-UA"/>
-        </w:rPr>
-      </w:pPr>
-      <w:r>
-        <w:rPr>
-          <w:rFonts w:ascii="Times New Roman" w:eastAsia="Times New Roman" w:hAnsi="Times New Roman" w:cs="Times New Roman"/>
-          <w:sz w:val="28"/>
-          <w:szCs w:val="28"/>
-          <w:lang w:val="uk-UA"/>
-        </w:rPr>
-        <w:t>       .append("g")</w:t>
-      </w:r>
-    </w:p>
-    <w:p>
-      <w:pPr>
-        <w:spacing w:line="360" w:lineRule="auto"/>
-        <w:rPr>
-          <w:rFonts w:ascii="Times New Roman" w:eastAsia="Times New Roman" w:hAnsi="Times New Roman" w:cs="Times New Roman"/>
-          <w:sz w:val="28"/>
-          <w:szCs w:val="28"/>
-          <w:lang w:val="uk-UA"/>
-        </w:rPr>
-      </w:pPr>
-      <w:r>
-        <w:rPr>
-          <w:rFonts w:ascii="Times New Roman" w:eastAsia="Times New Roman" w:hAnsi="Times New Roman" w:cs="Times New Roman"/>
-          <w:sz w:val="28"/>
-          <w:szCs w:val="28"/>
-          <w:lang w:val="uk-UA"/>
-        </w:rPr>
-        <w:t>       .attr("transform", `translate(${margin.left},${margin.top})`);</w:t>
-      </w:r>
-    </w:p>
-    <w:p>
-      <w:pPr>
-        <w:spacing w:line="360" w:lineRule="auto"/>
-        <w:rPr>
-          <w:rFonts w:ascii="Times New Roman" w:eastAsia="Times New Roman" w:hAnsi="Times New Roman" w:cs="Times New Roman"/>
-          <w:sz w:val="28"/>
-          <w:szCs w:val="28"/>
-          <w:lang w:val="uk-UA"/>
-        </w:rPr>
-      </w:pPr>
-      <w:r>
-        <w:rPr>
-          <w:rFonts w:ascii="Times New Roman" w:eastAsia="Times New Roman" w:hAnsi="Times New Roman" w:cs="Times New Roman"/>
-          <w:sz w:val="28"/>
-          <w:szCs w:val="28"/>
-          <w:lang w:val="uk-UA"/>
-        </w:rPr>
-        <w:t> </w:t>
-      </w:r>
-    </w:p>
-    <w:p>
-      <w:pPr>
-        <w:spacing w:line="360" w:lineRule="auto"/>
-        <w:rPr>
-          <w:rFonts w:ascii="Times New Roman" w:eastAsia="Times New Roman" w:hAnsi="Times New Roman" w:cs="Times New Roman"/>
-          <w:sz w:val="28"/>
-          <w:szCs w:val="28"/>
-          <w:lang w:val="uk-UA"/>
-        </w:rPr>
-      </w:pPr>
-      <w:r>
-        <w:rPr>
-          <w:rFonts w:ascii="Times New Roman" w:eastAsia="Times New Roman" w:hAnsi="Times New Roman" w:cs="Times New Roman"/>
-          <w:sz w:val="28"/>
-          <w:szCs w:val="28"/>
-          <w:lang w:val="uk-UA"/>
-        </w:rPr>
-        <w:t>     const xScale = d3.scaleLinear().domain([0, d3.max(data, d =&gt; d.x)]).range([0, width]);</w:t>
-      </w:r>
-    </w:p>
-    <w:p>
-      <w:pPr>
-        <w:spacing w:line="360" w:lineRule="auto"/>
-        <w:rPr>
-          <w:rFonts w:ascii="Times New Roman" w:eastAsia="Times New Roman" w:hAnsi="Times New Roman" w:cs="Times New Roman"/>
-          <w:sz w:val="28"/>
-          <w:szCs w:val="28"/>
-          <w:lang w:val="uk-UA"/>
-        </w:rPr>
-      </w:pPr>
-      <w:r>
-        <w:rPr>
-          <w:rFonts w:ascii="Times New Roman" w:eastAsia="Times New Roman" w:hAnsi="Times New Roman" w:cs="Times New Roman"/>
-          <w:sz w:val="28"/>
-          <w:szCs w:val="28"/>
-          <w:lang w:val="uk-UA"/>
-        </w:rPr>
-        <w:t>     const yScale = d3.scaleLinear().domain([0, d3.max(data, d =&gt; d.y)]).range([height, 0]);</w:t>
-      </w:r>
-    </w:p>
-    <w:p>
-      <w:pPr>
-        <w:spacing w:line="360" w:lineRule="auto"/>
-        <w:rPr>
-          <w:rFonts w:ascii="Times New Roman" w:eastAsia="Times New Roman" w:hAnsi="Times New Roman" w:cs="Times New Roman"/>
-          <w:b/>
-          <w:bCs/>
-          <w:sz w:val="28"/>
-          <w:szCs w:val="28"/>
-          <w:lang w:val="uk-UA"/>
-        </w:rPr>
-      </w:pPr>
-      <w:r>
-        <w:rPr>
-          <w:rFonts w:ascii="Times New Roman" w:eastAsia="Times New Roman" w:hAnsi="Times New Roman" w:cs="Times New Roman"/>
-          <w:b/>
-          <w:bCs/>
-          <w:sz w:val="28"/>
-          <w:szCs w:val="28"/>
-          <w:lang w:val="uk-UA"/>
-        </w:rPr>
-        <w:t> </w:t>
-      </w:r>
-      <w:r>
-        <w:rPr>
-          <w:rFonts w:ascii="Times New Roman" w:eastAsia="Times New Roman" w:hAnsi="Times New Roman" w:cs="Times New Roman"/>
-          <w:b/>
-          <w:bCs/>
-          <w:sz w:val="28"/>
-          <w:szCs w:val="28"/>
-        </w:rPr>
-        <w:t>Налаштування шкал</w:t>
-      </w:r>
-    </w:p>
-    <w:p>
-      <w:pPr>
-        <w:spacing w:line="360" w:lineRule="auto"/>
-        <w:rPr>
-          <w:rFonts w:ascii="Times New Roman" w:eastAsia="Times New Roman" w:hAnsi="Times New Roman" w:cs="Times New Roman"/>
-          <w:b/>
-          <w:bCs/>
-          <w:sz w:val="28"/>
-          <w:szCs w:val="28"/>
-          <w:lang w:val="uk-UA"/>
-        </w:rPr>
-      </w:pPr>
-    </w:p>
-    <w:p>
-      <w:pPr>
-        <w:spacing w:line="360" w:lineRule="auto"/>
-        <w:rPr>
-          <w:rFonts w:ascii="Times New Roman" w:eastAsia="Times New Roman" w:hAnsi="Times New Roman" w:cs="Times New Roman"/>
-          <w:sz w:val="28"/>
-          <w:szCs w:val="28"/>
-          <w:lang w:val="uk-UA"/>
-        </w:rPr>
-      </w:pPr>
-      <w:r>
-        <w:rPr>
-          <w:rFonts w:ascii="Times New Roman" w:eastAsia="Times New Roman" w:hAnsi="Times New Roman" w:cs="Times New Roman"/>
-          <w:b/>
-          <w:bCs/>
-          <w:sz w:val="28"/>
-          <w:szCs w:val="28"/>
-          <w:lang w:val="uk-UA"/>
-        </w:rPr>
-        <w:t xml:space="preserve">  </w:t>
-      </w:r>
-      <w:r>
-        <w:rPr>
-          <w:rFonts w:ascii="Times New Roman" w:eastAsia="Times New Roman" w:hAnsi="Times New Roman" w:cs="Times New Roman"/>
-          <w:sz w:val="28"/>
-          <w:szCs w:val="28"/>
-          <w:lang w:val="uk-UA"/>
-        </w:rPr>
-        <w:t>   svg.append("g")</w:t>
-      </w:r>
-    </w:p>
-    <w:p>
-      <w:pPr>
-        <w:spacing w:line="360" w:lineRule="auto"/>
-        <w:rPr>
-          <w:rFonts w:ascii="Times New Roman" w:eastAsia="Times New Roman" w:hAnsi="Times New Roman" w:cs="Times New Roman"/>
-          <w:sz w:val="28"/>
-          <w:szCs w:val="28"/>
-          <w:lang w:val="uk-UA"/>
-        </w:rPr>
-      </w:pPr>
-      <w:r>
-        <w:rPr>
-          <w:rFonts w:ascii="Times New Roman" w:eastAsia="Times New Roman" w:hAnsi="Times New Roman" w:cs="Times New Roman"/>
-          <w:sz w:val="28"/>
-          <w:szCs w:val="28"/>
-          <w:lang w:val="uk-UA"/>
-        </w:rPr>
-        <w:t>       .attr("transform", `translate(0, ${height})`)</w:t>
-      </w:r>
-    </w:p>
-    <w:p>
-      <w:pPr>
-        <w:spacing w:line="360" w:lineRule="auto"/>
-        <w:rPr>
-          <w:rFonts w:ascii="Times New Roman" w:eastAsia="Times New Roman" w:hAnsi="Times New Roman" w:cs="Times New Roman"/>
-          <w:sz w:val="28"/>
-          <w:szCs w:val="28"/>
-          <w:lang w:val="uk-UA"/>
-        </w:rPr>
-      </w:pPr>
-      <w:r>
-        <w:rPr>
-          <w:rFonts w:ascii="Times New Roman" w:eastAsia="Times New Roman" w:hAnsi="Times New Roman" w:cs="Times New Roman"/>
-          <w:sz w:val="28"/>
-          <w:szCs w:val="28"/>
-          <w:lang w:val="uk-UA"/>
-        </w:rPr>
-        <w:t>       .call(d3.axisBottom(xScale));</w:t>
-      </w:r>
-    </w:p>
-    <w:p>
-      <w:pPr>
-        <w:spacing w:line="360" w:lineRule="auto"/>
-        <w:rPr>
-          <w:rFonts w:ascii="Times New Roman" w:eastAsia="Times New Roman" w:hAnsi="Times New Roman" w:cs="Times New Roman"/>
-          <w:sz w:val="28"/>
-          <w:szCs w:val="28"/>
-          <w:lang w:val="uk-UA"/>
-        </w:rPr>
-      </w:pPr>
-      <w:r>
-        <w:rPr>
-          <w:rFonts w:ascii="Times New Roman" w:eastAsia="Times New Roman" w:hAnsi="Times New Roman" w:cs="Times New Roman"/>
-          <w:sz w:val="28"/>
-          <w:szCs w:val="28"/>
-          <w:lang w:val="uk-UA"/>
-        </w:rPr>
-        <w:t> </w:t>
-      </w:r>
-    </w:p>
-    <w:p>
-      <w:pPr>
-        <w:spacing w:line="360" w:lineRule="auto"/>
-        <w:rPr>
-          <w:rFonts w:ascii="Times New Roman" w:eastAsia="Times New Roman" w:hAnsi="Times New Roman" w:cs="Times New Roman"/>
-          <w:sz w:val="28"/>
-          <w:szCs w:val="28"/>
-          <w:lang w:val="uk-UA"/>
-        </w:rPr>
-      </w:pPr>
-      <w:r>
-        <w:rPr>
-          <w:rFonts w:ascii="Times New Roman" w:eastAsia="Times New Roman" w:hAnsi="Times New Roman" w:cs="Times New Roman"/>
-          <w:sz w:val="28"/>
-          <w:szCs w:val="28"/>
-          <w:lang w:val="uk-UA"/>
-        </w:rPr>
-        <w:t>     svg.append("g")</w:t>
-      </w:r>
-    </w:p>
-    <w:p>
-      <w:pPr>
-        <w:spacing w:line="360" w:lineRule="auto"/>
-        <w:rPr>
-          <w:rFonts w:ascii="Times New Roman" w:eastAsia="Times New Roman" w:hAnsi="Times New Roman" w:cs="Times New Roman"/>
-          <w:sz w:val="28"/>
-          <w:szCs w:val="28"/>
-          <w:lang w:val="uk-UA"/>
-        </w:rPr>
-      </w:pPr>
-      <w:r>
-        <w:rPr>
-          <w:rFonts w:ascii="Times New Roman" w:eastAsia="Times New Roman" w:hAnsi="Times New Roman" w:cs="Times New Roman"/>
-          <w:sz w:val="28"/>
-          <w:szCs w:val="28"/>
-          <w:lang w:val="uk-UA"/>
-        </w:rPr>
-        <w:t>       .call(d3.axisLeft(yScale));</w:t>
-      </w:r>
-    </w:p>
-    <w:p>
-      <w:pPr>
-        <w:spacing w:line="360" w:lineRule="auto"/>
-        <w:rPr>
-          <w:rFonts w:ascii="Times New Roman" w:eastAsia="Times New Roman" w:hAnsi="Times New Roman" w:cs="Times New Roman"/>
-          <w:sz w:val="28"/>
-          <w:szCs w:val="28"/>
-          <w:lang w:val="uk-UA"/>
-        </w:rPr>
-      </w:pPr>
-      <w:r>
-        <w:rPr>
-          <w:rFonts w:ascii="Times New Roman" w:eastAsia="Times New Roman" w:hAnsi="Times New Roman" w:cs="Times New Roman"/>
-          <w:sz w:val="28"/>
-          <w:szCs w:val="28"/>
-          <w:lang w:val="uk-UA"/>
-        </w:rPr>
-        <w:t>   } else {</w:t>
-      </w:r>
-    </w:p>
-    <w:p>
-      <w:pPr>
-        <w:spacing w:line="360" w:lineRule="auto"/>
-        <w:rPr>
-          <w:rFonts w:ascii="Times New Roman" w:eastAsia="Times New Roman" w:hAnsi="Times New Roman" w:cs="Times New Roman"/>
-          <w:sz w:val="28"/>
-          <w:szCs w:val="28"/>
-          <w:lang w:val="uk-UA"/>
-        </w:rPr>
-      </w:pPr>
-      <w:r>
-        <w:rPr>
-          <w:rFonts w:ascii="Times New Roman" w:eastAsia="Times New Roman" w:hAnsi="Times New Roman" w:cs="Times New Roman"/>
-          <w:sz w:val="28"/>
-          <w:szCs w:val="28"/>
-          <w:lang w:val="uk-UA"/>
-        </w:rPr>
-        <w:t>     svg = d3.select("#chart").select("svg").select("g");</w:t>
-      </w:r>
-    </w:p>
-    <w:p>
-      <w:pPr>
-        <w:spacing w:line="360" w:lineRule="auto"/>
-        <w:rPr>
-          <w:rFonts w:ascii="Times New Roman" w:eastAsia="Times New Roman" w:hAnsi="Times New Roman" w:cs="Times New Roman"/>
-          <w:sz w:val="28"/>
-          <w:szCs w:val="28"/>
-          <w:lang w:val="uk-UA"/>
-        </w:rPr>
-      </w:pPr>
-      <w:r>
-        <w:rPr>
-          <w:rFonts w:ascii="Times New Roman" w:eastAsia="Times New Roman" w:hAnsi="Times New Roman" w:cs="Times New Roman"/>
-          <w:sz w:val="28"/>
-          <w:szCs w:val="28"/>
-          <w:lang w:val="uk-UA"/>
-        </w:rPr>
-        <w:t>   }</w:t>
-      </w:r>
-    </w:p>
-    <w:p>
-      <w:pPr>
-        <w:spacing w:line="360" w:lineRule="auto"/>
-        <w:rPr>
-          <w:rFonts w:ascii="Times New Roman" w:eastAsia="Times New Roman" w:hAnsi="Times New Roman" w:cs="Times New Roman"/>
-          <w:b/>
-          <w:bCs/>
-          <w:sz w:val="28"/>
-          <w:szCs w:val="28"/>
-          <w:lang w:val="uk-UA"/>
-        </w:rPr>
-      </w:pPr>
-      <w:r>
-        <w:rPr>
-          <w:rFonts w:ascii="Times New Roman" w:eastAsia="Times New Roman" w:hAnsi="Times New Roman" w:cs="Times New Roman"/>
-          <w:b/>
-          <w:bCs/>
-          <w:sz w:val="28"/>
-          <w:szCs w:val="28"/>
-          <w:lang w:val="uk-UA"/>
-        </w:rPr>
-        <w:t> </w:t>
-      </w:r>
       <w:r>
         <w:rPr>
           <w:rFonts w:ascii="Times New Roman" w:eastAsia="Times New Roman" w:hAnsi="Times New Roman" w:cs="Times New Roman"/>
@@ -8757,7 +8776,6 @@
           <w:szCs w:val="28"/>
           <w:lang w:val="uk-UA"/>
         </w:rPr>
-        <w:lastRenderedPageBreak/>
         <w:t>   const xScale = d3.scaleLinear().domain([0, d3.max(data, d =&gt; d.x)]).range([0, width]);</w:t>
       </w:r>
     </w:p>
@@ -9450,7 +9468,25 @@
           <w:szCs w:val="28"/>
           <w:lang w:val="uk-UA"/>
         </w:rPr>
-        <w:t xml:space="preserve">та все що ми зробили «закомітили» на репозиторій в </w:t>
+        <w:t>та все що ми зро</w:t>
+      </w:r>
+      <w:r>
+        <w:rPr>
+          <w:rFonts w:ascii="Times New Roman" w:eastAsia="Times New Roman" w:hAnsi="Times New Roman" w:cs="Times New Roman"/>
+          <w:sz w:val="28"/>
+          <w:szCs w:val="28"/>
+          <w:lang w:val="uk-UA"/>
+        </w:rPr>
+        <w:t xml:space="preserve"> </w:t>
+      </w:r>
+      <w:r>
+        <w:rPr>
+          <w:rFonts w:ascii="Times New Roman" w:eastAsia="Times New Roman" w:hAnsi="Times New Roman" w:cs="Times New Roman"/>
+          <w:sz w:val="28"/>
+          <w:szCs w:val="28"/>
+          <w:lang w:val="uk-UA"/>
+        </w:rPr>
+        <w:t xml:space="preserve">били «закомітили» на репозиторій в </w:t>
       </w:r>
       <w:proofErr w:type="spellStart"/>
       <w:r>
